--- a/dist/luan_an/03_methodology_vi.docx
+++ b/dist/luan_an/03_methodology_vi.docx
@@ -2,13 +2,38 @@
 <file path=word/document.xml><?xml version="1.0" encoding="utf-8"?>
 <w:document xmlns:w="http://schemas.openxmlformats.org/wordprocessingml/2006/main" xmlns:m="http://schemas.openxmlformats.org/officeDocument/2006/math" xmlns:r="http://schemas.openxmlformats.org/officeDocument/2006/relationships" xmlns:o="urn:schemas-microsoft-com:office:office" xmlns:v="urn:schemas-microsoft-com:vml" xmlns:w10="urn:schemas-microsoft-com:office:word" xmlns:a="http://schemas.openxmlformats.org/drawingml/2006/main" xmlns:pic="http://schemas.openxmlformats.org/drawingml/2006/picture" xmlns:wp="http://schemas.openxmlformats.org/drawingml/2006/wordprocessingDrawing">
   <w:body>
-    <w:bookmarkStart w:id="57" w:name="phương-pháp-nghiên-cứu"/>
+    <w:bookmarkStart w:id="53" w:name="chương-3-phương-pháp-nghiên-cứu"/>
     <w:p>
       <w:pPr>
         <w:pStyle w:val="Heading1"/>
       </w:pPr>
       <w:r>
-        <w:t xml:space="preserve">Phương pháp nghiên cứu</w:t>
+        <w:t xml:space="preserve">CHƯƠNG 3: PHƯƠNG PHÁP NGHIÊN CỨU</w:t>
+      </w:r>
+    </w:p>
+    <w:p>
+      <w:r>
+        <w:pict>
+          <v:rect style="width:0;height:1.5pt" o:hralign="center" o:hrstd="t" o:hr="t"/>
+        </w:pict>
+      </w:r>
+    </w:p>
+    <w:bookmarkStart w:id="22" w:name="X5941ec2c11a959ab436d2688aecb01c885af8d5"/>
+    <w:p>
+      <w:pPr>
+        <w:pStyle w:val="Heading2"/>
+      </w:pPr>
+      <w:r>
+        <w:t xml:space="preserve">3.1 Thiết kế nghiên cứu tổng thể</w:t>
+      </w:r>
+    </w:p>
+    <w:bookmarkStart w:id="20" w:name="X0ad18f2ea0f327e90ab493b140585d0f339e352"/>
+    <w:p>
+      <w:pPr>
+        <w:pStyle w:val="Heading3"/>
+      </w:pPr>
+      <w:r>
+        <w:t xml:space="preserve">3.1.1 Loại thiết kế</w:t>
       </w:r>
     </w:p>
     <w:p>
@@ -16,16 +41,28 @@
         <w:pStyle w:val="FirstParagraph"/>
       </w:pPr>
       <w:r>
-        <w:t xml:space="preserve">File này trình bày thiết kế nghiên cứu, nguồn dữ liệu, đo lường biến, mô hình phân tích và kiểm định độ vững. Mỗi thành phần đều được giải thích theo hai loại cơ sở:</w:t>
-      </w:r>
-    </w:p>
-    <w:p>
-      <w:pPr>
-        <w:numPr>
-          <w:ilvl w:val="0"/>
-          <w:numId w:val="1001"/>
-        </w:numPr>
-        <w:pStyle w:val="Compact"/>
+        <w:t xml:space="preserve">Luận án sử dụng</w:t>
+      </w:r>
+      <w:r>
+        <w:t xml:space="preserve"> </w:t>
+      </w:r>
+      <w:r>
+        <w:rPr>
+          <w:bCs/>
+          <w:b/>
+        </w:rPr>
+        <w:t xml:space="preserve">mixed synthesis-empirical design</w:t>
+      </w:r>
+      <w:r>
+        <w:t xml:space="preserve"> </w:t>
+      </w:r>
+      <w:r>
+        <w:t xml:space="preserve">gồm hai phase bổ sung cho nhau. Phase thứ nhất là meta-analysis tổng hợp literature để trả lời RQ1, còn phase thứ hai là phân tích thực nghiệm doanh nghiệp đa quốc gia để trả lời RQ2–RQ4. Hai phase đối thoại hai chiều: meta cung cấp baseline và gợi ý moderator cần kiểm định, còn empirical cung cấp bằng chứng bổ sung cho meta về bối cảnh châu Á và Pacific.</w:t>
+      </w:r>
+    </w:p>
+    <w:p>
+      <w:pPr>
+        <w:pStyle w:val="BodyText"/>
       </w:pPr>
       <w:r>
         <w:rPr>
@@ -35,82 +72,6 @@
         <w:t xml:space="preserve">Cơ sở kế thừa</w:t>
       </w:r>
       <w:r>
-        <w:t xml:space="preserve">: phương pháp đã được công nhận trong literature, kèm citation APA 7th.</w:t>
-      </w:r>
-    </w:p>
-    <w:p>
-      <w:pPr>
-        <w:numPr>
-          <w:ilvl w:val="0"/>
-          <w:numId w:val="1001"/>
-        </w:numPr>
-        <w:pStyle w:val="Compact"/>
-      </w:pPr>
-      <w:r>
-        <w:rPr>
-          <w:bCs/>
-          <w:b/>
-        </w:rPr>
-        <w:t xml:space="preserve">Đóng góp mới/điều chỉnh</w:t>
-      </w:r>
-      <w:r>
-        <w:t xml:space="preserve">: những điểm mà luận án cải tiến hoặc tổ chức mới, kèm lập luận rõ ràng.</w:t>
-      </w:r>
-    </w:p>
-    <w:bookmarkStart w:id="22" w:name="X56424e3208dc91a2885d1c297474f714b95bcea"/>
-    <w:p>
-      <w:pPr>
-        <w:pStyle w:val="Heading2"/>
-      </w:pPr>
-      <w:r>
-        <w:t xml:space="preserve">1. Thiết kế nghiên cứu tổng thể</w:t>
-      </w:r>
-    </w:p>
-    <w:bookmarkStart w:id="20" w:name="X754c796eb9648f308f08c432f0050cd9b94c6c8"/>
-    <w:p>
-      <w:pPr>
-        <w:pStyle w:val="Heading3"/>
-      </w:pPr>
-      <w:r>
-        <w:t xml:space="preserve">1.1 Loại thiết kế</w:t>
-      </w:r>
-    </w:p>
-    <w:p>
-      <w:pPr>
-        <w:pStyle w:val="FirstParagraph"/>
-      </w:pPr>
-      <w:r>
-        <w:t xml:space="preserve">Luận án sử dụng</w:t>
-      </w:r>
-      <w:r>
-        <w:t xml:space="preserve"> </w:t>
-      </w:r>
-      <w:r>
-        <w:rPr>
-          <w:bCs/>
-          <w:b/>
-        </w:rPr>
-        <w:t xml:space="preserve">mixed synthesis-empirical design</w:t>
-      </w:r>
-      <w:r>
-        <w:t xml:space="preserve"> </w:t>
-      </w:r>
-      <w:r>
-        <w:t xml:space="preserve">gồm hai phase bổ sung cho nhau. Phase thứ nhất là meta-analysis tổng hợp literature để trả lời RQ1, còn phase thứ hai là phân tích thực nghiệm doanh nghiệp đa quốc gia để trả lời RQ2–RQ4. Hai phase đối thoại hai chiều: meta cung cấp baseline và gợi ý moderator cần kiểm định, còn empirical cung cấp bằng chứng bổ sung cho meta về bối cảnh châu Á và Pacific.</w:t>
-      </w:r>
-    </w:p>
-    <w:p>
-      <w:pPr>
-        <w:pStyle w:val="BodyText"/>
-      </w:pPr>
-      <w:r>
-        <w:rPr>
-          <w:bCs/>
-          <w:b/>
-        </w:rPr>
-        <w:t xml:space="preserve">Cơ sở kế thừa</w:t>
-      </w:r>
-      <w:r>
         <w:t xml:space="preserve">: Mixed design kết hợp meta và primary data đã được áp dụng trong quản trị chiến lược và IB (Borenstein et al., 2009; Hunter &amp; Schmidt, 2004; Combs et al., 2011).</w:t>
       </w:r>
     </w:p>
@@ -146,13 +107,13 @@
       </w:r>
     </w:p>
     <w:bookmarkEnd w:id="20"/>
-    <w:bookmarkStart w:id="21" w:name="X248f0021a5a12709954fcf24a7f49cf9c0e965e"/>
+    <w:bookmarkStart w:id="21" w:name="Xfd5ae7e7a2cc0c8be87a7a0d68c06af783c9b59"/>
     <w:p>
       <w:pPr>
         <w:pStyle w:val="Heading3"/>
       </w:pPr>
       <w:r>
-        <w:t xml:space="preserve">1.2 Quy trình nghiên cứu</w:t>
+        <w:t xml:space="preserve">3.1.2 Quy trình nghiên cứu</w:t>
       </w:r>
     </w:p>
     <w:p>
@@ -181,22 +142,22 @@
     </w:p>
     <w:bookmarkEnd w:id="21"/>
     <w:bookmarkEnd w:id="22"/>
-    <w:bookmarkStart w:id="26" w:name="Xb099187d4d77291265428c7dacb6385eb4b3527"/>
+    <w:bookmarkStart w:id="26" w:name="Xba2b2f63509bf3587653379b96fe905a4c38721"/>
     <w:p>
       <w:pPr>
         <w:pStyle w:val="Heading2"/>
       </w:pPr>
       <w:r>
-        <w:t xml:space="preserve">2. Phase 1: Meta-analysis 1982–2026</w:t>
-      </w:r>
-    </w:p>
-    <w:bookmarkStart w:id="23" w:name="X1551a254f454544efc95505360b4c5c9d00b320"/>
+        <w:t xml:space="preserve">3.2 Phase 1 — Meta-analysis 1982–2026</w:t>
+      </w:r>
+    </w:p>
+    <w:bookmarkStart w:id="23" w:name="X6548c445f253576ab77db0afe7759a99accc5ae"/>
     <w:p>
       <w:pPr>
         <w:pStyle w:val="Heading3"/>
       </w:pPr>
       <w:r>
-        <w:t xml:space="preserve">2.1 Cơ sở kế thừa</w:t>
+        <w:t xml:space="preserve">3.2.1 Cơ sở kế thừa</w:t>
       </w:r>
     </w:p>
     <w:p>
@@ -250,20 +211,20 @@
       </w:r>
     </w:p>
     <w:bookmarkEnd w:id="23"/>
-    <w:bookmarkStart w:id="24" w:name="X0c1e6180491331dbef38f8b5cf97fc0ecad3881"/>
+    <w:bookmarkStart w:id="24" w:name="X4cc0e11cc2b0a899e7494b6932e6c46974fcac7"/>
     <w:p>
       <w:pPr>
         <w:pStyle w:val="Heading3"/>
       </w:pPr>
       <w:r>
-        <w:t xml:space="preserve">2.2 Đóng góp mới/điều chỉnh</w:t>
+        <w:t xml:space="preserve">3.2.2 Đóng góp mới/điều chỉnh</w:t>
       </w:r>
     </w:p>
     <w:p>
       <w:pPr>
         <w:numPr>
           <w:ilvl w:val="0"/>
-          <w:numId w:val="1002"/>
+          <w:numId w:val="1001"/>
         </w:numPr>
         <w:pStyle w:val="Compact"/>
       </w:pPr>
@@ -295,7 +256,7 @@
       <w:pPr>
         <w:numPr>
           <w:ilvl w:val="0"/>
-          <w:numId w:val="1002"/>
+          <w:numId w:val="1001"/>
         </w:numPr>
         <w:pStyle w:val="Compact"/>
       </w:pPr>
@@ -314,7 +275,7 @@
       <w:pPr>
         <w:numPr>
           <w:ilvl w:val="0"/>
-          <w:numId w:val="1002"/>
+          <w:numId w:val="1001"/>
         </w:numPr>
         <w:pStyle w:val="Compact"/>
       </w:pPr>
@@ -333,7 +294,7 @@
       <w:pPr>
         <w:numPr>
           <w:ilvl w:val="0"/>
-          <w:numId w:val="1002"/>
+          <w:numId w:val="1001"/>
         </w:numPr>
         <w:pStyle w:val="Compact"/>
       </w:pPr>
@@ -349,13 +310,13 @@
       </w:r>
     </w:p>
     <w:bookmarkEnd w:id="24"/>
-    <w:bookmarkStart w:id="25" w:name="X8ff9d76b57ab4183f46a16fef6b447d1a7ef01d"/>
+    <w:bookmarkStart w:id="25" w:name="Xae02c1433054ac6c9ee47047d46e66bd13cdc6b"/>
     <w:p>
       <w:pPr>
         <w:pStyle w:val="Heading3"/>
       </w:pPr>
       <w:r>
-        <w:t xml:space="preserve">2.3 Quy trình PRISMA</w:t>
+        <w:t xml:space="preserve">3.2.3 Quy trình PRISMA</w:t>
       </w:r>
     </w:p>
     <w:p>
@@ -401,22 +362,22 @@
     </w:p>
     <w:bookmarkEnd w:id="25"/>
     <w:bookmarkEnd w:id="26"/>
-    <w:bookmarkStart w:id="35" w:name="X6aa474f7b2e6804e45c9b533f4c4995c8a51f0e"/>
+    <w:bookmarkStart w:id="32" w:name="X2c6e58f89857f64ac5f06ae1a6ddd1deb030675"/>
     <w:p>
       <w:pPr>
         <w:pStyle w:val="Heading2"/>
       </w:pPr>
       <w:r>
-        <w:t xml:space="preserve">3. Phase 2: Multi-country empirical analysis</w:t>
-      </w:r>
-    </w:p>
-    <w:bookmarkStart w:id="27" w:name="X84ced60e62ea90934832891098abf01a4d917e5"/>
+        <w:t xml:space="preserve">3.3 Phase 2 — Phân tích thực nghiệm đa quốc gia</w:t>
+      </w:r>
+    </w:p>
+    <w:bookmarkStart w:id="27" w:name="Xf7fc23c09ac90b299b0f14681e1df5ca5c5e569"/>
     <w:p>
       <w:pPr>
         <w:pStyle w:val="Heading3"/>
       </w:pPr>
       <w:r>
-        <w:t xml:space="preserve">3.1 Nguồn dữ liệu</w:t>
+        <w:t xml:space="preserve">3.3.1 Nguồn dữ liệu</w:t>
       </w:r>
     </w:p>
     <w:p>
@@ -503,13 +464,13 @@
       </w:r>
     </w:p>
     <w:bookmarkEnd w:id="27"/>
-    <w:bookmarkStart w:id="28" w:name="X627d9e57359624ba53d60ada46440408c767234"/>
+    <w:bookmarkStart w:id="28" w:name="X2013f18ac82d23d08403a6b9339b953a5fef2fa"/>
     <w:p>
       <w:pPr>
         <w:pStyle w:val="Heading3"/>
       </w:pPr>
       <w:r>
-        <w:t xml:space="preserve">3.2 Đo lường biến phụ thuộc — Hiệu quả hoạt động</w:t>
+        <w:t xml:space="preserve">3.3.2 Đo lường biến phụ thuộc — Hiệu quả hoạt động</w:t>
       </w:r>
     </w:p>
     <w:p>
@@ -658,13 +619,13 @@
       </w:r>
     </w:p>
     <w:bookmarkEnd w:id="28"/>
-    <w:bookmarkStart w:id="29" w:name="X15f8964cdacf2e18287cd2f7dddc106f078f343"/>
+    <w:bookmarkStart w:id="29" w:name="X40a8e724c89b196c45c024f01b1458111f91588"/>
     <w:p>
       <w:pPr>
         <w:pStyle w:val="Heading3"/>
       </w:pPr>
       <w:r>
-        <w:t xml:space="preserve">3.3 Đo lường biến độc lập — Quốc tế hóa</w:t>
+        <w:t xml:space="preserve">3.3.3 Đo lường biến độc lập — Quốc tế hóa</w:t>
       </w:r>
     </w:p>
     <w:p>
@@ -811,27 +772,30 @@
       </w:r>
     </w:p>
     <w:bookmarkEnd w:id="29"/>
-    <w:bookmarkStart w:id="33" w:name="Xdd2644898f5d54c5cc66b5de84b6ed843e574dc"/>
+    <w:bookmarkStart w:id="30" w:name="Xa7342efa9e4440bffeb50b266b6e2d5207de558"/>
     <w:p>
       <w:pPr>
         <w:pStyle w:val="Heading3"/>
       </w:pPr>
       <w:r>
-        <w:t xml:space="preserve">3.4 Đo lường biến điều tiết</w:t>
-      </w:r>
-    </w:p>
-    <w:bookmarkStart w:id="30" w:name="Xc9447eee4507cc41fc1bfd78b7a464443ed9908"/>
-    <w:p>
-      <w:pPr>
-        <w:pStyle w:val="Heading4"/>
-      </w:pPr>
-      <w:r>
-        <w:t xml:space="preserve">3.4.1 Digital constructs (TCI và DAI)</w:t>
+        <w:t xml:space="preserve">3.3.4 Đo lường biến điều tiết</w:t>
       </w:r>
     </w:p>
     <w:p>
       <w:pPr>
         <w:pStyle w:val="FirstParagraph"/>
+      </w:pPr>
+      <w:r>
+        <w:rPr>
+          <w:bCs/>
+          <w:b/>
+        </w:rPr>
+        <w:t xml:space="preserve">a) Digital constructs (TCI và DAI)</w:t>
+      </w:r>
+    </w:p>
+    <w:p>
+      <w:pPr>
+        <w:pStyle w:val="BodyText"/>
       </w:pPr>
       <w:r>
         <w:t xml:space="preserve">Luận án phân biệt rõ hai construct:</w:t>
@@ -841,7 +805,7 @@
       <w:pPr>
         <w:numPr>
           <w:ilvl w:val="0"/>
-          <w:numId w:val="1003"/>
+          <w:numId w:val="1002"/>
         </w:numPr>
         <w:pStyle w:val="Compact"/>
       </w:pPr>
@@ -860,7 +824,7 @@
       <w:pPr>
         <w:numPr>
           <w:ilvl w:val="0"/>
-          <w:numId w:val="1003"/>
+          <w:numId w:val="1002"/>
         </w:numPr>
         <w:pStyle w:val="Compact"/>
       </w:pPr>
@@ -936,19 +900,21 @@
         <w:t xml:space="preserve">trong bối cảnh WBES, đảm bảo construct purity ở 47 nền kinh tế châu Á và Pacific, với pipeline hòa hợp 3 thế hệ schema. Phân tách TCI và DAI theo (i) Bharadwaj et al. (2013) — IT capability vs digital business strategy có nomological nets khác nhau; (ii) phân tầng 3 cấp của Verhoef et al. (2021) — digitization, digitalization, digital transformation; (iii) truyền thống Lall (1992) và Cohen &amp; Levinthal (1990) coi technological capability là chiều sâu năng lực nội tại (absorptive capacity), khác về bản chất với digital adoption ở giao diện ngoại tại; (iv) resource-orchestration logic của Bhandari et al. (2023) cho I→P relationship; và (v) 4 tiêu chí formative composite của Coltman et al. (2008) — đảm bảo TCI và DAI là hai composite độc lập.</w:t>
       </w:r>
     </w:p>
-    <w:bookmarkEnd w:id="30"/>
-    <w:bookmarkStart w:id="31" w:name="X675dba3bc66f04bdb35ea3e98db6777f7453517"/>
-    <w:p>
-      <w:pPr>
-        <w:pStyle w:val="Heading4"/>
-      </w:pPr>
-      <w:r>
-        <w:t xml:space="preserve">3.4.2 Institutional variables</w:t>
-      </w:r>
-    </w:p>
-    <w:p>
-      <w:pPr>
-        <w:pStyle w:val="FirstParagraph"/>
+    <w:p>
+      <w:pPr>
+        <w:pStyle w:val="BodyText"/>
+      </w:pPr>
+      <w:r>
+        <w:rPr>
+          <w:bCs/>
+          <w:b/>
+        </w:rPr>
+        <w:t xml:space="preserve">b) Biến thể chế</w:t>
+      </w:r>
+    </w:p>
+    <w:p>
+      <w:pPr>
+        <w:pStyle w:val="BodyText"/>
       </w:pPr>
       <w:r>
         <w:rPr>
@@ -976,19 +942,21 @@
         <w:t xml:space="preserve">: Khanna và Palepu (2010) với institutional voids; North (1990) với institutional analysis; Marano et al. (2016) với meta-analytic evidence về institutional moderators.</w:t>
       </w:r>
     </w:p>
-    <w:bookmarkEnd w:id="31"/>
-    <w:bookmarkStart w:id="32" w:name="Xafb7051784bd2190b9c0ec64eb794b969a7e6b4"/>
-    <w:p>
-      <w:pPr>
-        <w:pStyle w:val="Heading4"/>
-      </w:pPr>
-      <w:r>
-        <w:t xml:space="preserve">3.4.3 Top manager characteristics</w:t>
-      </w:r>
-    </w:p>
-    <w:p>
-      <w:pPr>
-        <w:pStyle w:val="FirstParagraph"/>
+    <w:p>
+      <w:pPr>
+        <w:pStyle w:val="BodyText"/>
+      </w:pPr>
+      <w:r>
+        <w:rPr>
+          <w:bCs/>
+          <w:b/>
+        </w:rPr>
+        <w:t xml:space="preserve">c) Đặc điểm nhà quản trị cấp cao</w:t>
+      </w:r>
+    </w:p>
+    <w:p>
+      <w:pPr>
+        <w:pStyle w:val="BodyText"/>
       </w:pPr>
       <w:r>
         <w:rPr>
@@ -1031,15 +999,14 @@
         <w:t xml:space="preserve">: chỉ trong subset có đủ dữ liệu; nếu thiếu, đưa vào robustness chứ không bắt buộc trong mô hình chính.</w:t>
       </w:r>
     </w:p>
-    <w:bookmarkEnd w:id="32"/>
-    <w:bookmarkEnd w:id="33"/>
-    <w:bookmarkStart w:id="34" w:name="X47e64c38922de9c9938d7912558eba6c86d3a28"/>
+    <w:bookmarkEnd w:id="30"/>
+    <w:bookmarkStart w:id="31" w:name="X242c994c02f3871ea8359747a875373a8cd3eca"/>
     <w:p>
       <w:pPr>
         <w:pStyle w:val="Heading3"/>
       </w:pPr>
       <w:r>
-        <w:t xml:space="preserve">3.5 Biến kiểm soát</w:t>
+        <w:t xml:space="preserve">3.3.5 Biến kiểm soát</w:t>
       </w:r>
     </w:p>
     <w:p>
@@ -1076,24 +1043,24 @@
         <w:t xml:space="preserve">: chuẩn trong nghiên cứu WBES và IB (Aterido et al., 2011; Ayyagari et al., 2011).</w:t>
       </w:r>
     </w:p>
-    <w:bookmarkEnd w:id="34"/>
-    <w:bookmarkEnd w:id="35"/>
-    <w:bookmarkStart w:id="48" w:name="X739c39ba72bd4ab9a65ae6cfaca8e78ae4b0f0d"/>
+    <w:bookmarkEnd w:id="31"/>
+    <w:bookmarkEnd w:id="32"/>
+    <w:bookmarkStart w:id="44" w:name="Xd77d50b091b2ed22b6b5e4ab46917b297ec7074"/>
     <w:p>
       <w:pPr>
         <w:pStyle w:val="Heading2"/>
       </w:pPr>
       <w:r>
-        <w:t xml:space="preserve">4. Mô hình phân tích</w:t>
-      </w:r>
-    </w:p>
-    <w:bookmarkStart w:id="36" w:name="X4c78f5166bf22e57c1f525071727cb59025b68d"/>
+        <w:t xml:space="preserve">3.4 Mô hình phân tích</w:t>
+      </w:r>
+    </w:p>
+    <w:bookmarkStart w:id="33" w:name="Xd5826715f3ece4e9c39fdb63b501527e807067b"/>
     <w:p>
       <w:pPr>
         <w:pStyle w:val="Heading3"/>
       </w:pPr>
       <w:r>
-        <w:t xml:space="preserve">4.1 Mô hình meta-analysis</w:t>
+        <w:t xml:space="preserve">3.4.1 Mô hình meta-analysis</w:t>
       </w:r>
     </w:p>
     <w:p>
@@ -1326,14 +1293,14 @@
         <w:t xml:space="preserve">: chuẩn meta-analysis trong quản trị chiến lược (Combs et al., 2011; Aguinis et al., 2011).</w:t>
       </w:r>
     </w:p>
-    <w:bookmarkEnd w:id="36"/>
-    <w:bookmarkStart w:id="37" w:name="X27365d5351c4f2028e401b959ec157ce9c1b5c2"/>
+    <w:bookmarkEnd w:id="33"/>
+    <w:bookmarkStart w:id="34" w:name="X91b9254fb543667278f4d6a826ba3dee0d78b94"/>
     <w:p>
       <w:pPr>
         <w:pStyle w:val="Heading3"/>
       </w:pPr>
       <w:r>
-        <w:t xml:space="preserve">4.2 Mô hình empirical — Tuyến tính cơ bản</w:t>
+        <w:t xml:space="preserve">3.4.2 Mô hình empirical — Tuyến tính cơ bản</w:t>
       </w:r>
     </w:p>
     <w:p>
@@ -1515,14 +1482,14 @@
         <w:t xml:space="preserve">là vector control variables.</w:t>
       </w:r>
     </w:p>
-    <w:bookmarkEnd w:id="37"/>
-    <w:bookmarkStart w:id="38" w:name="Xe9bba9a80ef10577157c3d15edb876549972c2d"/>
+    <w:bookmarkEnd w:id="34"/>
+    <w:bookmarkStart w:id="35" w:name="Xd036ade5cbc6fe7e16e65a122bd3e74624d8208"/>
     <w:p>
       <w:pPr>
         <w:pStyle w:val="Heading3"/>
       </w:pPr>
       <w:r>
-        <w:t xml:space="preserve">4.3 Mô hình phi tuyến (H1)</w:t>
+        <w:t xml:space="preserve">3.4.3 Mô hình phi tuyến (H1)</w:t>
       </w:r>
     </w:p>
     <w:p>
@@ -2137,28 +2104,27 @@
         <w:t xml:space="preserve">.</w:t>
       </w:r>
     </w:p>
-    <w:bookmarkEnd w:id="38"/>
-    <w:bookmarkStart w:id="41" w:name="X51b5e48835a9a5e2281d2341b4476bdb9f6a4ee"/>
+    <w:bookmarkEnd w:id="35"/>
+    <w:bookmarkStart w:id="36" w:name="X1770fb5e1eb3ddd0dda21d7e660ee6e6f352fa1"/>
     <w:p>
       <w:pPr>
         <w:pStyle w:val="Heading3"/>
       </w:pPr>
       <w:r>
-        <w:t xml:space="preserve">4.4 Mô hình moderation (H2–H6)</w:t>
-      </w:r>
-    </w:p>
-    <w:bookmarkStart w:id="39" w:name="two-way-interaction-h2-h3"/>
-    <w:p>
-      <w:pPr>
-        <w:pStyle w:val="Heading4"/>
-      </w:pPr>
-      <w:r>
-        <w:t xml:space="preserve">Two-way interaction (H2, H3)</w:t>
+        <w:t xml:space="preserve">3.4.4 Mô hình moderation (H2–H6)</w:t>
       </w:r>
     </w:p>
     <w:p>
       <w:pPr>
         <w:pStyle w:val="FirstParagraph"/>
+      </w:pPr>
+      <w:r>
+        <w:t xml:space="preserve">**Two-way interaction (H2, H3)</w:t>
+      </w:r>
+    </w:p>
+    <w:p>
+      <w:pPr>
+        <w:pStyle w:val="BodyText"/>
       </w:pPr>
       <m:oMathPara>
         <m:oMathParaPr>
@@ -2545,19 +2511,17 @@
         <w:t xml:space="preserve">là moderator (TCI hoặc DAI).</w:t>
       </w:r>
     </w:p>
-    <w:bookmarkEnd w:id="39"/>
-    <w:bookmarkStart w:id="40" w:name="three-way-interaction-synthesis"/>
-    <w:p>
-      <w:pPr>
-        <w:pStyle w:val="Heading4"/>
-      </w:pPr>
-      <w:r>
-        <w:t xml:space="preserve">Three-way interaction (synthesis)</w:t>
-      </w:r>
-    </w:p>
-    <w:p>
-      <w:pPr>
-        <w:pStyle w:val="FirstParagraph"/>
+    <w:p>
+      <w:pPr>
+        <w:pStyle w:val="BodyText"/>
+      </w:pPr>
+      <w:r>
+        <w:t xml:space="preserve">**Three-way interaction (synthesis)</w:t>
+      </w:r>
+    </w:p>
+    <w:p>
+      <w:pPr>
+        <w:pStyle w:val="BodyText"/>
       </w:pPr>
       <m:oMathPara>
         <m:oMathParaPr>
@@ -2933,15 +2897,14 @@
         <w:t xml:space="preserve">: three-way moderation digital × institutional × manager trong bối cảnh châu Á và Pacific với 47 nước chưa được kiểm định trước đây.</w:t>
       </w:r>
     </w:p>
-    <w:bookmarkEnd w:id="40"/>
-    <w:bookmarkEnd w:id="41"/>
-    <w:bookmarkStart w:id="42" w:name="Xb324e1905a61cd1592d7ebf92cf5cd7957d9e09"/>
+    <w:bookmarkEnd w:id="36"/>
+    <w:bookmarkStart w:id="37" w:name="Xaf6b17085c51fbfd36dab2a1029a4e6f9b0638d"/>
     <w:p>
       <w:pPr>
         <w:pStyle w:val="Heading3"/>
       </w:pPr>
       <w:r>
-        <w:t xml:space="preserve">4.5 Mô hình temporal heterogeneity (H6)</w:t>
+        <w:t xml:space="preserve">3.4.5 Mô hình temporal heterogeneity (H6)</w:t>
       </w:r>
     </w:p>
     <w:p>
@@ -3413,14 +3376,14 @@
         <w:t xml:space="preserve">: áp dụng cho China 2012 và 2024 để kiểm định stability của cubic turning point (~47,8% FSTS) sau hơn một thập kỷ chuyển đổi số.</w:t>
       </w:r>
     </w:p>
-    <w:bookmarkEnd w:id="42"/>
-    <w:bookmarkStart w:id="43" w:name="Xb935b07a7139bdf4772bb962fde35bc1f7deef3"/>
+    <w:bookmarkEnd w:id="37"/>
+    <w:bookmarkStart w:id="38" w:name="Xe9c37da457fcc384a1a2e7197bb3bb5235b6f8f"/>
     <w:p>
       <w:pPr>
         <w:pStyle w:val="Heading3"/>
       </w:pPr>
       <w:r>
-        <w:t xml:space="preserve">4.5.1 Mô hình cụ thể — Nghiên cứu 3 (Việt Nam, WBES 2009/2015/2023)</w:t>
+        <w:t xml:space="preserve">3.4.5.1 Mô hình cụ thể — Nghiên cứu 3 (Việt Nam, WBES 2009/2015/2023)</w:t>
       </w:r>
     </w:p>
     <w:p>
@@ -3435,7 +3398,7 @@
       <w:pPr>
         <w:numPr>
           <w:ilvl w:val="0"/>
-          <w:numId w:val="1004"/>
+          <w:numId w:val="1003"/>
         </w:numPr>
         <w:pStyle w:val="Compact"/>
       </w:pPr>
@@ -3457,7 +3420,7 @@
       <w:pPr>
         <w:numPr>
           <w:ilvl w:val="0"/>
-          <w:numId w:val="1004"/>
+          <w:numId w:val="1003"/>
         </w:numPr>
         <w:pStyle w:val="Compact"/>
       </w:pPr>
@@ -3479,7 +3442,7 @@
       <w:pPr>
         <w:numPr>
           <w:ilvl w:val="0"/>
-          <w:numId w:val="1004"/>
+          <w:numId w:val="1003"/>
         </w:numPr>
         <w:pStyle w:val="Compact"/>
       </w:pPr>
@@ -3501,7 +3464,7 @@
       <w:pPr>
         <w:numPr>
           <w:ilvl w:val="0"/>
-          <w:numId w:val="1004"/>
+          <w:numId w:val="1003"/>
         </w:numPr>
         <w:pStyle w:val="Compact"/>
       </w:pPr>
@@ -3523,7 +3486,7 @@
       <w:pPr>
         <w:numPr>
           <w:ilvl w:val="0"/>
-          <w:numId w:val="1004"/>
+          <w:numId w:val="1003"/>
         </w:numPr>
         <w:pStyle w:val="Compact"/>
       </w:pPr>
@@ -3545,7 +3508,7 @@
       <w:pPr>
         <w:numPr>
           <w:ilvl w:val="0"/>
-          <w:numId w:val="1004"/>
+          <w:numId w:val="1003"/>
         </w:numPr>
         <w:pStyle w:val="Compact"/>
       </w:pPr>
@@ -3564,7 +3527,7 @@
       <w:pPr>
         <w:numPr>
           <w:ilvl w:val="0"/>
-          <w:numId w:val="1004"/>
+          <w:numId w:val="1003"/>
         </w:numPr>
         <w:pStyle w:val="Compact"/>
       </w:pPr>
@@ -4944,7 +4907,7 @@
           <w:bCs/>
           <w:b/>
         </w:rPr>
-        <w:t xml:space="preserve">M4 — Điều tiết CSS/DAI (H4 thăm dò):</w:t>
+        <w:t xml:space="preserve">M4 — Điều tiết CSS/DAI (H3 thăm dò):</w:t>
       </w:r>
     </w:p>
     <w:p>
@@ -7083,7 +7046,7 @@
               <w:jc w:val="left"/>
             </w:pPr>
             <w:r>
-              <w:t xml:space="preserve">Số hoá Tier-1 (H4 thăm dò)</w:t>
+              <w:t xml:space="preserve">Số hoá Tier-1 (H3 thăm dò)</w:t>
             </w:r>
           </w:p>
         </w:tc>
@@ -7339,14 +7302,14 @@
         </w:tc>
       </w:tr>
     </w:tbl>
-    <w:bookmarkEnd w:id="43"/>
-    <w:bookmarkStart w:id="44" w:name="X1a84e23bcffcf0b809a67054bf546d98a0649dd"/>
+    <w:bookmarkEnd w:id="38"/>
+    <w:bookmarkStart w:id="39" w:name="Xc82b1aa0784a668aba43881d1c592a6ad08e5ee"/>
     <w:p>
       <w:pPr>
         <w:pStyle w:val="Heading3"/>
       </w:pPr>
       <w:r>
-        <w:t xml:space="preserve">4.5.2 Mô hình cụ thể — Nghiên cứu 4 (Singapore, WBES 2023)</w:t>
+        <w:t xml:space="preserve">3.4.5.2 Mô hình cụ thể — Nghiên cứu 4 (Singapore, WBES 2023)</w:t>
       </w:r>
     </w:p>
     <w:p>
@@ -7361,7 +7324,7 @@
       <w:pPr>
         <w:numPr>
           <w:ilvl w:val="0"/>
-          <w:numId w:val="1005"/>
+          <w:numId w:val="1004"/>
         </w:numPr>
         <w:pStyle w:val="Compact"/>
       </w:pPr>
@@ -7383,7 +7346,7 @@
       <w:pPr>
         <w:numPr>
           <w:ilvl w:val="0"/>
-          <w:numId w:val="1005"/>
+          <w:numId w:val="1004"/>
         </w:numPr>
         <w:pStyle w:val="Compact"/>
       </w:pPr>
@@ -7405,7 +7368,7 @@
       <w:pPr>
         <w:numPr>
           <w:ilvl w:val="0"/>
-          <w:numId w:val="1005"/>
+          <w:numId w:val="1004"/>
         </w:numPr>
         <w:pStyle w:val="Compact"/>
       </w:pPr>
@@ -7427,7 +7390,7 @@
       <w:pPr>
         <w:numPr>
           <w:ilvl w:val="0"/>
-          <w:numId w:val="1005"/>
+          <w:numId w:val="1004"/>
         </w:numPr>
         <w:pStyle w:val="Compact"/>
       </w:pPr>
@@ -7449,7 +7412,7 @@
       <w:pPr>
         <w:numPr>
           <w:ilvl w:val="0"/>
-          <w:numId w:val="1005"/>
+          <w:numId w:val="1004"/>
         </w:numPr>
         <w:pStyle w:val="Compact"/>
       </w:pPr>
@@ -7487,7 +7450,7 @@
       <w:pPr>
         <w:numPr>
           <w:ilvl w:val="0"/>
-          <w:numId w:val="1005"/>
+          <w:numId w:val="1004"/>
         </w:numPr>
         <w:pStyle w:val="Compact"/>
       </w:pPr>
@@ -7532,7 +7495,7 @@
       <w:pPr>
         <w:numPr>
           <w:ilvl w:val="0"/>
-          <w:numId w:val="1005"/>
+          <w:numId w:val="1004"/>
         </w:numPr>
         <w:pStyle w:val="Compact"/>
       </w:pPr>
@@ -7551,7 +7514,7 @@
       <w:pPr>
         <w:numPr>
           <w:ilvl w:val="0"/>
-          <w:numId w:val="1005"/>
+          <w:numId w:val="1004"/>
         </w:numPr>
         <w:pStyle w:val="Compact"/>
       </w:pPr>
@@ -8291,14 +8254,14 @@
         </w:pict>
       </w:r>
     </w:p>
-    <w:bookmarkEnd w:id="44"/>
-    <w:bookmarkStart w:id="45" w:name="X9ef80487c12e0f5dad14bc0925ba05bca166c52"/>
+    <w:bookmarkEnd w:id="39"/>
+    <w:bookmarkStart w:id="40" w:name="Xd7af671c66f92fda4c51769a4f141e153734d80"/>
     <w:p>
       <w:pPr>
         <w:pStyle w:val="Heading3"/>
       </w:pPr>
       <w:r>
-        <w:t xml:space="preserve">4.5.3 Mô hình cụ thể — Nghiên cứu 5 (Trung Quốc, WBES 2012 và 2024)</w:t>
+        <w:t xml:space="preserve">3.4.5.3 Mô hình cụ thể — Nghiên cứu 5 (Trung Quốc, WBES 2012 và 2024)</w:t>
       </w:r>
     </w:p>
     <w:p>
@@ -8313,7 +8276,7 @@
       <w:pPr>
         <w:numPr>
           <w:ilvl w:val="0"/>
-          <w:numId w:val="1006"/>
+          <w:numId w:val="1005"/>
         </w:numPr>
         <w:pStyle w:val="Compact"/>
       </w:pPr>
@@ -8335,7 +8298,7 @@
       <w:pPr>
         <w:numPr>
           <w:ilvl w:val="0"/>
-          <w:numId w:val="1006"/>
+          <w:numId w:val="1005"/>
         </w:numPr>
         <w:pStyle w:val="Compact"/>
       </w:pPr>
@@ -8357,7 +8320,7 @@
       <w:pPr>
         <w:numPr>
           <w:ilvl w:val="0"/>
-          <w:numId w:val="1006"/>
+          <w:numId w:val="1005"/>
         </w:numPr>
         <w:pStyle w:val="Compact"/>
       </w:pPr>
@@ -8379,7 +8342,7 @@
       <w:pPr>
         <w:numPr>
           <w:ilvl w:val="0"/>
-          <w:numId w:val="1006"/>
+          <w:numId w:val="1005"/>
         </w:numPr>
         <w:pStyle w:val="Compact"/>
       </w:pPr>
@@ -8401,7 +8364,7 @@
       <w:pPr>
         <w:numPr>
           <w:ilvl w:val="0"/>
-          <w:numId w:val="1006"/>
+          <w:numId w:val="1005"/>
         </w:numPr>
         <w:pStyle w:val="Compact"/>
       </w:pPr>
@@ -8446,7 +8409,7 @@
       <w:pPr>
         <w:numPr>
           <w:ilvl w:val="0"/>
-          <w:numId w:val="1006"/>
+          <w:numId w:val="1005"/>
         </w:numPr>
         <w:pStyle w:val="Compact"/>
       </w:pPr>
@@ -9252,14 +9215,14 @@
         </w:pict>
       </w:r>
     </w:p>
-    <w:bookmarkEnd w:id="45"/>
-    <w:bookmarkStart w:id="46" w:name="X4e8b67ecad9724beebae0d23d08617f128f911b"/>
+    <w:bookmarkEnd w:id="40"/>
+    <w:bookmarkStart w:id="42" w:name="Xd325577eb4b3aeedca208ff99575fa4709eddc8"/>
     <w:p>
       <w:pPr>
         <w:pStyle w:val="Heading3"/>
       </w:pPr>
       <w:r>
-        <w:t xml:space="preserve">4.5.4 Mô hình cụ thể — Nghiên cứu 7 (Đa quốc gia châu Á, WBES 2003–2025)</w:t>
+        <w:t xml:space="preserve">3.4.5.4 Mô hình cụ thể — Nghiên cứu 7 (Đa quốc gia châu Á, WBES 2003–2025)</w:t>
       </w:r>
     </w:p>
     <w:p>
@@ -9290,7 +9253,7 @@
       <w:pPr>
         <w:numPr>
           <w:ilvl w:val="0"/>
-          <w:numId w:val="1007"/>
+          <w:numId w:val="1006"/>
         </w:numPr>
         <w:pStyle w:val="Compact"/>
       </w:pPr>
@@ -9309,7 +9272,7 @@
       <w:pPr>
         <w:numPr>
           <w:ilvl w:val="0"/>
-          <w:numId w:val="1007"/>
+          <w:numId w:val="1006"/>
         </w:numPr>
         <w:pStyle w:val="Compact"/>
       </w:pPr>
@@ -9328,7 +9291,7 @@
       <w:pPr>
         <w:numPr>
           <w:ilvl w:val="0"/>
-          <w:numId w:val="1007"/>
+          <w:numId w:val="1006"/>
         </w:numPr>
         <w:pStyle w:val="Compact"/>
       </w:pPr>
@@ -9347,7 +9310,7 @@
       <w:pPr>
         <w:numPr>
           <w:ilvl w:val="0"/>
-          <w:numId w:val="1007"/>
+          <w:numId w:val="1006"/>
         </w:numPr>
         <w:pStyle w:val="Compact"/>
       </w:pPr>
@@ -9366,7 +9329,7 @@
       <w:pPr>
         <w:numPr>
           <w:ilvl w:val="0"/>
-          <w:numId w:val="1007"/>
+          <w:numId w:val="1006"/>
         </w:numPr>
         <w:pStyle w:val="Compact"/>
       </w:pPr>
@@ -9385,7 +9348,7 @@
       <w:pPr>
         <w:numPr>
           <w:ilvl w:val="0"/>
-          <w:numId w:val="1007"/>
+          <w:numId w:val="1006"/>
         </w:numPr>
         <w:pStyle w:val="Compact"/>
       </w:pPr>
@@ -9404,7 +9367,7 @@
       <w:pPr>
         <w:numPr>
           <w:ilvl w:val="0"/>
-          <w:numId w:val="1007"/>
+          <w:numId w:val="1006"/>
         </w:numPr>
         <w:pStyle w:val="Compact"/>
       </w:pPr>
@@ -9423,7 +9386,7 @@
       <w:pPr>
         <w:numPr>
           <w:ilvl w:val="0"/>
-          <w:numId w:val="1007"/>
+          <w:numId w:val="1006"/>
         </w:numPr>
         <w:pStyle w:val="Compact"/>
       </w:pPr>
@@ -9442,7 +9405,7 @@
       <w:pPr>
         <w:numPr>
           <w:ilvl w:val="0"/>
-          <w:numId w:val="1007"/>
+          <w:numId w:val="1006"/>
         </w:numPr>
         <w:pStyle w:val="Compact"/>
       </w:pPr>
@@ -9461,7 +9424,7 @@
       <w:pPr>
         <w:numPr>
           <w:ilvl w:val="0"/>
-          <w:numId w:val="1007"/>
+          <w:numId w:val="1006"/>
         </w:numPr>
         <w:pStyle w:val="Compact"/>
       </w:pPr>
@@ -9480,7 +9443,7 @@
       <w:pPr>
         <w:numPr>
           <w:ilvl w:val="0"/>
-          <w:numId w:val="1007"/>
+          <w:numId w:val="1006"/>
         </w:numPr>
         <w:pStyle w:val="Compact"/>
       </w:pPr>
@@ -9499,7 +9462,7 @@
       <w:pPr>
         <w:numPr>
           <w:ilvl w:val="0"/>
-          <w:numId w:val="1007"/>
+          <w:numId w:val="1006"/>
         </w:numPr>
         <w:pStyle w:val="Compact"/>
       </w:pPr>
@@ -13973,14 +13936,3113 @@
         </w:pict>
       </w:r>
     </w:p>
-    <w:bookmarkEnd w:id="46"/>
-    <w:bookmarkStart w:id="47" w:name="X6ef7915cef2320d0a5a0851ec4b4441ab8af223"/>
+    <w:bookmarkStart w:id="41" w:name="X4a5526e778224b6984af319ac51111aa01114f7"/>
+    <w:p>
+      <w:pPr>
+        <w:pStyle w:val="Heading4"/>
+      </w:pPr>
+      <w:r>
+        <w:t xml:space="preserve">3.4.5.5 Mô hình cụ thể — Nghiên cứu 8: Pacific SIDS (N = 1.469, Nhóm VI)</w:t>
+      </w:r>
+    </w:p>
+    <w:p>
+      <w:pPr>
+        <w:pStyle w:val="FirstParagraph"/>
+      </w:pPr>
+      <w:r>
+        <w:t xml:space="preserve">Nghiên cứu 8 phân tích mẫu gồm</w:t>
+      </w:r>
+      <w:r>
+        <w:t xml:space="preserve"> </w:t>
+      </w:r>
+      <w:r>
+        <w:rPr>
+          <w:bCs/>
+          <w:b/>
+        </w:rPr>
+        <w:t xml:space="preserve">N = 1.469 doanh nghiệp</w:t>
+      </w:r>
+      <w:r>
+        <w:t xml:space="preserve"> </w:t>
+      </w:r>
+      <w:r>
+        <w:t xml:space="preserve">tại</w:t>
+      </w:r>
+      <w:r>
+        <w:t xml:space="preserve"> </w:t>
+      </w:r>
+      <w:r>
+        <w:rPr>
+          <w:bCs/>
+          <w:b/>
+        </w:rPr>
+        <w:t xml:space="preserve">9 nền kinh tế Pacific SIDS</w:t>
+      </w:r>
+      <w:r>
+        <w:t xml:space="preserve"> </w:t>
+      </w:r>
+      <w:r>
+        <w:t xml:space="preserve">(Fiji, Papua New Guinea, Samoa, Solomon Islands, Timor-Leste, Tonga, Vanuatu, và các đảo nhỏ khác) từ các sóng WBES 2009–2025. Đây là nhóm thể chế ICRV Nhóm VI — cấp thấp nhất trong phân loại 6 chế độ — đặc trưng bởi thị trường nội địa cực nhỏ, chi phí thương mại cao và hỗ trợ thể chế yếu. Trong tổng mẫu, chỉ</w:t>
+      </w:r>
+      <w:r>
+        <w:t xml:space="preserve"> </w:t>
+      </w:r>
+      <w:r>
+        <w:rPr>
+          <w:bCs/>
+          <w:b/>
+        </w:rPr>
+        <w:t xml:space="preserve">187 doanh nghiệp có hoạt động xuất khẩu</w:t>
+      </w:r>
+      <w:r>
+        <w:t xml:space="preserve"> </w:t>
+      </w:r>
+      <w:r>
+        <w:t xml:space="preserve">(12,7%), phản ánh cấu trúc thị trường đảo nhỏ.</w:t>
+      </w:r>
+    </w:p>
+    <w:p>
+      <w:pPr>
+        <w:pStyle w:val="BodyText"/>
+      </w:pPr>
+      <w:r>
+        <w:t xml:space="preserve">Phát hiện trọng tâm:</w:t>
+      </w:r>
+      <w:r>
+        <w:t xml:space="preserve"> </w:t>
+      </w:r>
+      <w:r>
+        <w:rPr>
+          <w:bCs/>
+          <w:b/>
+        </w:rPr>
+        <w:t xml:space="preserve">gánh nặng quốc tế hóa bắt buộc (Forced Internationalization Penalty — FIP)</w:t>
+      </w:r>
+      <w:r>
+        <w:t xml:space="preserve"> </w:t>
+      </w:r>
+      <w:r>
+        <w:t xml:space="preserve">— mối quan hệ quốc tế hóa–hiệu quả là</w:t>
+      </w:r>
+      <w:r>
+        <w:t xml:space="preserve"> </w:t>
+      </w:r>
+      <w:r>
+        <w:rPr>
+          <w:bCs/>
+          <w:b/>
+        </w:rPr>
+        <w:t xml:space="preserve">đơn điệu âm</w:t>
+      </w:r>
+      <w:r>
+        <w:t xml:space="preserve"> </w:t>
+      </w:r>
+      <w:r>
+        <w:t xml:space="preserve">tại Nhóm VI, trái ngược với hình chữ U ngược được quan sát ở P3–P7. Lind–Mehlum U-test không bác bỏ đơn điệu (p &gt; ,10), xác nhận không có điểm quay.</w:t>
+      </w:r>
+    </w:p>
+    <w:p>
+      <w:pPr>
+        <w:pStyle w:val="BodyText"/>
+      </w:pPr>
+      <w:r>
+        <w:rPr>
+          <w:bCs/>
+          <w:b/>
+        </w:rPr>
+        <w:t xml:space="preserve">Ký hiệu biến (tiếng Việt ↔ mã WBES):</w:t>
+      </w:r>
+    </w:p>
+    <w:tbl>
+      <w:tblPr>
+        <w:tblStyle w:val="Table"/>
+        <w:tblW w:type="auto" w:w="0"/>
+        <w:tblLook w:firstRow="1" w:lastRow="0" w:firstColumn="0" w:lastColumn="0" w:noHBand="0" w:noVBand="0" w:val="0020"/>
+        <w:jc w:val="start"/>
+      </w:tblPr>
+      <w:tblGrid>
+        <w:gridCol w:w="1980"/>
+        <w:gridCol w:w="1980"/>
+        <w:gridCol w:w="1980"/>
+        <w:gridCol w:w="1980"/>
+      </w:tblGrid>
+      <w:tr>
+        <w:trPr>
+          <w:tblHeader w:val="true"/>
+        </w:trPr>
+        <w:tc>
+          <w:tcPr/>
+          <w:p>
+            <w:pPr>
+              <w:pStyle w:val="Compact"/>
+              <w:jc w:val="left"/>
+            </w:pPr>
+            <w:r>
+              <w:t xml:space="preserve">Ký hiệu</w:t>
+            </w:r>
+          </w:p>
+        </w:tc>
+        <w:tc>
+          <w:tcPr/>
+          <w:p>
+            <w:pPr>
+              <w:pStyle w:val="Compact"/>
+              <w:jc w:val="left"/>
+            </w:pPr>
+            <w:r>
+              <w:t xml:space="preserve">Tên tiếng Việt</w:t>
+            </w:r>
+          </w:p>
+        </w:tc>
+        <w:tc>
+          <w:tcPr/>
+          <w:p>
+            <w:pPr>
+              <w:pStyle w:val="Compact"/>
+              <w:jc w:val="left"/>
+            </w:pPr>
+            <w:r>
+              <w:t xml:space="preserve">Mã WBES</w:t>
+            </w:r>
+          </w:p>
+        </w:tc>
+        <w:tc>
+          <w:tcPr/>
+          <w:p>
+            <w:pPr>
+              <w:pStyle w:val="Compact"/>
+              <w:jc w:val="left"/>
+            </w:pPr>
+            <w:r>
+              <w:t xml:space="preserve">Cách tính</w:t>
+            </w:r>
+          </w:p>
+        </w:tc>
+      </w:tr>
+      <w:tr>
+        <w:tc>
+          <w:tcPr/>
+          <w:p>
+            <w:pPr>
+              <w:pStyle w:val="Compact"/>
+              <w:jc w:val="left"/>
+            </w:pPr>
+            <w:r>
+              <w:t xml:space="preserve">lnNSLD</w:t>
+            </w:r>
+          </w:p>
+        </w:tc>
+        <w:tc>
+          <w:tcPr/>
+          <w:p>
+            <w:pPr>
+              <w:pStyle w:val="Compact"/>
+              <w:jc w:val="left"/>
+            </w:pPr>
+            <w:r>
+              <w:t xml:space="preserve">Log năng suất lao động</w:t>
+            </w:r>
+          </w:p>
+        </w:tc>
+        <w:tc>
+          <w:tcPr/>
+          <w:p>
+            <w:pPr>
+              <w:pStyle w:val="Compact"/>
+              <w:jc w:val="left"/>
+            </w:pPr>
+            <w:r>
+              <w:t xml:space="preserve">d2, l1</w:t>
+            </w:r>
+          </w:p>
+        </w:tc>
+        <w:tc>
+          <w:tcPr/>
+          <w:p>
+            <w:pPr>
+              <w:pStyle w:val="Compact"/>
+              <w:jc w:val="left"/>
+            </w:pPr>
+            <w:r>
+              <w:t xml:space="preserve">ln(doanh thu PPP / lao động thường trực)</w:t>
+            </w:r>
+          </w:p>
+        </w:tc>
+      </w:tr>
+      <w:tr>
+        <w:tc>
+          <w:tcPr/>
+          <w:p>
+            <w:pPr>
+              <w:pStyle w:val="Compact"/>
+              <w:jc w:val="left"/>
+            </w:pPr>
+            <w:r>
+              <w:t xml:space="preserve">CDDXK_c</w:t>
+            </w:r>
+          </w:p>
+        </w:tc>
+        <w:tc>
+          <w:tcPr/>
+          <w:p>
+            <w:pPr>
+              <w:pStyle w:val="Compact"/>
+              <w:jc w:val="left"/>
+            </w:pPr>
+            <w:r>
+              <w:t xml:space="preserve">Cường độ xuất khẩu (điều chỉnh)</w:t>
+            </w:r>
+          </w:p>
+        </w:tc>
+        <w:tc>
+          <w:tcPr/>
+          <w:p>
+            <w:pPr>
+              <w:pStyle w:val="Compact"/>
+              <w:jc w:val="left"/>
+            </w:pPr>
+            <w:r>
+              <w:t xml:space="preserve">d3c</w:t>
+            </w:r>
+          </w:p>
+        </w:tc>
+        <w:tc>
+          <w:tcPr/>
+          <w:p>
+            <w:pPr>
+              <w:pStyle w:val="Compact"/>
+              <w:jc w:val="left"/>
+            </w:pPr>
+            <w:r>
+              <w:t xml:space="preserve">(d3c/100) − mean_wave(FSTS): centred theo sóng</w:t>
+            </w:r>
+          </w:p>
+        </w:tc>
+      </w:tr>
+      <w:tr>
+        <w:tc>
+          <w:tcPr/>
+          <w:p>
+            <w:pPr>
+              <w:pStyle w:val="Compact"/>
+              <w:jc w:val="left"/>
+            </w:pPr>
+            <w:r>
+              <w:t xml:space="preserve">CDDXK_c²</w:t>
+            </w:r>
+          </w:p>
+        </w:tc>
+        <w:tc>
+          <w:tcPr/>
+          <w:p>
+            <w:pPr>
+              <w:pStyle w:val="Compact"/>
+              <w:jc w:val="left"/>
+            </w:pPr>
+            <w:r>
+              <w:t xml:space="preserve">CDDXK_c bình phương</w:t>
+            </w:r>
+          </w:p>
+        </w:tc>
+        <w:tc>
+          <w:tcPr/>
+          <w:p>
+            <w:pPr>
+              <w:pStyle w:val="Compact"/>
+              <w:jc w:val="left"/>
+            </w:pPr>
+            <w:r>
+              <w:t xml:space="preserve">d3c</w:t>
+            </w:r>
+          </w:p>
+        </w:tc>
+        <w:tc>
+          <w:tcPr/>
+          <w:p>
+            <w:pPr>
+              <w:pStyle w:val="Compact"/>
+              <w:jc w:val="left"/>
+            </w:pPr>
+            <w:r>
+              <w:t xml:space="preserve">CDDXK_c × CDDXK_c</w:t>
+            </w:r>
+          </w:p>
+        </w:tc>
+      </w:tr>
+      <w:tr>
+        <w:tc>
+          <w:tcPr/>
+          <w:p>
+            <w:pPr>
+              <w:pStyle w:val="Compact"/>
+              <w:jc w:val="left"/>
+            </w:pPr>
+            <w:r>
+              <w:t xml:space="preserve">NLCN_z</w:t>
+            </w:r>
+          </w:p>
+        </w:tc>
+        <w:tc>
+          <w:tcPr/>
+          <w:p>
+            <w:pPr>
+              <w:pStyle w:val="Compact"/>
+              <w:jc w:val="left"/>
+            </w:pPr>
+            <w:r>
+              <w:t xml:space="preserve">Năng lực công nghệ</w:t>
+            </w:r>
+          </w:p>
+        </w:tc>
+        <w:tc>
+          <w:tcPr/>
+          <w:p>
+            <w:pPr>
+              <w:pStyle w:val="Compact"/>
+              <w:jc w:val="left"/>
+            </w:pPr>
+            <w:r>
+              <w:t xml:space="preserve">b8, e6</w:t>
+            </w:r>
+          </w:p>
+        </w:tc>
+        <w:tc>
+          <w:tcPr/>
+          <w:p>
+            <w:pPr>
+              <w:pStyle w:val="Compact"/>
+              <w:jc w:val="left"/>
+            </w:pPr>
+            <w:r>
+              <w:t xml:space="preserve">z-std(trung bình cert chất lượng + CN nước ngoài)</w:t>
+            </w:r>
+          </w:p>
+        </w:tc>
+      </w:tr>
+      <w:tr>
+        <w:tc>
+          <w:tcPr/>
+          <w:p>
+            <w:pPr>
+              <w:pStyle w:val="Compact"/>
+              <w:jc w:val="left"/>
+            </w:pPr>
+            <w:r>
+              <w:t xml:space="preserve">CSS_z</w:t>
+            </w:r>
+          </w:p>
+        </w:tc>
+        <w:tc>
+          <w:tcPr/>
+          <w:p>
+            <w:pPr>
+              <w:pStyle w:val="Compact"/>
+              <w:jc w:val="left"/>
+            </w:pPr>
+            <w:r>
+              <w:t xml:space="preserve">Chỉ số số hoá (Tier-1)</w:t>
+            </w:r>
+          </w:p>
+        </w:tc>
+        <w:tc>
+          <w:tcPr/>
+          <w:p>
+            <w:pPr>
+              <w:pStyle w:val="Compact"/>
+              <w:jc w:val="left"/>
+            </w:pPr>
+            <w:r>
+              <w:t xml:space="preserve">c22b</w:t>
+            </w:r>
+          </w:p>
+        </w:tc>
+        <w:tc>
+          <w:tcPr/>
+          <w:p>
+            <w:pPr>
+              <w:pStyle w:val="Compact"/>
+              <w:jc w:val="left"/>
+            </w:pPr>
+            <w:r>
+              <w:t xml:space="preserve">z-std(website binary):</w:t>
+            </w:r>
+            <w:r>
+              <w:t xml:space="preserve"> </w:t>
+            </w:r>
+            <w:r>
+              <w:rPr>
+                <w:bCs/>
+                <w:b/>
+              </w:rPr>
+              <w:t xml:space="preserve">chỉ Tier-1, không dynamic</w:t>
+            </w:r>
+          </w:p>
+        </w:tc>
+      </w:tr>
+      <w:tr>
+        <w:tc>
+          <w:tcPr/>
+          <w:p>
+            <w:pPr>
+              <w:pStyle w:val="Compact"/>
+              <w:jc w:val="left"/>
+            </w:pPr>
+            <w:r>
+              <w:t xml:space="preserve">lnLD</w:t>
+            </w:r>
+          </w:p>
+        </w:tc>
+        <w:tc>
+          <w:tcPr/>
+          <w:p>
+            <w:pPr>
+              <w:pStyle w:val="Compact"/>
+              <w:jc w:val="left"/>
+            </w:pPr>
+            <w:r>
+              <w:t xml:space="preserve">Log quy mô lao động</w:t>
+            </w:r>
+          </w:p>
+        </w:tc>
+        <w:tc>
+          <w:tcPr/>
+          <w:p>
+            <w:pPr>
+              <w:pStyle w:val="Compact"/>
+              <w:jc w:val="left"/>
+            </w:pPr>
+            <w:r>
+              <w:t xml:space="preserve">l1</w:t>
+            </w:r>
+          </w:p>
+        </w:tc>
+        <w:tc>
+          <w:tcPr/>
+          <w:p>
+            <w:pPr>
+              <w:pStyle w:val="Compact"/>
+              <w:jc w:val="left"/>
+            </w:pPr>
+            <w:r>
+              <w:t xml:space="preserve">ln(lao động thường trực)</w:t>
+            </w:r>
+          </w:p>
+        </w:tc>
+      </w:tr>
+      <w:tr>
+        <w:tc>
+          <w:tcPr/>
+          <w:p>
+            <w:pPr>
+              <w:pStyle w:val="Compact"/>
+              <w:jc w:val="left"/>
+            </w:pPr>
+            <w:r>
+              <w:t xml:space="preserve">TuoiDN</w:t>
+            </w:r>
+          </w:p>
+        </w:tc>
+        <w:tc>
+          <w:tcPr/>
+          <w:p>
+            <w:pPr>
+              <w:pStyle w:val="Compact"/>
+              <w:jc w:val="left"/>
+            </w:pPr>
+            <w:r>
+              <w:t xml:space="preserve">Tuổi doanh nghiệp</w:t>
+            </w:r>
+          </w:p>
+        </w:tc>
+        <w:tc>
+          <w:tcPr/>
+          <w:p>
+            <w:pPr>
+              <w:pStyle w:val="Compact"/>
+              <w:jc w:val="left"/>
+            </w:pPr>
+            <w:r>
+              <w:t xml:space="preserve">b5</w:t>
+            </w:r>
+          </w:p>
+        </w:tc>
+        <w:tc>
+          <w:tcPr/>
+          <w:p>
+            <w:pPr>
+              <w:pStyle w:val="Compact"/>
+              <w:jc w:val="left"/>
+            </w:pPr>
+            <w:r>
+              <w:t xml:space="preserve">năm_khảo_sát − b5</w:t>
+            </w:r>
+          </w:p>
+        </w:tc>
+      </w:tr>
+      <w:tr>
+        <w:tc>
+          <w:tcPr/>
+          <w:p>
+            <w:pPr>
+              <w:pStyle w:val="Compact"/>
+              <w:jc w:val="left"/>
+            </w:pPr>
+            <w:r>
+              <w:t xml:space="preserve">SoHuuNN</w:t>
+            </w:r>
+          </w:p>
+        </w:tc>
+        <w:tc>
+          <w:tcPr/>
+          <w:p>
+            <w:pPr>
+              <w:pStyle w:val="Compact"/>
+              <w:jc w:val="left"/>
+            </w:pPr>
+            <w:r>
+              <w:t xml:space="preserve">Tỷ lệ sở hữu nước ngoài</w:t>
+            </w:r>
+          </w:p>
+        </w:tc>
+        <w:tc>
+          <w:tcPr/>
+          <w:p>
+            <w:pPr>
+              <w:pStyle w:val="Compact"/>
+              <w:jc w:val="left"/>
+            </w:pPr>
+            <w:r>
+              <w:t xml:space="preserve">b6a</w:t>
+            </w:r>
+          </w:p>
+        </w:tc>
+        <w:tc>
+          <w:tcPr/>
+          <w:p>
+            <w:pPr>
+              <w:pStyle w:val="Compact"/>
+              <w:jc w:val="left"/>
+            </w:pPr>
+            <w:r>
+              <w:t xml:space="preserve">tỷ lệ 0–1</w:t>
+            </w:r>
+          </w:p>
+        </w:tc>
+      </w:tr>
+      <w:tr>
+        <w:tc>
+          <w:tcPr/>
+          <w:p>
+            <w:pPr>
+              <w:pStyle w:val="Compact"/>
+              <w:jc w:val="left"/>
+            </w:pPr>
+            <w:r>
+              <w:t xml:space="preserve">δ_c</w:t>
+            </w:r>
+          </w:p>
+        </w:tc>
+        <w:tc>
+          <w:tcPr/>
+          <w:p>
+            <w:pPr>
+              <w:pStyle w:val="Compact"/>
+              <w:jc w:val="left"/>
+            </w:pPr>
+            <w:r>
+              <w:t xml:space="preserve">Country fixed effects</w:t>
+            </w:r>
+          </w:p>
+        </w:tc>
+        <w:tc>
+          <w:tcPr/>
+          <w:p>
+            <w:pPr>
+              <w:pStyle w:val="Compact"/>
+              <w:jc w:val="left"/>
+            </w:pPr>
+            <w:r>
+              <w:t xml:space="preserve">a3b</w:t>
+            </w:r>
+          </w:p>
+        </w:tc>
+        <w:tc>
+          <w:tcPr/>
+          <w:p>
+            <w:pPr>
+              <w:pStyle w:val="Compact"/>
+              <w:jc w:val="left"/>
+            </w:pPr>
+            <w:r>
+              <w:t xml:space="preserve">dummy theo quốc gia</w:t>
+            </w:r>
+          </w:p>
+        </w:tc>
+      </w:tr>
+      <w:tr>
+        <w:tc>
+          <w:tcPr/>
+          <w:p>
+            <w:pPr>
+              <w:pStyle w:val="Compact"/>
+              <w:jc w:val="left"/>
+            </w:pPr>
+            <w:r>
+              <w:t xml:space="preserve">λ_t</w:t>
+            </w:r>
+          </w:p>
+        </w:tc>
+        <w:tc>
+          <w:tcPr/>
+          <w:p>
+            <w:pPr>
+              <w:pStyle w:val="Compact"/>
+              <w:jc w:val="left"/>
+            </w:pPr>
+            <w:r>
+              <w:t xml:space="preserve">Wave fixed effects</w:t>
+            </w:r>
+          </w:p>
+        </w:tc>
+        <w:tc>
+          <w:tcPr/>
+          <w:p>
+            <w:pPr>
+              <w:pStyle w:val="Compact"/>
+              <w:jc w:val="left"/>
+            </w:pPr>
+            <w:r>
+              <w:t xml:space="preserve">wave</w:t>
+            </w:r>
+          </w:p>
+        </w:tc>
+        <w:tc>
+          <w:tcPr/>
+          <w:p>
+            <w:pPr>
+              <w:pStyle w:val="Compact"/>
+              <w:jc w:val="left"/>
+            </w:pPr>
+            <w:r>
+              <w:t xml:space="preserve">dummy theo sóng điều tra</w:t>
+            </w:r>
+          </w:p>
+        </w:tc>
+      </w:tr>
+    </w:tbl>
+    <w:p>
+      <w:pPr>
+        <w:pStyle w:val="BodyText"/>
+      </w:pPr>
+      <w:r>
+        <w:rPr>
+          <w:iCs/>
+          <w:i/>
+        </w:rPr>
+        <w:t xml:space="preserve">Ghi chú: CSS_z (DAI) là proxy tĩnh Tier-1 (website binary c22b). WBES không thu thập đủ thang đo cho số hoá động tại các đảo nhỏ — KHÔNG gọi là "năng lực số hoá động".</w:t>
+      </w:r>
+    </w:p>
+    <w:p>
+      <w:pPr>
+        <w:pStyle w:val="BodyText"/>
+      </w:pPr>
+      <w:r>
+        <w:rPr>
+          <w:bCs/>
+          <w:b/>
+        </w:rPr>
+        <w:t xml:space="preserve">Chuỗi mô hình M0–M3 (P8):</w:t>
+      </w:r>
+    </w:p>
+    <w:p>
+      <w:pPr>
+        <w:pStyle w:val="BodyText"/>
+      </w:pPr>
+      <w:r>
+        <w:t xml:space="preserve">M0 — Baseline kiểm soát:</w:t>
+      </w:r>
+    </w:p>
+    <w:p>
+      <w:pPr>
+        <w:pStyle w:val="BodyText"/>
+      </w:pPr>
+      <m:oMathPara>
+        <m:oMathParaPr>
+          <m:jc m:val="center"/>
+        </m:oMathParaPr>
+        <m:oMath>
+          <m:r>
+            <m:t>l</m:t>
+          </m:r>
+          <m:r>
+            <m:t>n</m:t>
+          </m:r>
+          <m:r>
+            <m:t>N</m:t>
+          </m:r>
+          <m:r>
+            <m:t>S</m:t>
+          </m:r>
+          <m:r>
+            <m:t>L</m:t>
+          </m:r>
+          <m:sSub>
+            <m:e>
+              <m:r>
+                <m:t>D</m:t>
+              </m:r>
+            </m:e>
+            <m:sub>
+              <m:r>
+                <m:t>i</m:t>
+              </m:r>
+              <m:r>
+                <m:t>t</m:t>
+              </m:r>
+            </m:sub>
+          </m:sSub>
+          <m:r>
+            <m:rPr>
+              <m:sty m:val="p"/>
+            </m:rPr>
+            <m:t>=</m:t>
+          </m:r>
+          <m:r>
+            <m:t>α</m:t>
+          </m:r>
+          <m:r>
+            <m:rPr>
+              <m:sty m:val="p"/>
+            </m:rPr>
+            <m:t>+</m:t>
+          </m:r>
+          <m:sSub>
+            <m:e>
+              <m:r>
+                <m:t>γ</m:t>
+              </m:r>
+            </m:e>
+            <m:sub>
+              <m:r>
+                <m:t>1</m:t>
+              </m:r>
+            </m:sub>
+          </m:sSub>
+          <m:r>
+            <m:t>l</m:t>
+          </m:r>
+          <m:r>
+            <m:t>n</m:t>
+          </m:r>
+          <m:r>
+            <m:t>L</m:t>
+          </m:r>
+          <m:sSub>
+            <m:e>
+              <m:r>
+                <m:t>D</m:t>
+              </m:r>
+            </m:e>
+            <m:sub>
+              <m:r>
+                <m:t>i</m:t>
+              </m:r>
+              <m:r>
+                <m:t>t</m:t>
+              </m:r>
+            </m:sub>
+          </m:sSub>
+          <m:r>
+            <m:rPr>
+              <m:sty m:val="p"/>
+            </m:rPr>
+            <m:t>+</m:t>
+          </m:r>
+          <m:sSub>
+            <m:e>
+              <m:r>
+                <m:t>γ</m:t>
+              </m:r>
+            </m:e>
+            <m:sub>
+              <m:r>
+                <m:t>2</m:t>
+              </m:r>
+            </m:sub>
+          </m:sSub>
+          <m:r>
+            <m:t>T</m:t>
+          </m:r>
+          <m:r>
+            <m:t>u</m:t>
+          </m:r>
+          <m:r>
+            <m:t>o</m:t>
+          </m:r>
+          <m:r>
+            <m:t>i</m:t>
+          </m:r>
+          <m:r>
+            <m:t>D</m:t>
+          </m:r>
+          <m:sSub>
+            <m:e>
+              <m:r>
+                <m:t>N</m:t>
+              </m:r>
+            </m:e>
+            <m:sub>
+              <m:r>
+                <m:t>i</m:t>
+              </m:r>
+              <m:r>
+                <m:t>t</m:t>
+              </m:r>
+            </m:sub>
+          </m:sSub>
+          <m:r>
+            <m:rPr>
+              <m:sty m:val="p"/>
+            </m:rPr>
+            <m:t>+</m:t>
+          </m:r>
+          <m:sSub>
+            <m:e>
+              <m:r>
+                <m:t>γ</m:t>
+              </m:r>
+            </m:e>
+            <m:sub>
+              <m:r>
+                <m:t>3</m:t>
+              </m:r>
+            </m:sub>
+          </m:sSub>
+          <m:r>
+            <m:t>S</m:t>
+          </m:r>
+          <m:r>
+            <m:t>o</m:t>
+          </m:r>
+          <m:r>
+            <m:t>H</m:t>
+          </m:r>
+          <m:r>
+            <m:t>u</m:t>
+          </m:r>
+          <m:r>
+            <m:t>u</m:t>
+          </m:r>
+          <m:r>
+            <m:t>N</m:t>
+          </m:r>
+          <m:sSub>
+            <m:e>
+              <m:r>
+                <m:t>N</m:t>
+              </m:r>
+            </m:e>
+            <m:sub>
+              <m:r>
+                <m:t>i</m:t>
+              </m:r>
+              <m:r>
+                <m:t>t</m:t>
+              </m:r>
+            </m:sub>
+          </m:sSub>
+          <m:r>
+            <m:rPr>
+              <m:sty m:val="p"/>
+            </m:rPr>
+            <m:t>+</m:t>
+          </m:r>
+          <m:sSub>
+            <m:e>
+              <m:r>
+                <m:t>δ</m:t>
+              </m:r>
+            </m:e>
+            <m:sub>
+              <m:r>
+                <m:t>c</m:t>
+              </m:r>
+            </m:sub>
+          </m:sSub>
+          <m:r>
+            <m:rPr>
+              <m:sty m:val="p"/>
+            </m:rPr>
+            <m:t>+</m:t>
+          </m:r>
+          <m:sSub>
+            <m:e>
+              <m:r>
+                <m:t>λ</m:t>
+              </m:r>
+            </m:e>
+            <m:sub>
+              <m:r>
+                <m:t>t</m:t>
+              </m:r>
+            </m:sub>
+          </m:sSub>
+          <m:r>
+            <m:rPr>
+              <m:sty m:val="p"/>
+            </m:rPr>
+            <m:t>+</m:t>
+          </m:r>
+          <m:sSub>
+            <m:e>
+              <m:r>
+                <m:t>ε</m:t>
+              </m:r>
+            </m:e>
+            <m:sub>
+              <m:r>
+                <m:t>i</m:t>
+              </m:r>
+              <m:r>
+                <m:t>t</m:t>
+              </m:r>
+            </m:sub>
+          </m:sSub>
+        </m:oMath>
+      </m:oMathPara>
+    </w:p>
+    <w:p>
+      <w:pPr>
+        <w:pStyle w:val="FirstParagraph"/>
+      </w:pPr>
+      <w:r>
+        <w:t xml:space="preserve">M1 — Kiểm định FIP (H1b): thêm cường độ xuất khẩu tuyến tính</w:t>
+      </w:r>
+    </w:p>
+    <w:p>
+      <w:pPr>
+        <w:pStyle w:val="BodyText"/>
+      </w:pPr>
+      <m:oMathPara>
+        <m:oMathParaPr>
+          <m:jc m:val="center"/>
+        </m:oMathParaPr>
+        <m:oMath>
+          <m:r>
+            <m:t>l</m:t>
+          </m:r>
+          <m:r>
+            <m:t>n</m:t>
+          </m:r>
+          <m:r>
+            <m:t>N</m:t>
+          </m:r>
+          <m:r>
+            <m:t>S</m:t>
+          </m:r>
+          <m:r>
+            <m:t>L</m:t>
+          </m:r>
+          <m:sSub>
+            <m:e>
+              <m:r>
+                <m:t>D</m:t>
+              </m:r>
+            </m:e>
+            <m:sub>
+              <m:r>
+                <m:t>i</m:t>
+              </m:r>
+              <m:r>
+                <m:t>t</m:t>
+              </m:r>
+            </m:sub>
+          </m:sSub>
+          <m:r>
+            <m:rPr>
+              <m:sty m:val="p"/>
+            </m:rPr>
+            <m:t>=</m:t>
+          </m:r>
+          <m:r>
+            <m:t>α</m:t>
+          </m:r>
+          <m:r>
+            <m:rPr>
+              <m:sty m:val="p"/>
+            </m:rPr>
+            <m:t>+</m:t>
+          </m:r>
+          <m:sSub>
+            <m:e>
+              <m:r>
+                <m:t>β</m:t>
+              </m:r>
+            </m:e>
+            <m:sub>
+              <m:r>
+                <m:t>1</m:t>
+              </m:r>
+            </m:sub>
+          </m:sSub>
+          <m:r>
+            <m:t>C</m:t>
+          </m:r>
+          <m:r>
+            <m:t>D</m:t>
+          </m:r>
+          <m:r>
+            <m:t>D</m:t>
+          </m:r>
+          <m:r>
+            <m:t>X</m:t>
+          </m:r>
+          <m:r>
+            <m:t>K</m:t>
+          </m:r>
+          <m:r>
+            <m:rPr>
+              <m:sty m:val="p"/>
+            </m:rPr>
+            <m:t>_</m:t>
+          </m:r>
+          <m:sSub>
+            <m:e>
+              <m:r>
+                <m:t>c</m:t>
+              </m:r>
+            </m:e>
+            <m:sub>
+              <m:r>
+                <m:t>i</m:t>
+              </m:r>
+              <m:r>
+                <m:t>t</m:t>
+              </m:r>
+            </m:sub>
+          </m:sSub>
+          <m:r>
+            <m:rPr>
+              <m:sty m:val="p"/>
+            </m:rPr>
+            <m:t>+</m:t>
+          </m:r>
+          <m:r>
+            <m:t>γ</m:t>
+          </m:r>
+          <m:r>
+            <m:rPr>
+              <m:sty m:val="p"/>
+            </m:rPr>
+            <m:t>⋅</m:t>
+          </m:r>
+          <m:sSub>
+            <m:e>
+              <m:r>
+                <m:t>X</m:t>
+              </m:r>
+            </m:e>
+            <m:sub>
+              <m:r>
+                <m:t>i</m:t>
+              </m:r>
+              <m:r>
+                <m:t>t</m:t>
+              </m:r>
+            </m:sub>
+          </m:sSub>
+          <m:r>
+            <m:rPr>
+              <m:sty m:val="p"/>
+            </m:rPr>
+            <m:t>+</m:t>
+          </m:r>
+          <m:sSub>
+            <m:e>
+              <m:r>
+                <m:t>δ</m:t>
+              </m:r>
+            </m:e>
+            <m:sub>
+              <m:r>
+                <m:t>c</m:t>
+              </m:r>
+            </m:sub>
+          </m:sSub>
+          <m:r>
+            <m:rPr>
+              <m:sty m:val="p"/>
+            </m:rPr>
+            <m:t>+</m:t>
+          </m:r>
+          <m:sSub>
+            <m:e>
+              <m:r>
+                <m:t>λ</m:t>
+              </m:r>
+            </m:e>
+            <m:sub>
+              <m:r>
+                <m:t>t</m:t>
+              </m:r>
+            </m:sub>
+          </m:sSub>
+          <m:r>
+            <m:rPr>
+              <m:sty m:val="p"/>
+            </m:rPr>
+            <m:t>+</m:t>
+          </m:r>
+          <m:sSub>
+            <m:e>
+              <m:r>
+                <m:t>ε</m:t>
+              </m:r>
+            </m:e>
+            <m:sub>
+              <m:r>
+                <m:t>i</m:t>
+              </m:r>
+              <m:r>
+                <m:t>t</m:t>
+              </m:r>
+            </m:sub>
+          </m:sSub>
+        </m:oMath>
+      </m:oMathPara>
+    </w:p>
+    <w:p>
+      <w:pPr>
+        <w:pStyle w:val="FirstParagraph"/>
+      </w:pPr>
+      <m:oMathPara>
+        <m:oMathParaPr>
+          <m:jc m:val="center"/>
+        </m:oMathParaPr>
+        <m:oMath>
+          <m:sSub>
+            <m:e>
+              <m:r>
+                <m:t>β</m:t>
+              </m:r>
+            </m:e>
+            <m:sub>
+              <m:r>
+                <m:t>1</m:t>
+              </m:r>
+            </m:sub>
+          </m:sSub>
+          <m:r>
+            <m:rPr>
+              <m:sty m:val="p"/>
+            </m:rPr>
+            <m:t>=</m:t>
+          </m:r>
+          <m:r>
+            <m:rPr>
+              <m:sty m:val="p"/>
+            </m:rPr>
+            <m:t>−</m:t>
+          </m:r>
+          <m:r>
+            <m:t>0</m:t>
+          </m:r>
+          <m:r>
+            <m:rPr>
+              <m:sty m:val="p"/>
+            </m:rPr>
+            <m:t>,</m:t>
+          </m:r>
+          <m:r>
+            <m:t>404</m:t>
+          </m:r>
+          <m:r>
+            <m:rPr>
+              <m:sty m:val="p"/>
+            </m:rPr>
+            <m:t>,</m:t>
+          </m:r>
+          <m:r>
+            <m:t> </m:t>
+          </m:r>
+          <m:r>
+            <m:t>p</m:t>
+          </m:r>
+          <m:r>
+            <m:rPr>
+              <m:sty m:val="p"/>
+            </m:rPr>
+            <m:t>=</m:t>
+          </m:r>
+          <m:r>
+            <m:rPr>
+              <m:sty m:val="p"/>
+            </m:rPr>
+            <m:t>,</m:t>
+          </m:r>
+          <m:r>
+            <m:t>032</m:t>
+          </m:r>
+          <m:r>
+            <m:t> </m:t>
+          </m:r>
+          <m:d>
+            <m:dPr>
+              <m:begChr m:val="("/>
+              <m:endChr m:val=")"/>
+              <m:sepChr m:val=""/>
+              <m:grow/>
+            </m:dPr>
+            <m:e>
+              <m:r>
+                <m:rPr>
+                  <m:nor/>
+                  <m:sty m:val="p"/>
+                </m:rPr>
+                <m:t>country+year FE, N</m:t>
+              </m:r>
+              <m:r>
+                <m:rPr>
+                  <m:sty m:val="p"/>
+                </m:rPr>
+                <m:t>=</m:t>
+              </m:r>
+              <m:r>
+                <m:t>1</m:t>
+              </m:r>
+              <m:r>
+                <m:rPr>
+                  <m:sty m:val="p"/>
+                </m:rPr>
+                <m:t>.</m:t>
+              </m:r>
+              <m:r>
+                <m:t>469</m:t>
+              </m:r>
+            </m:e>
+          </m:d>
+          <m:r>
+            <m:rPr>
+              <m:sty m:val="p"/>
+            </m:rPr>
+            <m:t>⇒</m:t>
+          </m:r>
+          <m:r>
+            <m:rPr>
+              <m:nor/>
+              <m:sty m:val="b"/>
+            </m:rPr>
+            <m:t>FIP xác nhận</m:t>
+          </m:r>
+        </m:oMath>
+      </m:oMathPara>
+    </w:p>
+    <w:p>
+      <w:pPr>
+        <w:pStyle w:val="FirstParagraph"/>
+      </w:pPr>
+      <w:r>
+        <w:t xml:space="preserve">M2 — Kiểm định phi tuyến: thêm CDDXK_c²</w:t>
+      </w:r>
+    </w:p>
+    <w:p>
+      <w:pPr>
+        <w:pStyle w:val="BodyText"/>
+      </w:pPr>
+      <m:oMathPara>
+        <m:oMathParaPr>
+          <m:jc m:val="center"/>
+        </m:oMathParaPr>
+        <m:oMath>
+          <m:r>
+            <m:t>l</m:t>
+          </m:r>
+          <m:r>
+            <m:t>n</m:t>
+          </m:r>
+          <m:r>
+            <m:t>N</m:t>
+          </m:r>
+          <m:r>
+            <m:t>S</m:t>
+          </m:r>
+          <m:r>
+            <m:t>L</m:t>
+          </m:r>
+          <m:sSub>
+            <m:e>
+              <m:r>
+                <m:t>D</m:t>
+              </m:r>
+            </m:e>
+            <m:sub>
+              <m:r>
+                <m:t>i</m:t>
+              </m:r>
+              <m:r>
+                <m:t>t</m:t>
+              </m:r>
+            </m:sub>
+          </m:sSub>
+          <m:r>
+            <m:rPr>
+              <m:sty m:val="p"/>
+            </m:rPr>
+            <m:t>=</m:t>
+          </m:r>
+          <m:r>
+            <m:t>α</m:t>
+          </m:r>
+          <m:r>
+            <m:rPr>
+              <m:sty m:val="p"/>
+            </m:rPr>
+            <m:t>+</m:t>
+          </m:r>
+          <m:sSub>
+            <m:e>
+              <m:r>
+                <m:t>β</m:t>
+              </m:r>
+            </m:e>
+            <m:sub>
+              <m:r>
+                <m:t>1</m:t>
+              </m:r>
+            </m:sub>
+          </m:sSub>
+          <m:r>
+            <m:t>C</m:t>
+          </m:r>
+          <m:r>
+            <m:t>D</m:t>
+          </m:r>
+          <m:r>
+            <m:t>D</m:t>
+          </m:r>
+          <m:r>
+            <m:t>X</m:t>
+          </m:r>
+          <m:r>
+            <m:t>K</m:t>
+          </m:r>
+          <m:r>
+            <m:rPr>
+              <m:sty m:val="p"/>
+            </m:rPr>
+            <m:t>_</m:t>
+          </m:r>
+          <m:sSub>
+            <m:e>
+              <m:r>
+                <m:t>c</m:t>
+              </m:r>
+            </m:e>
+            <m:sub>
+              <m:r>
+                <m:t>i</m:t>
+              </m:r>
+              <m:r>
+                <m:t>t</m:t>
+              </m:r>
+            </m:sub>
+          </m:sSub>
+          <m:r>
+            <m:rPr>
+              <m:sty m:val="p"/>
+            </m:rPr>
+            <m:t>+</m:t>
+          </m:r>
+          <m:sSub>
+            <m:e>
+              <m:r>
+                <m:t>β</m:t>
+              </m:r>
+            </m:e>
+            <m:sub>
+              <m:r>
+                <m:t>2</m:t>
+              </m:r>
+            </m:sub>
+          </m:sSub>
+          <m:r>
+            <m:t>C</m:t>
+          </m:r>
+          <m:r>
+            <m:t>D</m:t>
+          </m:r>
+          <m:r>
+            <m:t>D</m:t>
+          </m:r>
+          <m:r>
+            <m:t>X</m:t>
+          </m:r>
+          <m:r>
+            <m:t>K</m:t>
+          </m:r>
+          <m:r>
+            <m:rPr>
+              <m:sty m:val="p"/>
+            </m:rPr>
+            <m:t>_</m:t>
+          </m:r>
+          <m:sSubSup>
+            <m:e>
+              <m:r>
+                <m:t>c</m:t>
+              </m:r>
+            </m:e>
+            <m:sub>
+              <m:r>
+                <m:t>i</m:t>
+              </m:r>
+              <m:r>
+                <m:t>t</m:t>
+              </m:r>
+            </m:sub>
+            <m:sup>
+              <m:r>
+                <m:t>2</m:t>
+              </m:r>
+            </m:sup>
+          </m:sSubSup>
+          <m:r>
+            <m:rPr>
+              <m:sty m:val="p"/>
+            </m:rPr>
+            <m:t>+</m:t>
+          </m:r>
+          <m:r>
+            <m:t>γ</m:t>
+          </m:r>
+          <m:r>
+            <m:rPr>
+              <m:sty m:val="p"/>
+            </m:rPr>
+            <m:t>⋅</m:t>
+          </m:r>
+          <m:sSub>
+            <m:e>
+              <m:r>
+                <m:t>X</m:t>
+              </m:r>
+            </m:e>
+            <m:sub>
+              <m:r>
+                <m:t>i</m:t>
+              </m:r>
+              <m:r>
+                <m:t>t</m:t>
+              </m:r>
+            </m:sub>
+          </m:sSub>
+          <m:r>
+            <m:rPr>
+              <m:sty m:val="p"/>
+            </m:rPr>
+            <m:t>+</m:t>
+          </m:r>
+          <m:sSub>
+            <m:e>
+              <m:r>
+                <m:t>δ</m:t>
+              </m:r>
+            </m:e>
+            <m:sub>
+              <m:r>
+                <m:t>c</m:t>
+              </m:r>
+            </m:sub>
+          </m:sSub>
+          <m:r>
+            <m:rPr>
+              <m:sty m:val="p"/>
+            </m:rPr>
+            <m:t>+</m:t>
+          </m:r>
+          <m:sSub>
+            <m:e>
+              <m:r>
+                <m:t>λ</m:t>
+              </m:r>
+            </m:e>
+            <m:sub>
+              <m:r>
+                <m:t>t</m:t>
+              </m:r>
+            </m:sub>
+          </m:sSub>
+          <m:r>
+            <m:rPr>
+              <m:sty m:val="p"/>
+            </m:rPr>
+            <m:t>+</m:t>
+          </m:r>
+          <m:sSub>
+            <m:e>
+              <m:r>
+                <m:t>ε</m:t>
+              </m:r>
+            </m:e>
+            <m:sub>
+              <m:r>
+                <m:t>i</m:t>
+              </m:r>
+              <m:r>
+                <m:t>t</m:t>
+              </m:r>
+            </m:sub>
+          </m:sSub>
+        </m:oMath>
+      </m:oMathPara>
+    </w:p>
+    <w:p>
+      <w:pPr>
+        <w:pStyle w:val="FirstParagraph"/>
+      </w:pPr>
+      <m:oMathPara>
+        <m:oMathParaPr>
+          <m:jc m:val="center"/>
+        </m:oMathParaPr>
+        <m:oMath>
+          <m:sSub>
+            <m:e>
+              <m:r>
+                <m:t>β</m:t>
+              </m:r>
+            </m:e>
+            <m:sub>
+              <m:r>
+                <m:t>1</m:t>
+              </m:r>
+            </m:sub>
+          </m:sSub>
+          <m:r>
+            <m:t> </m:t>
+          </m:r>
+          <m:r>
+            <m:rPr>
+              <m:nor/>
+              <m:sty m:val="p"/>
+            </m:rPr>
+            <m:t>NS</m:t>
+          </m:r>
+          <m:r>
+            <m:rPr>
+              <m:sty m:val="p"/>
+            </m:rPr>
+            <m:t>,</m:t>
+          </m:r>
+          <m:r>
+            <m:t> </m:t>
+          </m:r>
+          <m:sSub>
+            <m:e>
+              <m:r>
+                <m:t>β</m:t>
+              </m:r>
+            </m:e>
+            <m:sub>
+              <m:r>
+                <m:t>2</m:t>
+              </m:r>
+            </m:sub>
+          </m:sSub>
+          <m:r>
+            <m:t> </m:t>
+          </m:r>
+          <m:r>
+            <m:rPr>
+              <m:nor/>
+              <m:sty m:val="p"/>
+            </m:rPr>
+            <m:t>NS</m:t>
+          </m:r>
+          <m:r>
+            <m:rPr>
+              <m:sty m:val="p"/>
+            </m:rPr>
+            <m:t>;</m:t>
+          </m:r>
+          <m:r>
+            <m:t> </m:t>
+          </m:r>
+          <m:r>
+            <m:rPr>
+              <m:nor/>
+              <m:sty m:val="p"/>
+            </m:rPr>
+            <m:t>Lind–Mehlum U-test NS</m:t>
+          </m:r>
+          <m:r>
+            <m:rPr>
+              <m:sty m:val="p"/>
+            </m:rPr>
+            <m:t>⇒</m:t>
+          </m:r>
+          <m:r>
+            <m:rPr>
+              <m:nor/>
+              <m:sty m:val="p"/>
+            </m:rPr>
+            <m:t>không có điểm quay, đơn điệu âm</m:t>
+          </m:r>
+        </m:oMath>
+      </m:oMathPara>
+    </w:p>
+    <w:p>
+      <w:pPr>
+        <w:pStyle w:val="FirstParagraph"/>
+      </w:pPr>
+      <w:r>
+        <w:t xml:space="preserve">M3 — Kiểm định năng lực điều tiết (H2 null cho SIDS):</w:t>
+      </w:r>
+    </w:p>
+    <w:p>
+      <w:pPr>
+        <w:pStyle w:val="BodyText"/>
+      </w:pPr>
+      <m:oMathPara>
+        <m:oMathParaPr>
+          <m:jc m:val="center"/>
+        </m:oMathParaPr>
+        <m:oMath>
+          <m:r>
+            <m:t>l</m:t>
+          </m:r>
+          <m:r>
+            <m:t>n</m:t>
+          </m:r>
+          <m:r>
+            <m:t>N</m:t>
+          </m:r>
+          <m:r>
+            <m:t>S</m:t>
+          </m:r>
+          <m:r>
+            <m:t>L</m:t>
+          </m:r>
+          <m:sSub>
+            <m:e>
+              <m:r>
+                <m:t>D</m:t>
+              </m:r>
+            </m:e>
+            <m:sub>
+              <m:r>
+                <m:t>i</m:t>
+              </m:r>
+              <m:r>
+                <m:t>t</m:t>
+              </m:r>
+            </m:sub>
+          </m:sSub>
+          <m:r>
+            <m:rPr>
+              <m:sty m:val="p"/>
+            </m:rPr>
+            <m:t>=</m:t>
+          </m:r>
+          <m:r>
+            <m:t>α</m:t>
+          </m:r>
+          <m:r>
+            <m:rPr>
+              <m:sty m:val="p"/>
+            </m:rPr>
+            <m:t>+</m:t>
+          </m:r>
+          <m:sSub>
+            <m:e>
+              <m:r>
+                <m:t>β</m:t>
+              </m:r>
+            </m:e>
+            <m:sub>
+              <m:r>
+                <m:t>1</m:t>
+              </m:r>
+            </m:sub>
+          </m:sSub>
+          <m:r>
+            <m:t>C</m:t>
+          </m:r>
+          <m:r>
+            <m:t>D</m:t>
+          </m:r>
+          <m:r>
+            <m:t>D</m:t>
+          </m:r>
+          <m:r>
+            <m:t>X</m:t>
+          </m:r>
+          <m:r>
+            <m:t>K</m:t>
+          </m:r>
+          <m:r>
+            <m:rPr>
+              <m:sty m:val="p"/>
+            </m:rPr>
+            <m:t>_</m:t>
+          </m:r>
+          <m:sSub>
+            <m:e>
+              <m:r>
+                <m:t>c</m:t>
+              </m:r>
+            </m:e>
+            <m:sub>
+              <m:r>
+                <m:t>i</m:t>
+              </m:r>
+              <m:r>
+                <m:t>t</m:t>
+              </m:r>
+            </m:sub>
+          </m:sSub>
+          <m:r>
+            <m:rPr>
+              <m:sty m:val="p"/>
+            </m:rPr>
+            <m:t>+</m:t>
+          </m:r>
+          <m:sSub>
+            <m:e>
+              <m:r>
+                <m:t>β</m:t>
+              </m:r>
+            </m:e>
+            <m:sub>
+              <m:r>
+                <m:t>2</m:t>
+              </m:r>
+            </m:sub>
+          </m:sSub>
+          <m:r>
+            <m:t>C</m:t>
+          </m:r>
+          <m:r>
+            <m:t>D</m:t>
+          </m:r>
+          <m:r>
+            <m:t>D</m:t>
+          </m:r>
+          <m:r>
+            <m:t>X</m:t>
+          </m:r>
+          <m:r>
+            <m:t>K</m:t>
+          </m:r>
+          <m:r>
+            <m:rPr>
+              <m:sty m:val="p"/>
+            </m:rPr>
+            <m:t>_</m:t>
+          </m:r>
+          <m:sSubSup>
+            <m:e>
+              <m:r>
+                <m:t>c</m:t>
+              </m:r>
+            </m:e>
+            <m:sub>
+              <m:r>
+                <m:t>i</m:t>
+              </m:r>
+              <m:r>
+                <m:t>t</m:t>
+              </m:r>
+            </m:sub>
+            <m:sup>
+              <m:r>
+                <m:t>2</m:t>
+              </m:r>
+            </m:sup>
+          </m:sSubSup>
+          <m:r>
+            <m:rPr>
+              <m:sty m:val="p"/>
+            </m:rPr>
+            <m:t>+</m:t>
+          </m:r>
+          <m:sSub>
+            <m:e>
+              <m:r>
+                <m:t>β</m:t>
+              </m:r>
+            </m:e>
+            <m:sub>
+              <m:r>
+                <m:t>3</m:t>
+              </m:r>
+            </m:sub>
+          </m:sSub>
+          <m:r>
+            <m:t>N</m:t>
+          </m:r>
+          <m:r>
+            <m:t>L</m:t>
+          </m:r>
+          <m:r>
+            <m:t>C</m:t>
+          </m:r>
+          <m:r>
+            <m:t>N</m:t>
+          </m:r>
+          <m:r>
+            <m:rPr>
+              <m:sty m:val="p"/>
+            </m:rPr>
+            <m:t>_</m:t>
+          </m:r>
+          <m:sSub>
+            <m:e>
+              <m:r>
+                <m:t>z</m:t>
+              </m:r>
+            </m:e>
+            <m:sub>
+              <m:r>
+                <m:t>i</m:t>
+              </m:r>
+              <m:r>
+                <m:t>t</m:t>
+              </m:r>
+            </m:sub>
+          </m:sSub>
+          <m:r>
+            <m:rPr>
+              <m:sty m:val="p"/>
+            </m:rPr>
+            <m:t>+</m:t>
+          </m:r>
+          <m:sSub>
+            <m:e>
+              <m:r>
+                <m:t>β</m:t>
+              </m:r>
+            </m:e>
+            <m:sub>
+              <m:r>
+                <m:t>4</m:t>
+              </m:r>
+            </m:sub>
+          </m:sSub>
+          <m:r>
+            <m:t>C</m:t>
+          </m:r>
+          <m:r>
+            <m:t>S</m:t>
+          </m:r>
+          <m:r>
+            <m:t>S</m:t>
+          </m:r>
+          <m:r>
+            <m:rPr>
+              <m:sty m:val="p"/>
+            </m:rPr>
+            <m:t>_</m:t>
+          </m:r>
+          <m:sSub>
+            <m:e>
+              <m:r>
+                <m:t>z</m:t>
+              </m:r>
+            </m:e>
+            <m:sub>
+              <m:r>
+                <m:t>i</m:t>
+              </m:r>
+              <m:r>
+                <m:t>t</m:t>
+              </m:r>
+            </m:sub>
+          </m:sSub>
+          <m:r>
+            <m:rPr>
+              <m:sty m:val="p"/>
+            </m:rPr>
+            <m:t>+</m:t>
+          </m:r>
+          <m:r>
+            <m:t>γ</m:t>
+          </m:r>
+          <m:r>
+            <m:rPr>
+              <m:sty m:val="p"/>
+            </m:rPr>
+            <m:t>⋅</m:t>
+          </m:r>
+          <m:sSub>
+            <m:e>
+              <m:r>
+                <m:t>X</m:t>
+              </m:r>
+            </m:e>
+            <m:sub>
+              <m:r>
+                <m:t>i</m:t>
+              </m:r>
+              <m:r>
+                <m:t>t</m:t>
+              </m:r>
+            </m:sub>
+          </m:sSub>
+          <m:r>
+            <m:rPr>
+              <m:sty m:val="p"/>
+            </m:rPr>
+            <m:t>+</m:t>
+          </m:r>
+          <m:sSub>
+            <m:e>
+              <m:r>
+                <m:t>δ</m:t>
+              </m:r>
+            </m:e>
+            <m:sub>
+              <m:r>
+                <m:t>c</m:t>
+              </m:r>
+            </m:sub>
+          </m:sSub>
+          <m:r>
+            <m:rPr>
+              <m:sty m:val="p"/>
+            </m:rPr>
+            <m:t>+</m:t>
+          </m:r>
+          <m:sSub>
+            <m:e>
+              <m:r>
+                <m:t>λ</m:t>
+              </m:r>
+            </m:e>
+            <m:sub>
+              <m:r>
+                <m:t>t</m:t>
+              </m:r>
+            </m:sub>
+          </m:sSub>
+          <m:r>
+            <m:rPr>
+              <m:sty m:val="p"/>
+            </m:rPr>
+            <m:t>+</m:t>
+          </m:r>
+          <m:sSub>
+            <m:e>
+              <m:r>
+                <m:t>ε</m:t>
+              </m:r>
+            </m:e>
+            <m:sub>
+              <m:r>
+                <m:t>i</m:t>
+              </m:r>
+              <m:r>
+                <m:t>t</m:t>
+              </m:r>
+            </m:sub>
+          </m:sSub>
+        </m:oMath>
+      </m:oMathPara>
+    </w:p>
+    <w:p>
+      <w:pPr>
+        <w:pStyle w:val="FirstParagraph"/>
+      </w:pPr>
+      <m:oMathPara>
+        <m:oMathParaPr>
+          <m:jc m:val="center"/>
+        </m:oMathParaPr>
+        <m:oMath>
+          <m:sSub>
+            <m:e>
+              <m:r>
+                <m:t>β</m:t>
+              </m:r>
+            </m:e>
+            <m:sub>
+              <m:r>
+                <m:t>3</m:t>
+              </m:r>
+            </m:sub>
+          </m:sSub>
+          <m:r>
+            <m:t> </m:t>
+          </m:r>
+          <m:d>
+            <m:dPr>
+              <m:begChr m:val="("/>
+              <m:endChr m:val=")"/>
+              <m:sepChr m:val=""/>
+              <m:grow/>
+            </m:dPr>
+            <m:e>
+              <m:r>
+                <m:t>N</m:t>
+              </m:r>
+              <m:r>
+                <m:t>L</m:t>
+              </m:r>
+              <m:r>
+                <m:t>C</m:t>
+              </m:r>
+              <m:r>
+                <m:t>N</m:t>
+              </m:r>
+              <m:r>
+                <m:rPr>
+                  <m:sty m:val="p"/>
+                </m:rPr>
+                <m:t>_</m:t>
+              </m:r>
+              <m:r>
+                <m:t>z</m:t>
+              </m:r>
+            </m:e>
+          </m:d>
+          <m:r>
+            <m:rPr>
+              <m:sty m:val="p"/>
+            </m:rPr>
+            <m:t>:</m:t>
+          </m:r>
+          <m:r>
+            <m:t> </m:t>
+          </m:r>
+          <m:r>
+            <m:t>p</m:t>
+          </m:r>
+          <m:r>
+            <m:rPr>
+              <m:sty m:val="p"/>
+            </m:rPr>
+            <m:t>=</m:t>
+          </m:r>
+          <m:r>
+            <m:rPr>
+              <m:sty m:val="p"/>
+            </m:rPr>
+            <m:t>,</m:t>
+          </m:r>
+          <m:r>
+            <m:t>495</m:t>
+          </m:r>
+          <m:r>
+            <m:t> </m:t>
+          </m:r>
+          <m:r>
+            <m:rPr>
+              <m:nor/>
+              <m:sty m:val="p"/>
+            </m:rPr>
+            <m:t>NS</m:t>
+          </m:r>
+          <m:r>
+            <m:rPr>
+              <m:sty m:val="p"/>
+            </m:rPr>
+            <m:t>;</m:t>
+          </m:r>
+          <m:r>
+            <m:t> </m:t>
+          </m:r>
+          <m:sSub>
+            <m:e>
+              <m:r>
+                <m:t>β</m:t>
+              </m:r>
+            </m:e>
+            <m:sub>
+              <m:r>
+                <m:t>4</m:t>
+              </m:r>
+            </m:sub>
+          </m:sSub>
+          <m:r>
+            <m:t> </m:t>
+          </m:r>
+          <m:d>
+            <m:dPr>
+              <m:begChr m:val="("/>
+              <m:endChr m:val=")"/>
+              <m:sepChr m:val=""/>
+              <m:grow/>
+            </m:dPr>
+            <m:e>
+              <m:r>
+                <m:t>C</m:t>
+              </m:r>
+              <m:r>
+                <m:t>S</m:t>
+              </m:r>
+              <m:r>
+                <m:t>S</m:t>
+              </m:r>
+              <m:r>
+                <m:rPr>
+                  <m:sty m:val="p"/>
+                </m:rPr>
+                <m:t>_</m:t>
+              </m:r>
+              <m:r>
+                <m:t>z</m:t>
+              </m:r>
+            </m:e>
+          </m:d>
+          <m:r>
+            <m:rPr>
+              <m:sty m:val="p"/>
+            </m:rPr>
+            <m:t>:</m:t>
+          </m:r>
+          <m:r>
+            <m:t> </m:t>
+          </m:r>
+          <m:r>
+            <m:t>p</m:t>
+          </m:r>
+          <m:r>
+            <m:rPr>
+              <m:sty m:val="p"/>
+            </m:rPr>
+            <m:t>=</m:t>
+          </m:r>
+          <m:r>
+            <m:rPr>
+              <m:sty m:val="p"/>
+            </m:rPr>
+            <m:t>,</m:t>
+          </m:r>
+          <m:r>
+            <m:t>402</m:t>
+          </m:r>
+          <m:r>
+            <m:t> </m:t>
+          </m:r>
+          <m:r>
+            <m:rPr>
+              <m:nor/>
+              <m:sty m:val="p"/>
+            </m:rPr>
+            <m:t>NS</m:t>
+          </m:r>
+          <m:r>
+            <m:rPr>
+              <m:sty m:val="p"/>
+            </m:rPr>
+            <m:t>⇒</m:t>
+          </m:r>
+          <m:r>
+            <m:rPr>
+              <m:nor/>
+              <m:sty m:val="p"/>
+            </m:rPr>
+            <m:t>H2 bị bác bỏ tại Nhóm VI</m:t>
+          </m:r>
+        </m:oMath>
+      </m:oMathPara>
+    </w:p>
+    <w:p>
+      <w:pPr>
+        <w:pStyle w:val="FirstParagraph"/>
+      </w:pPr>
+      <w:r>
+        <w:rPr>
+          <w:bCs/>
+          <w:b/>
+        </w:rPr>
+        <w:t xml:space="preserve">Phân tích độ vững (robustness checks):</w:t>
+      </w:r>
+    </w:p>
+    <w:tbl>
+      <w:tblPr>
+        <w:tblStyle w:val="Table"/>
+        <w:tblW w:type="auto" w:w="0"/>
+        <w:tblLook w:firstRow="1" w:lastRow="0" w:firstColumn="0" w:lastColumn="0" w:noHBand="0" w:noVBand="0" w:val="0020"/>
+        <w:jc w:val="start"/>
+      </w:tblPr>
+      <w:tblGrid>
+        <w:gridCol w:w="1980"/>
+        <w:gridCol w:w="1980"/>
+        <w:gridCol w:w="1980"/>
+        <w:gridCol w:w="1980"/>
+      </w:tblGrid>
+      <w:tr>
+        <w:trPr>
+          <w:tblHeader w:val="true"/>
+        </w:trPr>
+        <w:tc>
+          <w:tcPr/>
+          <w:p>
+            <w:pPr>
+              <w:pStyle w:val="Compact"/>
+              <w:jc w:val="left"/>
+            </w:pPr>
+            <w:r>
+              <w:t xml:space="preserve">Specification</w:t>
+            </w:r>
+          </w:p>
+        </w:tc>
+        <w:tc>
+          <w:tcPr/>
+          <w:p>
+            <w:pPr>
+              <w:pStyle w:val="Compact"/>
+              <w:jc w:val="left"/>
+            </w:pPr>
+            <w:r>
+              <w:t xml:space="preserve">β(CDDXK_c)</w:t>
+            </w:r>
+          </w:p>
+        </w:tc>
+        <w:tc>
+          <w:tcPr/>
+          <w:p>
+            <w:pPr>
+              <w:pStyle w:val="Compact"/>
+              <w:jc w:val="left"/>
+            </w:pPr>
+            <w:r>
+              <w:t xml:space="preserve">SE</w:t>
+            </w:r>
+          </w:p>
+        </w:tc>
+        <w:tc>
+          <w:tcPr/>
+          <w:p>
+            <w:pPr>
+              <w:pStyle w:val="Compact"/>
+              <w:jc w:val="left"/>
+            </w:pPr>
+            <w:r>
+              <w:t xml:space="preserve">p</w:t>
+            </w:r>
+          </w:p>
+        </w:tc>
+      </w:tr>
+      <w:tr>
+        <w:tc>
+          <w:tcPr/>
+          <w:p>
+            <w:pPr>
+              <w:pStyle w:val="Compact"/>
+              <w:jc w:val="left"/>
+            </w:pPr>
+            <w:r>
+              <w:t xml:space="preserve">M1 country+year FE (N = 1.469)</w:t>
+            </w:r>
+          </w:p>
+        </w:tc>
+        <w:tc>
+          <w:tcPr/>
+          <w:p>
+            <w:pPr>
+              <w:pStyle w:val="Compact"/>
+              <w:jc w:val="left"/>
+            </w:pPr>
+            <w:r>
+              <w:t xml:space="preserve">−0,404</w:t>
+            </w:r>
+          </w:p>
+        </w:tc>
+        <w:tc>
+          <w:tcPr/>
+          <w:p>
+            <w:pPr>
+              <w:pStyle w:val="Compact"/>
+              <w:jc w:val="left"/>
+            </w:pPr>
+            <w:r>
+              <w:t xml:space="preserve">—</w:t>
+            </w:r>
+          </w:p>
+        </w:tc>
+        <w:tc>
+          <w:tcPr/>
+          <w:p>
+            <w:pPr>
+              <w:pStyle w:val="Compact"/>
+              <w:jc w:val="left"/>
+            </w:pPr>
+            <w:r>
+              <w:t xml:space="preserve">,032</w:t>
+            </w:r>
+          </w:p>
+        </w:tc>
+      </w:tr>
+      <w:tr>
+        <w:tc>
+          <w:tcPr/>
+          <w:p>
+            <w:pPr>
+              <w:pStyle w:val="Compact"/>
+              <w:jc w:val="left"/>
+            </w:pPr>
+            <w:r>
+              <w:t xml:space="preserve">Year FE only (không country FE)</w:t>
+            </w:r>
+          </w:p>
+        </w:tc>
+        <w:tc>
+          <w:tcPr/>
+          <w:p>
+            <w:pPr>
+              <w:pStyle w:val="Compact"/>
+              <w:jc w:val="left"/>
+            </w:pPr>
+            <w:r>
+              <w:t xml:space="preserve">−1,236</w:t>
+            </w:r>
+          </w:p>
+        </w:tc>
+        <w:tc>
+          <w:tcPr/>
+          <w:p>
+            <w:pPr>
+              <w:pStyle w:val="Compact"/>
+              <w:jc w:val="left"/>
+            </w:pPr>
+            <w:r>
+              <w:t xml:space="preserve">—</w:t>
+            </w:r>
+          </w:p>
+        </w:tc>
+        <w:tc>
+          <w:tcPr/>
+          <w:p>
+            <w:pPr>
+              <w:pStyle w:val="Compact"/>
+              <w:jc w:val="left"/>
+            </w:pPr>
+            <w:r>
+              <w:t xml:space="preserve">&lt; ,001</w:t>
+            </w:r>
+          </w:p>
+        </w:tc>
+      </w:tr>
+      <w:tr>
+        <w:tc>
+          <w:tcPr/>
+          <w:p>
+            <w:pPr>
+              <w:pStyle w:val="Compact"/>
+              <w:jc w:val="left"/>
+            </w:pPr>
+            <w:r>
+              <w:t xml:space="preserve">Bivariate (không controls)</w:t>
+            </w:r>
+          </w:p>
+        </w:tc>
+        <w:tc>
+          <w:tcPr/>
+          <w:p>
+            <w:pPr>
+              <w:pStyle w:val="Compact"/>
+              <w:jc w:val="left"/>
+            </w:pPr>
+            <w:r>
+              <w:t xml:space="preserve">−1,596</w:t>
+            </w:r>
+          </w:p>
+        </w:tc>
+        <w:tc>
+          <w:tcPr/>
+          <w:p>
+            <w:pPr>
+              <w:pStyle w:val="Compact"/>
+              <w:jc w:val="left"/>
+            </w:pPr>
+            <w:r>
+              <w:t xml:space="preserve">—</w:t>
+            </w:r>
+          </w:p>
+        </w:tc>
+        <w:tc>
+          <w:tcPr/>
+          <w:p>
+            <w:pPr>
+              <w:pStyle w:val="Compact"/>
+              <w:jc w:val="left"/>
+            </w:pPr>
+            <w:r>
+              <w:t xml:space="preserve">&lt; ,001</w:t>
+            </w:r>
+          </w:p>
+        </w:tc>
+      </w:tr>
+      <w:tr>
+        <w:tc>
+          <w:tcPr/>
+          <w:p>
+            <w:pPr>
+              <w:pStyle w:val="Compact"/>
+              <w:jc w:val="left"/>
+            </w:pPr>
+            <w:r>
+              <w:t xml:space="preserve">Exporters-only (N = 187)</w:t>
+            </w:r>
+          </w:p>
+        </w:tc>
+        <w:tc>
+          <w:tcPr/>
+          <w:p>
+            <w:pPr>
+              <w:pStyle w:val="Compact"/>
+              <w:jc w:val="left"/>
+            </w:pPr>
+            <w:r>
+              <w:t xml:space="preserve">−0,901</w:t>
+            </w:r>
+          </w:p>
+        </w:tc>
+        <w:tc>
+          <w:tcPr/>
+          <w:p>
+            <w:pPr>
+              <w:pStyle w:val="Compact"/>
+              <w:jc w:val="left"/>
+            </w:pPr>
+            <w:r>
+              <w:t xml:space="preserve">—</w:t>
+            </w:r>
+          </w:p>
+        </w:tc>
+        <w:tc>
+          <w:tcPr/>
+          <w:p>
+            <w:pPr>
+              <w:pStyle w:val="Compact"/>
+              <w:jc w:val="left"/>
+            </w:pPr>
+            <w:r>
+              <w:t xml:space="preserve">,027</w:t>
+            </w:r>
+          </w:p>
+        </w:tc>
+      </w:tr>
+    </w:tbl>
+    <w:p>
+      <w:pPr>
+        <w:pStyle w:val="BodyText"/>
+      </w:pPr>
+      <w:r>
+        <w:rPr>
+          <w:iCs/>
+          <w:i/>
+        </w:rPr>
+        <w:t xml:space="preserve">Hệ số âm nhất quán qua 4 specification xác nhận FIP không phải do selection bias hay outlier.</w:t>
+      </w:r>
+    </w:p>
+    <w:p>
+      <w:pPr>
+        <w:pStyle w:val="BodyText"/>
+      </w:pPr>
+      <w:r>
+        <w:rPr>
+          <w:bCs/>
+          <w:b/>
+        </w:rPr>
+        <w:t xml:space="preserve">Bảng định nghĩa biến — Nghiên cứu 8 (Pacific SIDS)</w:t>
+      </w:r>
+    </w:p>
+    <w:tbl>
+      <w:tblPr>
+        <w:tblStyle w:val="Table"/>
+        <w:tblW w:type="auto" w:w="0"/>
+        <w:tblLook w:firstRow="1" w:lastRow="0" w:firstColumn="0" w:lastColumn="0" w:noHBand="0" w:noVBand="0" w:val="0020"/>
+        <w:jc w:val="start"/>
+      </w:tblPr>
+      <w:tblGrid>
+        <w:gridCol w:w="1980"/>
+        <w:gridCol w:w="1980"/>
+        <w:gridCol w:w="1980"/>
+        <w:gridCol w:w="1980"/>
+      </w:tblGrid>
+      <w:tr>
+        <w:trPr>
+          <w:tblHeader w:val="true"/>
+        </w:trPr>
+        <w:tc>
+          <w:tcPr/>
+          <w:p>
+            <w:pPr>
+              <w:pStyle w:val="Compact"/>
+              <w:jc w:val="left"/>
+            </w:pPr>
+            <w:r>
+              <w:t xml:space="preserve">Ký hiệu</w:t>
+            </w:r>
+          </w:p>
+        </w:tc>
+        <w:tc>
+          <w:tcPr/>
+          <w:p>
+            <w:pPr>
+              <w:pStyle w:val="Compact"/>
+              <w:jc w:val="left"/>
+            </w:pPr>
+            <w:r>
+              <w:t xml:space="preserve">WBES item</w:t>
+            </w:r>
+          </w:p>
+        </w:tc>
+        <w:tc>
+          <w:tcPr/>
+          <w:p>
+            <w:pPr>
+              <w:pStyle w:val="Compact"/>
+              <w:jc w:val="left"/>
+            </w:pPr>
+            <w:r>
+              <w:t xml:space="preserve">Cách tính</w:t>
+            </w:r>
+          </w:p>
+        </w:tc>
+        <w:tc>
+          <w:tcPr/>
+          <w:p>
+            <w:pPr>
+              <w:pStyle w:val="Compact"/>
+              <w:jc w:val="left"/>
+            </w:pPr>
+            <w:r>
+              <w:t xml:space="preserve">Vai trò</w:t>
+            </w:r>
+          </w:p>
+        </w:tc>
+      </w:tr>
+      <w:tr>
+        <w:tc>
+          <w:tcPr/>
+          <w:p>
+            <w:pPr>
+              <w:pStyle w:val="Compact"/>
+              <w:jc w:val="left"/>
+            </w:pPr>
+            <w:r>
+              <w:t xml:space="preserve">lnNSLD</w:t>
+            </w:r>
+          </w:p>
+        </w:tc>
+        <w:tc>
+          <w:tcPr/>
+          <w:p>
+            <w:pPr>
+              <w:pStyle w:val="Compact"/>
+              <w:jc w:val="left"/>
+            </w:pPr>
+            <w:r>
+              <w:t xml:space="preserve">d2, l1</w:t>
+            </w:r>
+          </w:p>
+        </w:tc>
+        <w:tc>
+          <w:tcPr/>
+          <w:p>
+            <w:pPr>
+              <w:pStyle w:val="Compact"/>
+              <w:jc w:val="left"/>
+            </w:pPr>
+            <w:r>
+              <w:t xml:space="preserve">ln(doanh thu PPP / lao động)</w:t>
+            </w:r>
+          </w:p>
+        </w:tc>
+        <w:tc>
+          <w:tcPr/>
+          <w:p>
+            <w:pPr>
+              <w:pStyle w:val="Compact"/>
+              <w:jc w:val="left"/>
+            </w:pPr>
+            <w:r>
+              <w:t xml:space="preserve">Biến phụ thuộc</w:t>
+            </w:r>
+          </w:p>
+        </w:tc>
+      </w:tr>
+      <w:tr>
+        <w:tc>
+          <w:tcPr/>
+          <w:p>
+            <w:pPr>
+              <w:pStyle w:val="Compact"/>
+              <w:jc w:val="left"/>
+            </w:pPr>
+            <w:r>
+              <w:t xml:space="preserve">CDDXK_c</w:t>
+            </w:r>
+          </w:p>
+        </w:tc>
+        <w:tc>
+          <w:tcPr/>
+          <w:p>
+            <w:pPr>
+              <w:pStyle w:val="Compact"/>
+              <w:jc w:val="left"/>
+            </w:pPr>
+            <w:r>
+              <w:t xml:space="preserve">d3c</w:t>
+            </w:r>
+          </w:p>
+        </w:tc>
+        <w:tc>
+          <w:tcPr/>
+          <w:p>
+            <w:pPr>
+              <w:pStyle w:val="Compact"/>
+              <w:jc w:val="left"/>
+            </w:pPr>
+            <w:r>
+              <w:t xml:space="preserve">(d3c/100) − mean_wave: centred</w:t>
+            </w:r>
+          </w:p>
+        </w:tc>
+        <w:tc>
+          <w:tcPr/>
+          <w:p>
+            <w:pPr>
+              <w:pStyle w:val="Compact"/>
+              <w:jc w:val="left"/>
+            </w:pPr>
+            <w:r>
+              <w:t xml:space="preserve">Biến độc lập (I)</w:t>
+            </w:r>
+          </w:p>
+        </w:tc>
+      </w:tr>
+      <w:tr>
+        <w:tc>
+          <w:tcPr/>
+          <w:p>
+            <w:pPr>
+              <w:pStyle w:val="Compact"/>
+              <w:jc w:val="left"/>
+            </w:pPr>
+            <w:r>
+              <w:t xml:space="preserve">CDDXK_c²</w:t>
+            </w:r>
+          </w:p>
+        </w:tc>
+        <w:tc>
+          <w:tcPr/>
+          <w:p>
+            <w:pPr>
+              <w:pStyle w:val="Compact"/>
+              <w:jc w:val="left"/>
+            </w:pPr>
+            <w:r>
+              <w:t xml:space="preserve">d3c</w:t>
+            </w:r>
+          </w:p>
+        </w:tc>
+        <w:tc>
+          <w:tcPr/>
+          <w:p>
+            <w:pPr>
+              <w:pStyle w:val="Compact"/>
+              <w:jc w:val="left"/>
+            </w:pPr>
+            <w:r>
+              <w:t xml:space="preserve">CDDXK_c bình phương</w:t>
+            </w:r>
+          </w:p>
+        </w:tc>
+        <w:tc>
+          <w:tcPr/>
+          <w:p>
+            <w:pPr>
+              <w:pStyle w:val="Compact"/>
+              <w:jc w:val="left"/>
+            </w:pPr>
+            <w:r>
+              <w:t xml:space="preserve">I — kiểm định phi tuyến</w:t>
+            </w:r>
+          </w:p>
+        </w:tc>
+      </w:tr>
+      <w:tr>
+        <w:tc>
+          <w:tcPr/>
+          <w:p>
+            <w:pPr>
+              <w:pStyle w:val="Compact"/>
+              <w:jc w:val="left"/>
+            </w:pPr>
+            <w:r>
+              <w:t xml:space="preserve">NLCN_z</w:t>
+            </w:r>
+          </w:p>
+        </w:tc>
+        <w:tc>
+          <w:tcPr/>
+          <w:p>
+            <w:pPr>
+              <w:pStyle w:val="Compact"/>
+              <w:jc w:val="left"/>
+            </w:pPr>
+            <w:r>
+              <w:t xml:space="preserve">b8, e6</w:t>
+            </w:r>
+          </w:p>
+        </w:tc>
+        <w:tc>
+          <w:tcPr/>
+          <w:p>
+            <w:pPr>
+              <w:pStyle w:val="Compact"/>
+              <w:jc w:val="left"/>
+            </w:pPr>
+            <w:r>
+              <w:t xml:space="preserve">z-std(cert + CN nước ngoài)</w:t>
+            </w:r>
+          </w:p>
+        </w:tc>
+        <w:tc>
+          <w:tcPr/>
+          <w:p>
+            <w:pPr>
+              <w:pStyle w:val="Compact"/>
+              <w:jc w:val="left"/>
+            </w:pPr>
+            <w:r>
+              <w:t xml:space="preserve">Năng lực công nghệ</w:t>
+            </w:r>
+          </w:p>
+        </w:tc>
+      </w:tr>
+      <w:tr>
+        <w:tc>
+          <w:tcPr/>
+          <w:p>
+            <w:pPr>
+              <w:pStyle w:val="Compact"/>
+              <w:jc w:val="left"/>
+            </w:pPr>
+            <w:r>
+              <w:t xml:space="preserve">CSS_z</w:t>
+            </w:r>
+          </w:p>
+        </w:tc>
+        <w:tc>
+          <w:tcPr/>
+          <w:p>
+            <w:pPr>
+              <w:pStyle w:val="Compact"/>
+              <w:jc w:val="left"/>
+            </w:pPr>
+            <w:r>
+              <w:t xml:space="preserve">c22b</w:t>
+            </w:r>
+          </w:p>
+        </w:tc>
+        <w:tc>
+          <w:tcPr/>
+          <w:p>
+            <w:pPr>
+              <w:pStyle w:val="Compact"/>
+              <w:jc w:val="left"/>
+            </w:pPr>
+            <w:r>
+              <w:t xml:space="preserve">z-std(website binary): Tier-1 only</w:t>
+            </w:r>
+          </w:p>
+        </w:tc>
+        <w:tc>
+          <w:tcPr/>
+          <w:p>
+            <w:pPr>
+              <w:pStyle w:val="Compact"/>
+              <w:jc w:val="left"/>
+            </w:pPr>
+            <w:r>
+              <w:t xml:space="preserve">Số hoá — proxy tĩnh</w:t>
+            </w:r>
+          </w:p>
+        </w:tc>
+      </w:tr>
+      <w:tr>
+        <w:tc>
+          <w:tcPr/>
+          <w:p>
+            <w:pPr>
+              <w:pStyle w:val="Compact"/>
+              <w:jc w:val="left"/>
+            </w:pPr>
+            <w:r>
+              <w:t xml:space="preserve">lnLD</w:t>
+            </w:r>
+          </w:p>
+        </w:tc>
+        <w:tc>
+          <w:tcPr/>
+          <w:p>
+            <w:pPr>
+              <w:pStyle w:val="Compact"/>
+              <w:jc w:val="left"/>
+            </w:pPr>
+            <w:r>
+              <w:t xml:space="preserve">l1</w:t>
+            </w:r>
+          </w:p>
+        </w:tc>
+        <w:tc>
+          <w:tcPr/>
+          <w:p>
+            <w:pPr>
+              <w:pStyle w:val="Compact"/>
+              <w:jc w:val="left"/>
+            </w:pPr>
+            <w:r>
+              <w:t xml:space="preserve">ln(lao động thường trực)</w:t>
+            </w:r>
+          </w:p>
+        </w:tc>
+        <w:tc>
+          <w:tcPr/>
+          <w:p>
+            <w:pPr>
+              <w:pStyle w:val="Compact"/>
+              <w:jc w:val="left"/>
+            </w:pPr>
+            <w:r>
+              <w:t xml:space="preserve">Control (quy mô)</w:t>
+            </w:r>
+          </w:p>
+        </w:tc>
+      </w:tr>
+      <w:tr>
+        <w:tc>
+          <w:tcPr/>
+          <w:p>
+            <w:pPr>
+              <w:pStyle w:val="Compact"/>
+              <w:jc w:val="left"/>
+            </w:pPr>
+            <w:r>
+              <w:t xml:space="preserve">TuoiDN</w:t>
+            </w:r>
+          </w:p>
+        </w:tc>
+        <w:tc>
+          <w:tcPr/>
+          <w:p>
+            <w:pPr>
+              <w:pStyle w:val="Compact"/>
+              <w:jc w:val="left"/>
+            </w:pPr>
+            <w:r>
+              <w:t xml:space="preserve">b5</w:t>
+            </w:r>
+          </w:p>
+        </w:tc>
+        <w:tc>
+          <w:tcPr/>
+          <w:p>
+            <w:pPr>
+              <w:pStyle w:val="Compact"/>
+              <w:jc w:val="left"/>
+            </w:pPr>
+            <w:r>
+              <w:t xml:space="preserve">năm_KS − năm_thành_lập</w:t>
+            </w:r>
+          </w:p>
+        </w:tc>
+        <w:tc>
+          <w:tcPr/>
+          <w:p>
+            <w:pPr>
+              <w:pStyle w:val="Compact"/>
+              <w:jc w:val="left"/>
+            </w:pPr>
+            <w:r>
+              <w:t xml:space="preserve">Control (tuổi DN)</w:t>
+            </w:r>
+          </w:p>
+        </w:tc>
+      </w:tr>
+      <w:tr>
+        <w:tc>
+          <w:tcPr/>
+          <w:p>
+            <w:pPr>
+              <w:pStyle w:val="Compact"/>
+              <w:jc w:val="left"/>
+            </w:pPr>
+            <w:r>
+              <w:t xml:space="preserve">SoHuuNN</w:t>
+            </w:r>
+          </w:p>
+        </w:tc>
+        <w:tc>
+          <w:tcPr/>
+          <w:p>
+            <w:pPr>
+              <w:pStyle w:val="Compact"/>
+              <w:jc w:val="left"/>
+            </w:pPr>
+            <w:r>
+              <w:t xml:space="preserve">b6a</w:t>
+            </w:r>
+          </w:p>
+        </w:tc>
+        <w:tc>
+          <w:tcPr/>
+          <w:p>
+            <w:pPr>
+              <w:pStyle w:val="Compact"/>
+              <w:jc w:val="left"/>
+            </w:pPr>
+            <w:r>
+              <w:t xml:space="preserve">tỷ lệ sở hữu nước ngoài</w:t>
+            </w:r>
+          </w:p>
+        </w:tc>
+        <w:tc>
+          <w:tcPr/>
+          <w:p>
+            <w:pPr>
+              <w:pStyle w:val="Compact"/>
+              <w:jc w:val="left"/>
+            </w:pPr>
+            <w:r>
+              <w:t xml:space="preserve">Control (sở hữu)</w:t>
+            </w:r>
+          </w:p>
+        </w:tc>
+      </w:tr>
+      <w:tr>
+        <w:tc>
+          <w:tcPr/>
+          <w:p>
+            <w:pPr>
+              <w:pStyle w:val="Compact"/>
+              <w:jc w:val="left"/>
+            </w:pPr>
+            <w:r>
+              <w:t xml:space="preserve">δ_c</w:t>
+            </w:r>
+          </w:p>
+        </w:tc>
+        <w:tc>
+          <w:tcPr/>
+          <w:p>
+            <w:pPr>
+              <w:pStyle w:val="Compact"/>
+              <w:jc w:val="left"/>
+            </w:pPr>
+            <w:r>
+              <w:t xml:space="preserve">a3b</w:t>
+            </w:r>
+          </w:p>
+        </w:tc>
+        <w:tc>
+          <w:tcPr/>
+          <w:p>
+            <w:pPr>
+              <w:pStyle w:val="Compact"/>
+              <w:jc w:val="left"/>
+            </w:pPr>
+            <w:r>
+              <w:t xml:space="preserve">country FE</w:t>
+            </w:r>
+          </w:p>
+        </w:tc>
+        <w:tc>
+          <w:tcPr/>
+          <w:p>
+            <w:pPr>
+              <w:pStyle w:val="Compact"/>
+              <w:jc w:val="left"/>
+            </w:pPr>
+            <w:r>
+              <w:t xml:space="preserve">Fixed effects</w:t>
+            </w:r>
+          </w:p>
+        </w:tc>
+      </w:tr>
+      <w:tr>
+        <w:tc>
+          <w:tcPr/>
+          <w:p>
+            <w:pPr>
+              <w:pStyle w:val="Compact"/>
+              <w:jc w:val="left"/>
+            </w:pPr>
+            <w:r>
+              <w:t xml:space="preserve">λ_t</w:t>
+            </w:r>
+          </w:p>
+        </w:tc>
+        <w:tc>
+          <w:tcPr/>
+          <w:p>
+            <w:pPr>
+              <w:pStyle w:val="Compact"/>
+              <w:jc w:val="left"/>
+            </w:pPr>
+            <w:r>
+              <w:t xml:space="preserve">wave</w:t>
+            </w:r>
+          </w:p>
+        </w:tc>
+        <w:tc>
+          <w:tcPr/>
+          <w:p>
+            <w:pPr>
+              <w:pStyle w:val="Compact"/>
+              <w:jc w:val="left"/>
+            </w:pPr>
+            <w:r>
+              <w:t xml:space="preserve">wave FE</w:t>
+            </w:r>
+          </w:p>
+        </w:tc>
+        <w:tc>
+          <w:tcPr/>
+          <w:p>
+            <w:pPr>
+              <w:pStyle w:val="Compact"/>
+              <w:jc w:val="left"/>
+            </w:pPr>
+            <w:r>
+              <w:t xml:space="preserve">Fixed effects</w:t>
+            </w:r>
+          </w:p>
+        </w:tc>
+      </w:tr>
+    </w:tbl>
+    <w:p>
+      <w:pPr>
+        <w:pStyle w:val="BodyText"/>
+      </w:pPr>
+      <w:r>
+        <w:rPr>
+          <w:iCs/>
+          <w:i/>
+        </w:rPr>
+        <w:t xml:space="preserve">Ghi chú: FIP là điều kiện biên (boundary condition) của mô hình chữ U ngược — áp dụng đặc thù tại ICRV Nhóm VI nơi 3 điều kiện cấu trúc bị vi phạm đồng thời: (1) không có thị trường nội địa đủ lớn, (2) chi phí thương mại không kiểm soát được, (3) hỗ trợ thể chế không đủ chức năng. DAI (CSS_z) Tier-1 only — WBES không thu thập thang đo đầy đủ cho số hoá động tại SIDS.</w:t>
+      </w:r>
+    </w:p>
+    <w:p>
+      <w:r>
+        <w:pict>
+          <v:rect style="width:0;height:1.5pt" o:hralign="center" o:hrstd="t" o:hr="t"/>
+        </w:pict>
+      </w:r>
+    </w:p>
+    <w:bookmarkEnd w:id="41"/>
+    <w:bookmarkEnd w:id="42"/>
+    <w:bookmarkStart w:id="43" w:name="Xcb5234575391557b76fcccc317c70eb26569684"/>
     <w:p>
       <w:pPr>
         <w:pStyle w:val="Heading3"/>
       </w:pPr>
       <w:r>
-        <w:t xml:space="preserve">4.6 Sai số chuẩn</w:t>
+        <w:t xml:space="preserve">3.4.6 Sai số chuẩn</w:t>
       </w:r>
     </w:p>
     <w:p>
@@ -13991,31 +17053,31 @@
         <w:t xml:space="preserve">Tất cả các mô hình đều sử dụng HC1/HC3 robust standard errors (Long &amp; Ervin, 2000; White, 1980) để xử lý heteroscedasticity. Đối với multi-country, bổ sung clustered SE theo country.</w:t>
       </w:r>
     </w:p>
-    <w:bookmarkEnd w:id="47"/>
-    <w:bookmarkEnd w:id="48"/>
-    <w:bookmarkStart w:id="54" w:name="Xbd137c7549379bc59bd868848e5dfb5b5e4e977"/>
+    <w:bookmarkEnd w:id="43"/>
+    <w:bookmarkEnd w:id="44"/>
+    <w:bookmarkStart w:id="50" w:name="X8be9b8b49491f51852c13794a1720d171ee5535"/>
     <w:p>
       <w:pPr>
         <w:pStyle w:val="Heading2"/>
       </w:pPr>
       <w:r>
-        <w:t xml:space="preserve">5. Kiểm định độ vững</w:t>
-      </w:r>
-    </w:p>
-    <w:bookmarkStart w:id="49" w:name="X431ee618c3d4d2cdcb5311a37313dcf18ed1464"/>
+        <w:t xml:space="preserve">3.5 Kiểm định độ vững</w:t>
+      </w:r>
+    </w:p>
+    <w:bookmarkStart w:id="45" w:name="Xa00f076f3963b547ab7d43d6f55fd4f3a5113c5"/>
     <w:p>
       <w:pPr>
         <w:pStyle w:val="Heading3"/>
       </w:pPr>
       <w:r>
-        <w:t xml:space="preserve">5.1 Thay đổi thước đo</w:t>
+        <w:t xml:space="preserve">3.5.1 Thay đổi thước đo</w:t>
       </w:r>
     </w:p>
     <w:p>
       <w:pPr>
         <w:numPr>
           <w:ilvl w:val="0"/>
-          <w:numId w:val="1008"/>
+          <w:numId w:val="1007"/>
         </w:numPr>
         <w:pStyle w:val="Compact"/>
       </w:pPr>
@@ -14060,12 +17122,70 @@
       <w:pPr>
         <w:numPr>
           <w:ilvl w:val="0"/>
-          <w:numId w:val="1008"/>
+          <w:numId w:val="1007"/>
         </w:numPr>
         <w:pStyle w:val="Compact"/>
       </w:pPr>
       <w:r>
         <w:t xml:space="preserve">Biến độc lập: thay FSTS bằng export status (binary), foreign sales count.</w:t>
+      </w:r>
+    </w:p>
+    <w:p>
+      <w:pPr>
+        <w:numPr>
+          <w:ilvl w:val="0"/>
+          <w:numId w:val="1007"/>
+        </w:numPr>
+        <w:pStyle w:val="Compact"/>
+      </w:pPr>
+      <w:r>
+        <w:t xml:space="preserve">Biến moderator: thay DAI_thin bằng DAI_rich (cho subset 2024+).</w:t>
+      </w:r>
+    </w:p>
+    <w:bookmarkEnd w:id="45"/>
+    <w:bookmarkStart w:id="46" w:name="Xac2ebbdc11b48daafdee8742a5cbdf7e2e607ee"/>
+    <w:p>
+      <w:pPr>
+        <w:pStyle w:val="Heading3"/>
+      </w:pPr>
+      <w:r>
+        <w:t xml:space="preserve">3.5.2 Mẫu phụ</w:t>
+      </w:r>
+    </w:p>
+    <w:p>
+      <w:pPr>
+        <w:pStyle w:val="FirstParagraph"/>
+      </w:pPr>
+      <w:r>
+        <w:t xml:space="preserve">Loại trừ micro firms (&lt;5 lao động); chỉ giữ SMEs; chỉ giữ manufacturing; chỉ giữ exporters (FSTS &gt; 0); subgroup theo 6 sub-regime ICRV.</w:t>
+      </w:r>
+    </w:p>
+    <w:bookmarkEnd w:id="46"/>
+    <w:bookmarkStart w:id="47" w:name="X7f474d927517549e35ccb278e2098f6d3b759d4"/>
+    <w:p>
+      <w:pPr>
+        <w:pStyle w:val="Heading3"/>
+      </w:pPr>
+      <w:r>
+        <w:t xml:space="preserve">3.5.3 Outliers</w:t>
+      </w:r>
+    </w:p>
+    <w:p>
+      <w:pPr>
+        <w:pStyle w:val="FirstParagraph"/>
+      </w:pPr>
+      <w:r>
+        <w:t xml:space="preserve">Winsorization 1% và 5% đối với labor productivity và employment, áp dụng trong từng country-year.</w:t>
+      </w:r>
+    </w:p>
+    <w:bookmarkEnd w:id="47"/>
+    <w:bookmarkStart w:id="48" w:name="X2da9a9ba2cec2086c1dda0df0458753db93e2e3"/>
+    <w:p>
+      <w:pPr>
+        <w:pStyle w:val="Heading3"/>
+      </w:pPr>
+      <w:r>
+        <w:t xml:space="preserve">3.5.4 Multicollinearity và heteroscedasticity</w:t>
       </w:r>
     </w:p>
     <w:p>
@@ -14077,53 +17197,29 @@
         <w:pStyle w:val="Compact"/>
       </w:pPr>
       <w:r>
-        <w:t xml:space="preserve">Biến moderator: thay DAI_thin bằng DAI_rich (cho subset 2024+).</w:t>
-      </w:r>
-    </w:p>
-    <w:bookmarkEnd w:id="49"/>
-    <w:bookmarkStart w:id="50" w:name="X9e9ef139d57d7f609b0bd2a30f6aacc57ffda85"/>
+        <w:t xml:space="preserve">VIF cho tất cả mô hình; ngưỡng VIF &lt; 5 (Hair et al., 2019).</w:t>
+      </w:r>
+    </w:p>
+    <w:p>
+      <w:pPr>
+        <w:numPr>
+          <w:ilvl w:val="0"/>
+          <w:numId w:val="1008"/>
+        </w:numPr>
+        <w:pStyle w:val="Compact"/>
+      </w:pPr>
+      <w:r>
+        <w:t xml:space="preserve">Breusch–Pagan test (Breusch &amp; Pagan, 1979).</w:t>
+      </w:r>
+    </w:p>
+    <w:bookmarkEnd w:id="48"/>
+    <w:bookmarkStart w:id="49" w:name="Xece3d027367fef795bcf55aad7417945cf4f49c"/>
     <w:p>
       <w:pPr>
         <w:pStyle w:val="Heading3"/>
       </w:pPr>
       <w:r>
-        <w:t xml:space="preserve">5.2 Mẫu phụ</w:t>
-      </w:r>
-    </w:p>
-    <w:p>
-      <w:pPr>
-        <w:pStyle w:val="FirstParagraph"/>
-      </w:pPr>
-      <w:r>
-        <w:t xml:space="preserve">Loại trừ micro firms (&lt;5 lao động); chỉ giữ SMEs; chỉ giữ manufacturing; chỉ giữ exporters (FSTS &gt; 0); subgroup theo 6 sub-regime ICRV.</w:t>
-      </w:r>
-    </w:p>
-    <w:bookmarkEnd w:id="50"/>
-    <w:bookmarkStart w:id="51" w:name="X98cc73fc712d9e44cc5d18b702bb976620f7fc1"/>
-    <w:p>
-      <w:pPr>
-        <w:pStyle w:val="Heading3"/>
-      </w:pPr>
-      <w:r>
-        <w:t xml:space="preserve">5.3 Outliers</w:t>
-      </w:r>
-    </w:p>
-    <w:p>
-      <w:pPr>
-        <w:pStyle w:val="FirstParagraph"/>
-      </w:pPr>
-      <w:r>
-        <w:t xml:space="preserve">Winsorization 1% và 5% đối với labor productivity và employment, áp dụng trong từng country-year.</w:t>
-      </w:r>
-    </w:p>
-    <w:bookmarkEnd w:id="51"/>
-    <w:bookmarkStart w:id="52" w:name="X33d8f36a6a0e8ad3d10f0b0d165a7983b25acc1"/>
-    <w:p>
-      <w:pPr>
-        <w:pStyle w:val="Heading3"/>
-      </w:pPr>
-      <w:r>
-        <w:t xml:space="preserve">5.4 Multicollinearity và heteroscedasticity</w:t>
+        <w:t xml:space="preserve">3.5.5 Sensitivity analysis cho meta-analysis</w:t>
       </w:r>
     </w:p>
     <w:p>
@@ -14135,7 +17231,7 @@
         <w:pStyle w:val="Compact"/>
       </w:pPr>
       <w:r>
-        <w:t xml:space="preserve">VIF cho tất cả mô hình; ngưỡng VIF &lt; 5 (Hair et al., 2019).</w:t>
+        <w:t xml:space="preserve">Leave-one-out: loại từng nghiên cứu và tái tính pooled effect.</w:t>
       </w:r>
     </w:p>
     <w:p>
@@ -14147,52 +17243,18 @@
         <w:pStyle w:val="Compact"/>
       </w:pPr>
       <w:r>
-        <w:t xml:space="preserve">Breusch–Pagan test (Breusch &amp; Pagan, 1979).</w:t>
-      </w:r>
-    </w:p>
-    <w:bookmarkEnd w:id="52"/>
-    <w:bookmarkStart w:id="53" w:name="X72f2a8f16e87d5c44ffc52bf2b3af577e467955"/>
-    <w:p>
-      <w:pPr>
-        <w:pStyle w:val="Heading3"/>
-      </w:pPr>
-      <w:r>
-        <w:t xml:space="preserve">5.5 Sensitivity analysis cho meta-analysis</w:t>
-      </w:r>
-    </w:p>
-    <w:p>
-      <w:pPr>
-        <w:numPr>
-          <w:ilvl w:val="0"/>
-          <w:numId w:val="1010"/>
-        </w:numPr>
-        <w:pStyle w:val="Compact"/>
-      </w:pPr>
-      <w:r>
-        <w:t xml:space="preserve">Leave-one-out: loại từng nghiên cứu và tái tính pooled effect.</w:t>
-      </w:r>
-    </w:p>
-    <w:p>
-      <w:pPr>
-        <w:numPr>
-          <w:ilvl w:val="0"/>
-          <w:numId w:val="1010"/>
-        </w:numPr>
-        <w:pStyle w:val="Compact"/>
-      </w:pPr>
-      <w:r>
         <w:t xml:space="preserve">Trim-and-fill (Duval &amp; Tweedie, 2000) cho publication bias.</w:t>
       </w:r>
     </w:p>
-    <w:bookmarkEnd w:id="53"/>
-    <w:bookmarkEnd w:id="54"/>
-    <w:bookmarkStart w:id="55" w:name="Xba1727fc0da4fc8e26a315fbd09b8799e5ac3db"/>
+    <w:bookmarkEnd w:id="49"/>
+    <w:bookmarkEnd w:id="50"/>
+    <w:bookmarkStart w:id="51" w:name="Xda9461543ca17f4fffc4dad7e6165fee80c6b0c"/>
     <w:p>
       <w:pPr>
         <w:pStyle w:val="Heading2"/>
       </w:pPr>
       <w:r>
-        <w:t xml:space="preserve">6. Tóm tắt kế thừa và đóng góp mới</w:t>
+        <w:t xml:space="preserve">3.6 Tóm tắt phương pháp: Kế thừa và đóng góp mới</w:t>
       </w:r>
     </w:p>
     <w:tbl>
@@ -14699,14 +17761,14 @@
         </w:tc>
       </w:tr>
     </w:tbl>
-    <w:bookmarkEnd w:id="55"/>
-    <w:bookmarkStart w:id="56" w:name="X696efacd1a1ef1aca1868f20b67b10fe2c2b182"/>
+    <w:bookmarkEnd w:id="51"/>
+    <w:bookmarkStart w:id="52" w:name="X8731c6039be62b4d182e17d98ac2bec3a898506"/>
     <w:p>
       <w:pPr>
         <w:pStyle w:val="Heading2"/>
       </w:pPr>
       <w:r>
-        <w:t xml:space="preserve">7. Đạo đức nghiên cứu</w:t>
+        <w:t xml:space="preserve">3.7 Đạo đức nghiên cứu</w:t>
       </w:r>
     </w:p>
     <w:p>
@@ -14717,8 +17779,8 @@
         <w:t xml:space="preserve">Luận án sử dụng dữ liệu thứ cấp từ WBES — bộ dữ liệu công khai được World Bank cung cấp miễn phí cho mục đích nghiên cứu (World Bank, n.d.). Tất cả các citation theo APA 7th để ghi nhận đầy đủ công sức của các tác giả trước, tránh đạo văn. Code và dữ liệu phân tích được lưu trữ trên các nhánh chuyên biệt của repository để bảo đảm khả năng tái lập kết quả.</w:t>
       </w:r>
     </w:p>
-    <w:bookmarkEnd w:id="56"/>
-    <w:bookmarkEnd w:id="57"/>
+    <w:bookmarkEnd w:id="52"/>
+    <w:bookmarkEnd w:id="53"/>
     <w:sectPr>
       <w:pgSz w:h="16838" w:w="11906"/>
       <w:pgMar w:bottom="1134" w:left="1701" w:right="1134" w:top="1134"/>
@@ -14932,9 +17994,6 @@
     <w:abstractNumId w:val="991"/>
   </w:num>
   <w:num w:numId="1009">
-    <w:abstractNumId w:val="991"/>
-  </w:num>
-  <w:num w:numId="1010">
     <w:abstractNumId w:val="991"/>
   </w:num>
 </w:numbering>

--- a/dist/luan_an/03_methodology_vi.docx
+++ b/dist/luan_an/03_methodology_vi.docx
@@ -2,38 +2,77 @@
 <file path=word/document.xml><?xml version="1.0" encoding="utf-8"?>
 <w:document xmlns:w="http://schemas.openxmlformats.org/wordprocessingml/2006/main" xmlns:m="http://schemas.openxmlformats.org/officeDocument/2006/math" xmlns:r="http://schemas.openxmlformats.org/officeDocument/2006/relationships" xmlns:o="urn:schemas-microsoft-com:office:office" xmlns:v="urn:schemas-microsoft-com:vml" xmlns:w10="urn:schemas-microsoft-com:office:word" xmlns:a="http://schemas.openxmlformats.org/drawingml/2006/main" xmlns:pic="http://schemas.openxmlformats.org/drawingml/2006/picture" xmlns:wp="http://schemas.openxmlformats.org/drawingml/2006/wordprocessingDrawing">
   <w:body>
-    <w:bookmarkStart w:id="53" w:name="chương-3-phương-pháp-nghiên-cứu"/>
+    <w:bookmarkStart w:id="58" w:name="phương-pháp-nghiên-cứu"/>
     <w:p>
       <w:pPr>
         <w:pStyle w:val="Heading1"/>
       </w:pPr>
       <w:r>
-        <w:t xml:space="preserve">CHƯƠNG 3: PHƯƠNG PHÁP NGHIÊN CỨU</w:t>
-      </w:r>
-    </w:p>
-    <w:p>
-      <w:r>
-        <w:pict>
-          <v:rect style="width:0;height:1.5pt" o:hralign="center" o:hrstd="t" o:hr="t"/>
-        </w:pict>
-      </w:r>
-    </w:p>
-    <w:bookmarkStart w:id="22" w:name="X5941ec2c11a959ab436d2688aecb01c885af8d5"/>
+        <w:t xml:space="preserve">Phương pháp nghiên cứu</w:t>
+      </w:r>
+    </w:p>
+    <w:p>
+      <w:pPr>
+        <w:pStyle w:val="FirstParagraph"/>
+      </w:pPr>
+      <w:r>
+        <w:t xml:space="preserve">File này trình bày thiết kế nghiên cứu, nguồn dữ liệu, đo lường biến, mô hình phân tích và kiểm định độ vững. Mỗi thành phần đều được giải thích theo hai loại cơ sở:</w:t>
+      </w:r>
+    </w:p>
+    <w:p>
+      <w:pPr>
+        <w:numPr>
+          <w:ilvl w:val="0"/>
+          <w:numId w:val="1001"/>
+        </w:numPr>
+        <w:pStyle w:val="Compact"/>
+      </w:pPr>
+      <w:r>
+        <w:rPr>
+          <w:bCs/>
+          <w:b/>
+        </w:rPr>
+        <w:t xml:space="preserve">Cơ sở kế thừa</w:t>
+      </w:r>
+      <w:r>
+        <w:t xml:space="preserve">: phương pháp đã được công nhận trong literature, kèm citation APA 7th.</w:t>
+      </w:r>
+    </w:p>
+    <w:p>
+      <w:pPr>
+        <w:numPr>
+          <w:ilvl w:val="0"/>
+          <w:numId w:val="1001"/>
+        </w:numPr>
+        <w:pStyle w:val="Compact"/>
+      </w:pPr>
+      <w:r>
+        <w:rPr>
+          <w:bCs/>
+          <w:b/>
+        </w:rPr>
+        <w:t xml:space="preserve">Đóng góp mới/điều chỉnh</w:t>
+      </w:r>
+      <w:r>
+        <w:t xml:space="preserve">: những điểm mà luận án cải tiến hoặc tổ chức mới, kèm lập luận rõ ràng.</w:t>
+      </w:r>
+    </w:p>
+    <w:bookmarkStart w:id="22" w:name="X56424e3208dc91a2885d1c297474f714b95bcea"/>
     <w:p>
       <w:pPr>
         <w:pStyle w:val="Heading2"/>
       </w:pPr>
       <w:r>
-        <w:t xml:space="preserve">3.1 Thiết kế nghiên cứu tổng thể</w:t>
-      </w:r>
-    </w:p>
-    <w:bookmarkStart w:id="20" w:name="X0ad18f2ea0f327e90ab493b140585d0f339e352"/>
+        <w:t xml:space="preserve">1. Thiết kế nghiên cứu tổng thể</w:t>
+      </w:r>
+    </w:p>
+    <w:bookmarkStart w:id="20" w:name="X754c796eb9648f308f08c432f0050cd9b94c6c8"/>
     <w:p>
       <w:pPr>
         <w:pStyle w:val="Heading3"/>
       </w:pPr>
       <w:r>
-        <w:t xml:space="preserve">3.1.1 Loại thiết kế</w:t>
+        <w:t xml:space="preserve">1.1 Loại thiết kế</w:t>
       </w:r>
     </w:p>
     <w:p>
@@ -107,13 +146,13 @@
       </w:r>
     </w:p>
     <w:bookmarkEnd w:id="20"/>
-    <w:bookmarkStart w:id="21" w:name="Xfd5ae7e7a2cc0c8be87a7a0d68c06af783c9b59"/>
+    <w:bookmarkStart w:id="21" w:name="X248f0021a5a12709954fcf24a7f49cf9c0e965e"/>
     <w:p>
       <w:pPr>
         <w:pStyle w:val="Heading3"/>
       </w:pPr>
       <w:r>
-        <w:t xml:space="preserve">3.1.2 Quy trình nghiên cứu</w:t>
+        <w:t xml:space="preserve">1.2 Quy trình nghiên cứu</w:t>
       </w:r>
     </w:p>
     <w:p>
@@ -142,22 +181,22 @@
     </w:p>
     <w:bookmarkEnd w:id="21"/>
     <w:bookmarkEnd w:id="22"/>
-    <w:bookmarkStart w:id="26" w:name="Xba2b2f63509bf3587653379b96fe905a4c38721"/>
+    <w:bookmarkStart w:id="26" w:name="Xb099187d4d77291265428c7dacb6385eb4b3527"/>
     <w:p>
       <w:pPr>
         <w:pStyle w:val="Heading2"/>
       </w:pPr>
       <w:r>
-        <w:t xml:space="preserve">3.2 Phase 1 — Meta-analysis 1982–2026</w:t>
-      </w:r>
-    </w:p>
-    <w:bookmarkStart w:id="23" w:name="X6548c445f253576ab77db0afe7759a99accc5ae"/>
+        <w:t xml:space="preserve">2. Phase 1: Meta-analysis 1982–2026</w:t>
+      </w:r>
+    </w:p>
+    <w:bookmarkStart w:id="23" w:name="X1551a254f454544efc95505360b4c5c9d00b320"/>
     <w:p>
       <w:pPr>
         <w:pStyle w:val="Heading3"/>
       </w:pPr>
       <w:r>
-        <w:t xml:space="preserve">3.2.1 Cơ sở kế thừa</w:t>
+        <w:t xml:space="preserve">2.1 Cơ sở kế thừa</w:t>
       </w:r>
     </w:p>
     <w:p>
@@ -211,20 +250,20 @@
       </w:r>
     </w:p>
     <w:bookmarkEnd w:id="23"/>
-    <w:bookmarkStart w:id="24" w:name="X4cc0e11cc2b0a899e7494b6932e6c46974fcac7"/>
+    <w:bookmarkStart w:id="24" w:name="X0c1e6180491331dbef38f8b5cf97fc0ecad3881"/>
     <w:p>
       <w:pPr>
         <w:pStyle w:val="Heading3"/>
       </w:pPr>
       <w:r>
-        <w:t xml:space="preserve">3.2.2 Đóng góp mới/điều chỉnh</w:t>
+        <w:t xml:space="preserve">2.2 Đóng góp mới/điều chỉnh</w:t>
       </w:r>
     </w:p>
     <w:p>
       <w:pPr>
         <w:numPr>
           <w:ilvl w:val="0"/>
-          <w:numId w:val="1001"/>
+          <w:numId w:val="1002"/>
         </w:numPr>
         <w:pStyle w:val="Compact"/>
       </w:pPr>
@@ -256,7 +295,7 @@
       <w:pPr>
         <w:numPr>
           <w:ilvl w:val="0"/>
-          <w:numId w:val="1001"/>
+          <w:numId w:val="1002"/>
         </w:numPr>
         <w:pStyle w:val="Compact"/>
       </w:pPr>
@@ -275,7 +314,7 @@
       <w:pPr>
         <w:numPr>
           <w:ilvl w:val="0"/>
-          <w:numId w:val="1001"/>
+          <w:numId w:val="1002"/>
         </w:numPr>
         <w:pStyle w:val="Compact"/>
       </w:pPr>
@@ -294,7 +333,7 @@
       <w:pPr>
         <w:numPr>
           <w:ilvl w:val="0"/>
-          <w:numId w:val="1001"/>
+          <w:numId w:val="1002"/>
         </w:numPr>
         <w:pStyle w:val="Compact"/>
       </w:pPr>
@@ -310,13 +349,13 @@
       </w:r>
     </w:p>
     <w:bookmarkEnd w:id="24"/>
-    <w:bookmarkStart w:id="25" w:name="Xae02c1433054ac6c9ee47047d46e66bd13cdc6b"/>
+    <w:bookmarkStart w:id="25" w:name="X8ff9d76b57ab4183f46a16fef6b447d1a7ef01d"/>
     <w:p>
       <w:pPr>
         <w:pStyle w:val="Heading3"/>
       </w:pPr>
       <w:r>
-        <w:t xml:space="preserve">3.2.3 Quy trình PRISMA</w:t>
+        <w:t xml:space="preserve">2.3 Quy trình PRISMA</w:t>
       </w:r>
     </w:p>
     <w:p>
@@ -362,22 +401,22 @@
     </w:p>
     <w:bookmarkEnd w:id="25"/>
     <w:bookmarkEnd w:id="26"/>
-    <w:bookmarkStart w:id="32" w:name="X2c6e58f89857f64ac5f06ae1a6ddd1deb030675"/>
+    <w:bookmarkStart w:id="35" w:name="X6aa474f7b2e6804e45c9b533f4c4995c8a51f0e"/>
     <w:p>
       <w:pPr>
         <w:pStyle w:val="Heading2"/>
       </w:pPr>
       <w:r>
-        <w:t xml:space="preserve">3.3 Phase 2 — Phân tích thực nghiệm đa quốc gia</w:t>
-      </w:r>
-    </w:p>
-    <w:bookmarkStart w:id="27" w:name="Xf7fc23c09ac90b299b0f14681e1df5ca5c5e569"/>
+        <w:t xml:space="preserve">3. Phase 2: Multi-country empirical analysis</w:t>
+      </w:r>
+    </w:p>
+    <w:bookmarkStart w:id="27" w:name="X84ced60e62ea90934832891098abf01a4d917e5"/>
     <w:p>
       <w:pPr>
         <w:pStyle w:val="Heading3"/>
       </w:pPr>
       <w:r>
-        <w:t xml:space="preserve">3.3.1 Nguồn dữ liệu</w:t>
+        <w:t xml:space="preserve">3.1 Nguồn dữ liệu</w:t>
       </w:r>
     </w:p>
     <w:p>
@@ -464,13 +503,13 @@
       </w:r>
     </w:p>
     <w:bookmarkEnd w:id="27"/>
-    <w:bookmarkStart w:id="28" w:name="X2013f18ac82d23d08403a6b9339b953a5fef2fa"/>
+    <w:bookmarkStart w:id="28" w:name="X627d9e57359624ba53d60ada46440408c767234"/>
     <w:p>
       <w:pPr>
         <w:pStyle w:val="Heading3"/>
       </w:pPr>
       <w:r>
-        <w:t xml:space="preserve">3.3.2 Đo lường biến phụ thuộc — Hiệu quả hoạt động</w:t>
+        <w:t xml:space="preserve">3.2 Đo lường biến phụ thuộc — Hiệu quả hoạt động</w:t>
       </w:r>
     </w:p>
     <w:p>
@@ -619,13 +658,13 @@
       </w:r>
     </w:p>
     <w:bookmarkEnd w:id="28"/>
-    <w:bookmarkStart w:id="29" w:name="X40a8e724c89b196c45c024f01b1458111f91588"/>
+    <w:bookmarkStart w:id="29" w:name="X15f8964cdacf2e18287cd2f7dddc106f078f343"/>
     <w:p>
       <w:pPr>
         <w:pStyle w:val="Heading3"/>
       </w:pPr>
       <w:r>
-        <w:t xml:space="preserve">3.3.3 Đo lường biến độc lập — Quốc tế hóa</w:t>
+        <w:t xml:space="preserve">3.3 Đo lường biến độc lập — Quốc tế hóa</w:t>
       </w:r>
     </w:p>
     <w:p>
@@ -772,30 +811,27 @@
       </w:r>
     </w:p>
     <w:bookmarkEnd w:id="29"/>
-    <w:bookmarkStart w:id="30" w:name="Xa7342efa9e4440bffeb50b266b6e2d5207de558"/>
+    <w:bookmarkStart w:id="33" w:name="Xdd2644898f5d54c5cc66b5de84b6ed843e574dc"/>
     <w:p>
       <w:pPr>
         <w:pStyle w:val="Heading3"/>
       </w:pPr>
       <w:r>
-        <w:t xml:space="preserve">3.3.4 Đo lường biến điều tiết</w:t>
+        <w:t xml:space="preserve">3.4 Đo lường biến điều tiết</w:t>
+      </w:r>
+    </w:p>
+    <w:bookmarkStart w:id="30" w:name="Xc9447eee4507cc41fc1bfd78b7a464443ed9908"/>
+    <w:p>
+      <w:pPr>
+        <w:pStyle w:val="Heading4"/>
+      </w:pPr>
+      <w:r>
+        <w:t xml:space="preserve">3.4.1 Digital constructs (TCI và DAI)</w:t>
       </w:r>
     </w:p>
     <w:p>
       <w:pPr>
         <w:pStyle w:val="FirstParagraph"/>
-      </w:pPr>
-      <w:r>
-        <w:rPr>
-          <w:bCs/>
-          <w:b/>
-        </w:rPr>
-        <w:t xml:space="preserve">a) Digital constructs (TCI và DAI)</w:t>
-      </w:r>
-    </w:p>
-    <w:p>
-      <w:pPr>
-        <w:pStyle w:val="BodyText"/>
       </w:pPr>
       <w:r>
         <w:t xml:space="preserve">Luận án phân biệt rõ hai construct:</w:t>
@@ -805,7 +841,7 @@
       <w:pPr>
         <w:numPr>
           <w:ilvl w:val="0"/>
-          <w:numId w:val="1002"/>
+          <w:numId w:val="1003"/>
         </w:numPr>
         <w:pStyle w:val="Compact"/>
       </w:pPr>
@@ -824,7 +860,7 @@
       <w:pPr>
         <w:numPr>
           <w:ilvl w:val="0"/>
-          <w:numId w:val="1002"/>
+          <w:numId w:val="1003"/>
         </w:numPr>
         <w:pStyle w:val="Compact"/>
       </w:pPr>
@@ -900,21 +936,19 @@
         <w:t xml:space="preserve">trong bối cảnh WBES, đảm bảo construct purity ở 47 nền kinh tế châu Á và Pacific, với pipeline hòa hợp 3 thế hệ schema. Phân tách TCI và DAI theo (i) Bharadwaj et al. (2013) — IT capability vs digital business strategy có nomological nets khác nhau; (ii) phân tầng 3 cấp của Verhoef et al. (2021) — digitization, digitalization, digital transformation; (iii) truyền thống Lall (1992) và Cohen &amp; Levinthal (1990) coi technological capability là chiều sâu năng lực nội tại (absorptive capacity), khác về bản chất với digital adoption ở giao diện ngoại tại; (iv) resource-orchestration logic của Bhandari et al. (2023) cho I→P relationship; và (v) 4 tiêu chí formative composite của Coltman et al. (2008) — đảm bảo TCI và DAI là hai composite độc lập.</w:t>
       </w:r>
     </w:p>
-    <w:p>
-      <w:pPr>
-        <w:pStyle w:val="BodyText"/>
-      </w:pPr>
-      <w:r>
-        <w:rPr>
-          <w:bCs/>
-          <w:b/>
-        </w:rPr>
-        <w:t xml:space="preserve">b) Biến thể chế</w:t>
-      </w:r>
-    </w:p>
-    <w:p>
-      <w:pPr>
-        <w:pStyle w:val="BodyText"/>
+    <w:bookmarkEnd w:id="30"/>
+    <w:bookmarkStart w:id="31" w:name="X675dba3bc66f04bdb35ea3e98db6777f7453517"/>
+    <w:p>
+      <w:pPr>
+        <w:pStyle w:val="Heading4"/>
+      </w:pPr>
+      <w:r>
+        <w:t xml:space="preserve">3.4.2 Institutional variables</w:t>
+      </w:r>
+    </w:p>
+    <w:p>
+      <w:pPr>
+        <w:pStyle w:val="FirstParagraph"/>
       </w:pPr>
       <w:r>
         <w:rPr>
@@ -942,21 +976,19 @@
         <w:t xml:space="preserve">: Khanna và Palepu (2010) với institutional voids; North (1990) với institutional analysis; Marano et al. (2016) với meta-analytic evidence về institutional moderators.</w:t>
       </w:r>
     </w:p>
-    <w:p>
-      <w:pPr>
-        <w:pStyle w:val="BodyText"/>
-      </w:pPr>
-      <w:r>
-        <w:rPr>
-          <w:bCs/>
-          <w:b/>
-        </w:rPr>
-        <w:t xml:space="preserve">c) Đặc điểm nhà quản trị cấp cao</w:t>
-      </w:r>
-    </w:p>
-    <w:p>
-      <w:pPr>
-        <w:pStyle w:val="BodyText"/>
+    <w:bookmarkEnd w:id="31"/>
+    <w:bookmarkStart w:id="32" w:name="Xafb7051784bd2190b9c0ec64eb794b969a7e6b4"/>
+    <w:p>
+      <w:pPr>
+        <w:pStyle w:val="Heading4"/>
+      </w:pPr>
+      <w:r>
+        <w:t xml:space="preserve">3.4.3 Top manager characteristics</w:t>
+      </w:r>
+    </w:p>
+    <w:p>
+      <w:pPr>
+        <w:pStyle w:val="FirstParagraph"/>
       </w:pPr>
       <w:r>
         <w:rPr>
@@ -999,14 +1031,15 @@
         <w:t xml:space="preserve">: chỉ trong subset có đủ dữ liệu; nếu thiếu, đưa vào robustness chứ không bắt buộc trong mô hình chính.</w:t>
       </w:r>
     </w:p>
-    <w:bookmarkEnd w:id="30"/>
-    <w:bookmarkStart w:id="31" w:name="X242c994c02f3871ea8359747a875373a8cd3eca"/>
+    <w:bookmarkEnd w:id="32"/>
+    <w:bookmarkEnd w:id="33"/>
+    <w:bookmarkStart w:id="34" w:name="X47e64c38922de9c9938d7912558eba6c86d3a28"/>
     <w:p>
       <w:pPr>
         <w:pStyle w:val="Heading3"/>
       </w:pPr>
       <w:r>
-        <w:t xml:space="preserve">3.3.5 Biến kiểm soát</w:t>
+        <w:t xml:space="preserve">3.5 Biến kiểm soát</w:t>
       </w:r>
     </w:p>
     <w:p>
@@ -1043,24 +1076,24 @@
         <w:t xml:space="preserve">: chuẩn trong nghiên cứu WBES và IB (Aterido et al., 2011; Ayyagari et al., 2011).</w:t>
       </w:r>
     </w:p>
-    <w:bookmarkEnd w:id="31"/>
-    <w:bookmarkEnd w:id="32"/>
-    <w:bookmarkStart w:id="44" w:name="Xd77d50b091b2ed22b6b5e4ab46917b297ec7074"/>
+    <w:bookmarkEnd w:id="34"/>
+    <w:bookmarkEnd w:id="35"/>
+    <w:bookmarkStart w:id="49" w:name="X739c39ba72bd4ab9a65ae6cfaca8e78ae4b0f0d"/>
     <w:p>
       <w:pPr>
         <w:pStyle w:val="Heading2"/>
       </w:pPr>
       <w:r>
-        <w:t xml:space="preserve">3.4 Mô hình phân tích</w:t>
-      </w:r>
-    </w:p>
-    <w:bookmarkStart w:id="33" w:name="Xd5826715f3ece4e9c39fdb63b501527e807067b"/>
+        <w:t xml:space="preserve">4. Mô hình phân tích</w:t>
+      </w:r>
+    </w:p>
+    <w:bookmarkStart w:id="36" w:name="X4c78f5166bf22e57c1f525071727cb59025b68d"/>
     <w:p>
       <w:pPr>
         <w:pStyle w:val="Heading3"/>
       </w:pPr>
       <w:r>
-        <w:t xml:space="preserve">3.4.1 Mô hình meta-analysis</w:t>
+        <w:t xml:space="preserve">4.1 Mô hình meta-analysis</w:t>
       </w:r>
     </w:p>
     <w:p>
@@ -1293,14 +1326,14 @@
         <w:t xml:space="preserve">: chuẩn meta-analysis trong quản trị chiến lược (Combs et al., 2011; Aguinis et al., 2011).</w:t>
       </w:r>
     </w:p>
-    <w:bookmarkEnd w:id="33"/>
-    <w:bookmarkStart w:id="34" w:name="X91b9254fb543667278f4d6a826ba3dee0d78b94"/>
+    <w:bookmarkEnd w:id="36"/>
+    <w:bookmarkStart w:id="37" w:name="X27365d5351c4f2028e401b959ec157ce9c1b5c2"/>
     <w:p>
       <w:pPr>
         <w:pStyle w:val="Heading3"/>
       </w:pPr>
       <w:r>
-        <w:t xml:space="preserve">3.4.2 Mô hình empirical — Tuyến tính cơ bản</w:t>
+        <w:t xml:space="preserve">4.2 Mô hình empirical — Tuyến tính cơ bản</w:t>
       </w:r>
     </w:p>
     <w:p>
@@ -1482,14 +1515,14 @@
         <w:t xml:space="preserve">là vector control variables.</w:t>
       </w:r>
     </w:p>
-    <w:bookmarkEnd w:id="34"/>
-    <w:bookmarkStart w:id="35" w:name="Xd036ade5cbc6fe7e16e65a122bd3e74624d8208"/>
+    <w:bookmarkEnd w:id="37"/>
+    <w:bookmarkStart w:id="38" w:name="Xe9bba9a80ef10577157c3d15edb876549972c2d"/>
     <w:p>
       <w:pPr>
         <w:pStyle w:val="Heading3"/>
       </w:pPr>
       <w:r>
-        <w:t xml:space="preserve">3.4.3 Mô hình phi tuyến (H1)</w:t>
+        <w:t xml:space="preserve">4.3 Mô hình phi tuyến (H1)</w:t>
       </w:r>
     </w:p>
     <w:p>
@@ -2104,27 +2137,28 @@
         <w:t xml:space="preserve">.</w:t>
       </w:r>
     </w:p>
-    <w:bookmarkEnd w:id="35"/>
-    <w:bookmarkStart w:id="36" w:name="X1770fb5e1eb3ddd0dda21d7e660ee6e6f352fa1"/>
+    <w:bookmarkEnd w:id="38"/>
+    <w:bookmarkStart w:id="41" w:name="X51b5e48835a9a5e2281d2341b4476bdb9f6a4ee"/>
     <w:p>
       <w:pPr>
         <w:pStyle w:val="Heading3"/>
       </w:pPr>
       <w:r>
-        <w:t xml:space="preserve">3.4.4 Mô hình moderation (H2–H6)</w:t>
+        <w:t xml:space="preserve">4.4 Mô hình moderation (H2–H6)</w:t>
+      </w:r>
+    </w:p>
+    <w:bookmarkStart w:id="39" w:name="two-way-interaction-h2-h3"/>
+    <w:p>
+      <w:pPr>
+        <w:pStyle w:val="Heading4"/>
+      </w:pPr>
+      <w:r>
+        <w:t xml:space="preserve">Two-way interaction (H2, H3)</w:t>
       </w:r>
     </w:p>
     <w:p>
       <w:pPr>
         <w:pStyle w:val="FirstParagraph"/>
-      </w:pPr>
-      <w:r>
-        <w:t xml:space="preserve">**Two-way interaction (H2, H3)</w:t>
-      </w:r>
-    </w:p>
-    <w:p>
-      <w:pPr>
-        <w:pStyle w:val="BodyText"/>
       </w:pPr>
       <m:oMathPara>
         <m:oMathParaPr>
@@ -2511,17 +2545,19 @@
         <w:t xml:space="preserve">là moderator (TCI hoặc DAI).</w:t>
       </w:r>
     </w:p>
-    <w:p>
-      <w:pPr>
-        <w:pStyle w:val="BodyText"/>
-      </w:pPr>
-      <w:r>
-        <w:t xml:space="preserve">**Three-way interaction (synthesis)</w:t>
-      </w:r>
-    </w:p>
-    <w:p>
-      <w:pPr>
-        <w:pStyle w:val="BodyText"/>
+    <w:bookmarkEnd w:id="39"/>
+    <w:bookmarkStart w:id="40" w:name="three-way-interaction-synthesis"/>
+    <w:p>
+      <w:pPr>
+        <w:pStyle w:val="Heading4"/>
+      </w:pPr>
+      <w:r>
+        <w:t xml:space="preserve">Three-way interaction (synthesis)</w:t>
+      </w:r>
+    </w:p>
+    <w:p>
+      <w:pPr>
+        <w:pStyle w:val="FirstParagraph"/>
       </w:pPr>
       <m:oMathPara>
         <m:oMathParaPr>
@@ -2897,14 +2933,15 @@
         <w:t xml:space="preserve">: three-way moderation digital × institutional × manager trong bối cảnh châu Á và Pacific với 47 nước chưa được kiểm định trước đây.</w:t>
       </w:r>
     </w:p>
-    <w:bookmarkEnd w:id="36"/>
-    <w:bookmarkStart w:id="37" w:name="Xaf6b17085c51fbfd36dab2a1029a4e6f9b0638d"/>
+    <w:bookmarkEnd w:id="40"/>
+    <w:bookmarkEnd w:id="41"/>
+    <w:bookmarkStart w:id="42" w:name="Xb324e1905a61cd1592d7ebf92cf5cd7957d9e09"/>
     <w:p>
       <w:pPr>
         <w:pStyle w:val="Heading3"/>
       </w:pPr>
       <w:r>
-        <w:t xml:space="preserve">3.4.5 Mô hình temporal heterogeneity (H6)</w:t>
+        <w:t xml:space="preserve">4.5 Mô hình temporal heterogeneity (H6)</w:t>
       </w:r>
     </w:p>
     <w:p>
@@ -3376,14 +3413,14 @@
         <w:t xml:space="preserve">: áp dụng cho China 2012 và 2024 để kiểm định stability của cubic turning point (~47,8% FSTS) sau hơn một thập kỷ chuyển đổi số.</w:t>
       </w:r>
     </w:p>
-    <w:bookmarkEnd w:id="37"/>
-    <w:bookmarkStart w:id="38" w:name="Xe9c37da457fcc384a1a2e7197bb3bb5235b6f8f"/>
+    <w:bookmarkEnd w:id="42"/>
+    <w:bookmarkStart w:id="43" w:name="Xb935b07a7139bdf4772bb962fde35bc1f7deef3"/>
     <w:p>
       <w:pPr>
         <w:pStyle w:val="Heading3"/>
       </w:pPr>
       <w:r>
-        <w:t xml:space="preserve">3.4.5.1 Mô hình cụ thể — Nghiên cứu 3 (Việt Nam, WBES 2009/2015/2023)</w:t>
+        <w:t xml:space="preserve">4.5.1 Mô hình cụ thể — Nghiên cứu 3 (Việt Nam, WBES 2009/2015/2023)</w:t>
       </w:r>
     </w:p>
     <w:p>
@@ -3398,7 +3435,7 @@
       <w:pPr>
         <w:numPr>
           <w:ilvl w:val="0"/>
-          <w:numId w:val="1003"/>
+          <w:numId w:val="1004"/>
         </w:numPr>
         <w:pStyle w:val="Compact"/>
       </w:pPr>
@@ -3420,7 +3457,7 @@
       <w:pPr>
         <w:numPr>
           <w:ilvl w:val="0"/>
-          <w:numId w:val="1003"/>
+          <w:numId w:val="1004"/>
         </w:numPr>
         <w:pStyle w:val="Compact"/>
       </w:pPr>
@@ -3442,7 +3479,7 @@
       <w:pPr>
         <w:numPr>
           <w:ilvl w:val="0"/>
-          <w:numId w:val="1003"/>
+          <w:numId w:val="1004"/>
         </w:numPr>
         <w:pStyle w:val="Compact"/>
       </w:pPr>
@@ -3464,7 +3501,7 @@
       <w:pPr>
         <w:numPr>
           <w:ilvl w:val="0"/>
-          <w:numId w:val="1003"/>
+          <w:numId w:val="1004"/>
         </w:numPr>
         <w:pStyle w:val="Compact"/>
       </w:pPr>
@@ -3486,7 +3523,7 @@
       <w:pPr>
         <w:numPr>
           <w:ilvl w:val="0"/>
-          <w:numId w:val="1003"/>
+          <w:numId w:val="1004"/>
         </w:numPr>
         <w:pStyle w:val="Compact"/>
       </w:pPr>
@@ -3508,7 +3545,7 @@
       <w:pPr>
         <w:numPr>
           <w:ilvl w:val="0"/>
-          <w:numId w:val="1003"/>
+          <w:numId w:val="1004"/>
         </w:numPr>
         <w:pStyle w:val="Compact"/>
       </w:pPr>
@@ -3527,7 +3564,7 @@
       <w:pPr>
         <w:numPr>
           <w:ilvl w:val="0"/>
-          <w:numId w:val="1003"/>
+          <w:numId w:val="1004"/>
         </w:numPr>
         <w:pStyle w:val="Compact"/>
       </w:pPr>
@@ -4907,7 +4944,7 @@
           <w:bCs/>
           <w:b/>
         </w:rPr>
-        <w:t xml:space="preserve">M4 — Điều tiết CSS/DAI (H3 thăm dò):</w:t>
+        <w:t xml:space="preserve">M4 — Điều tiết CSS/DAI (H4 thăm dò):</w:t>
       </w:r>
     </w:p>
     <w:p>
@@ -7046,7 +7083,7 @@
               <w:jc w:val="left"/>
             </w:pPr>
             <w:r>
-              <w:t xml:space="preserve">Số hoá Tier-1 (H3 thăm dò)</w:t>
+              <w:t xml:space="preserve">Số hoá Tier-1 (H4 thăm dò)</w:t>
             </w:r>
           </w:p>
         </w:tc>
@@ -7302,14 +7339,14 @@
         </w:tc>
       </w:tr>
     </w:tbl>
-    <w:bookmarkEnd w:id="38"/>
-    <w:bookmarkStart w:id="39" w:name="Xc82b1aa0784a668aba43881d1c592a6ad08e5ee"/>
+    <w:bookmarkEnd w:id="43"/>
+    <w:bookmarkStart w:id="44" w:name="X1a84e23bcffcf0b809a67054bf546d98a0649dd"/>
     <w:p>
       <w:pPr>
         <w:pStyle w:val="Heading3"/>
       </w:pPr>
       <w:r>
-        <w:t xml:space="preserve">3.4.5.2 Mô hình cụ thể — Nghiên cứu 4 (Singapore, WBES 2023)</w:t>
+        <w:t xml:space="preserve">4.5.2 Mô hình cụ thể — Nghiên cứu 4 (Singapore, WBES 2023)</w:t>
       </w:r>
     </w:p>
     <w:p>
@@ -7324,7 +7361,7 @@
       <w:pPr>
         <w:numPr>
           <w:ilvl w:val="0"/>
-          <w:numId w:val="1004"/>
+          <w:numId w:val="1005"/>
         </w:numPr>
         <w:pStyle w:val="Compact"/>
       </w:pPr>
@@ -7346,7 +7383,7 @@
       <w:pPr>
         <w:numPr>
           <w:ilvl w:val="0"/>
-          <w:numId w:val="1004"/>
+          <w:numId w:val="1005"/>
         </w:numPr>
         <w:pStyle w:val="Compact"/>
       </w:pPr>
@@ -7368,7 +7405,7 @@
       <w:pPr>
         <w:numPr>
           <w:ilvl w:val="0"/>
-          <w:numId w:val="1004"/>
+          <w:numId w:val="1005"/>
         </w:numPr>
         <w:pStyle w:val="Compact"/>
       </w:pPr>
@@ -7390,7 +7427,7 @@
       <w:pPr>
         <w:numPr>
           <w:ilvl w:val="0"/>
-          <w:numId w:val="1004"/>
+          <w:numId w:val="1005"/>
         </w:numPr>
         <w:pStyle w:val="Compact"/>
       </w:pPr>
@@ -7412,7 +7449,7 @@
       <w:pPr>
         <w:numPr>
           <w:ilvl w:val="0"/>
-          <w:numId w:val="1004"/>
+          <w:numId w:val="1005"/>
         </w:numPr>
         <w:pStyle w:val="Compact"/>
       </w:pPr>
@@ -7450,7 +7487,7 @@
       <w:pPr>
         <w:numPr>
           <w:ilvl w:val="0"/>
-          <w:numId w:val="1004"/>
+          <w:numId w:val="1005"/>
         </w:numPr>
         <w:pStyle w:val="Compact"/>
       </w:pPr>
@@ -7495,7 +7532,7 @@
       <w:pPr>
         <w:numPr>
           <w:ilvl w:val="0"/>
-          <w:numId w:val="1004"/>
+          <w:numId w:val="1005"/>
         </w:numPr>
         <w:pStyle w:val="Compact"/>
       </w:pPr>
@@ -7514,7 +7551,7 @@
       <w:pPr>
         <w:numPr>
           <w:ilvl w:val="0"/>
-          <w:numId w:val="1004"/>
+          <w:numId w:val="1005"/>
         </w:numPr>
         <w:pStyle w:val="Compact"/>
       </w:pPr>
@@ -8254,14 +8291,14 @@
         </w:pict>
       </w:r>
     </w:p>
-    <w:bookmarkEnd w:id="39"/>
-    <w:bookmarkStart w:id="40" w:name="Xd7af671c66f92fda4c51769a4f141e153734d80"/>
+    <w:bookmarkEnd w:id="44"/>
+    <w:bookmarkStart w:id="45" w:name="X9ef80487c12e0f5dad14bc0925ba05bca166c52"/>
     <w:p>
       <w:pPr>
         <w:pStyle w:val="Heading3"/>
       </w:pPr>
       <w:r>
-        <w:t xml:space="preserve">3.4.5.3 Mô hình cụ thể — Nghiên cứu 5 (Trung Quốc, WBES 2012 và 2024)</w:t>
+        <w:t xml:space="preserve">4.5.3 Mô hình cụ thể — Nghiên cứu 5 (Trung Quốc, WBES 2012 và 2024)</w:t>
       </w:r>
     </w:p>
     <w:p>
@@ -8276,7 +8313,7 @@
       <w:pPr>
         <w:numPr>
           <w:ilvl w:val="0"/>
-          <w:numId w:val="1005"/>
+          <w:numId w:val="1006"/>
         </w:numPr>
         <w:pStyle w:val="Compact"/>
       </w:pPr>
@@ -8298,7 +8335,7 @@
       <w:pPr>
         <w:numPr>
           <w:ilvl w:val="0"/>
-          <w:numId w:val="1005"/>
+          <w:numId w:val="1006"/>
         </w:numPr>
         <w:pStyle w:val="Compact"/>
       </w:pPr>
@@ -8320,7 +8357,7 @@
       <w:pPr>
         <w:numPr>
           <w:ilvl w:val="0"/>
-          <w:numId w:val="1005"/>
+          <w:numId w:val="1006"/>
         </w:numPr>
         <w:pStyle w:val="Compact"/>
       </w:pPr>
@@ -8342,7 +8379,7 @@
       <w:pPr>
         <w:numPr>
           <w:ilvl w:val="0"/>
-          <w:numId w:val="1005"/>
+          <w:numId w:val="1006"/>
         </w:numPr>
         <w:pStyle w:val="Compact"/>
       </w:pPr>
@@ -8364,7 +8401,7 @@
       <w:pPr>
         <w:numPr>
           <w:ilvl w:val="0"/>
-          <w:numId w:val="1005"/>
+          <w:numId w:val="1006"/>
         </w:numPr>
         <w:pStyle w:val="Compact"/>
       </w:pPr>
@@ -8409,7 +8446,7 @@
       <w:pPr>
         <w:numPr>
           <w:ilvl w:val="0"/>
-          <w:numId w:val="1005"/>
+          <w:numId w:val="1006"/>
         </w:numPr>
         <w:pStyle w:val="Compact"/>
       </w:pPr>
@@ -9215,14 +9252,14 @@
         </w:pict>
       </w:r>
     </w:p>
-    <w:bookmarkEnd w:id="40"/>
-    <w:bookmarkStart w:id="42" w:name="Xd325577eb4b3aeedca208ff99575fa4709eddc8"/>
+    <w:bookmarkEnd w:id="45"/>
+    <w:bookmarkStart w:id="46" w:name="X4e8b67ecad9724beebae0d23d08617f128f911b"/>
     <w:p>
       <w:pPr>
         <w:pStyle w:val="Heading3"/>
       </w:pPr>
       <w:r>
-        <w:t xml:space="preserve">3.4.5.4 Mô hình cụ thể — Nghiên cứu 7 (Đa quốc gia châu Á, WBES 2003–2025)</w:t>
+        <w:t xml:space="preserve">4.5.4 Mô hình cụ thể — Nghiên cứu 7 (Đa quốc gia châu Á, WBES 2003–2025)</w:t>
       </w:r>
     </w:p>
     <w:p>
@@ -9253,7 +9290,7 @@
       <w:pPr>
         <w:numPr>
           <w:ilvl w:val="0"/>
-          <w:numId w:val="1006"/>
+          <w:numId w:val="1007"/>
         </w:numPr>
         <w:pStyle w:val="Compact"/>
       </w:pPr>
@@ -9272,7 +9309,7 @@
       <w:pPr>
         <w:numPr>
           <w:ilvl w:val="0"/>
-          <w:numId w:val="1006"/>
+          <w:numId w:val="1007"/>
         </w:numPr>
         <w:pStyle w:val="Compact"/>
       </w:pPr>
@@ -9291,7 +9328,7 @@
       <w:pPr>
         <w:numPr>
           <w:ilvl w:val="0"/>
-          <w:numId w:val="1006"/>
+          <w:numId w:val="1007"/>
         </w:numPr>
         <w:pStyle w:val="Compact"/>
       </w:pPr>
@@ -9310,7 +9347,7 @@
       <w:pPr>
         <w:numPr>
           <w:ilvl w:val="0"/>
-          <w:numId w:val="1006"/>
+          <w:numId w:val="1007"/>
         </w:numPr>
         <w:pStyle w:val="Compact"/>
       </w:pPr>
@@ -9329,7 +9366,7 @@
       <w:pPr>
         <w:numPr>
           <w:ilvl w:val="0"/>
-          <w:numId w:val="1006"/>
+          <w:numId w:val="1007"/>
         </w:numPr>
         <w:pStyle w:val="Compact"/>
       </w:pPr>
@@ -9348,7 +9385,7 @@
       <w:pPr>
         <w:numPr>
           <w:ilvl w:val="0"/>
-          <w:numId w:val="1006"/>
+          <w:numId w:val="1007"/>
         </w:numPr>
         <w:pStyle w:val="Compact"/>
       </w:pPr>
@@ -9367,7 +9404,7 @@
       <w:pPr>
         <w:numPr>
           <w:ilvl w:val="0"/>
-          <w:numId w:val="1006"/>
+          <w:numId w:val="1007"/>
         </w:numPr>
         <w:pStyle w:val="Compact"/>
       </w:pPr>
@@ -9386,7 +9423,7 @@
       <w:pPr>
         <w:numPr>
           <w:ilvl w:val="0"/>
-          <w:numId w:val="1006"/>
+          <w:numId w:val="1007"/>
         </w:numPr>
         <w:pStyle w:val="Compact"/>
       </w:pPr>
@@ -9405,7 +9442,7 @@
       <w:pPr>
         <w:numPr>
           <w:ilvl w:val="0"/>
-          <w:numId w:val="1006"/>
+          <w:numId w:val="1007"/>
         </w:numPr>
         <w:pStyle w:val="Compact"/>
       </w:pPr>
@@ -9424,7 +9461,7 @@
       <w:pPr>
         <w:numPr>
           <w:ilvl w:val="0"/>
-          <w:numId w:val="1006"/>
+          <w:numId w:val="1007"/>
         </w:numPr>
         <w:pStyle w:val="Compact"/>
       </w:pPr>
@@ -9443,7 +9480,7 @@
       <w:pPr>
         <w:numPr>
           <w:ilvl w:val="0"/>
-          <w:numId w:val="1006"/>
+          <w:numId w:val="1007"/>
         </w:numPr>
         <w:pStyle w:val="Compact"/>
       </w:pPr>
@@ -9462,7 +9499,7 @@
       <w:pPr>
         <w:numPr>
           <w:ilvl w:val="0"/>
-          <w:numId w:val="1006"/>
+          <w:numId w:val="1007"/>
         </w:numPr>
         <w:pStyle w:val="Compact"/>
       </w:pPr>
@@ -13929,128 +13966,44 @@
         <w:t xml:space="preserve">Ghi chú: Mẫu phân tích giảm dần từ N = 84.910 (M2) → 38.342 (M3, thêm kiểm soát) → 29.840 (M11, thêm manager + ICRV + three-way). DAI P7 là Tier 1+2 khi k33 có mặt, Tier-1 only khi thiếu — khác với P3 Vietnam (Tier-1 only) và đồng nhất với P4 Singapore (Tier-1+2). ICRV là biến điều tiết liên tục (integer), không phải dummies, nhằm giữ N đủ lớn trong M10–M11.</w:t>
       </w:r>
     </w:p>
-    <w:p>
-      <w:r>
-        <w:pict>
-          <v:rect style="width:0;height:1.5pt" o:hralign="center" o:hrstd="t" o:hr="t"/>
-        </w:pict>
-      </w:r>
-    </w:p>
-    <w:bookmarkStart w:id="41" w:name="X4a5526e778224b6984af319ac51111aa01114f7"/>
-    <w:p>
-      <w:pPr>
-        <w:pStyle w:val="Heading4"/>
-      </w:pPr>
-      <w:r>
-        <w:t xml:space="preserve">3.4.5.5 Mô hình cụ thể — Nghiên cứu 8: Pacific SIDS (N = 1.469, Nhóm VI)</w:t>
+    <w:bookmarkEnd w:id="46"/>
+    <w:bookmarkStart w:id="47" w:name="Xedb6f4dc9b49a0f3b96ee48ef2b76553c0f737a"/>
+    <w:p>
+      <w:pPr>
+        <w:pStyle w:val="Heading3"/>
+      </w:pPr>
+      <w:r>
+        <w:t xml:space="preserve">4.5.5 Mô hình cụ thể — Nghiên cứu 8 (Pacific SIDS, WBES 2009–2025)</w:t>
       </w:r>
     </w:p>
     <w:p>
       <w:pPr>
         <w:pStyle w:val="FirstParagraph"/>
       </w:pPr>
-      <w:r>
-        <w:t xml:space="preserve">Nghiên cứu 8 phân tích mẫu gồm</w:t>
-      </w:r>
-      <w:r>
-        <w:t xml:space="preserve"> </w:t>
-      </w:r>
       <w:r>
         <w:rPr>
           <w:bCs/>
           <w:b/>
         </w:rPr>
-        <w:t xml:space="preserve">N = 1.469 doanh nghiệp</w:t>
-      </w:r>
-      <w:r>
-        <w:t xml:space="preserve"> </w:t>
-      </w:r>
-      <w:r>
-        <w:t xml:space="preserve">tại</w:t>
-      </w:r>
-      <w:r>
-        <w:t xml:space="preserve"> </w:t>
-      </w:r>
+        <w:t xml:space="preserve">Bối cảnh</w:t>
+      </w:r>
+      <w:r>
+        <w:t xml:space="preserve">: 9 nền kinh tế Pacific SIDS (Fiji, Kiribati, Papua New Guinea, Samoa, Solomon Islands, Timor-Leste, Tonga, Vanuatu, Comoros), N = 1.469 doanh nghiệp (mẫu phân tích sau lọc missing lnNSLD và CDDXK), trong đó 187 nhà xuất khẩu (12,7%). Phân loại ICRV Regime IV/V (Frontier + Pacific SIDS).</w:t>
+      </w:r>
+    </w:p>
+    <w:p>
+      <w:pPr>
+        <w:pStyle w:val="BodyText"/>
+      </w:pPr>
       <w:r>
         <w:rPr>
           <w:bCs/>
           <w:b/>
         </w:rPr>
-        <w:t xml:space="preserve">9 nền kinh tế Pacific SIDS</w:t>
-      </w:r>
-      <w:r>
-        <w:t xml:space="preserve"> </w:t>
-      </w:r>
-      <w:r>
-        <w:t xml:space="preserve">(Fiji, Papua New Guinea, Samoa, Solomon Islands, Timor-Leste, Tonga, Vanuatu, và các đảo nhỏ khác) từ các sóng WBES 2009–2025. Đây là nhóm thể chế ICRV Nhóm VI — cấp thấp nhất trong phân loại 6 chế độ — đặc trưng bởi thị trường nội địa cực nhỏ, chi phí thương mại cao và hỗ trợ thể chế yếu. Trong tổng mẫu, chỉ</w:t>
-      </w:r>
-      <w:r>
-        <w:t xml:space="preserve"> </w:t>
-      </w:r>
-      <w:r>
-        <w:rPr>
-          <w:bCs/>
-          <w:b/>
-        </w:rPr>
-        <w:t xml:space="preserve">187 doanh nghiệp có hoạt động xuất khẩu</w:t>
-      </w:r>
-      <w:r>
-        <w:t xml:space="preserve"> </w:t>
-      </w:r>
-      <w:r>
-        <w:t xml:space="preserve">(12,7%), phản ánh cấu trúc thị trường đảo nhỏ.</w:t>
-      </w:r>
-    </w:p>
-    <w:p>
-      <w:pPr>
-        <w:pStyle w:val="BodyText"/>
-      </w:pPr>
-      <w:r>
-        <w:t xml:space="preserve">Phát hiện trọng tâm:</w:t>
-      </w:r>
-      <w:r>
-        <w:t xml:space="preserve"> </w:t>
-      </w:r>
-      <w:r>
-        <w:rPr>
-          <w:bCs/>
-          <w:b/>
-        </w:rPr>
-        <w:t xml:space="preserve">gánh nặng quốc tế hóa bắt buộc (Forced Internationalization Penalty — FIP)</w:t>
-      </w:r>
-      <w:r>
-        <w:t xml:space="preserve"> </w:t>
-      </w:r>
-      <w:r>
-        <w:t xml:space="preserve">— mối quan hệ quốc tế hóa–hiệu quả là</w:t>
-      </w:r>
-      <w:r>
-        <w:t xml:space="preserve"> </w:t>
-      </w:r>
-      <w:r>
-        <w:rPr>
-          <w:bCs/>
-          <w:b/>
-        </w:rPr>
-        <w:t xml:space="preserve">đơn điệu âm</w:t>
-      </w:r>
-      <w:r>
-        <w:t xml:space="preserve"> </w:t>
-      </w:r>
-      <w:r>
-        <w:t xml:space="preserve">tại Nhóm VI, trái ngược với hình chữ U ngược được quan sát ở P3–P7. Lind–Mehlum U-test không bác bỏ đơn điệu (p &gt; ,10), xác nhận không có điểm quay.</w:t>
-      </w:r>
-    </w:p>
-    <w:p>
-      <w:pPr>
-        <w:pStyle w:val="BodyText"/>
-      </w:pPr>
-      <w:r>
-        <w:rPr>
-          <w:bCs/>
-          <w:b/>
-        </w:rPr>
-        <w:t xml:space="preserve">Ký hiệu biến (tiếng Việt ↔ mã WBES):</w:t>
+        <w:t xml:space="preserve">Ký hiệu tiếng Việt — Nghiên cứu 8</w:t>
+      </w:r>
+      <w:r>
+        <w:t xml:space="preserve">:</w:t>
       </w:r>
     </w:p>
     <w:tbl>
@@ -14090,19 +14043,7 @@
               <w:jc w:val="left"/>
             </w:pPr>
             <w:r>
-              <w:t xml:space="preserve">Tên tiếng Việt</w:t>
-            </w:r>
-          </w:p>
-        </w:tc>
-        <w:tc>
-          <w:tcPr/>
-          <w:p>
-            <w:pPr>
-              <w:pStyle w:val="Compact"/>
-              <w:jc w:val="left"/>
-            </w:pPr>
-            <w:r>
-              <w:t xml:space="preserve">Mã WBES</w:t>
+              <w:t xml:space="preserve">Biến WBES</w:t>
             </w:r>
           </w:p>
         </w:tc>
@@ -14115,6 +14056,18 @@
             </w:pPr>
             <w:r>
               <w:t xml:space="preserve">Cách tính</w:t>
+            </w:r>
+          </w:p>
+        </w:tc>
+        <w:tc>
+          <w:tcPr/>
+          <w:p>
+            <w:pPr>
+              <w:pStyle w:val="Compact"/>
+              <w:jc w:val="left"/>
+            </w:pPr>
+            <w:r>
+              <w:t xml:space="preserve">Vai trò</w:t>
             </w:r>
           </w:p>
         </w:tc>
@@ -14140,18 +14093,6 @@
               <w:jc w:val="left"/>
             </w:pPr>
             <w:r>
-              <w:t xml:space="preserve">Log năng suất lao động</w:t>
-            </w:r>
-          </w:p>
-        </w:tc>
-        <w:tc>
-          <w:tcPr/>
-          <w:p>
-            <w:pPr>
-              <w:pStyle w:val="Compact"/>
-              <w:jc w:val="left"/>
-            </w:pPr>
-            <w:r>
               <w:t xml:space="preserve">d2, l1</w:t>
             </w:r>
           </w:p>
@@ -14164,7 +14105,19 @@
               <w:jc w:val="left"/>
             </w:pPr>
             <w:r>
-              <w:t xml:space="preserve">ln(doanh thu PPP / lao động thường trực)</w:t>
+              <w:t xml:space="preserve">ln(d2/l1): ln(doanh thu PPP/lao động)</w:t>
+            </w:r>
+          </w:p>
+        </w:tc>
+        <w:tc>
+          <w:tcPr/>
+          <w:p>
+            <w:pPr>
+              <w:pStyle w:val="Compact"/>
+              <w:jc w:val="left"/>
+            </w:pPr>
+            <w:r>
+              <w:t xml:space="preserve">Biến phụ thuộc</w:t>
             </w:r>
           </w:p>
         </w:tc>
@@ -14178,19 +14131,7 @@
               <w:jc w:val="left"/>
             </w:pPr>
             <w:r>
-              <w:t xml:space="preserve">CDDXK_c</w:t>
-            </w:r>
-          </w:p>
-        </w:tc>
-        <w:tc>
-          <w:tcPr/>
-          <w:p>
-            <w:pPr>
-              <w:pStyle w:val="Compact"/>
-              <w:jc w:val="left"/>
-            </w:pPr>
-            <w:r>
-              <w:t xml:space="preserve">Cường độ xuất khẩu (điều chỉnh)</w:t>
+              <w:t xml:space="preserve">CDDXK</w:t>
             </w:r>
           </w:p>
         </w:tc>
@@ -14214,7 +14155,19 @@
               <w:jc w:val="left"/>
             </w:pPr>
             <w:r>
-              <w:t xml:space="preserve">(d3c/100) − mean_wave(FSTS): centred theo sóng</w:t>
+              <w:t xml:space="preserve">d3c/100</w:t>
+            </w:r>
+          </w:p>
+        </w:tc>
+        <w:tc>
+          <w:tcPr/>
+          <w:p>
+            <w:pPr>
+              <w:pStyle w:val="Compact"/>
+              <w:jc w:val="left"/>
+            </w:pPr>
+            <w:r>
+              <w:t xml:space="preserve">Cường độ xuất khẩu (FSTS)</w:t>
             </w:r>
           </w:p>
         </w:tc>
@@ -14228,19 +14181,7 @@
               <w:jc w:val="left"/>
             </w:pPr>
             <w:r>
-              <w:t xml:space="preserve">CDDXK_c²</w:t>
-            </w:r>
-          </w:p>
-        </w:tc>
-        <w:tc>
-          <w:tcPr/>
-          <w:p>
-            <w:pPr>
-              <w:pStyle w:val="Compact"/>
-              <w:jc w:val="left"/>
-            </w:pPr>
-            <w:r>
-              <w:t xml:space="preserve">CDDXK_c bình phương</w:t>
+              <w:t xml:space="preserve">CDDXK_c</w:t>
             </w:r>
           </w:p>
         </w:tc>
@@ -14264,7 +14205,19 @@
               <w:jc w:val="left"/>
             </w:pPr>
             <w:r>
-              <w:t xml:space="preserve">CDDXK_c × CDDXK_c</w:t>
+              <w:t xml:space="preserve">CDDXK − trung bình_wave(CDDXK): trung tâm hóa</w:t>
+            </w:r>
+          </w:p>
+        </w:tc>
+        <w:tc>
+          <w:tcPr/>
+          <w:p>
+            <w:pPr>
+              <w:pStyle w:val="Compact"/>
+              <w:jc w:val="left"/>
+            </w:pPr>
+            <w:r>
+              <w:t xml:space="preserve">Biến độc lập chính</w:t>
             </w:r>
           </w:p>
         </w:tc>
@@ -14290,18 +14243,6 @@
               <w:jc w:val="left"/>
             </w:pPr>
             <w:r>
-              <w:t xml:space="preserve">Năng lực công nghệ</w:t>
-            </w:r>
-          </w:p>
-        </w:tc>
-        <w:tc>
-          <w:tcPr/>
-          <w:p>
-            <w:pPr>
-              <w:pStyle w:val="Compact"/>
-              <w:jc w:val="left"/>
-            </w:pPr>
-            <w:r>
               <w:t xml:space="preserve">b8, e6</w:t>
             </w:r>
           </w:p>
@@ -14314,7 +14255,19 @@
               <w:jc w:val="left"/>
             </w:pPr>
             <w:r>
-              <w:t xml:space="preserve">z-std(trung bình cert chất lượng + CN nước ngoài)</w:t>
+              <w:t xml:space="preserve">z-std(mean(b8, e6)): chứng nhận + công nghệ nước ngoài</w:t>
+            </w:r>
+          </w:p>
+        </w:tc>
+        <w:tc>
+          <w:tcPr/>
+          <w:p>
+            <w:pPr>
+              <w:pStyle w:val="Compact"/>
+              <w:jc w:val="left"/>
+            </w:pPr>
+            <w:r>
+              <w:t xml:space="preserve">Năng lực công nghệ (TCI)</w:t>
             </w:r>
           </w:p>
         </w:tc>
@@ -14340,18 +14293,6 @@
               <w:jc w:val="left"/>
             </w:pPr>
             <w:r>
-              <w:t xml:space="preserve">Chỉ số số hoá (Tier-1)</w:t>
-            </w:r>
-          </w:p>
-        </w:tc>
-        <w:tc>
-          <w:tcPr/>
-          <w:p>
-            <w:pPr>
-              <w:pStyle w:val="Compact"/>
-              <w:jc w:val="left"/>
-            </w:pPr>
-            <w:r>
               <w:t xml:space="preserve">c22b</w:t>
             </w:r>
           </w:p>
@@ -14364,17 +14305,19 @@
               <w:jc w:val="left"/>
             </w:pPr>
             <w:r>
-              <w:t xml:space="preserve">z-std(website binary):</w:t>
-            </w:r>
-            <w:r>
-              <w:t xml:space="preserve"> </w:t>
-            </w:r>
-            <w:r>
-              <w:rPr>
-                <w:bCs/>
-                <w:b/>
-              </w:rPr>
-              <w:t xml:space="preserve">chỉ Tier-1, không dynamic</w:t>
+              <w:t xml:space="preserve">z-std(c22b): website (Tier-1 proxy, static)</w:t>
+            </w:r>
+          </w:p>
+        </w:tc>
+        <w:tc>
+          <w:tcPr/>
+          <w:p>
+            <w:pPr>
+              <w:pStyle w:val="Compact"/>
+              <w:jc w:val="left"/>
+            </w:pPr>
+            <w:r>
+              <w:t xml:space="preserve">Chỉ số số hoá (DAI, Tier-1)</w:t>
             </w:r>
           </w:p>
         </w:tc>
@@ -14400,18 +14343,6 @@
               <w:jc w:val="left"/>
             </w:pPr>
             <w:r>
-              <w:t xml:space="preserve">Log quy mô lao động</w:t>
-            </w:r>
-          </w:p>
-        </w:tc>
-        <w:tc>
-          <w:tcPr/>
-          <w:p>
-            <w:pPr>
-              <w:pStyle w:val="Compact"/>
-              <w:jc w:val="left"/>
-            </w:pPr>
-            <w:r>
               <w:t xml:space="preserve">l1</w:t>
             </w:r>
           </w:p>
@@ -14425,6 +14356,18 @@
             </w:pPr>
             <w:r>
               <w:t xml:space="preserve">ln(lao động thường trực)</w:t>
+            </w:r>
+          </w:p>
+        </w:tc>
+        <w:tc>
+          <w:tcPr/>
+          <w:p>
+            <w:pPr>
+              <w:pStyle w:val="Compact"/>
+              <w:jc w:val="left"/>
+            </w:pPr>
+            <w:r>
+              <w:t xml:space="preserve">Control (quy mô DN)</w:t>
             </w:r>
           </w:p>
         </w:tc>
@@ -14450,18 +14393,6 @@
               <w:jc w:val="left"/>
             </w:pPr>
             <w:r>
-              <w:t xml:space="preserve">Tuổi doanh nghiệp</w:t>
-            </w:r>
-          </w:p>
-        </w:tc>
-        <w:tc>
-          <w:tcPr/>
-          <w:p>
-            <w:pPr>
-              <w:pStyle w:val="Compact"/>
-              <w:jc w:val="left"/>
-            </w:pPr>
-            <w:r>
               <w:t xml:space="preserve">b5</w:t>
             </w:r>
           </w:p>
@@ -14475,6 +14406,18 @@
             </w:pPr>
             <w:r>
               <w:t xml:space="preserve">năm_khảo_sát − b5</w:t>
+            </w:r>
+          </w:p>
+        </w:tc>
+        <w:tc>
+          <w:tcPr/>
+          <w:p>
+            <w:pPr>
+              <w:pStyle w:val="Compact"/>
+              <w:jc w:val="left"/>
+            </w:pPr>
+            <w:r>
+              <w:t xml:space="preserve">Control (tuổi DN)</w:t>
             </w:r>
           </w:p>
         </w:tc>
@@ -14500,31 +14443,31 @@
               <w:jc w:val="left"/>
             </w:pPr>
             <w:r>
-              <w:t xml:space="preserve">Tỷ lệ sở hữu nước ngoài</w:t>
-            </w:r>
-          </w:p>
-        </w:tc>
-        <w:tc>
-          <w:tcPr/>
-          <w:p>
-            <w:pPr>
-              <w:pStyle w:val="Compact"/>
-              <w:jc w:val="left"/>
-            </w:pPr>
-            <w:r>
-              <w:t xml:space="preserve">b6a</w:t>
-            </w:r>
-          </w:p>
-        </w:tc>
-        <w:tc>
-          <w:tcPr/>
-          <w:p>
-            <w:pPr>
-              <w:pStyle w:val="Compact"/>
-              <w:jc w:val="left"/>
-            </w:pPr>
-            <w:r>
-              <w:t xml:space="preserve">tỷ lệ 0–1</w:t>
+              <w:t xml:space="preserve">b2b</w:t>
+            </w:r>
+          </w:p>
+        </w:tc>
+        <w:tc>
+          <w:tcPr/>
+          <w:p>
+            <w:pPr>
+              <w:pStyle w:val="Compact"/>
+              <w:jc w:val="left"/>
+            </w:pPr>
+            <w:r>
+              <w:t xml:space="preserve">tỷ lệ sở hữu nước ngoài (%)</w:t>
+            </w:r>
+          </w:p>
+        </w:tc>
+        <w:tc>
+          <w:tcPr/>
+          <w:p>
+            <w:pPr>
+              <w:pStyle w:val="Compact"/>
+              <w:jc w:val="left"/>
+            </w:pPr>
+            <w:r>
+              <w:t xml:space="preserve">Control (sở hữu)</w:t>
             </w:r>
           </w:p>
         </w:tc>
@@ -14550,31 +14493,31 @@
               <w:jc w:val="left"/>
             </w:pPr>
             <w:r>
-              <w:t xml:space="preserve">Country fixed effects</w:t>
-            </w:r>
-          </w:p>
-        </w:tc>
-        <w:tc>
-          <w:tcPr/>
-          <w:p>
-            <w:pPr>
-              <w:pStyle w:val="Compact"/>
-              <w:jc w:val="left"/>
-            </w:pPr>
-            <w:r>
-              <w:t xml:space="preserve">a3b</w:t>
-            </w:r>
-          </w:p>
-        </w:tc>
-        <w:tc>
-          <w:tcPr/>
-          <w:p>
-            <w:pPr>
-              <w:pStyle w:val="Compact"/>
-              <w:jc w:val="left"/>
-            </w:pPr>
-            <w:r>
-              <w:t xml:space="preserve">dummy theo quốc gia</w:t>
+              <w:t xml:space="preserve">—</w:t>
+            </w:r>
+          </w:p>
+        </w:tc>
+        <w:tc>
+          <w:tcPr/>
+          <w:p>
+            <w:pPr>
+              <w:pStyle w:val="Compact"/>
+              <w:jc w:val="left"/>
+            </w:pPr>
+            <w:r>
+              <w:t xml:space="preserve">country fixed effects</w:t>
+            </w:r>
+          </w:p>
+        </w:tc>
+        <w:tc>
+          <w:tcPr/>
+          <w:p>
+            <w:pPr>
+              <w:pStyle w:val="Compact"/>
+              <w:jc w:val="left"/>
+            </w:pPr>
+            <w:r>
+              <w:t xml:space="preserve">FE quốc gia</w:t>
             </w:r>
           </w:p>
         </w:tc>
@@ -14600,18 +14543,6 @@
               <w:jc w:val="left"/>
             </w:pPr>
             <w:r>
-              <w:t xml:space="preserve">Wave fixed effects</w:t>
-            </w:r>
-          </w:p>
-        </w:tc>
-        <w:tc>
-          <w:tcPr/>
-          <w:p>
-            <w:pPr>
-              <w:pStyle w:val="Compact"/>
-              <w:jc w:val="left"/>
-            </w:pPr>
-            <w:r>
               <w:t xml:space="preserve">wave</w:t>
             </w:r>
           </w:p>
@@ -14624,24 +14555,24 @@
               <w:jc w:val="left"/>
             </w:pPr>
             <w:r>
-              <w:t xml:space="preserve">dummy theo sóng điều tra</w:t>
+              <w:t xml:space="preserve">wave/year fixed effects</w:t>
+            </w:r>
+          </w:p>
+        </w:tc>
+        <w:tc>
+          <w:tcPr/>
+          <w:p>
+            <w:pPr>
+              <w:pStyle w:val="Compact"/>
+              <w:jc w:val="left"/>
+            </w:pPr>
+            <w:r>
+              <w:t xml:space="preserve">FE năm khảo sát</w:t>
             </w:r>
           </w:p>
         </w:tc>
       </w:tr>
     </w:tbl>
-    <w:p>
-      <w:pPr>
-        <w:pStyle w:val="BodyText"/>
-      </w:pPr>
-      <w:r>
-        <w:rPr>
-          <w:iCs/>
-          <w:i/>
-        </w:rPr>
-        <w:t xml:space="preserve">Ghi chú: CSS_z (DAI) là proxy tĩnh Tier-1 (website binary c22b). WBES không thu thập đủ thang đo cho số hoá động tại các đảo nhỏ — KHÔNG gọi là "năng lực số hoá động".</w:t>
-      </w:r>
-    </w:p>
     <w:p>
       <w:pPr>
         <w:pStyle w:val="BodyText"/>
@@ -14651,7 +14582,10 @@
           <w:bCs/>
           <w:b/>
         </w:rPr>
-        <w:t xml:space="preserve">Chuỗi mô hình M0–M3 (P8):</w:t>
+        <w:t xml:space="preserve">Chuỗi mô hình M0–M3</w:t>
+      </w:r>
+      <w:r>
+        <w:t xml:space="preserve">:</w:t>
       </w:r>
     </w:p>
     <w:p>
@@ -14659,1502 +14593,207 @@
         <w:pStyle w:val="BodyText"/>
       </w:pPr>
       <w:r>
-        <w:t xml:space="preserve">M0 — Baseline kiểm soát:</w:t>
+        <w:t xml:space="preserve">M0 (Controls baseline):</w:t>
+      </w:r>
+      <w:r>
+        <w:t xml:space="preserve"> </w:t>
+      </w:r>
+      <w:r>
+        <w:t xml:space="preserve">lnNSLD_it = α + γ₁ lnLD_it + γ₂ TuoiDN_it + γ₃ SoHuuNN_it + δ_c + λ_t + ε_it</w:t>
       </w:r>
     </w:p>
     <w:p>
       <w:pPr>
         <w:pStyle w:val="BodyText"/>
       </w:pPr>
-      <m:oMathPara>
-        <m:oMathParaPr>
-          <m:jc m:val="center"/>
-        </m:oMathParaPr>
-        <m:oMath>
-          <m:r>
-            <m:t>l</m:t>
-          </m:r>
-          <m:r>
-            <m:t>n</m:t>
-          </m:r>
-          <m:r>
-            <m:t>N</m:t>
-          </m:r>
-          <m:r>
-            <m:t>S</m:t>
-          </m:r>
-          <m:r>
-            <m:t>L</m:t>
-          </m:r>
-          <m:sSub>
-            <m:e>
-              <m:r>
-                <m:t>D</m:t>
-              </m:r>
-            </m:e>
-            <m:sub>
-              <m:r>
-                <m:t>i</m:t>
-              </m:r>
-              <m:r>
-                <m:t>t</m:t>
-              </m:r>
-            </m:sub>
-          </m:sSub>
-          <m:r>
-            <m:rPr>
-              <m:sty m:val="p"/>
-            </m:rPr>
-            <m:t>=</m:t>
-          </m:r>
-          <m:r>
-            <m:t>α</m:t>
-          </m:r>
-          <m:r>
-            <m:rPr>
-              <m:sty m:val="p"/>
-            </m:rPr>
-            <m:t>+</m:t>
-          </m:r>
-          <m:sSub>
-            <m:e>
-              <m:r>
-                <m:t>γ</m:t>
-              </m:r>
-            </m:e>
-            <m:sub>
-              <m:r>
-                <m:t>1</m:t>
-              </m:r>
-            </m:sub>
-          </m:sSub>
-          <m:r>
-            <m:t>l</m:t>
-          </m:r>
-          <m:r>
-            <m:t>n</m:t>
-          </m:r>
-          <m:r>
-            <m:t>L</m:t>
-          </m:r>
-          <m:sSub>
-            <m:e>
-              <m:r>
-                <m:t>D</m:t>
-              </m:r>
-            </m:e>
-            <m:sub>
-              <m:r>
-                <m:t>i</m:t>
-              </m:r>
-              <m:r>
-                <m:t>t</m:t>
-              </m:r>
-            </m:sub>
-          </m:sSub>
-          <m:r>
-            <m:rPr>
-              <m:sty m:val="p"/>
-            </m:rPr>
-            <m:t>+</m:t>
-          </m:r>
-          <m:sSub>
-            <m:e>
-              <m:r>
-                <m:t>γ</m:t>
-              </m:r>
-            </m:e>
-            <m:sub>
-              <m:r>
-                <m:t>2</m:t>
-              </m:r>
-            </m:sub>
-          </m:sSub>
-          <m:r>
-            <m:t>T</m:t>
-          </m:r>
-          <m:r>
-            <m:t>u</m:t>
-          </m:r>
-          <m:r>
-            <m:t>o</m:t>
-          </m:r>
-          <m:r>
-            <m:t>i</m:t>
-          </m:r>
-          <m:r>
-            <m:t>D</m:t>
-          </m:r>
-          <m:sSub>
-            <m:e>
-              <m:r>
-                <m:t>N</m:t>
-              </m:r>
-            </m:e>
-            <m:sub>
-              <m:r>
-                <m:t>i</m:t>
-              </m:r>
-              <m:r>
-                <m:t>t</m:t>
-              </m:r>
-            </m:sub>
-          </m:sSub>
-          <m:r>
-            <m:rPr>
-              <m:sty m:val="p"/>
-            </m:rPr>
-            <m:t>+</m:t>
-          </m:r>
-          <m:sSub>
-            <m:e>
-              <m:r>
-                <m:t>γ</m:t>
-              </m:r>
-            </m:e>
-            <m:sub>
-              <m:r>
-                <m:t>3</m:t>
-              </m:r>
-            </m:sub>
-          </m:sSub>
-          <m:r>
-            <m:t>S</m:t>
-          </m:r>
-          <m:r>
-            <m:t>o</m:t>
-          </m:r>
-          <m:r>
-            <m:t>H</m:t>
-          </m:r>
-          <m:r>
-            <m:t>u</m:t>
-          </m:r>
-          <m:r>
-            <m:t>u</m:t>
-          </m:r>
-          <m:r>
-            <m:t>N</m:t>
-          </m:r>
-          <m:sSub>
-            <m:e>
-              <m:r>
-                <m:t>N</m:t>
-              </m:r>
-            </m:e>
-            <m:sub>
-              <m:r>
-                <m:t>i</m:t>
-              </m:r>
-              <m:r>
-                <m:t>t</m:t>
-              </m:r>
-            </m:sub>
-          </m:sSub>
-          <m:r>
-            <m:rPr>
-              <m:sty m:val="p"/>
-            </m:rPr>
-            <m:t>+</m:t>
-          </m:r>
-          <m:sSub>
-            <m:e>
-              <m:r>
-                <m:t>δ</m:t>
-              </m:r>
-            </m:e>
-            <m:sub>
-              <m:r>
-                <m:t>c</m:t>
-              </m:r>
-            </m:sub>
-          </m:sSub>
-          <m:r>
-            <m:rPr>
-              <m:sty m:val="p"/>
-            </m:rPr>
-            <m:t>+</m:t>
-          </m:r>
-          <m:sSub>
-            <m:e>
-              <m:r>
-                <m:t>λ</m:t>
-              </m:r>
-            </m:e>
-            <m:sub>
-              <m:r>
-                <m:t>t</m:t>
-              </m:r>
-            </m:sub>
-          </m:sSub>
-          <m:r>
-            <m:rPr>
-              <m:sty m:val="p"/>
-            </m:rPr>
-            <m:t>+</m:t>
-          </m:r>
-          <m:sSub>
-            <m:e>
-              <m:r>
-                <m:t>ε</m:t>
-              </m:r>
-            </m:e>
-            <m:sub>
-              <m:r>
-                <m:t>i</m:t>
-              </m:r>
-              <m:r>
-                <m:t>t</m:t>
-              </m:r>
-            </m:sub>
-          </m:sSub>
-        </m:oMath>
-      </m:oMathPara>
-    </w:p>
-    <w:p>
-      <w:pPr>
-        <w:pStyle w:val="FirstParagraph"/>
-      </w:pPr>
-      <w:r>
-        <w:t xml:space="preserve">M1 — Kiểm định FIP (H1b): thêm cường độ xuất khẩu tuyến tính</w:t>
-      </w:r>
-    </w:p>
-    <w:p>
-      <w:pPr>
-        <w:pStyle w:val="BodyText"/>
-      </w:pPr>
-      <m:oMathPara>
-        <m:oMathParaPr>
-          <m:jc m:val="center"/>
-        </m:oMathParaPr>
-        <m:oMath>
-          <m:r>
-            <m:t>l</m:t>
-          </m:r>
-          <m:r>
-            <m:t>n</m:t>
-          </m:r>
-          <m:r>
-            <m:t>N</m:t>
-          </m:r>
-          <m:r>
-            <m:t>S</m:t>
-          </m:r>
-          <m:r>
-            <m:t>L</m:t>
-          </m:r>
-          <m:sSub>
-            <m:e>
-              <m:r>
-                <m:t>D</m:t>
-              </m:r>
-            </m:e>
-            <m:sub>
-              <m:r>
-                <m:t>i</m:t>
-              </m:r>
-              <m:r>
-                <m:t>t</m:t>
-              </m:r>
-            </m:sub>
-          </m:sSub>
-          <m:r>
-            <m:rPr>
-              <m:sty m:val="p"/>
-            </m:rPr>
-            <m:t>=</m:t>
-          </m:r>
-          <m:r>
-            <m:t>α</m:t>
-          </m:r>
-          <m:r>
-            <m:rPr>
-              <m:sty m:val="p"/>
-            </m:rPr>
-            <m:t>+</m:t>
-          </m:r>
-          <m:sSub>
-            <m:e>
-              <m:r>
-                <m:t>β</m:t>
-              </m:r>
-            </m:e>
-            <m:sub>
-              <m:r>
-                <m:t>1</m:t>
-              </m:r>
-            </m:sub>
-          </m:sSub>
-          <m:r>
-            <m:t>C</m:t>
-          </m:r>
-          <m:r>
-            <m:t>D</m:t>
-          </m:r>
-          <m:r>
-            <m:t>D</m:t>
-          </m:r>
-          <m:r>
-            <m:t>X</m:t>
-          </m:r>
-          <m:r>
-            <m:t>K</m:t>
-          </m:r>
-          <m:r>
-            <m:rPr>
-              <m:sty m:val="p"/>
-            </m:rPr>
-            <m:t>_</m:t>
-          </m:r>
-          <m:sSub>
-            <m:e>
-              <m:r>
-                <m:t>c</m:t>
-              </m:r>
-            </m:e>
-            <m:sub>
-              <m:r>
-                <m:t>i</m:t>
-              </m:r>
-              <m:r>
-                <m:t>t</m:t>
-              </m:r>
-            </m:sub>
-          </m:sSub>
-          <m:r>
-            <m:rPr>
-              <m:sty m:val="p"/>
-            </m:rPr>
-            <m:t>+</m:t>
-          </m:r>
-          <m:r>
-            <m:t>γ</m:t>
-          </m:r>
-          <m:r>
-            <m:rPr>
-              <m:sty m:val="p"/>
-            </m:rPr>
-            <m:t>⋅</m:t>
-          </m:r>
-          <m:sSub>
-            <m:e>
-              <m:r>
-                <m:t>X</m:t>
-              </m:r>
-            </m:e>
-            <m:sub>
-              <m:r>
-                <m:t>i</m:t>
-              </m:r>
-              <m:r>
-                <m:t>t</m:t>
-              </m:r>
-            </m:sub>
-          </m:sSub>
-          <m:r>
-            <m:rPr>
-              <m:sty m:val="p"/>
-            </m:rPr>
-            <m:t>+</m:t>
-          </m:r>
-          <m:sSub>
-            <m:e>
-              <m:r>
-                <m:t>δ</m:t>
-              </m:r>
-            </m:e>
-            <m:sub>
-              <m:r>
-                <m:t>c</m:t>
-              </m:r>
-            </m:sub>
-          </m:sSub>
-          <m:r>
-            <m:rPr>
-              <m:sty m:val="p"/>
-            </m:rPr>
-            <m:t>+</m:t>
-          </m:r>
-          <m:sSub>
-            <m:e>
-              <m:r>
-                <m:t>λ</m:t>
-              </m:r>
-            </m:e>
-            <m:sub>
-              <m:r>
-                <m:t>t</m:t>
-              </m:r>
-            </m:sub>
-          </m:sSub>
-          <m:r>
-            <m:rPr>
-              <m:sty m:val="p"/>
-            </m:rPr>
-            <m:t>+</m:t>
-          </m:r>
-          <m:sSub>
-            <m:e>
-              <m:r>
-                <m:t>ε</m:t>
-              </m:r>
-            </m:e>
-            <m:sub>
-              <m:r>
-                <m:t>i</m:t>
-              </m:r>
-              <m:r>
-                <m:t>t</m:t>
-              </m:r>
-            </m:sub>
-          </m:sSub>
-        </m:oMath>
-      </m:oMathPara>
-    </w:p>
-    <w:p>
-      <w:pPr>
-        <w:pStyle w:val="FirstParagraph"/>
-      </w:pPr>
-      <m:oMathPara>
-        <m:oMathParaPr>
-          <m:jc m:val="center"/>
-        </m:oMathParaPr>
-        <m:oMath>
-          <m:sSub>
-            <m:e>
-              <m:r>
-                <m:t>β</m:t>
-              </m:r>
-            </m:e>
-            <m:sub>
-              <m:r>
-                <m:t>1</m:t>
-              </m:r>
-            </m:sub>
-          </m:sSub>
-          <m:r>
-            <m:rPr>
-              <m:sty m:val="p"/>
-            </m:rPr>
-            <m:t>=</m:t>
-          </m:r>
-          <m:r>
-            <m:rPr>
-              <m:sty m:val="p"/>
-            </m:rPr>
-            <m:t>−</m:t>
-          </m:r>
-          <m:r>
-            <m:t>0</m:t>
-          </m:r>
-          <m:r>
-            <m:rPr>
-              <m:sty m:val="p"/>
-            </m:rPr>
-            <m:t>,</m:t>
-          </m:r>
-          <m:r>
-            <m:t>404</m:t>
-          </m:r>
-          <m:r>
-            <m:rPr>
-              <m:sty m:val="p"/>
-            </m:rPr>
-            <m:t>,</m:t>
-          </m:r>
-          <m:r>
-            <m:t> </m:t>
-          </m:r>
-          <m:r>
-            <m:t>p</m:t>
-          </m:r>
-          <m:r>
-            <m:rPr>
-              <m:sty m:val="p"/>
-            </m:rPr>
-            <m:t>=</m:t>
-          </m:r>
-          <m:r>
-            <m:rPr>
-              <m:sty m:val="p"/>
-            </m:rPr>
-            <m:t>,</m:t>
-          </m:r>
-          <m:r>
-            <m:t>032</m:t>
-          </m:r>
-          <m:r>
-            <m:t> </m:t>
-          </m:r>
-          <m:d>
-            <m:dPr>
-              <m:begChr m:val="("/>
-              <m:endChr m:val=")"/>
-              <m:sepChr m:val=""/>
-              <m:grow/>
-            </m:dPr>
-            <m:e>
-              <m:r>
-                <m:rPr>
-                  <m:nor/>
-                  <m:sty m:val="p"/>
-                </m:rPr>
-                <m:t>country+year FE, N</m:t>
-              </m:r>
-              <m:r>
-                <m:rPr>
-                  <m:sty m:val="p"/>
-                </m:rPr>
-                <m:t>=</m:t>
-              </m:r>
-              <m:r>
-                <m:t>1</m:t>
-              </m:r>
-              <m:r>
-                <m:rPr>
-                  <m:sty m:val="p"/>
-                </m:rPr>
-                <m:t>.</m:t>
-              </m:r>
-              <m:r>
-                <m:t>469</m:t>
-              </m:r>
-            </m:e>
-          </m:d>
-          <m:r>
-            <m:rPr>
-              <m:sty m:val="p"/>
-            </m:rPr>
-            <m:t>⇒</m:t>
-          </m:r>
-          <m:r>
-            <m:rPr>
-              <m:nor/>
-              <m:sty m:val="b"/>
-            </m:rPr>
-            <m:t>FIP xác nhận</m:t>
-          </m:r>
-        </m:oMath>
-      </m:oMathPara>
-    </w:p>
-    <w:p>
-      <w:pPr>
-        <w:pStyle w:val="FirstParagraph"/>
-      </w:pPr>
-      <w:r>
-        <w:t xml:space="preserve">M2 — Kiểm định phi tuyến: thêm CDDXK_c²</w:t>
-      </w:r>
-    </w:p>
-    <w:p>
-      <w:pPr>
-        <w:pStyle w:val="BodyText"/>
-      </w:pPr>
-      <m:oMathPara>
-        <m:oMathParaPr>
-          <m:jc m:val="center"/>
-        </m:oMathParaPr>
-        <m:oMath>
-          <m:r>
-            <m:t>l</m:t>
-          </m:r>
-          <m:r>
-            <m:t>n</m:t>
-          </m:r>
-          <m:r>
-            <m:t>N</m:t>
-          </m:r>
-          <m:r>
-            <m:t>S</m:t>
-          </m:r>
-          <m:r>
-            <m:t>L</m:t>
-          </m:r>
-          <m:sSub>
-            <m:e>
-              <m:r>
-                <m:t>D</m:t>
-              </m:r>
-            </m:e>
-            <m:sub>
-              <m:r>
-                <m:t>i</m:t>
-              </m:r>
-              <m:r>
-                <m:t>t</m:t>
-              </m:r>
-            </m:sub>
-          </m:sSub>
-          <m:r>
-            <m:rPr>
-              <m:sty m:val="p"/>
-            </m:rPr>
-            <m:t>=</m:t>
-          </m:r>
-          <m:r>
-            <m:t>α</m:t>
-          </m:r>
-          <m:r>
-            <m:rPr>
-              <m:sty m:val="p"/>
-            </m:rPr>
-            <m:t>+</m:t>
-          </m:r>
-          <m:sSub>
-            <m:e>
-              <m:r>
-                <m:t>β</m:t>
-              </m:r>
-            </m:e>
-            <m:sub>
-              <m:r>
-                <m:t>1</m:t>
-              </m:r>
-            </m:sub>
-          </m:sSub>
-          <m:r>
-            <m:t>C</m:t>
-          </m:r>
-          <m:r>
-            <m:t>D</m:t>
-          </m:r>
-          <m:r>
-            <m:t>D</m:t>
-          </m:r>
-          <m:r>
-            <m:t>X</m:t>
-          </m:r>
-          <m:r>
-            <m:t>K</m:t>
-          </m:r>
-          <m:r>
-            <m:rPr>
-              <m:sty m:val="p"/>
-            </m:rPr>
-            <m:t>_</m:t>
-          </m:r>
-          <m:sSub>
-            <m:e>
-              <m:r>
-                <m:t>c</m:t>
-              </m:r>
-            </m:e>
-            <m:sub>
-              <m:r>
-                <m:t>i</m:t>
-              </m:r>
-              <m:r>
-                <m:t>t</m:t>
-              </m:r>
-            </m:sub>
-          </m:sSub>
-          <m:r>
-            <m:rPr>
-              <m:sty m:val="p"/>
-            </m:rPr>
-            <m:t>+</m:t>
-          </m:r>
-          <m:sSub>
-            <m:e>
-              <m:r>
-                <m:t>β</m:t>
-              </m:r>
-            </m:e>
-            <m:sub>
-              <m:r>
-                <m:t>2</m:t>
-              </m:r>
-            </m:sub>
-          </m:sSub>
-          <m:r>
-            <m:t>C</m:t>
-          </m:r>
-          <m:r>
-            <m:t>D</m:t>
-          </m:r>
-          <m:r>
-            <m:t>D</m:t>
-          </m:r>
-          <m:r>
-            <m:t>X</m:t>
-          </m:r>
-          <m:r>
-            <m:t>K</m:t>
-          </m:r>
-          <m:r>
-            <m:rPr>
-              <m:sty m:val="p"/>
-            </m:rPr>
-            <m:t>_</m:t>
-          </m:r>
-          <m:sSubSup>
-            <m:e>
-              <m:r>
-                <m:t>c</m:t>
-              </m:r>
-            </m:e>
-            <m:sub>
-              <m:r>
-                <m:t>i</m:t>
-              </m:r>
-              <m:r>
-                <m:t>t</m:t>
-              </m:r>
-            </m:sub>
-            <m:sup>
-              <m:r>
-                <m:t>2</m:t>
-              </m:r>
-            </m:sup>
-          </m:sSubSup>
-          <m:r>
-            <m:rPr>
-              <m:sty m:val="p"/>
-            </m:rPr>
-            <m:t>+</m:t>
-          </m:r>
-          <m:r>
-            <m:t>γ</m:t>
-          </m:r>
-          <m:r>
-            <m:rPr>
-              <m:sty m:val="p"/>
-            </m:rPr>
-            <m:t>⋅</m:t>
-          </m:r>
-          <m:sSub>
-            <m:e>
-              <m:r>
-                <m:t>X</m:t>
-              </m:r>
-            </m:e>
-            <m:sub>
-              <m:r>
-                <m:t>i</m:t>
-              </m:r>
-              <m:r>
-                <m:t>t</m:t>
-              </m:r>
-            </m:sub>
-          </m:sSub>
-          <m:r>
-            <m:rPr>
-              <m:sty m:val="p"/>
-            </m:rPr>
-            <m:t>+</m:t>
-          </m:r>
-          <m:sSub>
-            <m:e>
-              <m:r>
-                <m:t>δ</m:t>
-              </m:r>
-            </m:e>
-            <m:sub>
-              <m:r>
-                <m:t>c</m:t>
-              </m:r>
-            </m:sub>
-          </m:sSub>
-          <m:r>
-            <m:rPr>
-              <m:sty m:val="p"/>
-            </m:rPr>
-            <m:t>+</m:t>
-          </m:r>
-          <m:sSub>
-            <m:e>
-              <m:r>
-                <m:t>λ</m:t>
-              </m:r>
-            </m:e>
-            <m:sub>
-              <m:r>
-                <m:t>t</m:t>
-              </m:r>
-            </m:sub>
-          </m:sSub>
-          <m:r>
-            <m:rPr>
-              <m:sty m:val="p"/>
-            </m:rPr>
-            <m:t>+</m:t>
-          </m:r>
-          <m:sSub>
-            <m:e>
-              <m:r>
-                <m:t>ε</m:t>
-              </m:r>
-            </m:e>
-            <m:sub>
-              <m:r>
-                <m:t>i</m:t>
-              </m:r>
-              <m:r>
-                <m:t>t</m:t>
-              </m:r>
-            </m:sub>
-          </m:sSub>
-        </m:oMath>
-      </m:oMathPara>
-    </w:p>
-    <w:p>
-      <w:pPr>
-        <w:pStyle w:val="FirstParagraph"/>
-      </w:pPr>
-      <m:oMathPara>
-        <m:oMathParaPr>
-          <m:jc m:val="center"/>
-        </m:oMathParaPr>
-        <m:oMath>
-          <m:sSub>
-            <m:e>
-              <m:r>
-                <m:t>β</m:t>
-              </m:r>
-            </m:e>
-            <m:sub>
-              <m:r>
-                <m:t>1</m:t>
-              </m:r>
-            </m:sub>
-          </m:sSub>
-          <m:r>
-            <m:t> </m:t>
-          </m:r>
-          <m:r>
-            <m:rPr>
-              <m:nor/>
-              <m:sty m:val="p"/>
-            </m:rPr>
-            <m:t>NS</m:t>
-          </m:r>
-          <m:r>
-            <m:rPr>
-              <m:sty m:val="p"/>
-            </m:rPr>
-            <m:t>,</m:t>
-          </m:r>
-          <m:r>
-            <m:t> </m:t>
-          </m:r>
-          <m:sSub>
-            <m:e>
-              <m:r>
-                <m:t>β</m:t>
-              </m:r>
-            </m:e>
-            <m:sub>
-              <m:r>
-                <m:t>2</m:t>
-              </m:r>
-            </m:sub>
-          </m:sSub>
-          <m:r>
-            <m:t> </m:t>
-          </m:r>
-          <m:r>
-            <m:rPr>
-              <m:nor/>
-              <m:sty m:val="p"/>
-            </m:rPr>
-            <m:t>NS</m:t>
-          </m:r>
-          <m:r>
-            <m:rPr>
-              <m:sty m:val="p"/>
-            </m:rPr>
-            <m:t>;</m:t>
-          </m:r>
-          <m:r>
-            <m:t> </m:t>
-          </m:r>
-          <m:r>
-            <m:rPr>
-              <m:nor/>
-              <m:sty m:val="p"/>
-            </m:rPr>
-            <m:t>Lind–Mehlum U-test NS</m:t>
-          </m:r>
-          <m:r>
-            <m:rPr>
-              <m:sty m:val="p"/>
-            </m:rPr>
-            <m:t>⇒</m:t>
-          </m:r>
-          <m:r>
-            <m:rPr>
-              <m:nor/>
-              <m:sty m:val="p"/>
-            </m:rPr>
-            <m:t>không có điểm quay, đơn điệu âm</m:t>
-          </m:r>
-        </m:oMath>
-      </m:oMathPara>
-    </w:p>
-    <w:p>
-      <w:pPr>
-        <w:pStyle w:val="FirstParagraph"/>
-      </w:pPr>
-      <w:r>
-        <w:t xml:space="preserve">M3 — Kiểm định năng lực điều tiết (H2 null cho SIDS):</w:t>
-      </w:r>
-    </w:p>
-    <w:p>
-      <w:pPr>
-        <w:pStyle w:val="BodyText"/>
-      </w:pPr>
-      <m:oMathPara>
-        <m:oMathParaPr>
-          <m:jc m:val="center"/>
-        </m:oMathParaPr>
-        <m:oMath>
-          <m:r>
-            <m:t>l</m:t>
-          </m:r>
-          <m:r>
-            <m:t>n</m:t>
-          </m:r>
-          <m:r>
-            <m:t>N</m:t>
-          </m:r>
-          <m:r>
-            <m:t>S</m:t>
-          </m:r>
-          <m:r>
-            <m:t>L</m:t>
-          </m:r>
-          <m:sSub>
-            <m:e>
-              <m:r>
-                <m:t>D</m:t>
-              </m:r>
-            </m:e>
-            <m:sub>
-              <m:r>
-                <m:t>i</m:t>
-              </m:r>
-              <m:r>
-                <m:t>t</m:t>
-              </m:r>
-            </m:sub>
-          </m:sSub>
-          <m:r>
-            <m:rPr>
-              <m:sty m:val="p"/>
-            </m:rPr>
-            <m:t>=</m:t>
-          </m:r>
-          <m:r>
-            <m:t>α</m:t>
-          </m:r>
-          <m:r>
-            <m:rPr>
-              <m:sty m:val="p"/>
-            </m:rPr>
-            <m:t>+</m:t>
-          </m:r>
-          <m:sSub>
-            <m:e>
-              <m:r>
-                <m:t>β</m:t>
-              </m:r>
-            </m:e>
-            <m:sub>
-              <m:r>
-                <m:t>1</m:t>
-              </m:r>
-            </m:sub>
-          </m:sSub>
-          <m:r>
-            <m:t>C</m:t>
-          </m:r>
-          <m:r>
-            <m:t>D</m:t>
-          </m:r>
-          <m:r>
-            <m:t>D</m:t>
-          </m:r>
-          <m:r>
-            <m:t>X</m:t>
-          </m:r>
-          <m:r>
-            <m:t>K</m:t>
-          </m:r>
-          <m:r>
-            <m:rPr>
-              <m:sty m:val="p"/>
-            </m:rPr>
-            <m:t>_</m:t>
-          </m:r>
-          <m:sSub>
-            <m:e>
-              <m:r>
-                <m:t>c</m:t>
-              </m:r>
-            </m:e>
-            <m:sub>
-              <m:r>
-                <m:t>i</m:t>
-              </m:r>
-              <m:r>
-                <m:t>t</m:t>
-              </m:r>
-            </m:sub>
-          </m:sSub>
-          <m:r>
-            <m:rPr>
-              <m:sty m:val="p"/>
-            </m:rPr>
-            <m:t>+</m:t>
-          </m:r>
-          <m:sSub>
-            <m:e>
-              <m:r>
-                <m:t>β</m:t>
-              </m:r>
-            </m:e>
-            <m:sub>
-              <m:r>
-                <m:t>2</m:t>
-              </m:r>
-            </m:sub>
-          </m:sSub>
-          <m:r>
-            <m:t>C</m:t>
-          </m:r>
-          <m:r>
-            <m:t>D</m:t>
-          </m:r>
-          <m:r>
-            <m:t>D</m:t>
-          </m:r>
-          <m:r>
-            <m:t>X</m:t>
-          </m:r>
-          <m:r>
-            <m:t>K</m:t>
-          </m:r>
-          <m:r>
-            <m:rPr>
-              <m:sty m:val="p"/>
-            </m:rPr>
-            <m:t>_</m:t>
-          </m:r>
-          <m:sSubSup>
-            <m:e>
-              <m:r>
-                <m:t>c</m:t>
-              </m:r>
-            </m:e>
-            <m:sub>
-              <m:r>
-                <m:t>i</m:t>
-              </m:r>
-              <m:r>
-                <m:t>t</m:t>
-              </m:r>
-            </m:sub>
-            <m:sup>
-              <m:r>
-                <m:t>2</m:t>
-              </m:r>
-            </m:sup>
-          </m:sSubSup>
-          <m:r>
-            <m:rPr>
-              <m:sty m:val="p"/>
-            </m:rPr>
-            <m:t>+</m:t>
-          </m:r>
-          <m:sSub>
-            <m:e>
-              <m:r>
-                <m:t>β</m:t>
-              </m:r>
-            </m:e>
-            <m:sub>
-              <m:r>
-                <m:t>3</m:t>
-              </m:r>
-            </m:sub>
-          </m:sSub>
-          <m:r>
-            <m:t>N</m:t>
-          </m:r>
-          <m:r>
-            <m:t>L</m:t>
-          </m:r>
-          <m:r>
-            <m:t>C</m:t>
-          </m:r>
-          <m:r>
-            <m:t>N</m:t>
-          </m:r>
-          <m:r>
-            <m:rPr>
-              <m:sty m:val="p"/>
-            </m:rPr>
-            <m:t>_</m:t>
-          </m:r>
-          <m:sSub>
-            <m:e>
-              <m:r>
-                <m:t>z</m:t>
-              </m:r>
-            </m:e>
-            <m:sub>
-              <m:r>
-                <m:t>i</m:t>
-              </m:r>
-              <m:r>
-                <m:t>t</m:t>
-              </m:r>
-            </m:sub>
-          </m:sSub>
-          <m:r>
-            <m:rPr>
-              <m:sty m:val="p"/>
-            </m:rPr>
-            <m:t>+</m:t>
-          </m:r>
-          <m:sSub>
-            <m:e>
-              <m:r>
-                <m:t>β</m:t>
-              </m:r>
-            </m:e>
-            <m:sub>
-              <m:r>
-                <m:t>4</m:t>
-              </m:r>
-            </m:sub>
-          </m:sSub>
-          <m:r>
-            <m:t>C</m:t>
-          </m:r>
-          <m:r>
-            <m:t>S</m:t>
-          </m:r>
-          <m:r>
-            <m:t>S</m:t>
-          </m:r>
-          <m:r>
-            <m:rPr>
-              <m:sty m:val="p"/>
-            </m:rPr>
-            <m:t>_</m:t>
-          </m:r>
-          <m:sSub>
-            <m:e>
-              <m:r>
-                <m:t>z</m:t>
-              </m:r>
-            </m:e>
-            <m:sub>
-              <m:r>
-                <m:t>i</m:t>
-              </m:r>
-              <m:r>
-                <m:t>t</m:t>
-              </m:r>
-            </m:sub>
-          </m:sSub>
-          <m:r>
-            <m:rPr>
-              <m:sty m:val="p"/>
-            </m:rPr>
-            <m:t>+</m:t>
-          </m:r>
-          <m:r>
-            <m:t>γ</m:t>
-          </m:r>
-          <m:r>
-            <m:rPr>
-              <m:sty m:val="p"/>
-            </m:rPr>
-            <m:t>⋅</m:t>
-          </m:r>
-          <m:sSub>
-            <m:e>
-              <m:r>
-                <m:t>X</m:t>
-              </m:r>
-            </m:e>
-            <m:sub>
-              <m:r>
-                <m:t>i</m:t>
-              </m:r>
-              <m:r>
-                <m:t>t</m:t>
-              </m:r>
-            </m:sub>
-          </m:sSub>
-          <m:r>
-            <m:rPr>
-              <m:sty m:val="p"/>
-            </m:rPr>
-            <m:t>+</m:t>
-          </m:r>
-          <m:sSub>
-            <m:e>
-              <m:r>
-                <m:t>δ</m:t>
-              </m:r>
-            </m:e>
-            <m:sub>
-              <m:r>
-                <m:t>c</m:t>
-              </m:r>
-            </m:sub>
-          </m:sSub>
-          <m:r>
-            <m:rPr>
-              <m:sty m:val="p"/>
-            </m:rPr>
-            <m:t>+</m:t>
-          </m:r>
-          <m:sSub>
-            <m:e>
-              <m:r>
-                <m:t>λ</m:t>
-              </m:r>
-            </m:e>
-            <m:sub>
-              <m:r>
-                <m:t>t</m:t>
-              </m:r>
-            </m:sub>
-          </m:sSub>
-          <m:r>
-            <m:rPr>
-              <m:sty m:val="p"/>
-            </m:rPr>
-            <m:t>+</m:t>
-          </m:r>
-          <m:sSub>
-            <m:e>
-              <m:r>
-                <m:t>ε</m:t>
-              </m:r>
-            </m:e>
-            <m:sub>
-              <m:r>
-                <m:t>i</m:t>
-              </m:r>
-              <m:r>
-                <m:t>t</m:t>
-              </m:r>
-            </m:sub>
-          </m:sSub>
-        </m:oMath>
-      </m:oMathPara>
-    </w:p>
-    <w:p>
-      <w:pPr>
-        <w:pStyle w:val="FirstParagraph"/>
-      </w:pPr>
-      <m:oMathPara>
-        <m:oMathParaPr>
-          <m:jc m:val="center"/>
-        </m:oMathParaPr>
-        <m:oMath>
-          <m:sSub>
-            <m:e>
-              <m:r>
-                <m:t>β</m:t>
-              </m:r>
-            </m:e>
-            <m:sub>
-              <m:r>
-                <m:t>3</m:t>
-              </m:r>
-            </m:sub>
-          </m:sSub>
-          <m:r>
-            <m:t> </m:t>
-          </m:r>
-          <m:d>
-            <m:dPr>
-              <m:begChr m:val="("/>
-              <m:endChr m:val=")"/>
-              <m:sepChr m:val=""/>
-              <m:grow/>
-            </m:dPr>
-            <m:e>
-              <m:r>
-                <m:t>N</m:t>
-              </m:r>
-              <m:r>
-                <m:t>L</m:t>
-              </m:r>
-              <m:r>
-                <m:t>C</m:t>
-              </m:r>
-              <m:r>
-                <m:t>N</m:t>
-              </m:r>
-              <m:r>
-                <m:rPr>
-                  <m:sty m:val="p"/>
-                </m:rPr>
-                <m:t>_</m:t>
-              </m:r>
-              <m:r>
-                <m:t>z</m:t>
-              </m:r>
-            </m:e>
-          </m:d>
-          <m:r>
-            <m:rPr>
-              <m:sty m:val="p"/>
-            </m:rPr>
-            <m:t>:</m:t>
-          </m:r>
-          <m:r>
-            <m:t> </m:t>
-          </m:r>
-          <m:r>
-            <m:t>p</m:t>
-          </m:r>
-          <m:r>
-            <m:rPr>
-              <m:sty m:val="p"/>
-            </m:rPr>
-            <m:t>=</m:t>
-          </m:r>
-          <m:r>
-            <m:rPr>
-              <m:sty m:val="p"/>
-            </m:rPr>
-            <m:t>,</m:t>
-          </m:r>
-          <m:r>
-            <m:t>495</m:t>
-          </m:r>
-          <m:r>
-            <m:t> </m:t>
-          </m:r>
-          <m:r>
-            <m:rPr>
-              <m:nor/>
-              <m:sty m:val="p"/>
-            </m:rPr>
-            <m:t>NS</m:t>
-          </m:r>
-          <m:r>
-            <m:rPr>
-              <m:sty m:val="p"/>
-            </m:rPr>
-            <m:t>;</m:t>
-          </m:r>
-          <m:r>
-            <m:t> </m:t>
-          </m:r>
-          <m:sSub>
-            <m:e>
-              <m:r>
-                <m:t>β</m:t>
-              </m:r>
-            </m:e>
-            <m:sub>
-              <m:r>
-                <m:t>4</m:t>
-              </m:r>
-            </m:sub>
-          </m:sSub>
-          <m:r>
-            <m:t> </m:t>
-          </m:r>
-          <m:d>
-            <m:dPr>
-              <m:begChr m:val="("/>
-              <m:endChr m:val=")"/>
-              <m:sepChr m:val=""/>
-              <m:grow/>
-            </m:dPr>
-            <m:e>
-              <m:r>
-                <m:t>C</m:t>
-              </m:r>
-              <m:r>
-                <m:t>S</m:t>
-              </m:r>
-              <m:r>
-                <m:t>S</m:t>
-              </m:r>
-              <m:r>
-                <m:rPr>
-                  <m:sty m:val="p"/>
-                </m:rPr>
-                <m:t>_</m:t>
-              </m:r>
-              <m:r>
-                <m:t>z</m:t>
-              </m:r>
-            </m:e>
-          </m:d>
-          <m:r>
-            <m:rPr>
-              <m:sty m:val="p"/>
-            </m:rPr>
-            <m:t>:</m:t>
-          </m:r>
-          <m:r>
-            <m:t> </m:t>
-          </m:r>
-          <m:r>
-            <m:t>p</m:t>
-          </m:r>
-          <m:r>
-            <m:rPr>
-              <m:sty m:val="p"/>
-            </m:rPr>
-            <m:t>=</m:t>
-          </m:r>
-          <m:r>
-            <m:rPr>
-              <m:sty m:val="p"/>
-            </m:rPr>
-            <m:t>,</m:t>
-          </m:r>
-          <m:r>
-            <m:t>402</m:t>
-          </m:r>
-          <m:r>
-            <m:t> </m:t>
-          </m:r>
-          <m:r>
-            <m:rPr>
-              <m:nor/>
-              <m:sty m:val="p"/>
-            </m:rPr>
-            <m:t>NS</m:t>
-          </m:r>
-          <m:r>
-            <m:rPr>
-              <m:sty m:val="p"/>
-            </m:rPr>
-            <m:t>⇒</m:t>
-          </m:r>
-          <m:r>
-            <m:rPr>
-              <m:nor/>
-              <m:sty m:val="p"/>
-            </m:rPr>
-            <m:t>H2 bị bác bỏ tại Nhóm VI</m:t>
-          </m:r>
-        </m:oMath>
-      </m:oMathPara>
-    </w:p>
-    <w:p>
-      <w:pPr>
-        <w:pStyle w:val="FirstParagraph"/>
-      </w:pPr>
+      <w:r>
+        <w:t xml:space="preserve">M1 (Tuyến tính — kiểm định H1 FIP):</w:t>
+      </w:r>
+      <w:r>
+        <w:t xml:space="preserve"> </w:t>
+      </w:r>
+      <w:r>
+        <w:t xml:space="preserve">lnNSLD_it = α + β₁ CDDXK_c_it + γ·X_it + δ_c + λ_t + ε_it</w:t>
+      </w:r>
+      <w:r>
+        <w:t xml:space="preserve"> </w:t>
+      </w:r>
+      <w:r>
+        <w:t xml:space="preserve">→</w:t>
+      </w:r>
+      <w:r>
+        <w:t xml:space="preserve"> </w:t>
+      </w:r>
       <w:r>
         <w:rPr>
           <w:bCs/>
           <w:b/>
         </w:rPr>
-        <w:t xml:space="preserve">Phân tích độ vững (robustness checks):</w:t>
+        <w:t xml:space="preserve">H1 FIP: β₁ &lt; 0, không có điểm uốn</w:t>
+      </w:r>
+      <w:r>
+        <w:t xml:space="preserve"> </w:t>
+      </w:r>
+      <w:r>
+        <w:t xml:space="preserve">[β₁ = −0,404, SE = 0,188, p = .032*]</w:t>
+      </w:r>
+    </w:p>
+    <w:p>
+      <w:pPr>
+        <w:pStyle w:val="BodyText"/>
+      </w:pPr>
+      <w:r>
+        <w:t xml:space="preserve">M2 (Phi tuyến — kiểm định hình dạng đường cong):</w:t>
+      </w:r>
+      <w:r>
+        <w:t xml:space="preserve"> </w:t>
+      </w:r>
+      <w:r>
+        <w:t xml:space="preserve">lnNSLD_it = α + β₁ CDDXK_c_it + β₂ CDDXK_c²_it + γ·X_it + δ_c + λ_t + ε_it</w:t>
+      </w:r>
+      <w:r>
+        <w:t xml:space="preserve"> </w:t>
+      </w:r>
+      <w:r>
+        <w:t xml:space="preserve">→ β₁ và β₂ đều không có ý nghĩa thống kê → xác nhận quan hệ âm đơn điệu, không có điểm uốn</w:t>
+      </w:r>
+    </w:p>
+    <w:p>
+      <w:pPr>
+        <w:pStyle w:val="BodyText"/>
+      </w:pPr>
+      <w:r>
+        <w:t xml:space="preserve">M3 (+ Năng lực — kiểm định H2 null):</w:t>
+      </w:r>
+      <w:r>
+        <w:t xml:space="preserve"> </w:t>
+      </w:r>
+      <w:r>
+        <w:t xml:space="preserve">lnNSLD_it = α + β₁ CDDXK_c_it + β₂ CDDXK_c²_it + β₃ NLCN_z_it + β₄ CSS_z_it + γ·X_it + δ_c + λ_t + ε_it</w:t>
+      </w:r>
+      <w:r>
+        <w:t xml:space="preserve"> </w:t>
+      </w:r>
+      <w:r>
+        <w:t xml:space="preserve">→ NLCN_z: β = +0,058, p = .495 (n.s.); CSS_z: β = +0,062, p = .402 (n.s.)</w:t>
+      </w:r>
+      <w:r>
+        <w:t xml:space="preserve"> </w:t>
+      </w:r>
+      <w:r>
+        <w:t xml:space="preserve">→</w:t>
+      </w:r>
+      <w:r>
+        <w:t xml:space="preserve"> </w:t>
+      </w:r>
+      <w:r>
+        <w:rPr>
+          <w:bCs/>
+          <w:b/>
+        </w:rPr>
+        <w:t xml:space="preserve">H2: Năng lực doanh nghiệp không điều tiết được quan hệ CDDXK–lnNSLD trong bối cảnh SIDS</w:t>
+      </w:r>
+    </w:p>
+    <w:p>
+      <w:pPr>
+        <w:pStyle w:val="BodyText"/>
+      </w:pPr>
+      <w:r>
+        <w:rPr>
+          <w:bCs/>
+          <w:b/>
+        </w:rPr>
+        <w:t xml:space="preserve">Robustness</w:t>
+      </w:r>
+      <w:r>
+        <w:t xml:space="preserve">:</w:t>
+      </w:r>
+    </w:p>
+    <w:p>
+      <w:pPr>
+        <w:pStyle w:val="BodyText"/>
+      </w:pPr>
+      <w:r>
+        <w:t xml:space="preserve">M_yearFE (chỉ year FE, không country FE):</w:t>
+      </w:r>
+      <w:r>
+        <w:t xml:space="preserve"> </w:t>
+      </w:r>
+      <w:r>
+        <w:t xml:space="preserve">lnNSLD_it = α + β₁ CDDXK_it + γ·X_it + λ_t + ε_it</w:t>
+      </w:r>
+      <w:r>
+        <w:t xml:space="preserve"> </w:t>
+      </w:r>
+      <w:r>
+        <w:t xml:space="preserve">→ β₁ = −1,236, SE = 0,269, p &lt; .001*** (tác động mạnh hơn khi không kiểm soát heterogeneity quốc gia)</w:t>
+      </w:r>
+    </w:p>
+    <w:p>
+      <w:pPr>
+        <w:pStyle w:val="BodyText"/>
+      </w:pPr>
+      <w:r>
+        <w:t xml:space="preserve">M_bivariate (không controls):</w:t>
+      </w:r>
+      <w:r>
+        <w:t xml:space="preserve"> </w:t>
+      </w:r>
+      <w:r>
+        <w:t xml:space="preserve">lnNSLD_it = α + β₁ CDDXK_it + ε_it</w:t>
+      </w:r>
+      <w:r>
+        <w:t xml:space="preserve"> </w:t>
+      </w:r>
+      <w:r>
+        <w:t xml:space="preserve">→ β₁ = −1,596, SE = 0,263, p &lt; .001***</w:t>
+      </w:r>
+    </w:p>
+    <w:p>
+      <w:pPr>
+        <w:pStyle w:val="BodyText"/>
+      </w:pPr>
+      <w:r>
+        <w:t xml:space="preserve">Exporters-only (N = 187 nhà xuất khẩu):</w:t>
+      </w:r>
+      <w:r>
+        <w:t xml:space="preserve"> </w:t>
+      </w:r>
+      <w:r>
+        <w:t xml:space="preserve">→ β₁(CDDXK_c) = −0,901, SE = 0,398, p = .027* — xác nhận FIP ngay trong nhóm đang xuất khẩu</w:t>
+      </w:r>
+    </w:p>
+    <w:p>
+      <w:pPr>
+        <w:pStyle w:val="BodyText"/>
+      </w:pPr>
+      <w:r>
+        <w:rPr>
+          <w:bCs/>
+          <w:b/>
+        </w:rPr>
+        <w:t xml:space="preserve">Kết quả chính</w:t>
+      </w:r>
+      <w:r>
+        <w:t xml:space="preserve">:</w:t>
+      </w:r>
+    </w:p>
+    <w:p>
+      <w:pPr>
+        <w:pStyle w:val="BodyText"/>
+      </w:pPr>
+      <w:r>
+        <w:rPr>
+          <w:bCs/>
+          <w:b/>
+        </w:rPr>
+        <w:t xml:space="preserve">Gánh nặng quốc tế hóa bắt buộc (Forced Internationalization Penalty — FIP)</w:t>
+      </w:r>
+      <w:r>
+        <w:t xml:space="preserve"> </w:t>
+      </w:r>
+      <w:r>
+        <w:t xml:space="preserve">được xác nhận: quan hệ âm đơn điệu giữa cường độ xuất khẩu và năng suất lao động tại 9 nền kinh tế Pacific SIDS, không có điểm uốn trong phạm vi dữ liệu quan sát (CDDXK trung bình = 0,060).</w:t>
       </w:r>
     </w:p>
     <w:tbl>
@@ -16165,10 +14804,12 @@
         <w:jc w:val="start"/>
       </w:tblPr>
       <w:tblGrid>
-        <w:gridCol w:w="1980"/>
-        <w:gridCol w:w="1980"/>
-        <w:gridCol w:w="1980"/>
-        <w:gridCol w:w="1980"/>
+        <w:gridCol w:w="1320"/>
+        <w:gridCol w:w="1320"/>
+        <w:gridCol w:w="1320"/>
+        <w:gridCol w:w="1320"/>
+        <w:gridCol w:w="1320"/>
+        <w:gridCol w:w="1320"/>
       </w:tblGrid>
       <w:tr>
         <w:trPr>
@@ -16182,7 +14823,19 @@
               <w:jc w:val="left"/>
             </w:pPr>
             <w:r>
-              <w:t xml:space="preserve">Specification</w:t>
+              <w:t xml:space="preserve">Mô hình</w:t>
+            </w:r>
+          </w:p>
+        </w:tc>
+        <w:tc>
+          <w:tcPr/>
+          <w:p>
+            <w:pPr>
+              <w:pStyle w:val="Compact"/>
+              <w:jc w:val="left"/>
+            </w:pPr>
+            <w:r>
+              <w:t xml:space="preserve">N</w:t>
             </w:r>
           </w:p>
         </w:tc>
@@ -16219,6 +14872,18 @@
             </w:pPr>
             <w:r>
               <w:t xml:space="preserve">p</w:t>
+            </w:r>
+          </w:p>
+        </w:tc>
+        <w:tc>
+          <w:tcPr/>
+          <w:p>
+            <w:pPr>
+              <w:pStyle w:val="Compact"/>
+              <w:jc w:val="left"/>
+            </w:pPr>
+            <w:r>
+              <w:t xml:space="preserve">Kết luận</w:t>
             </w:r>
           </w:p>
         </w:tc>
@@ -16232,7 +14897,19 @@
               <w:jc w:val="left"/>
             </w:pPr>
             <w:r>
-              <w:t xml:space="preserve">M1 country+year FE (N = 1.469)</w:t>
+              <w:t xml:space="preserve">M1 (country+year FE)</w:t>
+            </w:r>
+          </w:p>
+        </w:tc>
+        <w:tc>
+          <w:tcPr/>
+          <w:p>
+            <w:pPr>
+              <w:pStyle w:val="Compact"/>
+              <w:jc w:val="left"/>
+            </w:pPr>
+            <w:r>
+              <w:t xml:space="preserve">1.469</w:t>
             </w:r>
           </w:p>
         </w:tc>
@@ -16256,19 +14933,35 @@
               <w:jc w:val="left"/>
             </w:pPr>
             <w:r>
-              <w:t xml:space="preserve">—</w:t>
-            </w:r>
-          </w:p>
-        </w:tc>
-        <w:tc>
-          <w:tcPr/>
-          <w:p>
-            <w:pPr>
-              <w:pStyle w:val="Compact"/>
-              <w:jc w:val="left"/>
-            </w:pPr>
-            <w:r>
-              <w:t xml:space="preserve">,032</w:t>
+              <w:t xml:space="preserve">0,188</w:t>
+            </w:r>
+          </w:p>
+        </w:tc>
+        <w:tc>
+          <w:tcPr/>
+          <w:p>
+            <w:pPr>
+              <w:pStyle w:val="Compact"/>
+              <w:jc w:val="left"/>
+            </w:pPr>
+            <w:r>
+              <w:t xml:space="preserve">.032*</w:t>
+            </w:r>
+          </w:p>
+        </w:tc>
+        <w:tc>
+          <w:tcPr/>
+          <w:p>
+            <w:pPr>
+              <w:pStyle w:val="Compact"/>
+              <w:jc w:val="left"/>
+            </w:pPr>
+            <w:r>
+              <w:rPr>
+                <w:bCs/>
+                <w:b/>
+              </w:rPr>
+              <w:t xml:space="preserve">FIP xác nhận</w:t>
             </w:r>
           </w:p>
         </w:tc>
@@ -16282,19 +14975,31 @@
               <w:jc w:val="left"/>
             </w:pPr>
             <w:r>
-              <w:t xml:space="preserve">Year FE only (không country FE)</w:t>
-            </w:r>
-          </w:p>
-        </w:tc>
-        <w:tc>
-          <w:tcPr/>
-          <w:p>
-            <w:pPr>
-              <w:pStyle w:val="Compact"/>
-              <w:jc w:val="left"/>
-            </w:pPr>
-            <w:r>
-              <w:t xml:space="preserve">−1,236</w:t>
+              <w:t xml:space="preserve">M2 (phi tuyến)</w:t>
+            </w:r>
+          </w:p>
+        </w:tc>
+        <w:tc>
+          <w:tcPr/>
+          <w:p>
+            <w:pPr>
+              <w:pStyle w:val="Compact"/>
+              <w:jc w:val="left"/>
+            </w:pPr>
+            <w:r>
+              <w:t xml:space="preserve">1.469</w:t>
+            </w:r>
+          </w:p>
+        </w:tc>
+        <w:tc>
+          <w:tcPr/>
+          <w:p>
+            <w:pPr>
+              <w:pStyle w:val="Compact"/>
+              <w:jc w:val="left"/>
+            </w:pPr>
+            <w:r>
+              <w:t xml:space="preserve">n.s.</w:t>
             </w:r>
           </w:p>
         </w:tc>
@@ -16318,7 +15023,19 @@
               <w:jc w:val="left"/>
             </w:pPr>
             <w:r>
-              <w:t xml:space="preserve">&lt; ,001</w:t>
+              <w:t xml:space="preserve">.265</w:t>
+            </w:r>
+          </w:p>
+        </w:tc>
+        <w:tc>
+          <w:tcPr/>
+          <w:p>
+            <w:pPr>
+              <w:pStyle w:val="Compact"/>
+              <w:jc w:val="left"/>
+            </w:pPr>
+            <w:r>
+              <w:t xml:space="preserve">Không có điểm uốn</w:t>
             </w:r>
           </w:p>
         </w:tc>
@@ -16332,43 +15049,67 @@
               <w:jc w:val="left"/>
             </w:pPr>
             <w:r>
-              <w:t xml:space="preserve">Bivariate (không controls)</w:t>
-            </w:r>
-          </w:p>
-        </w:tc>
-        <w:tc>
-          <w:tcPr/>
-          <w:p>
-            <w:pPr>
-              <w:pStyle w:val="Compact"/>
-              <w:jc w:val="left"/>
-            </w:pPr>
-            <w:r>
-              <w:t xml:space="preserve">−1,596</w:t>
-            </w:r>
-          </w:p>
-        </w:tc>
-        <w:tc>
-          <w:tcPr/>
-          <w:p>
-            <w:pPr>
-              <w:pStyle w:val="Compact"/>
-              <w:jc w:val="left"/>
-            </w:pPr>
-            <w:r>
-              <w:t xml:space="preserve">—</w:t>
-            </w:r>
-          </w:p>
-        </w:tc>
-        <w:tc>
-          <w:tcPr/>
-          <w:p>
-            <w:pPr>
-              <w:pStyle w:val="Compact"/>
-              <w:jc w:val="left"/>
-            </w:pPr>
-            <w:r>
-              <w:t xml:space="preserve">&lt; ,001</w:t>
+              <w:t xml:space="preserve">M3 (+ năng lực, N giảm)</w:t>
+            </w:r>
+          </w:p>
+        </w:tc>
+        <w:tc>
+          <w:tcPr/>
+          <w:p>
+            <w:pPr>
+              <w:pStyle w:val="Compact"/>
+              <w:jc w:val="left"/>
+            </w:pPr>
+            <w:r>
+              <w:t xml:space="preserve">526</w:t>
+            </w:r>
+          </w:p>
+        </w:tc>
+        <w:tc>
+          <w:tcPr/>
+          <w:p>
+            <w:pPr>
+              <w:pStyle w:val="Compact"/>
+              <w:jc w:val="left"/>
+            </w:pPr>
+            <w:r>
+              <w:t xml:space="preserve">−0,974</w:t>
+            </w:r>
+          </w:p>
+        </w:tc>
+        <w:tc>
+          <w:tcPr/>
+          <w:p>
+            <w:pPr>
+              <w:pStyle w:val="Compact"/>
+              <w:jc w:val="left"/>
+            </w:pPr>
+            <w:r>
+              <w:t xml:space="preserve">0,850</w:t>
+            </w:r>
+          </w:p>
+        </w:tc>
+        <w:tc>
+          <w:tcPr/>
+          <w:p>
+            <w:pPr>
+              <w:pStyle w:val="Compact"/>
+              <w:jc w:val="left"/>
+            </w:pPr>
+            <w:r>
+              <w:t xml:space="preserve">.252</w:t>
+            </w:r>
+          </w:p>
+        </w:tc>
+        <w:tc>
+          <w:tcPr/>
+          <w:p>
+            <w:pPr>
+              <w:pStyle w:val="Compact"/>
+              <w:jc w:val="left"/>
+            </w:pPr>
+            <w:r>
+              <w:t xml:space="preserve">FIP giữ chiều âm</w:t>
             </w:r>
           </w:p>
         </w:tc>
@@ -16382,7 +15123,93 @@
               <w:jc w:val="left"/>
             </w:pPr>
             <w:r>
-              <w:t xml:space="preserve">Exporters-only (N = 187)</w:t>
+              <w:t xml:space="preserve">M_yearFE</w:t>
+            </w:r>
+          </w:p>
+        </w:tc>
+        <w:tc>
+          <w:tcPr/>
+          <w:p>
+            <w:pPr>
+              <w:pStyle w:val="Compact"/>
+              <w:jc w:val="left"/>
+            </w:pPr>
+            <w:r>
+              <w:t xml:space="preserve">1.469</w:t>
+            </w:r>
+          </w:p>
+        </w:tc>
+        <w:tc>
+          <w:tcPr/>
+          <w:p>
+            <w:pPr>
+              <w:pStyle w:val="Compact"/>
+              <w:jc w:val="left"/>
+            </w:pPr>
+            <w:r>
+              <w:t xml:space="preserve">−1,236</w:t>
+            </w:r>
+          </w:p>
+        </w:tc>
+        <w:tc>
+          <w:tcPr/>
+          <w:p>
+            <w:pPr>
+              <w:pStyle w:val="Compact"/>
+              <w:jc w:val="left"/>
+            </w:pPr>
+            <w:r>
+              <w:t xml:space="preserve">0,269</w:t>
+            </w:r>
+          </w:p>
+        </w:tc>
+        <w:tc>
+          <w:tcPr/>
+          <w:p>
+            <w:pPr>
+              <w:pStyle w:val="Compact"/>
+              <w:jc w:val="left"/>
+            </w:pPr>
+            <w:r>
+              <w:t xml:space="preserve">&lt;.001***</w:t>
+            </w:r>
+          </w:p>
+        </w:tc>
+        <w:tc>
+          <w:tcPr/>
+          <w:p>
+            <w:pPr>
+              <w:pStyle w:val="Compact"/>
+              <w:jc w:val="left"/>
+            </w:pPr>
+            <w:r>
+              <w:t xml:space="preserve">Vững</w:t>
+            </w:r>
+          </w:p>
+        </w:tc>
+      </w:tr>
+      <w:tr>
+        <w:tc>
+          <w:tcPr/>
+          <w:p>
+            <w:pPr>
+              <w:pStyle w:val="Compact"/>
+              <w:jc w:val="left"/>
+            </w:pPr>
+            <w:r>
+              <w:t xml:space="preserve">Exporters-only</w:t>
+            </w:r>
+          </w:p>
+        </w:tc>
+        <w:tc>
+          <w:tcPr/>
+          <w:p>
+            <w:pPr>
+              <w:pStyle w:val="Compact"/>
+              <w:jc w:val="left"/>
+            </w:pPr>
+            <w:r>
+              <w:t xml:space="preserve">187</w:t>
             </w:r>
           </w:p>
         </w:tc>
@@ -16406,19 +15233,31 @@
               <w:jc w:val="left"/>
             </w:pPr>
             <w:r>
-              <w:t xml:space="preserve">—</w:t>
-            </w:r>
-          </w:p>
-        </w:tc>
-        <w:tc>
-          <w:tcPr/>
-          <w:p>
-            <w:pPr>
-              <w:pStyle w:val="Compact"/>
-              <w:jc w:val="left"/>
-            </w:pPr>
-            <w:r>
-              <w:t xml:space="preserve">,027</w:t>
+              <w:t xml:space="preserve">0,398</w:t>
+            </w:r>
+          </w:p>
+        </w:tc>
+        <w:tc>
+          <w:tcPr/>
+          <w:p>
+            <w:pPr>
+              <w:pStyle w:val="Compact"/>
+              <w:jc w:val="left"/>
+            </w:pPr>
+            <w:r>
+              <w:t xml:space="preserve">.027*</w:t>
+            </w:r>
+          </w:p>
+        </w:tc>
+        <w:tc>
+          <w:tcPr/>
+          <w:p>
+            <w:pPr>
+              <w:pStyle w:val="Compact"/>
+              <w:jc w:val="left"/>
+            </w:pPr>
+            <w:r>
+              <w:t xml:space="preserve">Vững</w:t>
             </w:r>
           </w:p>
         </w:tc>
@@ -16433,7 +15272,7 @@
           <w:iCs/>
           <w:i/>
         </w:rPr>
-        <w:t xml:space="preserve">Hệ số âm nhất quán qua 4 specification xác nhận FIP không phải do selection bias hay outlier.</w:t>
+        <w:t xml:space="preserve">Ghi chú: N giảm trong M3 (1.469 → 526) do missing values của biến NLCN_z và CSS_z. Chiều β(CDDXK_c) nhất quán âm trong tất cả mô hình. Country FE hấp thụ phần lớn phương sai (R² tăng từ 0,511 lên 0,800 khi thêm country FE), phù hợp với bối cảnh heterogeneity cực cao giữa các nền kinh tế SIDS. DAI là Tier-1 proxy (website) — không phải năng lực số động.</w:t>
       </w:r>
     </w:p>
     <w:p>
@@ -16445,586 +15284,26 @@
           <w:bCs/>
           <w:b/>
         </w:rPr>
-        <w:t xml:space="preserve">Bảng định nghĩa biến — Nghiên cứu 8 (Pacific SIDS)</w:t>
-      </w:r>
-    </w:p>
-    <w:tbl>
-      <w:tblPr>
-        <w:tblStyle w:val="Table"/>
-        <w:tblW w:type="auto" w:w="0"/>
-        <w:tblLook w:firstRow="1" w:lastRow="0" w:firstColumn="0" w:lastColumn="0" w:noHBand="0" w:noVBand="0" w:val="0020"/>
-        <w:jc w:val="start"/>
-      </w:tblPr>
-      <w:tblGrid>
-        <w:gridCol w:w="1980"/>
-        <w:gridCol w:w="1980"/>
-        <w:gridCol w:w="1980"/>
-        <w:gridCol w:w="1980"/>
-      </w:tblGrid>
-      <w:tr>
-        <w:trPr>
-          <w:tblHeader w:val="true"/>
-        </w:trPr>
-        <w:tc>
-          <w:tcPr/>
-          <w:p>
-            <w:pPr>
-              <w:pStyle w:val="Compact"/>
-              <w:jc w:val="left"/>
-            </w:pPr>
-            <w:r>
-              <w:t xml:space="preserve">Ký hiệu</w:t>
-            </w:r>
-          </w:p>
-        </w:tc>
-        <w:tc>
-          <w:tcPr/>
-          <w:p>
-            <w:pPr>
-              <w:pStyle w:val="Compact"/>
-              <w:jc w:val="left"/>
-            </w:pPr>
-            <w:r>
-              <w:t xml:space="preserve">WBES item</w:t>
-            </w:r>
-          </w:p>
-        </w:tc>
-        <w:tc>
-          <w:tcPr/>
-          <w:p>
-            <w:pPr>
-              <w:pStyle w:val="Compact"/>
-              <w:jc w:val="left"/>
-            </w:pPr>
-            <w:r>
-              <w:t xml:space="preserve">Cách tính</w:t>
-            </w:r>
-          </w:p>
-        </w:tc>
-        <w:tc>
-          <w:tcPr/>
-          <w:p>
-            <w:pPr>
-              <w:pStyle w:val="Compact"/>
-              <w:jc w:val="left"/>
-            </w:pPr>
-            <w:r>
-              <w:t xml:space="preserve">Vai trò</w:t>
-            </w:r>
-          </w:p>
-        </w:tc>
-      </w:tr>
-      <w:tr>
-        <w:tc>
-          <w:tcPr/>
-          <w:p>
-            <w:pPr>
-              <w:pStyle w:val="Compact"/>
-              <w:jc w:val="left"/>
-            </w:pPr>
-            <w:r>
-              <w:t xml:space="preserve">lnNSLD</w:t>
-            </w:r>
-          </w:p>
-        </w:tc>
-        <w:tc>
-          <w:tcPr/>
-          <w:p>
-            <w:pPr>
-              <w:pStyle w:val="Compact"/>
-              <w:jc w:val="left"/>
-            </w:pPr>
-            <w:r>
-              <w:t xml:space="preserve">d2, l1</w:t>
-            </w:r>
-          </w:p>
-        </w:tc>
-        <w:tc>
-          <w:tcPr/>
-          <w:p>
-            <w:pPr>
-              <w:pStyle w:val="Compact"/>
-              <w:jc w:val="left"/>
-            </w:pPr>
-            <w:r>
-              <w:t xml:space="preserve">ln(doanh thu PPP / lao động)</w:t>
-            </w:r>
-          </w:p>
-        </w:tc>
-        <w:tc>
-          <w:tcPr/>
-          <w:p>
-            <w:pPr>
-              <w:pStyle w:val="Compact"/>
-              <w:jc w:val="left"/>
-            </w:pPr>
-            <w:r>
-              <w:t xml:space="preserve">Biến phụ thuộc</w:t>
-            </w:r>
-          </w:p>
-        </w:tc>
-      </w:tr>
-      <w:tr>
-        <w:tc>
-          <w:tcPr/>
-          <w:p>
-            <w:pPr>
-              <w:pStyle w:val="Compact"/>
-              <w:jc w:val="left"/>
-            </w:pPr>
-            <w:r>
-              <w:t xml:space="preserve">CDDXK_c</w:t>
-            </w:r>
-          </w:p>
-        </w:tc>
-        <w:tc>
-          <w:tcPr/>
-          <w:p>
-            <w:pPr>
-              <w:pStyle w:val="Compact"/>
-              <w:jc w:val="left"/>
-            </w:pPr>
-            <w:r>
-              <w:t xml:space="preserve">d3c</w:t>
-            </w:r>
-          </w:p>
-        </w:tc>
-        <w:tc>
-          <w:tcPr/>
-          <w:p>
-            <w:pPr>
-              <w:pStyle w:val="Compact"/>
-              <w:jc w:val="left"/>
-            </w:pPr>
-            <w:r>
-              <w:t xml:space="preserve">(d3c/100) − mean_wave: centred</w:t>
-            </w:r>
-          </w:p>
-        </w:tc>
-        <w:tc>
-          <w:tcPr/>
-          <w:p>
-            <w:pPr>
-              <w:pStyle w:val="Compact"/>
-              <w:jc w:val="left"/>
-            </w:pPr>
-            <w:r>
-              <w:t xml:space="preserve">Biến độc lập (I)</w:t>
-            </w:r>
-          </w:p>
-        </w:tc>
-      </w:tr>
-      <w:tr>
-        <w:tc>
-          <w:tcPr/>
-          <w:p>
-            <w:pPr>
-              <w:pStyle w:val="Compact"/>
-              <w:jc w:val="left"/>
-            </w:pPr>
-            <w:r>
-              <w:t xml:space="preserve">CDDXK_c²</w:t>
-            </w:r>
-          </w:p>
-        </w:tc>
-        <w:tc>
-          <w:tcPr/>
-          <w:p>
-            <w:pPr>
-              <w:pStyle w:val="Compact"/>
-              <w:jc w:val="left"/>
-            </w:pPr>
-            <w:r>
-              <w:t xml:space="preserve">d3c</w:t>
-            </w:r>
-          </w:p>
-        </w:tc>
-        <w:tc>
-          <w:tcPr/>
-          <w:p>
-            <w:pPr>
-              <w:pStyle w:val="Compact"/>
-              <w:jc w:val="left"/>
-            </w:pPr>
-            <w:r>
-              <w:t xml:space="preserve">CDDXK_c bình phương</w:t>
-            </w:r>
-          </w:p>
-        </w:tc>
-        <w:tc>
-          <w:tcPr/>
-          <w:p>
-            <w:pPr>
-              <w:pStyle w:val="Compact"/>
-              <w:jc w:val="left"/>
-            </w:pPr>
-            <w:r>
-              <w:t xml:space="preserve">I — kiểm định phi tuyến</w:t>
-            </w:r>
-          </w:p>
-        </w:tc>
-      </w:tr>
-      <w:tr>
-        <w:tc>
-          <w:tcPr/>
-          <w:p>
-            <w:pPr>
-              <w:pStyle w:val="Compact"/>
-              <w:jc w:val="left"/>
-            </w:pPr>
-            <w:r>
-              <w:t xml:space="preserve">NLCN_z</w:t>
-            </w:r>
-          </w:p>
-        </w:tc>
-        <w:tc>
-          <w:tcPr/>
-          <w:p>
-            <w:pPr>
-              <w:pStyle w:val="Compact"/>
-              <w:jc w:val="left"/>
-            </w:pPr>
-            <w:r>
-              <w:t xml:space="preserve">b8, e6</w:t>
-            </w:r>
-          </w:p>
-        </w:tc>
-        <w:tc>
-          <w:tcPr/>
-          <w:p>
-            <w:pPr>
-              <w:pStyle w:val="Compact"/>
-              <w:jc w:val="left"/>
-            </w:pPr>
-            <w:r>
-              <w:t xml:space="preserve">z-std(cert + CN nước ngoài)</w:t>
-            </w:r>
-          </w:p>
-        </w:tc>
-        <w:tc>
-          <w:tcPr/>
-          <w:p>
-            <w:pPr>
-              <w:pStyle w:val="Compact"/>
-              <w:jc w:val="left"/>
-            </w:pPr>
-            <w:r>
-              <w:t xml:space="preserve">Năng lực công nghệ</w:t>
-            </w:r>
-          </w:p>
-        </w:tc>
-      </w:tr>
-      <w:tr>
-        <w:tc>
-          <w:tcPr/>
-          <w:p>
-            <w:pPr>
-              <w:pStyle w:val="Compact"/>
-              <w:jc w:val="left"/>
-            </w:pPr>
-            <w:r>
-              <w:t xml:space="preserve">CSS_z</w:t>
-            </w:r>
-          </w:p>
-        </w:tc>
-        <w:tc>
-          <w:tcPr/>
-          <w:p>
-            <w:pPr>
-              <w:pStyle w:val="Compact"/>
-              <w:jc w:val="left"/>
-            </w:pPr>
-            <w:r>
-              <w:t xml:space="preserve">c22b</w:t>
-            </w:r>
-          </w:p>
-        </w:tc>
-        <w:tc>
-          <w:tcPr/>
-          <w:p>
-            <w:pPr>
-              <w:pStyle w:val="Compact"/>
-              <w:jc w:val="left"/>
-            </w:pPr>
-            <w:r>
-              <w:t xml:space="preserve">z-std(website binary): Tier-1 only</w:t>
-            </w:r>
-          </w:p>
-        </w:tc>
-        <w:tc>
-          <w:tcPr/>
-          <w:p>
-            <w:pPr>
-              <w:pStyle w:val="Compact"/>
-              <w:jc w:val="left"/>
-            </w:pPr>
-            <w:r>
-              <w:t xml:space="preserve">Số hoá — proxy tĩnh</w:t>
-            </w:r>
-          </w:p>
-        </w:tc>
-      </w:tr>
-      <w:tr>
-        <w:tc>
-          <w:tcPr/>
-          <w:p>
-            <w:pPr>
-              <w:pStyle w:val="Compact"/>
-              <w:jc w:val="left"/>
-            </w:pPr>
-            <w:r>
-              <w:t xml:space="preserve">lnLD</w:t>
-            </w:r>
-          </w:p>
-        </w:tc>
-        <w:tc>
-          <w:tcPr/>
-          <w:p>
-            <w:pPr>
-              <w:pStyle w:val="Compact"/>
-              <w:jc w:val="left"/>
-            </w:pPr>
-            <w:r>
-              <w:t xml:space="preserve">l1</w:t>
-            </w:r>
-          </w:p>
-        </w:tc>
-        <w:tc>
-          <w:tcPr/>
-          <w:p>
-            <w:pPr>
-              <w:pStyle w:val="Compact"/>
-              <w:jc w:val="left"/>
-            </w:pPr>
-            <w:r>
-              <w:t xml:space="preserve">ln(lao động thường trực)</w:t>
-            </w:r>
-          </w:p>
-        </w:tc>
-        <w:tc>
-          <w:tcPr/>
-          <w:p>
-            <w:pPr>
-              <w:pStyle w:val="Compact"/>
-              <w:jc w:val="left"/>
-            </w:pPr>
-            <w:r>
-              <w:t xml:space="preserve">Control (quy mô)</w:t>
-            </w:r>
-          </w:p>
-        </w:tc>
-      </w:tr>
-      <w:tr>
-        <w:tc>
-          <w:tcPr/>
-          <w:p>
-            <w:pPr>
-              <w:pStyle w:val="Compact"/>
-              <w:jc w:val="left"/>
-            </w:pPr>
-            <w:r>
-              <w:t xml:space="preserve">TuoiDN</w:t>
-            </w:r>
-          </w:p>
-        </w:tc>
-        <w:tc>
-          <w:tcPr/>
-          <w:p>
-            <w:pPr>
-              <w:pStyle w:val="Compact"/>
-              <w:jc w:val="left"/>
-            </w:pPr>
-            <w:r>
-              <w:t xml:space="preserve">b5</w:t>
-            </w:r>
-          </w:p>
-        </w:tc>
-        <w:tc>
-          <w:tcPr/>
-          <w:p>
-            <w:pPr>
-              <w:pStyle w:val="Compact"/>
-              <w:jc w:val="left"/>
-            </w:pPr>
-            <w:r>
-              <w:t xml:space="preserve">năm_KS − năm_thành_lập</w:t>
-            </w:r>
-          </w:p>
-        </w:tc>
-        <w:tc>
-          <w:tcPr/>
-          <w:p>
-            <w:pPr>
-              <w:pStyle w:val="Compact"/>
-              <w:jc w:val="left"/>
-            </w:pPr>
-            <w:r>
-              <w:t xml:space="preserve">Control (tuổi DN)</w:t>
-            </w:r>
-          </w:p>
-        </w:tc>
-      </w:tr>
-      <w:tr>
-        <w:tc>
-          <w:tcPr/>
-          <w:p>
-            <w:pPr>
-              <w:pStyle w:val="Compact"/>
-              <w:jc w:val="left"/>
-            </w:pPr>
-            <w:r>
-              <w:t xml:space="preserve">SoHuuNN</w:t>
-            </w:r>
-          </w:p>
-        </w:tc>
-        <w:tc>
-          <w:tcPr/>
-          <w:p>
-            <w:pPr>
-              <w:pStyle w:val="Compact"/>
-              <w:jc w:val="left"/>
-            </w:pPr>
-            <w:r>
-              <w:t xml:space="preserve">b6a</w:t>
-            </w:r>
-          </w:p>
-        </w:tc>
-        <w:tc>
-          <w:tcPr/>
-          <w:p>
-            <w:pPr>
-              <w:pStyle w:val="Compact"/>
-              <w:jc w:val="left"/>
-            </w:pPr>
-            <w:r>
-              <w:t xml:space="preserve">tỷ lệ sở hữu nước ngoài</w:t>
-            </w:r>
-          </w:p>
-        </w:tc>
-        <w:tc>
-          <w:tcPr/>
-          <w:p>
-            <w:pPr>
-              <w:pStyle w:val="Compact"/>
-              <w:jc w:val="left"/>
-            </w:pPr>
-            <w:r>
-              <w:t xml:space="preserve">Control (sở hữu)</w:t>
-            </w:r>
-          </w:p>
-        </w:tc>
-      </w:tr>
-      <w:tr>
-        <w:tc>
-          <w:tcPr/>
-          <w:p>
-            <w:pPr>
-              <w:pStyle w:val="Compact"/>
-              <w:jc w:val="left"/>
-            </w:pPr>
-            <w:r>
-              <w:t xml:space="preserve">δ_c</w:t>
-            </w:r>
-          </w:p>
-        </w:tc>
-        <w:tc>
-          <w:tcPr/>
-          <w:p>
-            <w:pPr>
-              <w:pStyle w:val="Compact"/>
-              <w:jc w:val="left"/>
-            </w:pPr>
-            <w:r>
-              <w:t xml:space="preserve">a3b</w:t>
-            </w:r>
-          </w:p>
-        </w:tc>
-        <w:tc>
-          <w:tcPr/>
-          <w:p>
-            <w:pPr>
-              <w:pStyle w:val="Compact"/>
-              <w:jc w:val="left"/>
-            </w:pPr>
-            <w:r>
-              <w:t xml:space="preserve">country FE</w:t>
-            </w:r>
-          </w:p>
-        </w:tc>
-        <w:tc>
-          <w:tcPr/>
-          <w:p>
-            <w:pPr>
-              <w:pStyle w:val="Compact"/>
-              <w:jc w:val="left"/>
-            </w:pPr>
-            <w:r>
-              <w:t xml:space="preserve">Fixed effects</w:t>
-            </w:r>
-          </w:p>
-        </w:tc>
-      </w:tr>
-      <w:tr>
-        <w:tc>
-          <w:tcPr/>
-          <w:p>
-            <w:pPr>
-              <w:pStyle w:val="Compact"/>
-              <w:jc w:val="left"/>
-            </w:pPr>
-            <w:r>
-              <w:t xml:space="preserve">λ_t</w:t>
-            </w:r>
-          </w:p>
-        </w:tc>
-        <w:tc>
-          <w:tcPr/>
-          <w:p>
-            <w:pPr>
-              <w:pStyle w:val="Compact"/>
-              <w:jc w:val="left"/>
-            </w:pPr>
-            <w:r>
-              <w:t xml:space="preserve">wave</w:t>
-            </w:r>
-          </w:p>
-        </w:tc>
-        <w:tc>
-          <w:tcPr/>
-          <w:p>
-            <w:pPr>
-              <w:pStyle w:val="Compact"/>
-              <w:jc w:val="left"/>
-            </w:pPr>
-            <w:r>
-              <w:t xml:space="preserve">wave FE</w:t>
-            </w:r>
-          </w:p>
-        </w:tc>
-        <w:tc>
-          <w:tcPr/>
-          <w:p>
-            <w:pPr>
-              <w:pStyle w:val="Compact"/>
-              <w:jc w:val="left"/>
-            </w:pPr>
-            <w:r>
-              <w:t xml:space="preserve">Fixed effects</w:t>
-            </w:r>
-          </w:p>
-        </w:tc>
-      </w:tr>
-    </w:tbl>
-    <w:p>
-      <w:pPr>
-        <w:pStyle w:val="BodyText"/>
-      </w:pPr>
+        <w:t xml:space="preserve">Đóng góp lý thuyết từ Nghiên cứu 8</w:t>
+      </w:r>
+      <w:r>
+        <w:t xml:space="preserve">: FIP là</w:t>
+      </w:r>
+      <w:r>
+        <w:t xml:space="preserve"> </w:t>
+      </w:r>
       <w:r>
         <w:rPr>
-          <w:iCs/>
-          <w:i/>
+          <w:bCs/>
+          <w:b/>
         </w:rPr>
-        <w:t xml:space="preserve">Ghi chú: FIP là điều kiện biên (boundary condition) của mô hình chữ U ngược — áp dụng đặc thù tại ICRV Nhóm VI nơi 3 điều kiện cấu trúc bị vi phạm đồng thời: (1) không có thị trường nội địa đủ lớn, (2) chi phí thương mại không kiểm soát được, (3) hỗ trợ thể chế không đủ chức năng. DAI (CSS_z) Tier-1 only — WBES không thu thập thang đo đầy đủ cho số hoá động tại SIDS.</w:t>
+        <w:t xml:space="preserve">boundary condition</w:t>
+      </w:r>
+      <w:r>
+        <w:t xml:space="preserve"> </w:t>
+      </w:r>
+      <w:r>
+        <w:t xml:space="preserve">của mô hình inverted-U: khi 3 điều kiện tiên quyết cấu trúc đồng thời không được đáp ứng — (1) thị trường nội địa khả thi, (2) chi phí thương mại chấp nhận được, (3) thể chế hỗ trợ trao đổi quốc tế — quan hệ I→P chuyển từ inverted-U thành đường thẳng âm đơn điệu không có điểm uốn. Chuyển dịch lý thuyết từ "institutional moderation of I-P intensity" (Marano et al., 2016) sang "institutional determination of I-P sign".</w:t>
       </w:r>
     </w:p>
     <w:p>
@@ -17034,15 +15313,14 @@
         </w:pict>
       </w:r>
     </w:p>
-    <w:bookmarkEnd w:id="41"/>
-    <w:bookmarkEnd w:id="42"/>
-    <w:bookmarkStart w:id="43" w:name="Xcb5234575391557b76fcccc317c70eb26569684"/>
+    <w:bookmarkEnd w:id="47"/>
+    <w:bookmarkStart w:id="48" w:name="X6ef7915cef2320d0a5a0851ec4b4441ab8af223"/>
     <w:p>
       <w:pPr>
         <w:pStyle w:val="Heading3"/>
       </w:pPr>
       <w:r>
-        <w:t xml:space="preserve">3.4.6 Sai số chuẩn</w:t>
+        <w:t xml:space="preserve">4.6 Sai số chuẩn</w:t>
       </w:r>
     </w:p>
     <w:p>
@@ -17053,31 +15331,31 @@
         <w:t xml:space="preserve">Tất cả các mô hình đều sử dụng HC1/HC3 robust standard errors (Long &amp; Ervin, 2000; White, 1980) để xử lý heteroscedasticity. Đối với multi-country, bổ sung clustered SE theo country.</w:t>
       </w:r>
     </w:p>
-    <w:bookmarkEnd w:id="43"/>
-    <w:bookmarkEnd w:id="44"/>
-    <w:bookmarkStart w:id="50" w:name="X8be9b8b49491f51852c13794a1720d171ee5535"/>
+    <w:bookmarkEnd w:id="48"/>
+    <w:bookmarkEnd w:id="49"/>
+    <w:bookmarkStart w:id="55" w:name="Xbd137c7549379bc59bd868848e5dfb5b5e4e977"/>
     <w:p>
       <w:pPr>
         <w:pStyle w:val="Heading2"/>
       </w:pPr>
       <w:r>
-        <w:t xml:space="preserve">3.5 Kiểm định độ vững</w:t>
-      </w:r>
-    </w:p>
-    <w:bookmarkStart w:id="45" w:name="Xa00f076f3963b547ab7d43d6f55fd4f3a5113c5"/>
+        <w:t xml:space="preserve">5. Kiểm định độ vững</w:t>
+      </w:r>
+    </w:p>
+    <w:bookmarkStart w:id="50" w:name="X431ee618c3d4d2cdcb5311a37313dcf18ed1464"/>
     <w:p>
       <w:pPr>
         <w:pStyle w:val="Heading3"/>
       </w:pPr>
       <w:r>
-        <w:t xml:space="preserve">3.5.1 Thay đổi thước đo</w:t>
+        <w:t xml:space="preserve">5.1 Thay đổi thước đo</w:t>
       </w:r>
     </w:p>
     <w:p>
       <w:pPr>
         <w:numPr>
           <w:ilvl w:val="0"/>
-          <w:numId w:val="1007"/>
+          <w:numId w:val="1008"/>
         </w:numPr>
         <w:pStyle w:val="Compact"/>
       </w:pPr>
@@ -17122,70 +15400,12 @@
       <w:pPr>
         <w:numPr>
           <w:ilvl w:val="0"/>
-          <w:numId w:val="1007"/>
+          <w:numId w:val="1008"/>
         </w:numPr>
         <w:pStyle w:val="Compact"/>
       </w:pPr>
       <w:r>
         <w:t xml:space="preserve">Biến độc lập: thay FSTS bằng export status (binary), foreign sales count.</w:t>
-      </w:r>
-    </w:p>
-    <w:p>
-      <w:pPr>
-        <w:numPr>
-          <w:ilvl w:val="0"/>
-          <w:numId w:val="1007"/>
-        </w:numPr>
-        <w:pStyle w:val="Compact"/>
-      </w:pPr>
-      <w:r>
-        <w:t xml:space="preserve">Biến moderator: thay DAI_thin bằng DAI_rich (cho subset 2024+).</w:t>
-      </w:r>
-    </w:p>
-    <w:bookmarkEnd w:id="45"/>
-    <w:bookmarkStart w:id="46" w:name="Xac2ebbdc11b48daafdee8742a5cbdf7e2e607ee"/>
-    <w:p>
-      <w:pPr>
-        <w:pStyle w:val="Heading3"/>
-      </w:pPr>
-      <w:r>
-        <w:t xml:space="preserve">3.5.2 Mẫu phụ</w:t>
-      </w:r>
-    </w:p>
-    <w:p>
-      <w:pPr>
-        <w:pStyle w:val="FirstParagraph"/>
-      </w:pPr>
-      <w:r>
-        <w:t xml:space="preserve">Loại trừ micro firms (&lt;5 lao động); chỉ giữ SMEs; chỉ giữ manufacturing; chỉ giữ exporters (FSTS &gt; 0); subgroup theo 6 sub-regime ICRV.</w:t>
-      </w:r>
-    </w:p>
-    <w:bookmarkEnd w:id="46"/>
-    <w:bookmarkStart w:id="47" w:name="X7f474d927517549e35ccb278e2098f6d3b759d4"/>
-    <w:p>
-      <w:pPr>
-        <w:pStyle w:val="Heading3"/>
-      </w:pPr>
-      <w:r>
-        <w:t xml:space="preserve">3.5.3 Outliers</w:t>
-      </w:r>
-    </w:p>
-    <w:p>
-      <w:pPr>
-        <w:pStyle w:val="FirstParagraph"/>
-      </w:pPr>
-      <w:r>
-        <w:t xml:space="preserve">Winsorization 1% và 5% đối với labor productivity và employment, áp dụng trong từng country-year.</w:t>
-      </w:r>
-    </w:p>
-    <w:bookmarkEnd w:id="47"/>
-    <w:bookmarkStart w:id="48" w:name="X2da9a9ba2cec2086c1dda0df0458753db93e2e3"/>
-    <w:p>
-      <w:pPr>
-        <w:pStyle w:val="Heading3"/>
-      </w:pPr>
-      <w:r>
-        <w:t xml:space="preserve">3.5.4 Multicollinearity và heteroscedasticity</w:t>
       </w:r>
     </w:p>
     <w:p>
@@ -17197,29 +15417,53 @@
         <w:pStyle w:val="Compact"/>
       </w:pPr>
       <w:r>
-        <w:t xml:space="preserve">VIF cho tất cả mô hình; ngưỡng VIF &lt; 5 (Hair et al., 2019).</w:t>
-      </w:r>
-    </w:p>
-    <w:p>
-      <w:pPr>
-        <w:numPr>
-          <w:ilvl w:val="0"/>
-          <w:numId w:val="1008"/>
-        </w:numPr>
-        <w:pStyle w:val="Compact"/>
-      </w:pPr>
-      <w:r>
-        <w:t xml:space="preserve">Breusch–Pagan test (Breusch &amp; Pagan, 1979).</w:t>
-      </w:r>
-    </w:p>
-    <w:bookmarkEnd w:id="48"/>
-    <w:bookmarkStart w:id="49" w:name="Xece3d027367fef795bcf55aad7417945cf4f49c"/>
+        <w:t xml:space="preserve">Biến moderator: thay DAI_thin bằng DAI_rich (cho subset 2024+).</w:t>
+      </w:r>
+    </w:p>
+    <w:bookmarkEnd w:id="50"/>
+    <w:bookmarkStart w:id="51" w:name="X9e9ef139d57d7f609b0bd2a30f6aacc57ffda85"/>
     <w:p>
       <w:pPr>
         <w:pStyle w:val="Heading3"/>
       </w:pPr>
       <w:r>
-        <w:t xml:space="preserve">3.5.5 Sensitivity analysis cho meta-analysis</w:t>
+        <w:t xml:space="preserve">5.2 Mẫu phụ</w:t>
+      </w:r>
+    </w:p>
+    <w:p>
+      <w:pPr>
+        <w:pStyle w:val="FirstParagraph"/>
+      </w:pPr>
+      <w:r>
+        <w:t xml:space="preserve">Loại trừ micro firms (&lt;5 lao động); chỉ giữ SMEs; chỉ giữ manufacturing; chỉ giữ exporters (FSTS &gt; 0); subgroup theo 6 sub-regime ICRV.</w:t>
+      </w:r>
+    </w:p>
+    <w:bookmarkEnd w:id="51"/>
+    <w:bookmarkStart w:id="52" w:name="X98cc73fc712d9e44cc5d18b702bb976620f7fc1"/>
+    <w:p>
+      <w:pPr>
+        <w:pStyle w:val="Heading3"/>
+      </w:pPr>
+      <w:r>
+        <w:t xml:space="preserve">5.3 Outliers</w:t>
+      </w:r>
+    </w:p>
+    <w:p>
+      <w:pPr>
+        <w:pStyle w:val="FirstParagraph"/>
+      </w:pPr>
+      <w:r>
+        <w:t xml:space="preserve">Winsorization 1% và 5% đối với labor productivity và employment, áp dụng trong từng country-year.</w:t>
+      </w:r>
+    </w:p>
+    <w:bookmarkEnd w:id="52"/>
+    <w:bookmarkStart w:id="53" w:name="X33d8f36a6a0e8ad3d10f0b0d165a7983b25acc1"/>
+    <w:p>
+      <w:pPr>
+        <w:pStyle w:val="Heading3"/>
+      </w:pPr>
+      <w:r>
+        <w:t xml:space="preserve">5.4 Multicollinearity và heteroscedasticity</w:t>
       </w:r>
     </w:p>
     <w:p>
@@ -17231,7 +15475,7 @@
         <w:pStyle w:val="Compact"/>
       </w:pPr>
       <w:r>
-        <w:t xml:space="preserve">Leave-one-out: loại từng nghiên cứu và tái tính pooled effect.</w:t>
+        <w:t xml:space="preserve">VIF cho tất cả mô hình; ngưỡng VIF &lt; 5 (Hair et al., 2019).</w:t>
       </w:r>
     </w:p>
     <w:p>
@@ -17243,18 +15487,52 @@
         <w:pStyle w:val="Compact"/>
       </w:pPr>
       <w:r>
+        <w:t xml:space="preserve">Breusch–Pagan test (Breusch &amp; Pagan, 1979).</w:t>
+      </w:r>
+    </w:p>
+    <w:bookmarkEnd w:id="53"/>
+    <w:bookmarkStart w:id="54" w:name="X72f2a8f16e87d5c44ffc52bf2b3af577e467955"/>
+    <w:p>
+      <w:pPr>
+        <w:pStyle w:val="Heading3"/>
+      </w:pPr>
+      <w:r>
+        <w:t xml:space="preserve">5.5 Sensitivity analysis cho meta-analysis</w:t>
+      </w:r>
+    </w:p>
+    <w:p>
+      <w:pPr>
+        <w:numPr>
+          <w:ilvl w:val="0"/>
+          <w:numId w:val="1010"/>
+        </w:numPr>
+        <w:pStyle w:val="Compact"/>
+      </w:pPr>
+      <w:r>
+        <w:t xml:space="preserve">Leave-one-out: loại từng nghiên cứu và tái tính pooled effect.</w:t>
+      </w:r>
+    </w:p>
+    <w:p>
+      <w:pPr>
+        <w:numPr>
+          <w:ilvl w:val="0"/>
+          <w:numId w:val="1010"/>
+        </w:numPr>
+        <w:pStyle w:val="Compact"/>
+      </w:pPr>
+      <w:r>
         <w:t xml:space="preserve">Trim-and-fill (Duval &amp; Tweedie, 2000) cho publication bias.</w:t>
       </w:r>
     </w:p>
-    <w:bookmarkEnd w:id="49"/>
-    <w:bookmarkEnd w:id="50"/>
-    <w:bookmarkStart w:id="51" w:name="Xda9461543ca17f4fffc4dad7e6165fee80c6b0c"/>
+    <w:bookmarkEnd w:id="54"/>
+    <w:bookmarkEnd w:id="55"/>
+    <w:bookmarkStart w:id="56" w:name="Xba1727fc0da4fc8e26a315fbd09b8799e5ac3db"/>
     <w:p>
       <w:pPr>
         <w:pStyle w:val="Heading2"/>
       </w:pPr>
       <w:r>
-        <w:t xml:space="preserve">3.6 Tóm tắt phương pháp: Kế thừa và đóng góp mới</w:t>
+        <w:t xml:space="preserve">6. Tóm tắt kế thừa và đóng góp mới</w:t>
       </w:r>
     </w:p>
     <w:tbl>
@@ -17761,14 +16039,14 @@
         </w:tc>
       </w:tr>
     </w:tbl>
-    <w:bookmarkEnd w:id="51"/>
-    <w:bookmarkStart w:id="52" w:name="X8731c6039be62b4d182e17d98ac2bec3a898506"/>
+    <w:bookmarkEnd w:id="56"/>
+    <w:bookmarkStart w:id="57" w:name="X696efacd1a1ef1aca1868f20b67b10fe2c2b182"/>
     <w:p>
       <w:pPr>
         <w:pStyle w:val="Heading2"/>
       </w:pPr>
       <w:r>
-        <w:t xml:space="preserve">3.7 Đạo đức nghiên cứu</w:t>
+        <w:t xml:space="preserve">7. Đạo đức nghiên cứu</w:t>
       </w:r>
     </w:p>
     <w:p>
@@ -17779,8 +16057,8 @@
         <w:t xml:space="preserve">Luận án sử dụng dữ liệu thứ cấp từ WBES — bộ dữ liệu công khai được World Bank cung cấp miễn phí cho mục đích nghiên cứu (World Bank, n.d.). Tất cả các citation theo APA 7th để ghi nhận đầy đủ công sức của các tác giả trước, tránh đạo văn. Code và dữ liệu phân tích được lưu trữ trên các nhánh chuyên biệt của repository để bảo đảm khả năng tái lập kết quả.</w:t>
       </w:r>
     </w:p>
-    <w:bookmarkEnd w:id="52"/>
-    <w:bookmarkEnd w:id="53"/>
+    <w:bookmarkEnd w:id="57"/>
+    <w:bookmarkEnd w:id="58"/>
     <w:sectPr>
       <w:pgSz w:h="16838" w:w="11906"/>
       <w:pgMar w:bottom="1134" w:left="1701" w:right="1134" w:top="1134"/>
@@ -17994,6 +16272,9 @@
     <w:abstractNumId w:val="991"/>
   </w:num>
   <w:num w:numId="1009">
+    <w:abstractNumId w:val="991"/>
+  </w:num>
+  <w:num w:numId="1010">
     <w:abstractNumId w:val="991"/>
   </w:num>
 </w:numbering>

--- a/dist/luan_an/03_methodology_vi.docx
+++ b/dist/luan_an/03_methodology_vi.docx
@@ -323,10 +323,10 @@
           <w:bCs/>
           <w:b/>
         </w:rPr>
-        <w:t xml:space="preserve">Mục tiêu pool</w:t>
-      </w:r>
-      <w:r>
-        <w:t xml:space="preserve">: ~172 effect-size units, tăng so với 200 effect sizes / 113 nghiên cứu trong bản nền.</w:t>
+        <w:t xml:space="preserve">Pool hiện tại</w:t>
+      </w:r>
+      <w:r>
+        <w:t xml:space="preserve">: K=288 effect sizes / k=238 nghiên cứu (baseline trước WoS+Scopus formal search); mục tiêu sau formal search: k≥250, tăng so với bản nền ICBEF 2025 (K=200 / k=113).</w:t>
       </w:r>
     </w:p>
     <w:p>
@@ -15729,7 +15729,7 @@
               <w:t xml:space="preserve"> </w:t>
             </w:r>
             <w:r>
-              <w:t xml:space="preserve">với 101.185 doanh nghiệp · 107 country-years</w:t>
+              <w:t xml:space="preserve">với 101.185 doanh nghiệp · 108 cặp quốc gia × năm</w:t>
             </w:r>
           </w:p>
         </w:tc>

--- a/dist/luan_an/03_methodology_vi.docx
+++ b/dist/luan_an/03_methodology_vi.docx
@@ -326,7 +326,7 @@
         <w:t xml:space="preserve">Pool hiện tại</w:t>
       </w:r>
       <w:r>
-        <w:t xml:space="preserve">: K=288 effect sizes / k=238 nghiên cứu (baseline trước WoS+Scopus formal search); mục tiêu sau formal search: k≥250, tăng so với bản nền ICBEF 2025 (K=200 / k=113).</w:t>
+        <w:t xml:space="preserve">: K=309 effect sizes / k=259 nghiên cứu (database v2, sau WoS/Scopus formal search + L2 screening), tăng so với bản nền ICBEF 2025 (K=200 / k=113); mục tiêu ban đầu k≥250 đã đạt.</w:t>
       </w:r>
     </w:p>
     <w:p>
@@ -7626,7 +7626,7 @@
         <w:t xml:space="preserve"> </w:t>
       </w:r>
       <w:r>
-        <w:t xml:space="preserve">H1: β₁ &gt; 0, β₂ &lt; 0; TP* = −β₁/(2β₂) ≈ 88,6% FSTS [CI bootstrap [53%, 253%]]</w:t>
+        <w:t xml:space="preserve">H1: β₁ &gt; 0, β₂ &lt; 0; TP* = −β₁/(2β₂) ≈ 82% FSTS [CI bootstrap [53%, 253%]]</w:t>
       </w:r>
       <w:r>
         <w:t xml:space="preserve"> </w:t>
@@ -8531,7 +8531,7 @@
         <w:t xml:space="preserve"> </w:t>
       </w:r>
       <w:r>
-        <w:t xml:space="preserve">H1: β₁ &gt; 0, β₂ &lt; 0; TP* = −β₁/(2β₂) — điểm uốn 49,4% (2012) và 47,2% (2024)</w:t>
+        <w:t xml:space="preserve">H1: β₁ &gt; 0, β₂ &lt; 0; TP* = −β₁/(2β₂) — điểm uốn 49,4% (2012), 47,2% (2024), và 48,8% (pooled)</w:t>
       </w:r>
       <w:r>
         <w:t xml:space="preserve"> </w:t>
@@ -14726,7 +14726,7 @@
         <w:t xml:space="preserve"> </w:t>
       </w:r>
       <w:r>
-        <w:t xml:space="preserve">→ β₁ = −1,236, SE = 0,269, p &lt; .001*** (tác động mạnh hơn khi không kiểm soát heterogeneity quốc gia)</w:t>
+        <w:t xml:space="preserve">→ β₁ = −1,236, SE = 0,269, p &lt; .001 (tác động mạnh hơn khi không kiểm soát heterogeneity quốc gia)</w:t>
       </w:r>
     </w:p>
     <w:p>
@@ -14746,7 +14746,7 @@
         <w:t xml:space="preserve"> </w:t>
       </w:r>
       <w:r>
-        <w:t xml:space="preserve">→ β₁ = −1,596, SE = 0,263, p &lt; .001***</w:t>
+        <w:t xml:space="preserve">→ β₁ = −1,596, SE = 0,263, p &lt; .001</w:t>
       </w:r>
     </w:p>
     <w:p>

--- a/dist/luan_an/03_methodology_vi.docx
+++ b/dist/luan_an/03_methodology_vi.docx
@@ -323,10 +323,10 @@
           <w:bCs/>
           <w:b/>
         </w:rPr>
-        <w:t xml:space="preserve">Pool hiện tại</w:t>
-      </w:r>
-      <w:r>
-        <w:t xml:space="preserve">: K=309 effect sizes / k=259 nghiên cứu (database v2, sau WoS/Scopus formal search + L2 screening), tăng so với bản nền ICBEF 2025 (K=200 / k=113); mục tiêu ban đầu k≥250 đã đạt.</w:t>
+        <w:t xml:space="preserve">Pool phân tích đã xác minh</w:t>
+      </w:r>
+      <w:r>
+        <w:t xml:space="preserve">: K=288 effect sizes / k=238 nghiên cứu (hand-coded baseline đã xác minh, sau WoS/Scopus screening), tăng đáng kể so với bản nền ICBEF 2025 (K=200 / k=113). Đây là tập dữ liệu đã được mã hóa thủ công và tái lập được toàn bộ bảng/hình trong bản thảo P6.</w:t>
       </w:r>
     </w:p>
     <w:p>

--- a/dist/luan_an/03_methodology_vi.docx
+++ b/dist/luan_an/03_methodology_vi.docx
@@ -679,7 +679,7 @@
         <w:t xml:space="preserve">Biến chính</w:t>
       </w:r>
       <w:r>
-        <w:t xml:space="preserve">: Foreign Sales To Total Sales (FSTS), đo bằng tỷ lệ doanh thu xuất khẩu trên tổng doanh thu. Mô hình có cả</w:t>
+        <w:t xml:space="preserve">: Foreign Sales To Total Sales (FSTS), đo bằng tỷ lệ doanh số quốc tế trên tổng doanh số. Mô hình có cả</w:t>
       </w:r>
       <w:r>
         <w:t xml:space="preserve"> </w:t>
@@ -3472,7 +3472,7 @@
         <w:t xml:space="preserve"> </w:t>
       </w:r>
       <w:r>
-        <w:t xml:space="preserve">= FSTS_c_it: cường độ xuất khẩu điều chỉnh trung bình trong sóng (mean-centred)</w:t>
+        <w:t xml:space="preserve">= FSTS_c_it: cường độ quốc tế hóa điều chỉnh trung bình trong sóng (mean-centred)</w:t>
       </w:r>
     </w:p>
     <w:p>
@@ -3494,7 +3494,7 @@
         <w:t xml:space="preserve"> </w:t>
       </w:r>
       <w:r>
-        <w:t xml:space="preserve">= FSTS_c²_it: bình phương cường độ xuất khẩu điều chỉnh</w:t>
+        <w:t xml:space="preserve">= FSTS_c²_it: bình phương cường độ quốc tế hóa điều chỉnh</w:t>
       </w:r>
     </w:p>
     <w:p>
@@ -6871,7 +6871,7 @@
               <w:jc w:val="left"/>
             </w:pPr>
             <w:r>
-              <w:t xml:space="preserve">d3c / 100: cường độ xuất khẩu trực tiếp (0–1)</w:t>
+              <w:t xml:space="preserve">d3c / 100: cường độ quốc tế hóa trực tiếp (0–1)</w:t>
             </w:r>
           </w:p>
         </w:tc>
@@ -7398,7 +7398,7 @@
         <w:t xml:space="preserve"> </w:t>
       </w:r>
       <w:r>
-        <w:t xml:space="preserve">= FSTS_i: cường độ xuất khẩu trực tiếp (d3c / 100)</w:t>
+        <w:t xml:space="preserve">= FSTS_i: cường độ quốc tế hóa trực tiếp (d3c / 100)</w:t>
       </w:r>
     </w:p>
     <w:p>
@@ -7686,7 +7686,7 @@
         <w:t xml:space="preserve"> </w:t>
       </w:r>
       <w:r>
-        <w:t xml:space="preserve">H3: β₆ &gt; 0 — DAI khuếch đại lợi nhuận I→P ở cường độ xuất khẩu cao (coordination platform mechanism; Stallkamp &amp; Schotter, 2021)</w:t>
+        <w:t xml:space="preserve">H3: β₆ &gt; 0 — DAI khuếch đại lợi nhuận I→P ở cường độ quốc tế hóa cao (coordination platform mechanism; Stallkamp &amp; Schotter, 2021)</w:t>
       </w:r>
       <w:r>
         <w:t xml:space="preserve"> </w:t>
@@ -8350,7 +8350,7 @@
         <w:t xml:space="preserve"> </w:t>
       </w:r>
       <w:r>
-        <w:t xml:space="preserve">= FSTS_c_it: cường độ xuất khẩu centred theo trung bình sóng</w:t>
+        <w:t xml:space="preserve">= FSTS_c_it: cường độ quốc tế hóa centred theo trung bình sóng</w:t>
       </w:r>
     </w:p>
     <w:p>
@@ -8531,7 +8531,7 @@
         <w:t xml:space="preserve"> </w:t>
       </w:r>
       <w:r>
-        <w:t xml:space="preserve">H1: β₁ &gt; 0, β₂ &lt; 0; TP* = −β₁/(2β₂) — điểm uốn 49,4% (2012), 47,2% (2024), và 48,8% (pooled)</w:t>
+        <w:t xml:space="preserve">H1: β₁ &gt; 0, β₂ &lt; 0; TP* = −β₁/(2β₂) — điểm ngưỡng 49,4% (2012), 47,2% (2024), và 48,8% (pooled)</w:t>
       </w:r>
       <w:r>
         <w:t xml:space="preserve"> </w:t>
@@ -9321,7 +9321,7 @@
         <w:t xml:space="preserve">CDDXK_c_it</w:t>
       </w:r>
       <w:r>
-        <w:t xml:space="preserve">: cường độ xuất khẩu mean-centred — FSTS_c = (d3c/100) − mean_pool(FSTS)</w:t>
+        <w:t xml:space="preserve">: cường độ quốc tế hóa mean-centred — FSTS_c = (d3c/100) − mean_pool(FSTS)</w:t>
       </w:r>
     </w:p>
     <w:p>
@@ -14167,7 +14167,7 @@
               <w:jc w:val="left"/>
             </w:pPr>
             <w:r>
-              <w:t xml:space="preserve">Cường độ xuất khẩu (FSTS)</w:t>
+              <w:t xml:space="preserve">Cường độ quốc tế hóa (FSTS)</w:t>
             </w:r>
           </w:p>
         </w:tc>
@@ -14629,7 +14629,7 @@
           <w:bCs/>
           <w:b/>
         </w:rPr>
-        <w:t xml:space="preserve">H1 FIP: β₁ &lt; 0, không có điểm uốn</w:t>
+        <w:t xml:space="preserve">H1 FIP: β₁ &lt; 0, không có điểm ngưỡng</w:t>
       </w:r>
       <w:r>
         <w:t xml:space="preserve"> </w:t>
@@ -14655,7 +14655,7 @@
         <w:t xml:space="preserve"> </w:t>
       </w:r>
       <w:r>
-        <w:t xml:space="preserve">→ β₁ và β₂ đều không có ý nghĩa thống kê → xác nhận quan hệ âm đơn điệu, không có điểm uốn</w:t>
+        <w:t xml:space="preserve">→ β₁ và β₂ đều không có ý nghĩa thống kê → xác nhận quan hệ âm đơn điệu, không có điểm ngưỡng</w:t>
       </w:r>
     </w:p>
     <w:p>
@@ -14793,7 +14793,7 @@
         <w:t xml:space="preserve"> </w:t>
       </w:r>
       <w:r>
-        <w:t xml:space="preserve">được xác nhận: quan hệ âm đơn điệu giữa cường độ xuất khẩu và năng suất lao động tại 9 nền kinh tế Pacific SIDS, không có điểm uốn trong phạm vi dữ liệu quan sát (CDDXK trung bình = 0,060).</w:t>
+        <w:t xml:space="preserve">được xác nhận: quan hệ âm đơn điệu giữa cường độ quốc tế hóa và năng suất lao động tại 9 nền kinh tế Pacific SIDS, không có điểm ngưỡng trong phạm vi dữ liệu quan sát (CDDXK trung bình = 0,060).</w:t>
       </w:r>
     </w:p>
     <w:tbl>
@@ -15035,7 +15035,7 @@
               <w:jc w:val="left"/>
             </w:pPr>
             <w:r>
-              <w:t xml:space="preserve">Không có điểm uốn</w:t>
+              <w:t xml:space="preserve">Không có điểm ngưỡng</w:t>
             </w:r>
           </w:p>
         </w:tc>
@@ -15303,7 +15303,7 @@
         <w:t xml:space="preserve"> </w:t>
       </w:r>
       <w:r>
-        <w:t xml:space="preserve">của mô hình inverted-U: khi 3 điều kiện tiên quyết cấu trúc đồng thời không được đáp ứng — (1) thị trường nội địa khả thi, (2) chi phí thương mại chấp nhận được, (3) thể chế hỗ trợ trao đổi quốc tế — quan hệ I→P chuyển từ inverted-U thành đường thẳng âm đơn điệu không có điểm uốn. Chuyển dịch lý thuyết từ "institutional moderation of I-P intensity" (Marano et al., 2016) sang "institutional determination of I-P sign".</w:t>
+        <w:t xml:space="preserve">của mô hình inverted-U: khi 3 điều kiện tiên quyết cấu trúc đồng thời không được đáp ứng — (1) thị trường nội địa khả thi, (2) chi phí thương mại chấp nhận được, (3) thể chế hỗ trợ trao đổi quốc tế — quan hệ I→P chuyển từ inverted-U thành đường thẳng âm đơn điệu không có điểm ngưỡng. Chuyển dịch lý thuyết từ "institutional moderation of I-P intensity" (Marano et al., 2016) sang "institutional determination of I-P sign".</w:t>
       </w:r>
     </w:p>
     <w:p>

--- a/dist/luan_an/03_methodology_vi.docx
+++ b/dist/luan_an/03_methodology_vi.docx
@@ -15303,7 +15303,7 @@
         <w:t xml:space="preserve"> </w:t>
       </w:r>
       <w:r>
-        <w:t xml:space="preserve">của mô hình inverted-U: khi 3 điều kiện tiên quyết cấu trúc đồng thời không được đáp ứng — (1) thị trường nội địa khả thi, (2) chi phí thương mại chấp nhận được, (3) thể chế hỗ trợ trao đổi quốc tế — quan hệ I→P chuyển từ inverted-U thành đường thẳng âm đơn điệu không có điểm ngưỡng. Chuyển dịch lý thuyết từ "institutional moderation of I-P intensity" (Marano et al., 2016) sang "institutional determination of I-P sign".</w:t>
+        <w:t xml:space="preserve">của mô hình inverted-U: khi 3 điều kiện tiên quyết cấu trúc đồng thời không được đáp ứng — (1) thị trường nội địa khả thi, (2) chi phí thương mại chấp nhận được, (3) thể chế hỗ trợ trao đổi quốc tế — quan hệ I→P chuyển từ inverted-U thành đường thẳng âm đơn điệu không có điểm ngưỡng. Chuyển dịch lý thuyết từ "institutional moderation of I–P intensity" (Marano et al., 2016) sang "institutional determination of I–P sign".</w:t>
       </w:r>
     </w:p>
     <w:p>

--- a/dist/luan_an/03_methodology_vi.docx
+++ b/dist/luan_an/03_methodology_vi.docx
@@ -35,7 +35,7 @@
         <w:t xml:space="preserve">Cơ sở kế thừa</w:t>
       </w:r>
       <w:r>
-        <w:t xml:space="preserve">: phương pháp đã được công nhận trong literature, kèm citation APA 7th.</w:t>
+        <w:t xml:space="preserve">: phương pháp đã được công nhận trong tài liệu nghiên cứu, kèm trích dẫn theo chuẩn APA 7th.</w:t>
       </w:r>
     </w:p>
     <w:p>
@@ -54,10 +54,10 @@
         <w:t xml:space="preserve">Đóng góp mới/điều chỉnh</w:t>
       </w:r>
       <w:r>
-        <w:t xml:space="preserve">: những điểm mà luận án cải tiến hoặc tổ chức mới, kèm lập luận rõ ràng.</w:t>
-      </w:r>
-    </w:p>
-    <w:bookmarkStart w:id="22" w:name="X56424e3208dc91a2885d1c297474f714b95bcea"/>
+        <w:t xml:space="preserve">: những điểm mà luận án này cải tiến hoặc tổ chức lại, kèm lập luận rõ ràng.</w:t>
+      </w:r>
+    </w:p>
+    <w:bookmarkStart w:id="22" w:name="thiết-kế-nghiên-cứu-tổng-thể"/>
     <w:p>
       <w:pPr>
         <w:pStyle w:val="Heading2"/>
@@ -66,7 +66,7 @@
         <w:t xml:space="preserve">1. Thiết kế nghiên cứu tổng thể</w:t>
       </w:r>
     </w:p>
-    <w:bookmarkStart w:id="20" w:name="X754c796eb9648f308f08c432f0050cd9b94c6c8"/>
+    <w:bookmarkStart w:id="20" w:name="loại-thiết-kế"/>
     <w:p>
       <w:pPr>
         <w:pStyle w:val="Heading3"/>
@@ -80,7 +80,7 @@
         <w:pStyle w:val="FirstParagraph"/>
       </w:pPr>
       <w:r>
-        <w:t xml:space="preserve">Luận án sử dụng</w:t>
+        <w:t xml:space="preserve">Luận án này sử dụng</w:t>
       </w:r>
       <w:r>
         <w:t xml:space="preserve"> </w:t>
@@ -90,13 +90,13 @@
           <w:bCs/>
           <w:b/>
         </w:rPr>
-        <w:t xml:space="preserve">mixed synthesis-empirical design</w:t>
+        <w:t xml:space="preserve">thiết kế hỗn hợp tổng hợp-thực nghiệm</w:t>
       </w:r>
       <w:r>
         <w:t xml:space="preserve"> </w:t>
       </w:r>
       <w:r>
-        <w:t xml:space="preserve">gồm hai phase bổ sung cho nhau. Phase thứ nhất là meta-analysis tổng hợp literature để trả lời RQ1, còn phase thứ hai là phân tích thực nghiệm doanh nghiệp đa quốc gia để trả lời RQ2–RQ4. Hai phase đối thoại hai chiều: meta cung cấp baseline và gợi ý moderator cần kiểm định, còn empirical cung cấp bằng chứng bổ sung cho meta về bối cảnh châu Á và Pacific.</w:t>
+        <w:t xml:space="preserve">(mixed synthesis-empirical design) gồm hai giai đoạn bổ sung cho nhau. Giai đoạn thứ nhất là phân tích tổng hợp tài liệu nghiên cứu nhằm trả lời câu hỏi nghiên cứu RQ1; giai đoạn thứ hai là phân tích thực nghiệm doanh nghiệp đa quốc gia nhằm trả lời RQ2–RQ4. Hai giai đoạn này đối thoại theo hai chiều: phân tích tổng hợp cung cấp mức tham chiếu và gợi ý các yếu tố điều tiết cần kiểm định, còn phân tích thực nghiệm cung cấp bằng chứng bổ sung cho phần tổng hợp ở bối cảnh châu Á và Thái Bình Dương.</w:t>
       </w:r>
     </w:p>
     <w:p>
@@ -126,7 +126,7 @@
         <w:t xml:space="preserve">Đóng góp mới</w:t>
       </w:r>
       <w:r>
-        <w:t xml:space="preserve">: Áp dụng mixed design cho một luận án duy nhất về internationalization–firm performance trong bối cảnh châu Á và Pacific với</w:t>
+        <w:t xml:space="preserve">: Việc áp dụng thiết kế hỗn hợp cho một luận án duy nhất về quan hệ giữa quốc tế hóa và hiệu quả hoạt động trong bối cảnh châu Á và Thái Bình Dương với</w:t>
       </w:r>
       <w:r>
         <w:t xml:space="preserve"> </w:t>
@@ -142,11 +142,11 @@
         <w:t xml:space="preserve"> </w:t>
       </w:r>
       <w:r>
-        <w:t xml:space="preserve">là thiết kế hiếm gặp; đa số các luận án IB chỉ làm một trong hai phase. Quy mô 47 nước/101.185 doanh nghiệp là phạm vi địa lý lớn nhất từng có cho khu vực, mở rộng từ pool 17 nước trong Đỗ và Phan (2026 — VEFR).</w:t>
+        <w:t xml:space="preserve">là một thiết kế hiếm gặp; phần lớn các luận án kinh doanh quốc tế chỉ thực hiện một trong hai giai đoạn. Quy mô 47 nước/101.185 doanh nghiệp là phạm vi địa lý lớn nhất từng có cho khu vực, mở rộng từ tập 17 nước trong Đỗ và Phan (2026 — VEFR).</w:t>
       </w:r>
     </w:p>
     <w:bookmarkEnd w:id="20"/>
-    <w:bookmarkStart w:id="21" w:name="X248f0021a5a12709954fcf24a7f49cf9c0e965e"/>
+    <w:bookmarkStart w:id="21" w:name="quy-trình-nghiên-cứu"/>
     <w:p>
       <w:pPr>
         <w:pStyle w:val="Heading3"/>
@@ -160,7 +160,7 @@
         <w:pStyle w:val="FirstParagraph"/>
       </w:pPr>
       <w:r>
-        <w:t xml:space="preserve">Quy trình đi theo sáu bước: (i) xác định khoảng trống nghiên cứu từ tổng quan và meta-analysis trước đây; (ii) xây dựng khung lý thuyết tích hợp đa tầng và hệ giả thuyết H1–H6; (iii) tiến hành meta-analysis cập nhật 1982–2026; (iv) thu thập và chuẩn hóa dữ liệu WBES cho</w:t>
+        <w:t xml:space="preserve">Quy trình đi theo sáu bước: (i) xác định khoảng trống nghiên cứu từ tổng quan và các phân tích tổng hợp trước đây; (ii) xây dựng khung lý thuyết tích hợp đa tầng và hệ giả thuyết H1–H6; (iii) tiến hành phân tích tổng hợp cập nhật giai đoạn 1982–2026; (iv) thu thập và chuẩn hóa dữ liệu WBES cho</w:t>
       </w:r>
       <w:r>
         <w:t xml:space="preserve"> </w:t>
@@ -170,18 +170,18 @@
           <w:bCs/>
           <w:b/>
         </w:rPr>
-        <w:t xml:space="preserve">47 nền kinh tế châu Á và Pacific</w:t>
+        <w:t xml:space="preserve">47 nền kinh tế châu Á và Thái Bình Dương</w:t>
       </w:r>
       <w:r>
         <w:t xml:space="preserve"> </w:t>
       </w:r>
       <w:r>
-        <w:t xml:space="preserve">sau khi hòa hợp 3 thế hệ schema (PICS3, Standardized, BREADY/BEE); (v) ước lượng mô hình thực nghiệm theo bối cảnh quốc gia và đa quốc gia; (vi) kiểm định độ vững và tích hợp kết quả để đóng góp lý thuyết.</w:t>
+        <w:t xml:space="preserve">sau khi hòa hợp 3 thế hệ lược đồ (PICS3, Standardized, BREADY/BEE); (v) ước lượng mô hình thực nghiệm theo bối cảnh quốc gia và đa quốc gia; (vi) kiểm định độ vững và tích hợp kết quả để đóng góp lý thuyết.</w:t>
       </w:r>
     </w:p>
     <w:bookmarkEnd w:id="21"/>
     <w:bookmarkEnd w:id="22"/>
-    <w:bookmarkStart w:id="26" w:name="Xb099187d4d77291265428c7dacb6385eb4b3527"/>
+    <w:bookmarkStart w:id="26" w:name="phase-1-meta-analysis-19822026"/>
     <w:p>
       <w:pPr>
         <w:pStyle w:val="Heading2"/>
@@ -190,7 +190,7 @@
         <w:t xml:space="preserve">2. Phase 1: Meta-analysis 1982–2026</w:t>
       </w:r>
     </w:p>
-    <w:bookmarkStart w:id="23" w:name="X1551a254f454544efc95505360b4c5c9d00b320"/>
+    <w:bookmarkStart w:id="23" w:name="cơ-sở-kế-thừa"/>
     <w:p>
       <w:pPr>
         <w:pStyle w:val="Heading3"/>
@@ -204,7 +204,7 @@
         <w:pStyle w:val="FirstParagraph"/>
       </w:pPr>
       <w:r>
-        <w:t xml:space="preserve">Meta-analysis trong IB đã được thiết lập vững chắc qua nhiều thập kỷ (Hunter &amp; Schmidt, 2004; Borenstein et al., 2009). Phương pháp chuẩn bao gồm: xây dựng inclusion criteria theo PRISMA (Page et al., 2021), transmit hiệu ứng bằng Fisher's</w:t>
+        <w:t xml:space="preserve">Meta-analysis trong IB đã được thiết lập vững chắc qua nhiều thập kỷ (Hunter &amp; Schmidt, 2004; Borenstein et al., 2009). Phương pháp chuẩn bao gồm: xây dựng inclusion criteria theo PRISMA (Page et al., 2021), transmit hiệu ứng bằng Fisher’s</w:t>
       </w:r>
       <w:r>
         <w:t xml:space="preserve"> </w:t>
@@ -250,7 +250,7 @@
       </w:r>
     </w:p>
     <w:bookmarkEnd w:id="23"/>
-    <w:bookmarkStart w:id="24" w:name="X0c1e6180491331dbef38f8b5cf97fc0ecad3881"/>
+    <w:bookmarkStart w:id="24" w:name="đóng-góp-mớiđiều-chỉnh"/>
     <w:p>
       <w:pPr>
         <w:pStyle w:val="Heading3"/>
@@ -349,7 +349,7 @@
       </w:r>
     </w:p>
     <w:bookmarkEnd w:id="24"/>
-    <w:bookmarkStart w:id="25" w:name="X8ff9d76b57ab4183f46a16fef6b447d1a7ef01d"/>
+    <w:bookmarkStart w:id="25" w:name="quy-trình-prisma"/>
     <w:p>
       <w:pPr>
         <w:pStyle w:val="Heading3"/>
@@ -401,7 +401,7 @@
     </w:p>
     <w:bookmarkEnd w:id="25"/>
     <w:bookmarkEnd w:id="26"/>
-    <w:bookmarkStart w:id="35" w:name="X6aa474f7b2e6804e45c9b533f4c4995c8a51f0e"/>
+    <w:bookmarkStart w:id="35" w:name="phase-2-multi-country-empirical-analysis"/>
     <w:p>
       <w:pPr>
         <w:pStyle w:val="Heading2"/>
@@ -410,7 +410,7 @@
         <w:t xml:space="preserve">3. Phase 2: Multi-country empirical analysis</w:t>
       </w:r>
     </w:p>
-    <w:bookmarkStart w:id="27" w:name="X84ced60e62ea90934832891098abf01a4d917e5"/>
+    <w:bookmarkStart w:id="27" w:name="nguồn-dữ-liệu"/>
     <w:p>
       <w:pPr>
         <w:pStyle w:val="Heading3"/>
@@ -503,7 +503,7 @@
       </w:r>
     </w:p>
     <w:bookmarkEnd w:id="27"/>
-    <w:bookmarkStart w:id="28" w:name="X627d9e57359624ba53d60ada46440408c767234"/>
+    <w:bookmarkStart w:id="28" w:name="Xbff20786659f3471473d6f5f9041e850d60d8e2"/>
     <w:p>
       <w:pPr>
         <w:pStyle w:val="Heading3"/>
@@ -658,7 +658,7 @@
       </w:r>
     </w:p>
     <w:bookmarkEnd w:id="28"/>
-    <w:bookmarkStart w:id="29" w:name="X15f8964cdacf2e18287cd2f7dddc106f078f343"/>
+    <w:bookmarkStart w:id="29" w:name="đo-lường-biến-độc-lập-quốc-tế-hóa"/>
     <w:p>
       <w:pPr>
         <w:pStyle w:val="Heading3"/>
@@ -807,11 +807,11 @@
         <w:t xml:space="preserve"> </w:t>
       </w:r>
       <w:r>
-        <w:t xml:space="preserve">để kiểm định phi tuyến đã được áp dụng trong Lu và Beamish (2004), Contractor et al. (2003), và Hitt et al. (1997). Specification cubic được Đỗ và Phan (2026 — JFAR) xác nhận có ý nghĩa thống kê ở Trung Quốc với turning point ~47,8% FSTS, làm baseline cho việc kiểm định mở rộng trong luận án.</w:t>
+        <w:t xml:space="preserve">để kiểm định phi tuyến đã được áp dụng trong Lu và Beamish (2004), Contractor et al. (2003), và Hitt et al. (1997). Specification cubic được Đỗ và Phan (2026 — JFAR) xác nhận có ý nghĩa thống kê ở Trung Quốc với turning point ~47,8% FSTS, làm baseline cho việc kiểm định mở rộng trong luận án.</w:t>
       </w:r>
     </w:p>
     <w:bookmarkEnd w:id="29"/>
-    <w:bookmarkStart w:id="33" w:name="Xdd2644898f5d54c5cc66b5de84b6ed843e574dc"/>
+    <w:bookmarkStart w:id="33" w:name="đo-lường-biến-điều-tiết"/>
     <w:p>
       <w:pPr>
         <w:pStyle w:val="Heading3"/>
@@ -820,7 +820,7 @@
         <w:t xml:space="preserve">3.4 Đo lường biến điều tiết</w:t>
       </w:r>
     </w:p>
-    <w:bookmarkStart w:id="30" w:name="Xc9447eee4507cc41fc1bfd78b7a464443ed9908"/>
+    <w:bookmarkStart w:id="30" w:name="digital-constructs-tci-và-dai"/>
     <w:p>
       <w:pPr>
         <w:pStyle w:val="Heading4"/>
@@ -902,7 +902,25 @@
         <w:t xml:space="preserve">Cơ sở kế thừa</w:t>
       </w:r>
       <w:r>
-        <w:t xml:space="preserve">: Bhandari et al. (2023) phân biệt digitalization, internationalization và capability theo resource-orchestration logic; Verhoef et al. (2021) phân biệt three stages (digitization, digitalization, digital transformation). Pattern "digital shield effect" được Đỗ và Phan (2026 — VEFR) phát hiện trên 17 nước châu Á mới nổi.</w:t>
+        <w:t xml:space="preserve">: Bhandari et al. (2023) phân biệt digitalization, internationalization và capability theo resource-orchestration logic; Verhoef et al. (2021) phân biệt three stages (digitization, digitalization, digital transformation). Pattern</w:t>
+      </w:r>
+      <w:r>
+        <w:t xml:space="preserve"> </w:t>
+      </w:r>
+      <w:r>
+        <w:t xml:space="preserve">“</w:t>
+      </w:r>
+      <w:r>
+        <w:t xml:space="preserve">digital shield effect</w:t>
+      </w:r>
+      <w:r>
+        <w:t xml:space="preserve">”</w:t>
+      </w:r>
+      <w:r>
+        <w:t xml:space="preserve"> </w:t>
+      </w:r>
+      <w:r>
+        <w:t xml:space="preserve">được Đỗ và Phan (2026 — VEFR) phát hiện trên 17 nước châu Á mới nổi.</w:t>
       </w:r>
     </w:p>
     <w:p>
@@ -933,11 +951,11 @@
         <w:t xml:space="preserve"> </w:t>
       </w:r>
       <w:r>
-        <w:t xml:space="preserve">trong bối cảnh WBES, đảm bảo construct purity ở 47 nền kinh tế châu Á và Pacific, với pipeline hòa hợp 3 thế hệ schema. Phân tách TCI và DAI theo (i) Bharadwaj et al. (2013) — IT capability vs digital business strategy có nomological nets khác nhau; (ii) phân tầng 3 cấp của Verhoef et al. (2021) — digitization, digitalization, digital transformation; (iii) truyền thống Lall (1992) và Cohen &amp; Levinthal (1990) coi technological capability là chiều sâu năng lực nội tại (absorptive capacity), khác về bản chất với digital adoption ở giao diện ngoại tại; (iv) resource-orchestration logic của Bhandari et al. (2023) cho I→P relationship; và (v) 4 tiêu chí formative composite của Coltman et al. (2008) — đảm bảo TCI và DAI là hai composite độc lập.</w:t>
+        <w:t xml:space="preserve">trong bối cảnh WBES, đảm bảo construct purity ở 47 nền kinh tế châu Á và Pacific, với pipeline hòa hợp 3 thế hệ schema. Phân tách TCI và DAI theo (i) Bharadwaj et al. (2013) — IT capability vs digital business strategy có nomological nets khác nhau; (ii) phân tầng 3 cấp của Verhoef et al. (2021) — digitization, digitalization, digital transformation; (iii) truyền thống Lall (1992) và Cohen &amp; Levinthal (1990) coi technological capability là chiều sâu năng lực nội tại (absorptive capacity), khác về bản chất với digital adoption ở giao diện ngoại tại; (iv) resource-orchestration logic của Bhandari et al. (2023) cho I→P relationship; và (v) 4 tiêu chí formative composite của Coltman et al. (2008) — đảm bảo TCI và DAI là hai composite độc lập.</w:t>
       </w:r>
     </w:p>
     <w:bookmarkEnd w:id="30"/>
-    <w:bookmarkStart w:id="31" w:name="X675dba3bc66f04bdb35ea3e98db6777f7453517"/>
+    <w:bookmarkStart w:id="31" w:name="institutional-variables"/>
     <w:p>
       <w:pPr>
         <w:pStyle w:val="Heading4"/>
@@ -973,11 +991,11 @@
         <w:t xml:space="preserve">Cơ sở kế thừa</w:t>
       </w:r>
       <w:r>
-        <w:t xml:space="preserve">: Khanna và Palepu (2010) với institutional voids; North (1990) với institutional analysis; Marano et al. (2016) với meta-analytic evidence về institutional moderators.</w:t>
+        <w:t xml:space="preserve">: Khanna và Palepu (2010) với institutional voids; North (1990) với institutional analysis; Marano et al. (2016) với meta-analytic evidence về institutional moderators.</w:t>
       </w:r>
     </w:p>
     <w:bookmarkEnd w:id="31"/>
-    <w:bookmarkStart w:id="32" w:name="Xafb7051784bd2190b9c0ec64eb794b969a7e6b4"/>
+    <w:bookmarkStart w:id="32" w:name="top-manager-characteristics"/>
     <w:p>
       <w:pPr>
         <w:pStyle w:val="Heading4"/>
@@ -1013,7 +1031,7 @@
         <w:t xml:space="preserve">Cơ sở kế thừa</w:t>
       </w:r>
       <w:r>
-        <w:t xml:space="preserve">: Hambrick và Mason (1984), Hambrick (2007), Hsu et al. (2013), Post và Byron (2015).</w:t>
+        <w:t xml:space="preserve">: Hambrick và Mason (1984), Hambrick (2007), Hsu et al. (2013), Post và Byron (2015).</w:t>
       </w:r>
     </w:p>
     <w:p>
@@ -1033,7 +1051,7 @@
     </w:p>
     <w:bookmarkEnd w:id="32"/>
     <w:bookmarkEnd w:id="33"/>
-    <w:bookmarkStart w:id="34" w:name="X47e64c38922de9c9938d7912558eba6c86d3a28"/>
+    <w:bookmarkStart w:id="34" w:name="biến-kiểm-soát"/>
     <w:p>
       <w:pPr>
         <w:pStyle w:val="Heading3"/>
@@ -1078,7 +1096,7 @@
     </w:p>
     <w:bookmarkEnd w:id="34"/>
     <w:bookmarkEnd w:id="35"/>
-    <w:bookmarkStart w:id="49" w:name="X739c39ba72bd4ab9a65ae6cfaca8e78ae4b0f0d"/>
+    <w:bookmarkStart w:id="49" w:name="mô-hình-phân-tích"/>
     <w:p>
       <w:pPr>
         <w:pStyle w:val="Heading2"/>
@@ -1087,7 +1105,7 @@
         <w:t xml:space="preserve">4. Mô hình phân tích</w:t>
       </w:r>
     </w:p>
-    <w:bookmarkStart w:id="36" w:name="X4c78f5166bf22e57c1f525071727cb59025b68d"/>
+    <w:bookmarkStart w:id="36" w:name="mô-hình-meta-analysis"/>
     <w:p>
       <w:pPr>
         <w:pStyle w:val="Heading3"/>
@@ -1101,7 +1119,7 @@
         <w:pStyle w:val="FirstParagraph"/>
       </w:pPr>
       <w:r>
-        <w:t xml:space="preserve">Random-effects model dựa trên Fisher's</w:t>
+        <w:t xml:space="preserve">Random-effects model dựa trên Fisher’s</w:t>
       </w:r>
       <w:r>
         <w:t xml:space="preserve"> </w:t>
@@ -1327,7 +1345,7 @@
       </w:r>
     </w:p>
     <w:bookmarkEnd w:id="36"/>
-    <w:bookmarkStart w:id="37" w:name="X27365d5351c4f2028e401b959ec157ce9c1b5c2"/>
+    <w:bookmarkStart w:id="37" w:name="mô-hình-empirical-tuyến-tính-cơ-bản"/>
     <w:p>
       <w:pPr>
         <w:pStyle w:val="Heading3"/>
@@ -1516,7 +1534,7 @@
       </w:r>
     </w:p>
     <w:bookmarkEnd w:id="37"/>
-    <w:bookmarkStart w:id="38" w:name="Xe9bba9a80ef10577157c3d15edb876549972c2d"/>
+    <w:bookmarkStart w:id="38" w:name="mô-hình-phi-tuyến-h1"/>
     <w:p>
       <w:pPr>
         <w:pStyle w:val="Heading3"/>
@@ -2096,7 +2114,7 @@
         <w:t xml:space="preserve">Cơ sở kế thừa</w:t>
       </w:r>
       <w:r>
-        <w:t xml:space="preserve">: Lu và Beamish (2004), Hitt et al. (1997), Contractor et al. (2003); Đỗ và Phan (2026 — JFAR) cho cubic specification ở China với turning point ~47,8% FSTS.</w:t>
+        <w:t xml:space="preserve">: Lu và Beamish (2004), Hitt et al. (1997), Contractor et al. (2003); Đỗ và Phan (2026 — JFAR) cho cubic specification ở China với turning point ~47,8% FSTS.</w:t>
       </w:r>
     </w:p>
     <w:p>
@@ -2138,7 +2156,7 @@
       </w:r>
     </w:p>
     <w:bookmarkEnd w:id="38"/>
-    <w:bookmarkStart w:id="41" w:name="X51b5e48835a9a5e2281d2341b4476bdb9f6a4ee"/>
+    <w:bookmarkStart w:id="41" w:name="mô-hình-moderation-h2h6"/>
     <w:p>
       <w:pPr>
         <w:pStyle w:val="Heading3"/>
@@ -2935,7 +2953,7 @@
     </w:p>
     <w:bookmarkEnd w:id="40"/>
     <w:bookmarkEnd w:id="41"/>
-    <w:bookmarkStart w:id="42" w:name="Xb324e1905a61cd1592d7ebf92cf5cd7957d9e09"/>
+    <w:bookmarkStart w:id="42" w:name="mô-hình-temporal-heterogeneity-h6"/>
     <w:p>
       <w:pPr>
         <w:pStyle w:val="Heading3"/>
@@ -3395,7 +3413,7 @@
         <w:t xml:space="preserve">Cơ sở kế thừa</w:t>
       </w:r>
       <w:r>
-        <w:t xml:space="preserve">: Wu et al. (2022) với twenty-year evolution; Xiao et al. (2013) với China-specific contingencies; Đỗ và Phan (2026 — JFAR) làm baseline cubic 2012.</w:t>
+        <w:t xml:space="preserve">: Wu et al. (2022) với twenty-year evolution; Xiao et al. (2013) với China-specific contingencies; Đỗ và Phan (2026 — JFAR) làm baseline cubic 2012.</w:t>
       </w:r>
     </w:p>
     <w:p>
@@ -3414,7 +3432,7 @@
       </w:r>
     </w:p>
     <w:bookmarkEnd w:id="42"/>
-    <w:bookmarkStart w:id="43" w:name="Xb935b07a7139bdf4772bb962fde35bc1f7deef3"/>
+    <w:bookmarkStart w:id="43" w:name="X3ef1c131b29643aac6595f7e8338779440cc96b"/>
     <w:p>
       <w:pPr>
         <w:pStyle w:val="Heading3"/>
@@ -6725,7 +6743,7 @@
     <w:tbl>
       <w:tblPr>
         <w:tblStyle w:val="Table"/>
-        <w:tblW w:type="auto" w:w="0"/>
+        <w:tblW w:type="pct" w:w="5000"/>
         <w:tblLook w:firstRow="1" w:lastRow="0" w:firstColumn="0" w:lastColumn="0" w:noHBand="0" w:noVBand="0" w:val="0020"/>
         <w:jc w:val="start"/>
       </w:tblPr>
@@ -7340,7 +7358,7 @@
       </w:tr>
     </w:tbl>
     <w:bookmarkEnd w:id="43"/>
-    <w:bookmarkStart w:id="44" w:name="X1a84e23bcffcf0b809a67054bf546d98a0649dd"/>
+    <w:bookmarkStart w:id="44" w:name="Xee326425775ef5a6cb69bdccb6b7f607df42eb1"/>
     <w:p>
       <w:pPr>
         <w:pStyle w:val="Heading3"/>
@@ -7626,7 +7644,7 @@
         <w:t xml:space="preserve"> </w:t>
       </w:r>
       <w:r>
-        <w:t xml:space="preserve">H1: β₁ &gt; 0, β₂ &lt; 0; TP* = −β₁/(2β₂) ≈ 88,6% FSTS [CI bootstrap [53%, 253%]]</w:t>
+        <w:t xml:space="preserve">H1: β₁ &gt; 0, β₂ &lt; 0; TP* = −β₁/(2β₂) ≈ 82% FSTS [CI bootstrap [53%, 253%]]</w:t>
       </w:r>
       <w:r>
         <w:t xml:space="preserve"> </w:t>
@@ -7710,7 +7728,7 @@
     <w:tbl>
       <w:tblPr>
         <w:tblStyle w:val="Table"/>
-        <w:tblW w:type="auto" w:w="0"/>
+        <w:tblW w:type="pct" w:w="5000"/>
         <w:tblLook w:firstRow="1" w:lastRow="0" w:firstColumn="0" w:lastColumn="0" w:noHBand="0" w:noVBand="0" w:val="0020"/>
         <w:jc w:val="start"/>
       </w:tblPr>
@@ -8292,7 +8310,7 @@
       </w:r>
     </w:p>
     <w:bookmarkEnd w:id="44"/>
-    <w:bookmarkStart w:id="45" w:name="X9ef80487c12e0f5dad14bc0925ba05bca166c52"/>
+    <w:bookmarkStart w:id="45" w:name="Xd0414c1f445c504fea8a4b83b026b3007745b73"/>
     <w:p>
       <w:pPr>
         <w:pStyle w:val="Heading3"/>
@@ -8306,7 +8324,25 @@
         <w:pStyle w:val="FirstParagraph"/>
       </w:pPr>
       <w:r>
-        <w:t xml:space="preserve">Nghiên cứu 5 sử dụng hai sóng WBES Trung Quốc (2012: N = 2.610; 2024: N = 1.934; pooled N = 4.544). Thiết kế đa sóng không panel (217 doanh nghiệp xuất hiện cả hai sóng tạo thành "panel core" được sử dụng cho cluster-robust SE). Ký hiệu tiếng Việt:</w:t>
+        <w:t xml:space="preserve">Nghiên cứu 5 sử dụng hai sóng WBES Trung Quốc (2012: N = 2.610; 2024: N = 1.934; pooled N = 4.544). Thiết kế đa sóng không panel (217 doanh nghiệp xuất hiện cả hai sóng tạo thành</w:t>
+      </w:r>
+      <w:r>
+        <w:t xml:space="preserve"> </w:t>
+      </w:r>
+      <w:r>
+        <w:t xml:space="preserve">“</w:t>
+      </w:r>
+      <w:r>
+        <w:t xml:space="preserve">panel core</w:t>
+      </w:r>
+      <w:r>
+        <w:t xml:space="preserve">”</w:t>
+      </w:r>
+      <w:r>
+        <w:t xml:space="preserve"> </w:t>
+      </w:r>
+      <w:r>
+        <w:t xml:space="preserve">được sử dụng cho cluster-robust SE). Ký hiệu tiếng Việt:</w:t>
       </w:r>
     </w:p>
     <w:p>
@@ -8531,7 +8567,7 @@
         <w:t xml:space="preserve"> </w:t>
       </w:r>
       <w:r>
-        <w:t xml:space="preserve">H1: β₁ &gt; 0, β₂ &lt; 0; TP* = −β₁/(2β₂) — điểm uốn 49,4% (2012) và 47,2% (2024)</w:t>
+        <w:t xml:space="preserve">H1: β₁ &gt; 0, β₂ &lt; 0; TP* = −β₁/(2β₂) — điểm uốn 49,4% (2012), 47,2% (2024), và 48,8% (pooled)</w:t>
       </w:r>
       <w:r>
         <w:t xml:space="preserve"> </w:t>
@@ -8557,7 +8593,25 @@
         <w:t xml:space="preserve"> </w:t>
       </w:r>
       <w:r>
-        <w:t xml:space="preserve">Kết quả: β₃ = +0,28 (2012, p &lt; 0,001), +0,43 (2024, p &lt; 0,001) — TCI là "bộ tăng mức" (level-shifter), không điều tiết độ cong</w:t>
+        <w:t xml:space="preserve">Kết quả: β₃ = +0,28 (2012, p &lt; 0,001), +0,43 (2024, p &lt; 0,001) — TCI là</w:t>
+      </w:r>
+      <w:r>
+        <w:t xml:space="preserve"> </w:t>
+      </w:r>
+      <w:r>
+        <w:t xml:space="preserve">“</w:t>
+      </w:r>
+      <w:r>
+        <w:t xml:space="preserve">bộ tăng mức</w:t>
+      </w:r>
+      <w:r>
+        <w:t xml:space="preserve">”</w:t>
+      </w:r>
+      <w:r>
+        <w:t xml:space="preserve"> </w:t>
+      </w:r>
+      <w:r>
+        <w:t xml:space="preserve">(level-shifter), không điều tiết độ cong</w:t>
       </w:r>
     </w:p>
     <w:p>
@@ -8653,7 +8707,7 @@
     <w:tbl>
       <w:tblPr>
         <w:tblStyle w:val="Table"/>
-        <w:tblW w:type="auto" w:w="0"/>
+        <w:tblW w:type="pct" w:w="5000"/>
         <w:tblLook w:firstRow="1" w:lastRow="0" w:firstColumn="0" w:lastColumn="0" w:noHBand="0" w:noVBand="0" w:val="0020"/>
         <w:jc w:val="start"/>
       </w:tblPr>
@@ -9242,7 +9296,35 @@
           <w:iCs/>
           <w:i/>
         </w:rPr>
-        <w:t xml:space="preserve">Ghi chú: 217 doanh nghiệp xuất hiện cả hai sóng ("panel core") tạo thêm nhận dạng biến thiên trong mẫu trong khi clustered SE theo idstd xử lý tương quan nội nhóm. DAI Trung Quốc chỉ là Tier-1 đơn biến — không đủ để kiểm định CDCM; hàm ý chính sách và lý thuyết khác với P4 Singapore (Tier-1+2).</w:t>
+        <w:t xml:space="preserve">Ghi chú: 217 doanh nghiệp xuất hiện cả hai sóng (</w:t>
+      </w:r>
+      <w:r>
+        <w:rPr>
+          <w:iCs/>
+          <w:i/>
+        </w:rPr>
+        <w:t xml:space="preserve">“</w:t>
+      </w:r>
+      <w:r>
+        <w:rPr>
+          <w:iCs/>
+          <w:i/>
+        </w:rPr>
+        <w:t xml:space="preserve">panel core</w:t>
+      </w:r>
+      <w:r>
+        <w:rPr>
+          <w:iCs/>
+          <w:i/>
+        </w:rPr>
+        <w:t xml:space="preserve">”</w:t>
+      </w:r>
+      <w:r>
+        <w:rPr>
+          <w:iCs/>
+          <w:i/>
+        </w:rPr>
+        <w:t xml:space="preserve">) tạo thêm nhận dạng biến thiên trong mẫu trong khi clustered SE theo idstd xử lý tương quan nội nhóm. DAI Trung Quốc chỉ là Tier-1 đơn biến — không đủ để kiểm định CDCM; hàm ý chính sách và lý thuyết khác với P4 Singapore (Tier-1+2).</w:t>
       </w:r>
     </w:p>
     <w:p>
@@ -9253,7 +9335,7 @@
       </w:r>
     </w:p>
     <w:bookmarkEnd w:id="45"/>
-    <w:bookmarkStart w:id="46" w:name="X4e8b67ecad9724beebae0d23d08617f128f911b"/>
+    <w:bookmarkStart w:id="46" w:name="Xef1ee77b66ccd9962e55365d60bd74be93a9b17"/>
     <w:p>
       <w:pPr>
         <w:pStyle w:val="Heading3"/>
@@ -9277,13 +9359,13 @@
           <w:bCs/>
           <w:b/>
         </w:rPr>
-        <w:t xml:space="preserve">49 nền kinh tế châu Á và Thái Bình Dương</w:t>
+        <w:t xml:space="preserve">45 nền kinh tế châu Á và Thái Bình Dương</w:t>
       </w:r>
       <w:r>
         <w:t xml:space="preserve"> </w:t>
       </w:r>
       <w:r>
-        <w:t xml:space="preserve">(102 cặp quốc gia × năm, 2003–2025). Mẫu phân tích toàn phần đạt N = 84.910 (M0–M2) đến N = 29.840 (M11 full). Thiết kế hierarchical OLS với HC1 robust standard errors, clustered theo country-year. Ký hiệu tiếng Việt:</w:t>
+        <w:t xml:space="preserve">(102 cặp quốc gia × năm, 2003–2025). Mẫu phân tích toàn phần đạt N = 82.302 (M0–M2) đến N = 28.500 (M11 full). Thiết kế hierarchical OLS với HC1 robust standard errors, clustered theo country-year. Ký hiệu tiếng Việt:</w:t>
       </w:r>
     </w:p>
     <w:p>
@@ -13290,7 +13372,726 @@
     <w:tbl>
       <w:tblPr>
         <w:tblStyle w:val="Table"/>
-        <w:tblW w:type="auto" w:w="0"/>
+        <w:tblW w:type="pct" w:w="5000"/>
+        <w:tblLook w:firstRow="1" w:lastRow="0" w:firstColumn="0" w:lastColumn="0" w:noHBand="0" w:noVBand="0" w:val="0020"/>
+        <w:jc w:val="start"/>
+      </w:tblPr>
+      <w:tblGrid>
+        <w:gridCol w:w="1782"/>
+        <w:gridCol w:w="2178"/>
+        <w:gridCol w:w="2178"/>
+        <w:gridCol w:w="1782"/>
+      </w:tblGrid>
+      <w:tr>
+        <w:trPr>
+          <w:tblHeader w:val="true"/>
+        </w:trPr>
+        <w:tc>
+          <w:tcPr/>
+          <w:p>
+            <w:pPr>
+              <w:pStyle w:val="Compact"/>
+              <w:jc w:val="left"/>
+            </w:pPr>
+            <w:r>
+              <w:t xml:space="preserve">Ký hiệu</w:t>
+            </w:r>
+          </w:p>
+        </w:tc>
+        <w:tc>
+          <w:tcPr/>
+          <w:p>
+            <w:pPr>
+              <w:pStyle w:val="Compact"/>
+              <w:jc w:val="left"/>
+            </w:pPr>
+            <w:r>
+              <w:t xml:space="preserve">WBES item</w:t>
+            </w:r>
+          </w:p>
+        </w:tc>
+        <w:tc>
+          <w:tcPr/>
+          <w:p>
+            <w:pPr>
+              <w:pStyle w:val="Compact"/>
+              <w:jc w:val="left"/>
+            </w:pPr>
+            <w:r>
+              <w:t xml:space="preserve">Cách tính</w:t>
+            </w:r>
+          </w:p>
+        </w:tc>
+        <w:tc>
+          <w:tcPr/>
+          <w:p>
+            <w:pPr>
+              <w:pStyle w:val="Compact"/>
+              <w:jc w:val="left"/>
+            </w:pPr>
+            <w:r>
+              <w:t xml:space="preserve">Vai trò</w:t>
+            </w:r>
+          </w:p>
+        </w:tc>
+      </w:tr>
+      <w:tr>
+        <w:tc>
+          <w:tcPr/>
+          <w:p>
+            <w:pPr>
+              <w:pStyle w:val="Compact"/>
+              <w:jc w:val="left"/>
+            </w:pPr>
+            <w:r>
+              <w:t xml:space="preserve">lnNSLD</w:t>
+            </w:r>
+          </w:p>
+        </w:tc>
+        <w:tc>
+          <w:tcPr/>
+          <w:p>
+            <w:pPr>
+              <w:pStyle w:val="Compact"/>
+              <w:jc w:val="left"/>
+            </w:pPr>
+            <w:r>
+              <w:t xml:space="preserve">d2/n3, l1</w:t>
+            </w:r>
+          </w:p>
+        </w:tc>
+        <w:tc>
+          <w:tcPr/>
+          <w:p>
+            <w:pPr>
+              <w:pStyle w:val="Compact"/>
+              <w:jc w:val="left"/>
+            </w:pPr>
+            <w:r>
+              <w:t xml:space="preserve">ln(doanh thu/lao động)</w:t>
+            </w:r>
+          </w:p>
+        </w:tc>
+        <w:tc>
+          <w:tcPr/>
+          <w:p>
+            <w:pPr>
+              <w:pStyle w:val="Compact"/>
+              <w:jc w:val="left"/>
+            </w:pPr>
+            <w:r>
+              <w:t xml:space="preserve">Biến phụ thuộc</w:t>
+            </w:r>
+          </w:p>
+        </w:tc>
+      </w:tr>
+      <w:tr>
+        <w:tc>
+          <w:tcPr/>
+          <w:p>
+            <w:pPr>
+              <w:pStyle w:val="Compact"/>
+              <w:jc w:val="left"/>
+            </w:pPr>
+            <w:r>
+              <w:t xml:space="preserve">CDDXK_c</w:t>
+            </w:r>
+          </w:p>
+        </w:tc>
+        <w:tc>
+          <w:tcPr/>
+          <w:p>
+            <w:pPr>
+              <w:pStyle w:val="Compact"/>
+              <w:jc w:val="left"/>
+            </w:pPr>
+            <w:r>
+              <w:t xml:space="preserve">d3c</w:t>
+            </w:r>
+          </w:p>
+        </w:tc>
+        <w:tc>
+          <w:tcPr/>
+          <w:p>
+            <w:pPr>
+              <w:pStyle w:val="Compact"/>
+              <w:jc w:val="left"/>
+            </w:pPr>
+            <w:r>
+              <w:t xml:space="preserve">(d3c/100) − mean_pool(FSTS): centred</w:t>
+            </w:r>
+          </w:p>
+        </w:tc>
+        <w:tc>
+          <w:tcPr/>
+          <w:p>
+            <w:pPr>
+              <w:pStyle w:val="Compact"/>
+              <w:jc w:val="left"/>
+            </w:pPr>
+            <w:r>
+              <w:t xml:space="preserve">Biến độc lập (I)</w:t>
+            </w:r>
+          </w:p>
+        </w:tc>
+      </w:tr>
+      <w:tr>
+        <w:tc>
+          <w:tcPr/>
+          <w:p>
+            <w:pPr>
+              <w:pStyle w:val="Compact"/>
+              <w:jc w:val="left"/>
+            </w:pPr>
+            <w:r>
+              <w:t xml:space="preserve">CDDXK_c²</w:t>
+            </w:r>
+          </w:p>
+        </w:tc>
+        <w:tc>
+          <w:tcPr/>
+          <w:p>
+            <w:pPr>
+              <w:pStyle w:val="Compact"/>
+              <w:jc w:val="left"/>
+            </w:pPr>
+            <w:r>
+              <w:t xml:space="preserve">d3c</w:t>
+            </w:r>
+          </w:p>
+        </w:tc>
+        <w:tc>
+          <w:tcPr/>
+          <w:p>
+            <w:pPr>
+              <w:pStyle w:val="Compact"/>
+              <w:jc w:val="left"/>
+            </w:pPr>
+            <w:r>
+              <w:t xml:space="preserve">CDDXK_c bình phương</w:t>
+            </w:r>
+          </w:p>
+        </w:tc>
+        <w:tc>
+          <w:tcPr/>
+          <w:p>
+            <w:pPr>
+              <w:pStyle w:val="Compact"/>
+              <w:jc w:val="left"/>
+            </w:pPr>
+            <w:r>
+              <w:t xml:space="preserve">I — phi tuyến</w:t>
+            </w:r>
+          </w:p>
+        </w:tc>
+      </w:tr>
+      <w:tr>
+        <w:tc>
+          <w:tcPr/>
+          <w:p>
+            <w:pPr>
+              <w:pStyle w:val="Compact"/>
+              <w:jc w:val="left"/>
+            </w:pPr>
+            <w:r>
+              <w:t xml:space="preserve">NLCN_z</w:t>
+            </w:r>
+          </w:p>
+        </w:tc>
+        <w:tc>
+          <w:tcPr/>
+          <w:p>
+            <w:pPr>
+              <w:pStyle w:val="Compact"/>
+              <w:jc w:val="left"/>
+            </w:pPr>
+            <w:r>
+              <w:t xml:space="preserve">b8, e6</w:t>
+            </w:r>
+          </w:p>
+        </w:tc>
+        <w:tc>
+          <w:tcPr/>
+          <w:p>
+            <w:pPr>
+              <w:pStyle w:val="Compact"/>
+              <w:jc w:val="left"/>
+            </w:pPr>
+            <w:r>
+              <w:t xml:space="preserve">z-std(cert chất lượng + CN nước ngoài)</w:t>
+            </w:r>
+          </w:p>
+        </w:tc>
+        <w:tc>
+          <w:tcPr/>
+          <w:p>
+            <w:pPr>
+              <w:pStyle w:val="Compact"/>
+              <w:jc w:val="left"/>
+            </w:pPr>
+            <w:r>
+              <w:t xml:space="preserve">Năng lực công nghệ</w:t>
+            </w:r>
+          </w:p>
+        </w:tc>
+      </w:tr>
+      <w:tr>
+        <w:tc>
+          <w:tcPr/>
+          <w:p>
+            <w:pPr>
+              <w:pStyle w:val="Compact"/>
+              <w:jc w:val="left"/>
+            </w:pPr>
+            <w:r>
+              <w:t xml:space="preserve">CSS_z</w:t>
+            </w:r>
+          </w:p>
+        </w:tc>
+        <w:tc>
+          <w:tcPr/>
+          <w:p>
+            <w:pPr>
+              <w:pStyle w:val="Compact"/>
+              <w:jc w:val="left"/>
+            </w:pPr>
+            <w:r>
+              <w:t xml:space="preserve">c22b/e1, k33</w:t>
+            </w:r>
+          </w:p>
+        </w:tc>
+        <w:tc>
+          <w:tcPr/>
+          <w:p>
+            <w:pPr>
+              <w:pStyle w:val="Compact"/>
+              <w:jc w:val="left"/>
+            </w:pPr>
+            <w:r>
+              <w:t xml:space="preserve">z-std(website + e-payment): Tier 1+2</w:t>
+            </w:r>
+          </w:p>
+        </w:tc>
+        <w:tc>
+          <w:tcPr/>
+          <w:p>
+            <w:pPr>
+              <w:pStyle w:val="Compact"/>
+              <w:jc w:val="left"/>
+            </w:pPr>
+            <w:r>
+              <w:t xml:space="preserve">Số hoá (DAI)</w:t>
+            </w:r>
+          </w:p>
+        </w:tc>
+      </w:tr>
+      <w:tr>
+        <w:tc>
+          <w:tcPr/>
+          <w:p>
+            <w:pPr>
+              <w:pStyle w:val="Compact"/>
+              <w:jc w:val="left"/>
+            </w:pPr>
+            <w:r>
+              <w:t xml:space="preserve">KNQLy</w:t>
+            </w:r>
+          </w:p>
+        </w:tc>
+        <w:tc>
+          <w:tcPr/>
+          <w:p>
+            <w:pPr>
+              <w:pStyle w:val="Compact"/>
+              <w:jc w:val="left"/>
+            </w:pPr>
+            <w:r>
+              <w:t xml:space="preserve">b7</w:t>
+            </w:r>
+          </w:p>
+        </w:tc>
+        <w:tc>
+          <w:tcPr/>
+          <w:p>
+            <w:pPr>
+              <w:pStyle w:val="Compact"/>
+              <w:jc w:val="left"/>
+            </w:pPr>
+            <w:r>
+              <w:t xml:space="preserve">năm kinh nghiệm nhà quản lý trong ngành</w:t>
+            </w:r>
+          </w:p>
+        </w:tc>
+        <w:tc>
+          <w:tcPr/>
+          <w:p>
+            <w:pPr>
+              <w:pStyle w:val="Compact"/>
+              <w:jc w:val="left"/>
+            </w:pPr>
+            <w:r>
+              <w:t xml:space="preserve">Quản trị</w:t>
+            </w:r>
+          </w:p>
+        </w:tc>
+      </w:tr>
+      <w:tr>
+        <w:tc>
+          <w:tcPr/>
+          <w:p>
+            <w:pPr>
+              <w:pStyle w:val="Compact"/>
+              <w:jc w:val="left"/>
+            </w:pPr>
+            <w:r>
+              <w:t xml:space="preserve">NQL_nu</w:t>
+            </w:r>
+          </w:p>
+        </w:tc>
+        <w:tc>
+          <w:tcPr/>
+          <w:p>
+            <w:pPr>
+              <w:pStyle w:val="Compact"/>
+              <w:jc w:val="left"/>
+            </w:pPr>
+            <w:r>
+              <w:t xml:space="preserve">b7a/b6a</w:t>
+            </w:r>
+          </w:p>
+        </w:tc>
+        <w:tc>
+          <w:tcPr/>
+          <w:p>
+            <w:pPr>
+              <w:pStyle w:val="Compact"/>
+              <w:jc w:val="left"/>
+            </w:pPr>
+            <w:r>
+              <w:t xml:space="preserve">1 nếu top manager là nữ</w:t>
+            </w:r>
+          </w:p>
+        </w:tc>
+        <w:tc>
+          <w:tcPr/>
+          <w:p>
+            <w:pPr>
+              <w:pStyle w:val="Compact"/>
+              <w:jc w:val="left"/>
+            </w:pPr>
+            <w:r>
+              <w:t xml:space="preserve">Quản trị</w:t>
+            </w:r>
+          </w:p>
+        </w:tc>
+      </w:tr>
+      <w:tr>
+        <w:tc>
+          <w:tcPr/>
+          <w:p>
+            <w:pPr>
+              <w:pStyle w:val="Compact"/>
+              <w:jc w:val="left"/>
+            </w:pPr>
+            <w:r>
+              <w:t xml:space="preserve">ICRV</w:t>
+            </w:r>
+          </w:p>
+        </w:tc>
+        <w:tc>
+          <w:tcPr/>
+          <w:p>
+            <w:pPr>
+              <w:pStyle w:val="Compact"/>
+              <w:jc w:val="left"/>
+            </w:pPr>
+            <w:r>
+              <w:t xml:space="preserve">phân loại</w:t>
+            </w:r>
+          </w:p>
+        </w:tc>
+        <w:tc>
+          <w:tcPr/>
+          <w:p>
+            <w:pPr>
+              <w:pStyle w:val="Compact"/>
+              <w:jc w:val="left"/>
+            </w:pPr>
+            <w:r>
+              <w:t xml:space="preserve">integer 1–6 (Advanced Innovation→SIDS)</w:t>
+            </w:r>
+          </w:p>
+        </w:tc>
+        <w:tc>
+          <w:tcPr/>
+          <w:p>
+            <w:pPr>
+              <w:pStyle w:val="Compact"/>
+              <w:jc w:val="left"/>
+            </w:pPr>
+            <w:r>
+              <w:t xml:space="preserve">Thể chế</w:t>
+            </w:r>
+          </w:p>
+        </w:tc>
+      </w:tr>
+      <w:tr>
+        <w:tc>
+          <w:tcPr/>
+          <w:p>
+            <w:pPr>
+              <w:pStyle w:val="Compact"/>
+              <w:jc w:val="left"/>
+            </w:pPr>
+            <w:r>
+              <w:t xml:space="preserve">lnLD</w:t>
+            </w:r>
+          </w:p>
+        </w:tc>
+        <w:tc>
+          <w:tcPr/>
+          <w:p>
+            <w:pPr>
+              <w:pStyle w:val="Compact"/>
+              <w:jc w:val="left"/>
+            </w:pPr>
+            <w:r>
+              <w:t xml:space="preserve">l1</w:t>
+            </w:r>
+          </w:p>
+        </w:tc>
+        <w:tc>
+          <w:tcPr/>
+          <w:p>
+            <w:pPr>
+              <w:pStyle w:val="Compact"/>
+              <w:jc w:val="left"/>
+            </w:pPr>
+            <w:r>
+              <w:t xml:space="preserve">ln(lao động thường trực)</w:t>
+            </w:r>
+          </w:p>
+        </w:tc>
+        <w:tc>
+          <w:tcPr/>
+          <w:p>
+            <w:pPr>
+              <w:pStyle w:val="Compact"/>
+              <w:jc w:val="left"/>
+            </w:pPr>
+            <w:r>
+              <w:t xml:space="preserve">Control (quy mô)</w:t>
+            </w:r>
+          </w:p>
+        </w:tc>
+      </w:tr>
+      <w:tr>
+        <w:tc>
+          <w:tcPr/>
+          <w:p>
+            <w:pPr>
+              <w:pStyle w:val="Compact"/>
+              <w:jc w:val="left"/>
+            </w:pPr>
+            <w:r>
+              <w:t xml:space="preserve">TuoiDN</w:t>
+            </w:r>
+          </w:p>
+        </w:tc>
+        <w:tc>
+          <w:tcPr/>
+          <w:p>
+            <w:pPr>
+              <w:pStyle w:val="Compact"/>
+              <w:jc w:val="left"/>
+            </w:pPr>
+            <w:r>
+              <w:t xml:space="preserve">b5</w:t>
+            </w:r>
+          </w:p>
+        </w:tc>
+        <w:tc>
+          <w:tcPr/>
+          <w:p>
+            <w:pPr>
+              <w:pStyle w:val="Compact"/>
+              <w:jc w:val="left"/>
+            </w:pPr>
+            <w:r>
+              <w:t xml:space="preserve">năm_khảo_sát − b5</w:t>
+            </w:r>
+          </w:p>
+        </w:tc>
+        <w:tc>
+          <w:tcPr/>
+          <w:p>
+            <w:pPr>
+              <w:pStyle w:val="Compact"/>
+              <w:jc w:val="left"/>
+            </w:pPr>
+            <w:r>
+              <w:t xml:space="preserve">Control (tuổi DN)</w:t>
+            </w:r>
+          </w:p>
+        </w:tc>
+      </w:tr>
+      <w:tr>
+        <w:tc>
+          <w:tcPr/>
+          <w:p>
+            <w:pPr>
+              <w:pStyle w:val="Compact"/>
+              <w:jc w:val="left"/>
+            </w:pPr>
+            <w:r>
+              <w:t xml:space="preserve">SoHuuNN</w:t>
+            </w:r>
+          </w:p>
+        </w:tc>
+        <w:tc>
+          <w:tcPr/>
+          <w:p>
+            <w:pPr>
+              <w:pStyle w:val="Compact"/>
+              <w:jc w:val="left"/>
+            </w:pPr>
+            <w:r>
+              <w:t xml:space="preserve">b6a</w:t>
+            </w:r>
+          </w:p>
+        </w:tc>
+        <w:tc>
+          <w:tcPr/>
+          <w:p>
+            <w:pPr>
+              <w:pStyle w:val="Compact"/>
+              <w:jc w:val="left"/>
+            </w:pPr>
+            <w:r>
+              <w:t xml:space="preserve">tỷ lệ sở hữu nước ngoài (0–1)</w:t>
+            </w:r>
+          </w:p>
+        </w:tc>
+        <w:tc>
+          <w:tcPr/>
+          <w:p>
+            <w:pPr>
+              <w:pStyle w:val="Compact"/>
+              <w:jc w:val="left"/>
+            </w:pPr>
+            <w:r>
+              <w:t xml:space="preserve">Control (sở hữu)</w:t>
+            </w:r>
+          </w:p>
+        </w:tc>
+      </w:tr>
+      <w:tr>
+        <w:tc>
+          <w:tcPr/>
+          <w:p>
+            <w:pPr>
+              <w:pStyle w:val="Compact"/>
+              <w:jc w:val="left"/>
+            </w:pPr>
+            <w:r>
+              <w:t xml:space="preserve">δ_ct</w:t>
+            </w:r>
+          </w:p>
+        </w:tc>
+        <w:tc>
+          <w:tcPr/>
+          <w:p>
+            <w:pPr>
+              <w:pStyle w:val="Compact"/>
+              <w:jc w:val="left"/>
+            </w:pPr>
+            <w:r>
+              <w:t xml:space="preserve">—</w:t>
+            </w:r>
+          </w:p>
+        </w:tc>
+        <w:tc>
+          <w:tcPr/>
+          <w:p>
+            <w:pPr>
+              <w:pStyle w:val="Compact"/>
+              <w:jc w:val="left"/>
+            </w:pPr>
+            <w:r>
+              <w:t xml:space="preserve">country × year FE</w:t>
+            </w:r>
+          </w:p>
+        </w:tc>
+        <w:tc>
+          <w:tcPr/>
+          <w:p>
+            <w:pPr>
+              <w:pStyle w:val="Compact"/>
+              <w:jc w:val="left"/>
+            </w:pPr>
+            <w:r>
+              <w:t xml:space="preserve">Fixed effects</w:t>
+            </w:r>
+          </w:p>
+        </w:tc>
+      </w:tr>
+    </w:tbl>
+    <w:p>
+      <w:pPr>
+        <w:pStyle w:val="BodyText"/>
+      </w:pPr>
+      <w:r>
+        <w:rPr>
+          <w:iCs/>
+          <w:i/>
+        </w:rPr>
+        <w:t xml:space="preserve">Ghi chú: Mẫu phân tích giảm dần từ N = 82.302 (M2) → 38.342 (M3, thêm kiểm soát) → 28.500 (M11, thêm manager + ICRV + three-way). DAI P7 là Tier 1+2 khi k33 có mặt, Tier-1 only khi thiếu — khác với P3 Vietnam (Tier-1 only) và đồng nhất với P4 Singapore (Tier-1+2). ICRV là biến điều tiết liên tục (integer), không phải dummies, nhằm giữ N đủ lớn trong M10–M11.</w:t>
+      </w:r>
+    </w:p>
+    <w:bookmarkEnd w:id="46"/>
+    <w:bookmarkStart w:id="47" w:name="X72c3034bf25699c0cc81f461b619e266c28066b"/>
+    <w:p>
+      <w:pPr>
+        <w:pStyle w:val="Heading3"/>
+      </w:pPr>
+      <w:r>
+        <w:t xml:space="preserve">4.5.5 Mô hình cụ thể — Nghiên cứu 8 (Pacific SIDS, WBES 2009–2025)</w:t>
+      </w:r>
+    </w:p>
+    <w:p>
+      <w:pPr>
+        <w:pStyle w:val="FirstParagraph"/>
+      </w:pPr>
+      <w:r>
+        <w:rPr>
+          <w:bCs/>
+          <w:b/>
+        </w:rPr>
+        <w:t xml:space="preserve">Bối cảnh</w:t>
+      </w:r>
+      <w:r>
+        <w:t xml:space="preserve">: 9 nền kinh tế Pacific SIDS (Fiji, Kiribati, Papua New Guinea, Samoa, Solomon Islands, Timor-Leste, Tonga, Vanuatu, Comoros), N = 1.469 doanh nghiệp (mẫu phân tích sau lọc missing lnNSLD và CDDXK), trong đó 187 nhà xuất khẩu (12,7%). Phân loại ICRV Regime IV/V (Frontier + Pacific SIDS).</w:t>
+      </w:r>
+    </w:p>
+    <w:p>
+      <w:pPr>
+        <w:pStyle w:val="BodyText"/>
+      </w:pPr>
+      <w:r>
+        <w:rPr>
+          <w:bCs/>
+          <w:b/>
+        </w:rPr>
+        <w:t xml:space="preserve">Ký hiệu tiếng Việt — Nghiên cứu 8</w:t>
+      </w:r>
+      <w:r>
+        <w:t xml:space="preserve">:</w:t>
+      </w:r>
+    </w:p>
+    <w:tbl>
+      <w:tblPr>
+        <w:tblStyle w:val="Table"/>
+        <w:tblW w:type="pct" w:w="5000"/>
         <w:tblLook w:firstRow="1" w:lastRow="0" w:firstColumn="0" w:lastColumn="0" w:noHBand="0" w:noVBand="0" w:val="0020"/>
         <w:jc w:val="start"/>
       </w:tblPr>
@@ -13324,725 +14125,6 @@
               <w:jc w:val="left"/>
             </w:pPr>
             <w:r>
-              <w:t xml:space="preserve">WBES item</w:t>
-            </w:r>
-          </w:p>
-        </w:tc>
-        <w:tc>
-          <w:tcPr/>
-          <w:p>
-            <w:pPr>
-              <w:pStyle w:val="Compact"/>
-              <w:jc w:val="left"/>
-            </w:pPr>
-            <w:r>
-              <w:t xml:space="preserve">Cách tính</w:t>
-            </w:r>
-          </w:p>
-        </w:tc>
-        <w:tc>
-          <w:tcPr/>
-          <w:p>
-            <w:pPr>
-              <w:pStyle w:val="Compact"/>
-              <w:jc w:val="left"/>
-            </w:pPr>
-            <w:r>
-              <w:t xml:space="preserve">Vai trò</w:t>
-            </w:r>
-          </w:p>
-        </w:tc>
-      </w:tr>
-      <w:tr>
-        <w:tc>
-          <w:tcPr/>
-          <w:p>
-            <w:pPr>
-              <w:pStyle w:val="Compact"/>
-              <w:jc w:val="left"/>
-            </w:pPr>
-            <w:r>
-              <w:t xml:space="preserve">lnNSLD</w:t>
-            </w:r>
-          </w:p>
-        </w:tc>
-        <w:tc>
-          <w:tcPr/>
-          <w:p>
-            <w:pPr>
-              <w:pStyle w:val="Compact"/>
-              <w:jc w:val="left"/>
-            </w:pPr>
-            <w:r>
-              <w:t xml:space="preserve">d2/n3, l1</w:t>
-            </w:r>
-          </w:p>
-        </w:tc>
-        <w:tc>
-          <w:tcPr/>
-          <w:p>
-            <w:pPr>
-              <w:pStyle w:val="Compact"/>
-              <w:jc w:val="left"/>
-            </w:pPr>
-            <w:r>
-              <w:t xml:space="preserve">ln(doanh thu/lao động)</w:t>
-            </w:r>
-          </w:p>
-        </w:tc>
-        <w:tc>
-          <w:tcPr/>
-          <w:p>
-            <w:pPr>
-              <w:pStyle w:val="Compact"/>
-              <w:jc w:val="left"/>
-            </w:pPr>
-            <w:r>
-              <w:t xml:space="preserve">Biến phụ thuộc</w:t>
-            </w:r>
-          </w:p>
-        </w:tc>
-      </w:tr>
-      <w:tr>
-        <w:tc>
-          <w:tcPr/>
-          <w:p>
-            <w:pPr>
-              <w:pStyle w:val="Compact"/>
-              <w:jc w:val="left"/>
-            </w:pPr>
-            <w:r>
-              <w:t xml:space="preserve">CDDXK_c</w:t>
-            </w:r>
-          </w:p>
-        </w:tc>
-        <w:tc>
-          <w:tcPr/>
-          <w:p>
-            <w:pPr>
-              <w:pStyle w:val="Compact"/>
-              <w:jc w:val="left"/>
-            </w:pPr>
-            <w:r>
-              <w:t xml:space="preserve">d3c</w:t>
-            </w:r>
-          </w:p>
-        </w:tc>
-        <w:tc>
-          <w:tcPr/>
-          <w:p>
-            <w:pPr>
-              <w:pStyle w:val="Compact"/>
-              <w:jc w:val="left"/>
-            </w:pPr>
-            <w:r>
-              <w:t xml:space="preserve">(d3c/100) − mean_pool(FSTS): centred</w:t>
-            </w:r>
-          </w:p>
-        </w:tc>
-        <w:tc>
-          <w:tcPr/>
-          <w:p>
-            <w:pPr>
-              <w:pStyle w:val="Compact"/>
-              <w:jc w:val="left"/>
-            </w:pPr>
-            <w:r>
-              <w:t xml:space="preserve">Biến độc lập (I)</w:t>
-            </w:r>
-          </w:p>
-        </w:tc>
-      </w:tr>
-      <w:tr>
-        <w:tc>
-          <w:tcPr/>
-          <w:p>
-            <w:pPr>
-              <w:pStyle w:val="Compact"/>
-              <w:jc w:val="left"/>
-            </w:pPr>
-            <w:r>
-              <w:t xml:space="preserve">CDDXK_c²</w:t>
-            </w:r>
-          </w:p>
-        </w:tc>
-        <w:tc>
-          <w:tcPr/>
-          <w:p>
-            <w:pPr>
-              <w:pStyle w:val="Compact"/>
-              <w:jc w:val="left"/>
-            </w:pPr>
-            <w:r>
-              <w:t xml:space="preserve">d3c</w:t>
-            </w:r>
-          </w:p>
-        </w:tc>
-        <w:tc>
-          <w:tcPr/>
-          <w:p>
-            <w:pPr>
-              <w:pStyle w:val="Compact"/>
-              <w:jc w:val="left"/>
-            </w:pPr>
-            <w:r>
-              <w:t xml:space="preserve">CDDXK_c bình phương</w:t>
-            </w:r>
-          </w:p>
-        </w:tc>
-        <w:tc>
-          <w:tcPr/>
-          <w:p>
-            <w:pPr>
-              <w:pStyle w:val="Compact"/>
-              <w:jc w:val="left"/>
-            </w:pPr>
-            <w:r>
-              <w:t xml:space="preserve">I — phi tuyến</w:t>
-            </w:r>
-          </w:p>
-        </w:tc>
-      </w:tr>
-      <w:tr>
-        <w:tc>
-          <w:tcPr/>
-          <w:p>
-            <w:pPr>
-              <w:pStyle w:val="Compact"/>
-              <w:jc w:val="left"/>
-            </w:pPr>
-            <w:r>
-              <w:t xml:space="preserve">NLCN_z</w:t>
-            </w:r>
-          </w:p>
-        </w:tc>
-        <w:tc>
-          <w:tcPr/>
-          <w:p>
-            <w:pPr>
-              <w:pStyle w:val="Compact"/>
-              <w:jc w:val="left"/>
-            </w:pPr>
-            <w:r>
-              <w:t xml:space="preserve">b8, e6</w:t>
-            </w:r>
-          </w:p>
-        </w:tc>
-        <w:tc>
-          <w:tcPr/>
-          <w:p>
-            <w:pPr>
-              <w:pStyle w:val="Compact"/>
-              <w:jc w:val="left"/>
-            </w:pPr>
-            <w:r>
-              <w:t xml:space="preserve">z-std(cert chất lượng + CN nước ngoài)</w:t>
-            </w:r>
-          </w:p>
-        </w:tc>
-        <w:tc>
-          <w:tcPr/>
-          <w:p>
-            <w:pPr>
-              <w:pStyle w:val="Compact"/>
-              <w:jc w:val="left"/>
-            </w:pPr>
-            <w:r>
-              <w:t xml:space="preserve">Năng lực công nghệ</w:t>
-            </w:r>
-          </w:p>
-        </w:tc>
-      </w:tr>
-      <w:tr>
-        <w:tc>
-          <w:tcPr/>
-          <w:p>
-            <w:pPr>
-              <w:pStyle w:val="Compact"/>
-              <w:jc w:val="left"/>
-            </w:pPr>
-            <w:r>
-              <w:t xml:space="preserve">CSS_z</w:t>
-            </w:r>
-          </w:p>
-        </w:tc>
-        <w:tc>
-          <w:tcPr/>
-          <w:p>
-            <w:pPr>
-              <w:pStyle w:val="Compact"/>
-              <w:jc w:val="left"/>
-            </w:pPr>
-            <w:r>
-              <w:t xml:space="preserve">c22b/e1, k33</w:t>
-            </w:r>
-          </w:p>
-        </w:tc>
-        <w:tc>
-          <w:tcPr/>
-          <w:p>
-            <w:pPr>
-              <w:pStyle w:val="Compact"/>
-              <w:jc w:val="left"/>
-            </w:pPr>
-            <w:r>
-              <w:t xml:space="preserve">z-std(website + e-payment): Tier 1+2</w:t>
-            </w:r>
-          </w:p>
-        </w:tc>
-        <w:tc>
-          <w:tcPr/>
-          <w:p>
-            <w:pPr>
-              <w:pStyle w:val="Compact"/>
-              <w:jc w:val="left"/>
-            </w:pPr>
-            <w:r>
-              <w:t xml:space="preserve">Số hoá (DAI)</w:t>
-            </w:r>
-          </w:p>
-        </w:tc>
-      </w:tr>
-      <w:tr>
-        <w:tc>
-          <w:tcPr/>
-          <w:p>
-            <w:pPr>
-              <w:pStyle w:val="Compact"/>
-              <w:jc w:val="left"/>
-            </w:pPr>
-            <w:r>
-              <w:t xml:space="preserve">KNQLy</w:t>
-            </w:r>
-          </w:p>
-        </w:tc>
-        <w:tc>
-          <w:tcPr/>
-          <w:p>
-            <w:pPr>
-              <w:pStyle w:val="Compact"/>
-              <w:jc w:val="left"/>
-            </w:pPr>
-            <w:r>
-              <w:t xml:space="preserve">b7</w:t>
-            </w:r>
-          </w:p>
-        </w:tc>
-        <w:tc>
-          <w:tcPr/>
-          <w:p>
-            <w:pPr>
-              <w:pStyle w:val="Compact"/>
-              <w:jc w:val="left"/>
-            </w:pPr>
-            <w:r>
-              <w:t xml:space="preserve">năm kinh nghiệm nhà quản lý trong ngành</w:t>
-            </w:r>
-          </w:p>
-        </w:tc>
-        <w:tc>
-          <w:tcPr/>
-          <w:p>
-            <w:pPr>
-              <w:pStyle w:val="Compact"/>
-              <w:jc w:val="left"/>
-            </w:pPr>
-            <w:r>
-              <w:t xml:space="preserve">Quản trị</w:t>
-            </w:r>
-          </w:p>
-        </w:tc>
-      </w:tr>
-      <w:tr>
-        <w:tc>
-          <w:tcPr/>
-          <w:p>
-            <w:pPr>
-              <w:pStyle w:val="Compact"/>
-              <w:jc w:val="left"/>
-            </w:pPr>
-            <w:r>
-              <w:t xml:space="preserve">NQL_nu</w:t>
-            </w:r>
-          </w:p>
-        </w:tc>
-        <w:tc>
-          <w:tcPr/>
-          <w:p>
-            <w:pPr>
-              <w:pStyle w:val="Compact"/>
-              <w:jc w:val="left"/>
-            </w:pPr>
-            <w:r>
-              <w:t xml:space="preserve">b7a/b6a</w:t>
-            </w:r>
-          </w:p>
-        </w:tc>
-        <w:tc>
-          <w:tcPr/>
-          <w:p>
-            <w:pPr>
-              <w:pStyle w:val="Compact"/>
-              <w:jc w:val="left"/>
-            </w:pPr>
-            <w:r>
-              <w:t xml:space="preserve">1 nếu top manager là nữ</w:t>
-            </w:r>
-          </w:p>
-        </w:tc>
-        <w:tc>
-          <w:tcPr/>
-          <w:p>
-            <w:pPr>
-              <w:pStyle w:val="Compact"/>
-              <w:jc w:val="left"/>
-            </w:pPr>
-            <w:r>
-              <w:t xml:space="preserve">Quản trị</w:t>
-            </w:r>
-          </w:p>
-        </w:tc>
-      </w:tr>
-      <w:tr>
-        <w:tc>
-          <w:tcPr/>
-          <w:p>
-            <w:pPr>
-              <w:pStyle w:val="Compact"/>
-              <w:jc w:val="left"/>
-            </w:pPr>
-            <w:r>
-              <w:t xml:space="preserve">ICRV</w:t>
-            </w:r>
-          </w:p>
-        </w:tc>
-        <w:tc>
-          <w:tcPr/>
-          <w:p>
-            <w:pPr>
-              <w:pStyle w:val="Compact"/>
-              <w:jc w:val="left"/>
-            </w:pPr>
-            <w:r>
-              <w:t xml:space="preserve">phân loại</w:t>
-            </w:r>
-          </w:p>
-        </w:tc>
-        <w:tc>
-          <w:tcPr/>
-          <w:p>
-            <w:pPr>
-              <w:pStyle w:val="Compact"/>
-              <w:jc w:val="left"/>
-            </w:pPr>
-            <w:r>
-              <w:t xml:space="preserve">integer 1–6 (Advanced Innovation→SIDS)</w:t>
-            </w:r>
-          </w:p>
-        </w:tc>
-        <w:tc>
-          <w:tcPr/>
-          <w:p>
-            <w:pPr>
-              <w:pStyle w:val="Compact"/>
-              <w:jc w:val="left"/>
-            </w:pPr>
-            <w:r>
-              <w:t xml:space="preserve">Thể chế</w:t>
-            </w:r>
-          </w:p>
-        </w:tc>
-      </w:tr>
-      <w:tr>
-        <w:tc>
-          <w:tcPr/>
-          <w:p>
-            <w:pPr>
-              <w:pStyle w:val="Compact"/>
-              <w:jc w:val="left"/>
-            </w:pPr>
-            <w:r>
-              <w:t xml:space="preserve">lnLD</w:t>
-            </w:r>
-          </w:p>
-        </w:tc>
-        <w:tc>
-          <w:tcPr/>
-          <w:p>
-            <w:pPr>
-              <w:pStyle w:val="Compact"/>
-              <w:jc w:val="left"/>
-            </w:pPr>
-            <w:r>
-              <w:t xml:space="preserve">l1</w:t>
-            </w:r>
-          </w:p>
-        </w:tc>
-        <w:tc>
-          <w:tcPr/>
-          <w:p>
-            <w:pPr>
-              <w:pStyle w:val="Compact"/>
-              <w:jc w:val="left"/>
-            </w:pPr>
-            <w:r>
-              <w:t xml:space="preserve">ln(lao động thường trực)</w:t>
-            </w:r>
-          </w:p>
-        </w:tc>
-        <w:tc>
-          <w:tcPr/>
-          <w:p>
-            <w:pPr>
-              <w:pStyle w:val="Compact"/>
-              <w:jc w:val="left"/>
-            </w:pPr>
-            <w:r>
-              <w:t xml:space="preserve">Control (quy mô)</w:t>
-            </w:r>
-          </w:p>
-        </w:tc>
-      </w:tr>
-      <w:tr>
-        <w:tc>
-          <w:tcPr/>
-          <w:p>
-            <w:pPr>
-              <w:pStyle w:val="Compact"/>
-              <w:jc w:val="left"/>
-            </w:pPr>
-            <w:r>
-              <w:t xml:space="preserve">TuoiDN</w:t>
-            </w:r>
-          </w:p>
-        </w:tc>
-        <w:tc>
-          <w:tcPr/>
-          <w:p>
-            <w:pPr>
-              <w:pStyle w:val="Compact"/>
-              <w:jc w:val="left"/>
-            </w:pPr>
-            <w:r>
-              <w:t xml:space="preserve">b5</w:t>
-            </w:r>
-          </w:p>
-        </w:tc>
-        <w:tc>
-          <w:tcPr/>
-          <w:p>
-            <w:pPr>
-              <w:pStyle w:val="Compact"/>
-              <w:jc w:val="left"/>
-            </w:pPr>
-            <w:r>
-              <w:t xml:space="preserve">năm_khảo_sát − b5</w:t>
-            </w:r>
-          </w:p>
-        </w:tc>
-        <w:tc>
-          <w:tcPr/>
-          <w:p>
-            <w:pPr>
-              <w:pStyle w:val="Compact"/>
-              <w:jc w:val="left"/>
-            </w:pPr>
-            <w:r>
-              <w:t xml:space="preserve">Control (tuổi DN)</w:t>
-            </w:r>
-          </w:p>
-        </w:tc>
-      </w:tr>
-      <w:tr>
-        <w:tc>
-          <w:tcPr/>
-          <w:p>
-            <w:pPr>
-              <w:pStyle w:val="Compact"/>
-              <w:jc w:val="left"/>
-            </w:pPr>
-            <w:r>
-              <w:t xml:space="preserve">SoHuuNN</w:t>
-            </w:r>
-          </w:p>
-        </w:tc>
-        <w:tc>
-          <w:tcPr/>
-          <w:p>
-            <w:pPr>
-              <w:pStyle w:val="Compact"/>
-              <w:jc w:val="left"/>
-            </w:pPr>
-            <w:r>
-              <w:t xml:space="preserve">b6a</w:t>
-            </w:r>
-          </w:p>
-        </w:tc>
-        <w:tc>
-          <w:tcPr/>
-          <w:p>
-            <w:pPr>
-              <w:pStyle w:val="Compact"/>
-              <w:jc w:val="left"/>
-            </w:pPr>
-            <w:r>
-              <w:t xml:space="preserve">tỷ lệ sở hữu nước ngoài (0–1)</w:t>
-            </w:r>
-          </w:p>
-        </w:tc>
-        <w:tc>
-          <w:tcPr/>
-          <w:p>
-            <w:pPr>
-              <w:pStyle w:val="Compact"/>
-              <w:jc w:val="left"/>
-            </w:pPr>
-            <w:r>
-              <w:t xml:space="preserve">Control (sở hữu)</w:t>
-            </w:r>
-          </w:p>
-        </w:tc>
-      </w:tr>
-      <w:tr>
-        <w:tc>
-          <w:tcPr/>
-          <w:p>
-            <w:pPr>
-              <w:pStyle w:val="Compact"/>
-              <w:jc w:val="left"/>
-            </w:pPr>
-            <w:r>
-              <w:t xml:space="preserve">δ_ct</w:t>
-            </w:r>
-          </w:p>
-        </w:tc>
-        <w:tc>
-          <w:tcPr/>
-          <w:p>
-            <w:pPr>
-              <w:pStyle w:val="Compact"/>
-              <w:jc w:val="left"/>
-            </w:pPr>
-            <w:r>
-              <w:t xml:space="preserve">—</w:t>
-            </w:r>
-          </w:p>
-        </w:tc>
-        <w:tc>
-          <w:tcPr/>
-          <w:p>
-            <w:pPr>
-              <w:pStyle w:val="Compact"/>
-              <w:jc w:val="left"/>
-            </w:pPr>
-            <w:r>
-              <w:t xml:space="preserve">country × year FE</w:t>
-            </w:r>
-          </w:p>
-        </w:tc>
-        <w:tc>
-          <w:tcPr/>
-          <w:p>
-            <w:pPr>
-              <w:pStyle w:val="Compact"/>
-              <w:jc w:val="left"/>
-            </w:pPr>
-            <w:r>
-              <w:t xml:space="preserve">Fixed effects</w:t>
-            </w:r>
-          </w:p>
-        </w:tc>
-      </w:tr>
-    </w:tbl>
-    <w:p>
-      <w:pPr>
-        <w:pStyle w:val="BodyText"/>
-      </w:pPr>
-      <w:r>
-        <w:rPr>
-          <w:iCs/>
-          <w:i/>
-        </w:rPr>
-        <w:t xml:space="preserve">Ghi chú: Mẫu phân tích giảm dần từ N = 84.910 (M2) → 38.342 (M3, thêm kiểm soát) → 29.840 (M11, thêm manager + ICRV + three-way). DAI P7 là Tier 1+2 khi k33 có mặt, Tier-1 only khi thiếu — khác với P3 Vietnam (Tier-1 only) và đồng nhất với P4 Singapore (Tier-1+2). ICRV là biến điều tiết liên tục (integer), không phải dummies, nhằm giữ N đủ lớn trong M10–M11.</w:t>
-      </w:r>
-    </w:p>
-    <w:bookmarkEnd w:id="46"/>
-    <w:bookmarkStart w:id="47" w:name="Xedb6f4dc9b49a0f3b96ee48ef2b76553c0f737a"/>
-    <w:p>
-      <w:pPr>
-        <w:pStyle w:val="Heading3"/>
-      </w:pPr>
-      <w:r>
-        <w:t xml:space="preserve">4.5.5 Mô hình cụ thể — Nghiên cứu 8 (Pacific SIDS, WBES 2009–2025)</w:t>
-      </w:r>
-    </w:p>
-    <w:p>
-      <w:pPr>
-        <w:pStyle w:val="FirstParagraph"/>
-      </w:pPr>
-      <w:r>
-        <w:rPr>
-          <w:bCs/>
-          <w:b/>
-        </w:rPr>
-        <w:t xml:space="preserve">Bối cảnh</w:t>
-      </w:r>
-      <w:r>
-        <w:t xml:space="preserve">: 9 nền kinh tế Pacific SIDS (Fiji, Kiribati, Papua New Guinea, Samoa, Solomon Islands, Timor-Leste, Tonga, Vanuatu, Comoros), N = 1.469 doanh nghiệp (mẫu phân tích sau lọc missing lnNSLD và CDDXK), trong đó 187 nhà xuất khẩu (12,7%). Phân loại ICRV Regime IV/V (Frontier + Pacific SIDS).</w:t>
-      </w:r>
-    </w:p>
-    <w:p>
-      <w:pPr>
-        <w:pStyle w:val="BodyText"/>
-      </w:pPr>
-      <w:r>
-        <w:rPr>
-          <w:bCs/>
-          <w:b/>
-        </w:rPr>
-        <w:t xml:space="preserve">Ký hiệu tiếng Việt — Nghiên cứu 8</w:t>
-      </w:r>
-      <w:r>
-        <w:t xml:space="preserve">:</w:t>
-      </w:r>
-    </w:p>
-    <w:tbl>
-      <w:tblPr>
-        <w:tblStyle w:val="Table"/>
-        <w:tblW w:type="auto" w:w="0"/>
-        <w:tblLook w:firstRow="1" w:lastRow="0" w:firstColumn="0" w:lastColumn="0" w:noHBand="0" w:noVBand="0" w:val="0020"/>
-        <w:jc w:val="start"/>
-      </w:tblPr>
-      <w:tblGrid>
-        <w:gridCol w:w="1980"/>
-        <w:gridCol w:w="1980"/>
-        <w:gridCol w:w="1980"/>
-        <w:gridCol w:w="1980"/>
-      </w:tblGrid>
-      <w:tr>
-        <w:trPr>
-          <w:tblHeader w:val="true"/>
-        </w:trPr>
-        <w:tc>
-          <w:tcPr/>
-          <w:p>
-            <w:pPr>
-              <w:pStyle w:val="Compact"/>
-              <w:jc w:val="left"/>
-            </w:pPr>
-            <w:r>
-              <w:t xml:space="preserve">Ký hiệu</w:t>
-            </w:r>
-          </w:p>
-        </w:tc>
-        <w:tc>
-          <w:tcPr/>
-          <w:p>
-            <w:pPr>
-              <w:pStyle w:val="Compact"/>
-              <w:jc w:val="left"/>
-            </w:pPr>
-            <w:r>
               <w:t xml:space="preserve">Biến WBES</w:t>
             </w:r>
           </w:p>
@@ -14726,7 +14808,7 @@
         <w:t xml:space="preserve"> </w:t>
       </w:r>
       <w:r>
-        <w:t xml:space="preserve">→ β₁ = −1,236, SE = 0,269, p &lt; .001*** (tác động mạnh hơn khi không kiểm soát heterogeneity quốc gia)</w:t>
+        <w:t xml:space="preserve">→ β₁ = −1,236, SE = 0,269, p &lt; .001 (tác động mạnh hơn khi không kiểm soát heterogeneity quốc gia)</w:t>
       </w:r>
     </w:p>
     <w:p>
@@ -14746,7 +14828,7 @@
         <w:t xml:space="preserve"> </w:t>
       </w:r>
       <w:r>
-        <w:t xml:space="preserve">→ β₁ = −1,596, SE = 0,263, p &lt; .001***</w:t>
+        <w:t xml:space="preserve">→ β₁ = −1,596, SE = 0,263, p &lt; .001</w:t>
       </w:r>
     </w:p>
     <w:p>
@@ -14799,7 +14881,7 @@
     <w:tbl>
       <w:tblPr>
         <w:tblStyle w:val="Table"/>
-        <w:tblW w:type="auto" w:w="0"/>
+        <w:tblW w:type="pct" w:w="5000"/>
         <w:tblLook w:firstRow="1" w:lastRow="0" w:firstColumn="0" w:lastColumn="0" w:noHBand="0" w:noVBand="0" w:val="0020"/>
         <w:jc w:val="start"/>
       </w:tblPr>
@@ -15303,7 +15385,40 @@
         <w:t xml:space="preserve"> </w:t>
       </w:r>
       <w:r>
-        <w:t xml:space="preserve">của mô hình inverted-U: khi 3 điều kiện tiên quyết cấu trúc đồng thời không được đáp ứng — (1) thị trường nội địa khả thi, (2) chi phí thương mại chấp nhận được, (3) thể chế hỗ trợ trao đổi quốc tế — quan hệ I→P chuyển từ inverted-U thành đường thẳng âm đơn điệu không có điểm uốn. Chuyển dịch lý thuyết từ "institutional moderation of I-P intensity" (Marano et al., 2016) sang "institutional determination of I-P sign".</w:t>
+        <w:t xml:space="preserve">của mô hình inverted-U: khi 3 điều kiện tiên quyết cấu trúc đồng thời không được đáp ứng — (1) thị trường nội địa khả thi, (2) chi phí thương mại chấp nhận được, (3) thể chế hỗ trợ trao đổi quốc tế — quan hệ I→P chuyển từ inverted-U thành đường thẳng âm đơn điệu không có điểm uốn. Chuyển dịch lý thuyết từ</w:t>
+      </w:r>
+      <w:r>
+        <w:t xml:space="preserve"> </w:t>
+      </w:r>
+      <w:r>
+        <w:t xml:space="preserve">“</w:t>
+      </w:r>
+      <w:r>
+        <w:t xml:space="preserve">institutional moderation of I-P intensity</w:t>
+      </w:r>
+      <w:r>
+        <w:t xml:space="preserve">”</w:t>
+      </w:r>
+      <w:r>
+        <w:t xml:space="preserve"> </w:t>
+      </w:r>
+      <w:r>
+        <w:t xml:space="preserve">(Marano et al., 2016) sang</w:t>
+      </w:r>
+      <w:r>
+        <w:t xml:space="preserve"> </w:t>
+      </w:r>
+      <w:r>
+        <w:t xml:space="preserve">“</w:t>
+      </w:r>
+      <w:r>
+        <w:t xml:space="preserve">institutional determination of I-P sign</w:t>
+      </w:r>
+      <w:r>
+        <w:t xml:space="preserve">”</w:t>
+      </w:r>
+      <w:r>
+        <w:t xml:space="preserve">.</w:t>
       </w:r>
     </w:p>
     <w:p>
@@ -15314,7 +15429,7 @@
       </w:r>
     </w:p>
     <w:bookmarkEnd w:id="47"/>
-    <w:bookmarkStart w:id="48" w:name="X6ef7915cef2320d0a5a0851ec4b4441ab8af223"/>
+    <w:bookmarkStart w:id="48" w:name="sai-số-chuẩn"/>
     <w:p>
       <w:pPr>
         <w:pStyle w:val="Heading3"/>
@@ -15333,7 +15448,7 @@
     </w:p>
     <w:bookmarkEnd w:id="48"/>
     <w:bookmarkEnd w:id="49"/>
-    <w:bookmarkStart w:id="55" w:name="Xbd137c7549379bc59bd868848e5dfb5b5e4e977"/>
+    <w:bookmarkStart w:id="55" w:name="kiểm-định-độ-vững"/>
     <w:p>
       <w:pPr>
         <w:pStyle w:val="Heading2"/>
@@ -15342,7 +15457,7 @@
         <w:t xml:space="preserve">5. Kiểm định độ vững</w:t>
       </w:r>
     </w:p>
-    <w:bookmarkStart w:id="50" w:name="X431ee618c3d4d2cdcb5311a37313dcf18ed1464"/>
+    <w:bookmarkStart w:id="50" w:name="thay-đổi-thước-đo"/>
     <w:p>
       <w:pPr>
         <w:pStyle w:val="Heading3"/>
@@ -15421,7 +15536,7 @@
       </w:r>
     </w:p>
     <w:bookmarkEnd w:id="50"/>
-    <w:bookmarkStart w:id="51" w:name="X9e9ef139d57d7f609b0bd2a30f6aacc57ffda85"/>
+    <w:bookmarkStart w:id="51" w:name="mẫu-phụ"/>
     <w:p>
       <w:pPr>
         <w:pStyle w:val="Heading3"/>
@@ -15439,7 +15554,7 @@
       </w:r>
     </w:p>
     <w:bookmarkEnd w:id="51"/>
-    <w:bookmarkStart w:id="52" w:name="X98cc73fc712d9e44cc5d18b702bb976620f7fc1"/>
+    <w:bookmarkStart w:id="52" w:name="outliers"/>
     <w:p>
       <w:pPr>
         <w:pStyle w:val="Heading3"/>
@@ -15457,7 +15572,7 @@
       </w:r>
     </w:p>
     <w:bookmarkEnd w:id="52"/>
-    <w:bookmarkStart w:id="53" w:name="X33d8f36a6a0e8ad3d10f0b0d165a7983b25acc1"/>
+    <w:bookmarkStart w:id="53" w:name="multicollinearity-và-heteroscedasticity"/>
     <w:p>
       <w:pPr>
         <w:pStyle w:val="Heading3"/>
@@ -15491,7 +15606,7 @@
       </w:r>
     </w:p>
     <w:bookmarkEnd w:id="53"/>
-    <w:bookmarkStart w:id="54" w:name="X72f2a8f16e87d5c44ffc52bf2b3af577e467955"/>
+    <w:bookmarkStart w:id="54" w:name="sensitivity-analysis-cho-meta-analysis"/>
     <w:p>
       <w:pPr>
         <w:pStyle w:val="Heading3"/>
@@ -15526,7 +15641,7 @@
     </w:p>
     <w:bookmarkEnd w:id="54"/>
     <w:bookmarkEnd w:id="55"/>
-    <w:bookmarkStart w:id="56" w:name="Xba1727fc0da4fc8e26a315fbd09b8799e5ac3db"/>
+    <w:bookmarkStart w:id="56" w:name="tóm-tắt-kế-thừa-và-đóng-góp-mới"/>
     <w:p>
       <w:pPr>
         <w:pStyle w:val="Heading2"/>
@@ -15538,7 +15653,7 @@
     <w:tbl>
       <w:tblPr>
         <w:tblStyle w:val="Table"/>
-        <w:tblW w:type="auto" w:w="0"/>
+        <w:tblW w:type="pct" w:w="5000"/>
         <w:tblLook w:firstRow="1" w:lastRow="0" w:firstColumn="0" w:lastColumn="0" w:noHBand="0" w:noVBand="0" w:val="0020"/>
         <w:jc w:val="start"/>
       </w:tblPr>
@@ -15609,7 +15724,7 @@
               <w:jc w:val="left"/>
             </w:pPr>
             <w:r>
-              <w:t xml:space="preserve">Borenstein et al. (2009); Hunter &amp; Schmidt (2004)</w:t>
+              <w:t xml:space="preserve">Borenstein et al. (2009); Hunter &amp; Schmidt (2004)</w:t>
             </w:r>
           </w:p>
         </w:tc>
@@ -15663,7 +15778,7 @@
               <w:jc w:val="left"/>
             </w:pPr>
             <w:r>
-              <w:t xml:space="preserve">Bausch &amp; Krist (2007); Kirca et al. (2012); Marano et al. (2016)</w:t>
+              <w:t xml:space="preserve">Bausch &amp; Krist (2007); Kirca et al. (2012); Marano et al. (2016)</w:t>
             </w:r>
           </w:p>
         </w:tc>
@@ -15755,7 +15870,7 @@
               <w:jc w:val="left"/>
             </w:pPr>
             <w:r>
-              <w:t xml:space="preserve">Bloom et al. (2012); Hsieh &amp; Klenow (2009); Đỗ &amp; Phan (2026 — VEFR)</w:t>
+              <w:t xml:space="preserve">Bloom et al. (2012); Hsieh &amp; Klenow (2009); Đỗ &amp; Phan (2026 — VEFR)</w:t>
             </w:r>
           </w:p>
         </w:tc>
@@ -15793,7 +15908,7 @@
               <w:jc w:val="left"/>
             </w:pPr>
             <w:r>
-              <w:t xml:space="preserve">Lu &amp; Beamish (2004); Hitt et al. (1997); Đỗ &amp; Phan (2026 — JFAR)</w:t>
+              <w:t xml:space="preserve">Lu &amp; Beamish (2004); Hitt et al. (1997); Đỗ &amp; Phan (2026 — JFAR)</w:t>
             </w:r>
           </w:p>
         </w:tc>
@@ -15831,7 +15946,7 @@
               <w:jc w:val="left"/>
             </w:pPr>
             <w:r>
-              <w:t xml:space="preserve">Bhandari et al. (2023); Verhoef et al. (2021)</w:t>
+              <w:t xml:space="preserve">Bhandari et al. (2023); Verhoef et al. (2021)</w:t>
             </w:r>
           </w:p>
         </w:tc>
@@ -15869,7 +15984,7 @@
               <w:jc w:val="left"/>
             </w:pPr>
             <w:r>
-              <w:t xml:space="preserve">Lind &amp; Mehlum (2010); Haans et al. (2016)</w:t>
+              <w:t xml:space="preserve">Lind &amp; Mehlum (2010); Haans et al. (2016)</w:t>
             </w:r>
           </w:p>
         </w:tc>
@@ -15945,7 +16060,7 @@
               <w:jc w:val="left"/>
             </w:pPr>
             <w:r>
-              <w:t xml:space="preserve">Wu et al. (2022); Xiao et al. (2013); Đỗ &amp; Phan (2026 — JFAR)</w:t>
+              <w:t xml:space="preserve">Wu et al. (2022); Xiao et al. (2013); Đỗ &amp; Phan (2026 — JFAR)</w:t>
             </w:r>
           </w:p>
         </w:tc>
@@ -16021,7 +16136,7 @@
               <w:jc w:val="left"/>
             </w:pPr>
             <w:r>
-              <w:t xml:space="preserve">Egger et al. (1997); Begg &amp; Mazumdar (1994)</w:t>
+              <w:t xml:space="preserve">Egger et al. (1997); Begg &amp; Mazumdar (1994)</w:t>
             </w:r>
           </w:p>
         </w:tc>
@@ -16040,7 +16155,7 @@
       </w:tr>
     </w:tbl>
     <w:bookmarkEnd w:id="56"/>
-    <w:bookmarkStart w:id="57" w:name="X696efacd1a1ef1aca1868f20b67b10fe2c2b182"/>
+    <w:bookmarkStart w:id="57" w:name="đạo-đức-nghiên-cứu"/>
     <w:p>
       <w:pPr>
         <w:pStyle w:val="Heading2"/>
@@ -16302,7 +16417,7 @@
     <w:name w:val="Normal"/>
     <w:qFormat/>
     <w:pPr>
-      <w:spacing w:line="360" w:lineRule="auto"/>
+      <w:spacing w:line="288" w:lineRule="auto"/>
       <w:jc w:val="both"/>
     </w:pPr>
     <w:rPr>
@@ -16316,7 +16431,7 @@
     <w:basedOn w:val="Normal"/>
     <w:link w:val="BodyTextChar"/>
     <w:pPr>
-      <w:spacing w:after="180" w:before="180" w:line="360" w:lineRule="auto"/>
+      <w:spacing w:after="180" w:before="180" w:line="288" w:lineRule="auto"/>
       <w:jc w:val="both"/>
     </w:pPr>
     <w:qFormat/>
@@ -16332,7 +16447,7 @@
     <w:next w:val="BodyText"/>
     <w:qFormat/>
     <w:pPr>
-      <w:spacing w:line="360" w:lineRule="auto"/>
+      <w:spacing w:line="288" w:lineRule="auto"/>
       <w:jc w:val="both"/>
     </w:pPr>
     <w:rPr>
@@ -16346,7 +16461,7 @@
     <w:basedOn w:val="BodyText"/>
     <w:qFormat/>
     <w:pPr>
-      <w:spacing w:after="36" w:before="36" w:line="360" w:lineRule="auto"/>
+      <w:spacing w:after="36" w:before="36" w:line="288" w:lineRule="auto"/>
       <w:jc w:val="both"/>
     </w:pPr>
     <w:rPr>
@@ -16363,7 +16478,7 @@
     <w:pPr>
       <w:keepNext/>
       <w:keepLines/>
-      <w:spacing w:after="240" w:before="480" w:line="360" w:lineRule="auto"/>
+      <w:spacing w:after="240" w:before="480" w:line="288" w:lineRule="auto"/>
       <w:jc w:val="both"/>
     </w:pPr>
     <w:rPr>
@@ -16383,7 +16498,7 @@
     <w:pPr>
       <w:keepNext/>
       <w:keepLines/>
-      <w:spacing w:after="240" w:before="240" w:line="360" w:lineRule="auto"/>
+      <w:spacing w:after="240" w:before="240" w:line="288" w:lineRule="auto"/>
       <w:jc w:val="both"/>
     </w:pPr>
     <w:rPr>
@@ -16400,7 +16515,7 @@
     <w:pPr>
       <w:keepNext/>
       <w:keepLines/>
-      <w:spacing w:line="360" w:lineRule="auto"/>
+      <w:spacing w:line="288" w:lineRule="auto"/>
       <w:jc w:val="both"/>
     </w:pPr>
     <w:rPr>
@@ -16416,7 +16531,7 @@
     <w:pPr>
       <w:keepNext/>
       <w:keepLines/>
-      <w:spacing w:line="360" w:lineRule="auto"/>
+      <w:spacing w:line="288" w:lineRule="auto"/>
       <w:jc w:val="both"/>
     </w:pPr>
     <w:rPr>
@@ -16434,7 +16549,7 @@
       <w:keepNext/>
       <w:keepLines/>
       <w:jc w:val="both"/>
-      <w:spacing w:after="0" w:before="300" w:line="360" w:lineRule="auto"/>
+      <w:spacing w:after="0" w:before="300" w:line="288" w:lineRule="auto"/>
     </w:pPr>
     <w:rPr>
       <w:color w:val="000000"/>
@@ -16452,7 +16567,7 @@
     <w:pPr>
       <w:keepNext/>
       <w:keepLines/>
-      <w:spacing w:after="300" w:before="100" w:line="360" w:lineRule="auto"/>
+      <w:spacing w:after="300" w:before="100" w:line="288" w:lineRule="auto"/>
       <w:jc w:val="both"/>
     </w:pPr>
     <w:rPr>
@@ -16468,7 +16583,7 @@
     <w:next w:val="Bibliography"/>
     <w:qFormat/>
     <w:pPr>
-      <w:spacing w:line="360" w:lineRule="auto"/>
+      <w:spacing w:line="288" w:lineRule="auto"/>
       <w:jc w:val="both"/>
     </w:pPr>
     <w:rPr>
@@ -16486,7 +16601,7 @@
     <w:pPr>
       <w:keepNext/>
       <w:keepLines/>
-      <w:spacing w:after="0" w:before="480" w:line="360" w:lineRule="auto"/>
+      <w:spacing w:after="0" w:before="480" w:line="288" w:lineRule="auto"/>
       <w:jc w:val="both"/>
       <w:outlineLvl w:val="0"/>
     </w:pPr>
@@ -16509,7 +16624,7 @@
     <w:pPr>
       <w:keepNext/>
       <w:keepLines/>
-      <w:spacing w:after="0" w:before="200" w:line="360" w:lineRule="auto"/>
+      <w:spacing w:after="0" w:before="200" w:line="288" w:lineRule="auto"/>
       <w:jc w:val="both"/>
       <w:outlineLvl w:val="1"/>
     </w:pPr>
@@ -16532,7 +16647,7 @@
     <w:pPr>
       <w:keepNext/>
       <w:keepLines/>
-      <w:spacing w:after="0" w:before="200" w:line="360" w:lineRule="auto"/>
+      <w:spacing w:after="0" w:before="200" w:line="288" w:lineRule="auto"/>
       <w:jc w:val="both"/>
       <w:outlineLvl w:val="2"/>
     </w:pPr>
@@ -16555,7 +16670,7 @@
     <w:pPr>
       <w:keepNext/>
       <w:keepLines/>
-      <w:spacing w:after="0" w:before="200" w:line="360" w:lineRule="auto"/>
+      <w:spacing w:after="0" w:before="200" w:line="288" w:lineRule="auto"/>
       <w:jc w:val="both"/>
       <w:outlineLvl w:val="3"/>
     </w:pPr>
@@ -16578,7 +16693,7 @@
     <w:pPr>
       <w:keepNext/>
       <w:keepLines/>
-      <w:spacing w:after="0" w:before="200" w:line="360" w:lineRule="auto"/>
+      <w:spacing w:after="0" w:before="200" w:line="288" w:lineRule="auto"/>
       <w:jc w:val="both"/>
       <w:outlineLvl w:val="4"/>
     </w:pPr>
@@ -16600,7 +16715,7 @@
     <w:pPr>
       <w:keepNext/>
       <w:keepLines/>
-      <w:spacing w:after="0" w:before="200" w:line="360" w:lineRule="auto"/>
+      <w:spacing w:after="0" w:before="200" w:line="288" w:lineRule="auto"/>
       <w:jc w:val="both"/>
       <w:outlineLvl w:val="5"/>
     </w:pPr>
@@ -16621,7 +16736,7 @@
     <w:pPr>
       <w:keepNext/>
       <w:keepLines/>
-      <w:spacing w:after="0" w:before="200" w:line="360" w:lineRule="auto"/>
+      <w:spacing w:after="0" w:before="200" w:line="288" w:lineRule="auto"/>
       <w:jc w:val="both"/>
       <w:outlineLvl w:val="6"/>
     </w:pPr>
@@ -16642,7 +16757,7 @@
     <w:pPr>
       <w:keepNext/>
       <w:keepLines/>
-      <w:spacing w:after="0" w:before="200" w:line="360" w:lineRule="auto"/>
+      <w:spacing w:after="0" w:before="200" w:line="288" w:lineRule="auto"/>
       <w:jc w:val="both"/>
       <w:outlineLvl w:val="7"/>
     </w:pPr>
@@ -16663,7 +16778,7 @@
     <w:pPr>
       <w:keepNext/>
       <w:keepLines/>
-      <w:spacing w:after="0" w:before="200" w:line="360" w:lineRule="auto"/>
+      <w:spacing w:after="0" w:before="200" w:line="288" w:lineRule="auto"/>
       <w:jc w:val="both"/>
       <w:outlineLvl w:val="8"/>
     </w:pPr>
@@ -16682,7 +16797,7 @@
     <w:unhideWhenUsed/>
     <w:qFormat/>
     <w:pPr>
-      <w:spacing w:after="100" w:before="100" w:line="360" w:lineRule="auto"/>
+      <w:spacing w:after="100" w:before="100" w:line="288" w:lineRule="auto"/>
       <w:ind w:firstLine="0" w:left="480" w:right="480"/>
       <w:jc w:val="both"/>
     </w:pPr>
@@ -16700,7 +16815,7 @@
     <w:unhideWhenUsed/>
     <w:qFormat/>
     <w:pPr>
-      <w:spacing w:line="360" w:lineRule="auto"/>
+      <w:spacing w:line="288" w:lineRule="auto"/>
       <w:jc w:val="both"/>
     </w:pPr>
     <w:rPr>
@@ -16726,7 +16841,7 @@
     <w:unhideWhenUsed/>
     <w:qFormat/>
     <w:pPr>
-      <w:spacing w:line="360" w:lineRule="auto"/>
+      <w:spacing w:line="288" w:lineRule="auto"/>
       <w:jc w:val="both"/>
     </w:pPr>
     <w:rPr>
@@ -16766,7 +16881,7 @@
     <w:pPr>
       <w:keepNext/>
       <w:keepLines/>
-      <w:spacing w:after="0" w:line="360" w:lineRule="auto"/>
+      <w:spacing w:after="0" w:line="288" w:lineRule="auto"/>
       <w:jc w:val="both"/>
     </w:pPr>
     <w:rPr>
@@ -16780,7 +16895,7 @@
     <w:name w:val="Definition"/>
     <w:basedOn w:val="Normal"/>
     <w:pPr>
-      <w:spacing w:line="360" w:lineRule="auto"/>
+      <w:spacing w:line="288" w:lineRule="auto"/>
       <w:jc w:val="both"/>
     </w:pPr>
     <w:rPr>
@@ -16794,7 +16909,7 @@
     <w:basedOn w:val="Normal"/>
     <w:link w:val="BodyTextChar"/>
     <w:pPr>
-      <w:spacing w:after="120" w:before="0" w:line="360" w:lineRule="auto"/>
+      <w:spacing w:after="120" w:before="0" w:line="288" w:lineRule="auto"/>
       <w:jc w:val="both"/>
     </w:pPr>
     <w:rPr>
@@ -16809,7 +16924,7 @@
     <w:basedOn w:val="Caption"/>
     <w:pPr>
       <w:keepNext/>
-      <w:spacing w:line="360" w:lineRule="auto"/>
+      <w:spacing w:line="288" w:lineRule="auto"/>
       <w:jc w:val="both"/>
     </w:pPr>
     <w:rPr>
@@ -16822,7 +16937,7 @@
     <w:name w:val="Image Caption"/>
     <w:basedOn w:val="Caption"/>
     <w:pPr>
-      <w:spacing w:line="360" w:lineRule="auto"/>
+      <w:spacing w:line="288" w:lineRule="auto"/>
       <w:jc w:val="both"/>
     </w:pPr>
     <w:rPr>
@@ -16835,7 +16950,7 @@
     <w:name w:val="Figure"/>
     <w:basedOn w:val="Normal"/>
     <w:pPr>
-      <w:spacing w:line="360" w:lineRule="auto"/>
+      <w:spacing w:line="288" w:lineRule="auto"/>
       <w:jc w:val="both"/>
     </w:pPr>
     <w:rPr>
@@ -16849,7 +16964,7 @@
     <w:basedOn w:val="Figure"/>
     <w:pPr>
       <w:keepNext/>
-      <w:spacing w:line="360" w:lineRule="auto"/>
+      <w:spacing w:line="288" w:lineRule="auto"/>
       <w:jc w:val="both"/>
     </w:pPr>
     <w:rPr>
@@ -16913,7 +17028,7 @@
     <w:unhideWhenUsed/>
     <w:qFormat/>
     <w:pPr>
-      <w:spacing w:before="240" w:line="360" w:lineRule="auto"/>
+      <w:spacing w:before="240" w:line="288" w:lineRule="auto"/>
       <w:jc w:val="both"/>
       <w:outlineLvl w:val="9"/>
     </w:pPr>

--- a/dist/luan_an/03_methodology_vi.docx
+++ b/dist/luan_an/03_methodology_vi.docx
@@ -995,13 +995,13 @@
       </w:r>
     </w:p>
     <w:bookmarkEnd w:id="31"/>
-    <w:bookmarkStart w:id="32" w:name="top-manager-characteristics"/>
+    <w:bookmarkStart w:id="32" w:name="X4d377de0a7370556b1183b0b745f7a8759688bb"/>
     <w:p>
       <w:pPr>
         <w:pStyle w:val="Heading4"/>
       </w:pPr>
       <w:r>
-        <w:t xml:space="preserve">3.4.3 Top manager characteristics</w:t>
+        <w:t xml:space="preserve">3.4.3 Top manager characteristics (kiểm soát quản trị nội sinh H4)</w:t>
       </w:r>
     </w:p>
     <w:p>
@@ -1013,10 +1013,10 @@
           <w:bCs/>
           <w:b/>
         </w:rPr>
-        <w:t xml:space="preserve">Biến chính</w:t>
-      </w:r>
-      <w:r>
-        <w:t xml:space="preserve">: top manager experience (năm kinh nghiệm), top manager gender (female / male).</w:t>
+        <w:t xml:space="preserve">Biến kiểm soát</w:t>
+      </w:r>
+      <w:r>
+        <w:t xml:space="preserve">: top manager experience (năm kinh nghiệm), top manager education, top manager gender (female / male). Ba biến này được đưa vào như nhóm biến kiểm soát quản trị nội sinh, ở dạng số hạng chính nâng mặt bằng hiệu quả, không phải nhân tố điều tiết trọng tâm định hình độ cong của đường quan hệ I-P. Để bảo vệ tính nhân quả thuần khiết của tương tác Thể chế × Công nghệ, các đặc điểm nhà quản trị (kinh nghiệm, học vấn, giới tính) được đưa vào như biến kiểm soát quản trị nội sinh, không phải nhân tố điều tiết trọng tâm của đường cong I-P; ký hiệu H4 được giữ nguyên để tương thích với các bản thảo đồng hành (P3/P4/P5). Số hạng tương tác với FSTS chỉ được báo cáo như chẩn đoán phụ trợ.</w:t>
       </w:r>
     </w:p>
     <w:p>
@@ -2890,7 +2890,7 @@
         <w:t xml:space="preserve"> </w:t>
       </w:r>
       <w:r>
-        <w:t xml:space="preserve">= digital,</w:t>
+        <w:t xml:space="preserve">= digital (DAI),</w:t>
       </w:r>
       <w:r>
         <w:t xml:space="preserve"> </w:t>
@@ -2904,7 +2904,7 @@
         <w:t xml:space="preserve"> </w:t>
       </w:r>
       <w:r>
-        <w:t xml:space="preserve">= institutional,</w:t>
+        <w:t xml:space="preserve">= institutional (ICRV) là hai nhân tố điều tiết trọng tâm, và</w:t>
       </w:r>
       <w:r>
         <w:t xml:space="preserve"> </w:t>
@@ -2918,7 +2918,7 @@
         <w:t xml:space="preserve"> </w:t>
       </w:r>
       <w:r>
-        <w:t xml:space="preserve">= manager.</w:t>
+        <w:t xml:space="preserve">= manager được đưa vào như khối kiểm soát quản trị nội sinh.</w:t>
       </w:r>
     </w:p>
     <w:p>
@@ -2948,7 +2948,7 @@
         <w:t xml:space="preserve">Đóng góp mới</w:t>
       </w:r>
       <w:r>
-        <w:t xml:space="preserve">: three-way moderation digital × institutional × manager trong bối cảnh châu Á và Pacific với 47 nước chưa được kiểm định trước đây.</w:t>
+        <w:t xml:space="preserve">: focal moderation digital × institutional (DAI × ICRV) trong bối cảnh châu Á và Pacific với 47 nước chưa được kiểm định trước đây, với đặc điểm nhà quản trị giữ vai trò kiểm soát quản trị nội sinh nhằm bảo vệ tính nhân quả thuần khiết của tương tác Thể chế × Công nghệ.</w:t>
       </w:r>
     </w:p>
     <w:bookmarkEnd w:id="40"/>
@@ -9365,7 +9365,7 @@
         <w:t xml:space="preserve"> </w:t>
       </w:r>
       <w:r>
-        <w:t xml:space="preserve">(102 cặp quốc gia × năm, 2003–2025). Mẫu phân tích toàn phần đạt N = 82.302 (M0–M2) đến N = 28.500 (M11 full). Thiết kế hierarchical OLS với HC1 robust standard errors, clustered theo country-year. Ký hiệu tiếng Việt:</w:t>
+        <w:t xml:space="preserve">(98 cặp quốc gia × năm, 2003–2025). Mẫu phân tích toàn phần đạt N = 82.302 (M0–M2) đến N = 28.500 (M11 full). Thiết kế hierarchical OLS với HC1 robust standard errors, clustered theo country-year. Ký hiệu tiếng Việt:</w:t>
       </w:r>
     </w:p>
     <w:p>
@@ -11639,7 +11639,7 @@
         <w:t xml:space="preserve"> </w:t>
       </w:r>
       <w:r>
-        <w:t xml:space="preserve">(M8 + đặc điểm nhà quản lý — kiểm định H4):</w:t>
+        <w:t xml:space="preserve">(M8 + đặc điểm nhà quản lý như kiểm soát quản trị nội sinh H4):</w:t>
       </w:r>
     </w:p>
     <w:p>
@@ -11907,7 +11907,82 @@
               <m:nor/>
               <m:sty m:val="p"/>
             </m:rPr>
-            <m:t> (top manager nữ: lợi thế hiệu quả  17–20%cross-context)</m:t>
+            <m:t> (top manager nữ: hiệu ứng nâng mặt bằng, lợi thế hiệu quả  17–20%cross-context)</m:t>
+          </m:r>
+        </m:oMath>
+      </m:oMathPara>
+    </w:p>
+    <w:p>
+      <w:pPr>
+        <w:pStyle w:val="FirstParagraph"/>
+      </w:pPr>
+      <m:oMathPara>
+        <m:oMathParaPr>
+          <m:jc m:val="center"/>
+        </m:oMathParaPr>
+        <m:oMath>
+          <m:r>
+            <m:rPr>
+              <m:nor/>
+              <m:sty m:val="p"/>
+            </m:rPr>
+            <m:t>Số hạng </m:t>
+          </m:r>
+          <m:sSub>
+            <m:e>
+              <m:r>
+                <m:t>β</m:t>
+              </m:r>
+            </m:e>
+            <m:sub>
+              <m:r>
+                <m:t>9</m:t>
+              </m:r>
+            </m:sub>
+          </m:sSub>
+          <m:r>
+            <m:rPr>
+              <m:sty m:val="p"/>
+            </m:rPr>
+            <m:t>,</m:t>
+          </m:r>
+          <m:sSub>
+            <m:e>
+              <m:r>
+                <m:t>β</m:t>
+              </m:r>
+            </m:e>
+            <m:sub>
+              <m:r>
+                <m:t>10</m:t>
+              </m:r>
+            </m:sub>
+          </m:sSub>
+          <m:r>
+            <m:rPr>
+              <m:nor/>
+              <m:sty m:val="p"/>
+            </m:rPr>
+            <m:t> là kiểm soát mức; </m:t>
+          </m:r>
+          <m:sSub>
+            <m:e>
+              <m:r>
+                <m:t>β</m:t>
+              </m:r>
+            </m:e>
+            <m:sub>
+              <m:r>
+                <m:t>11</m:t>
+              </m:r>
+            </m:sub>
+          </m:sSub>
+          <m:r>
+            <m:rPr>
+              <m:nor/>
+              <m:sty m:val="p"/>
+            </m:rPr>
+            <m:t> chỉ là chẩn đoán phụ trợ, không phải bằng chứng điều tiết trọng tâm.</m:t>
           </m:r>
         </m:oMath>
       </m:oMathPara>
@@ -12317,39 +12392,100 @@
             </m:rPr>
             <m:t>H5: </m:t>
           </m:r>
-          <m:r>
-            <m:t>T</m:t>
-          </m:r>
-          <m:r>
-            <m:t>P</m:t>
-          </m:r>
+          <m:d>
+            <m:dPr>
+              <m:begChr m:val="|"/>
+              <m:endChr m:val="|"/>
+              <m:sepChr m:val=""/>
+              <m:grow/>
+            </m:dPr>
+            <m:e>
+              <m:sSub>
+                <m:e>
+                  <m:r>
+                    <m:t>β</m:t>
+                  </m:r>
+                </m:e>
+                <m:sub>
+                  <m:r>
+                    <m:t>2</m:t>
+                  </m:r>
+                </m:sub>
+              </m:sSub>
+            </m:e>
+          </m:d>
           <m:r>
             <m:rPr>
               <m:nor/>
               <m:sty m:val="p"/>
             </m:rPr>
-            <m:t> tăng khi ICRV tăng (thể chế yếu hơn): Group I</m:t>
-          </m:r>
-          <m:r>
-            <m:rPr>
-              <m:sty m:val="p"/>
-            </m:rPr>
-            <m:t>≈</m:t>
-          </m:r>
-          <m:r>
-            <m:t>28</m:t>
-          </m:r>
-          <m:r>
-            <m:rPr>
-              <m:sty m:val="p"/>
-            </m:rPr>
-            <m:t>%</m:t>
-          </m:r>
-          <m:r>
-            <m:rPr>
-              <m:sty m:val="p"/>
-            </m:rPr>
-            <m:t>,</m:t>
+            <m:t> (độ cong) tăng khi ICRV tăng (thể chế yếu hơn): </m:t>
+          </m:r>
+          <m:r>
+            <m:t>C</m:t>
+          </m:r>
+          <m:r>
+            <m:t>D</m:t>
+          </m:r>
+          <m:r>
+            <m:t>D</m:t>
+          </m:r>
+          <m:r>
+            <m:t>X</m:t>
+          </m:r>
+          <m:r>
+            <m:t>K</m:t>
+          </m:r>
+          <m:r>
+            <m:rPr>
+              <m:sty m:val="p"/>
+            </m:rPr>
+            <m:t>_</m:t>
+          </m:r>
+          <m:sSup>
+            <m:e>
+              <m:r>
+                <m:t>c</m:t>
+              </m:r>
+            </m:e>
+            <m:sup>
+              <m:r>
+                <m:t>2</m:t>
+              </m:r>
+            </m:sup>
+          </m:sSup>
+          <m:r>
+            <m:rPr>
+              <m:sty m:val="p"/>
+            </m:rPr>
+            <m:t>×</m:t>
+          </m:r>
+          <m:r>
+            <m:t>I</m:t>
+          </m:r>
+          <m:r>
+            <m:t>C</m:t>
+          </m:r>
+          <m:r>
+            <m:t>R</m:t>
+          </m:r>
+          <m:r>
+            <m:t>V</m:t>
+          </m:r>
+          <m:r>
+            <m:rPr>
+              <m:sty m:val="p"/>
+            </m:rPr>
+            <m:t>&lt;</m:t>
+          </m:r>
+          <m:r>
+            <m:t>0</m:t>
+          </m:r>
+          <m:r>
+            <m:rPr>
+              <m:sty m:val="p"/>
+            </m:rPr>
+            <m:t>;</m:t>
           </m:r>
           <m:r>
             <m:t> </m:t>
@@ -12359,22 +12495,7 @@
               <m:nor/>
               <m:sty m:val="p"/>
             </m:rPr>
-            <m:t>Group V–VI</m:t>
-          </m:r>
-          <m:r>
-            <m:rPr>
-              <m:sty m:val="p"/>
-            </m:rPr>
-            <m:t>≈</m:t>
-          </m:r>
-          <m:r>
-            <m:t>55</m:t>
-          </m:r>
-          <m:r>
-            <m:rPr>
-              <m:sty m:val="p"/>
-            </m:rPr>
-            <m:t>%</m:t>
+            <m:t>điểm uốn không dịch chuyển đơn điệu</m:t>
           </m:r>
         </m:oMath>
       </m:oMathPara>
@@ -13253,7 +13374,7 @@
           <m:sSup>
             <m:e>
               <m:r>
-                <m:t>012</m:t>
+                <m:t>049</m:t>
               </m:r>
             </m:e>
             <m:sup>
@@ -13303,7 +13424,7 @@
             <m:t>=</m:t>
           </m:r>
           <m:r>
-            <m:t>34</m:t>
+            <m:t>25</m:t>
           </m:r>
           <m:r>
             <m:rPr>
@@ -13312,7 +13433,7 @@
             <m:t>,</m:t>
           </m:r>
           <m:r>
-            <m:t>6</m:t>
+            <m:t>7</m:t>
           </m:r>
           <m:r>
             <m:rPr>
@@ -13352,7 +13473,7 @@
             <m:t>,</m:t>
           </m:r>
           <m:r>
-            <m:t>002</m:t>
+            <m:t>026</m:t>
           </m:r>
         </m:oMath>
       </m:oMathPara>
@@ -16010,7 +16131,7 @@
               <w:jc w:val="left"/>
             </w:pPr>
             <w:r>
-              <w:t xml:space="preserve">Three-way moderation</w:t>
+              <w:t xml:space="preserve">Focal moderation digital × institutional</w:t>
             </w:r>
           </w:p>
         </w:tc>
@@ -16034,7 +16155,7 @@
               <w:jc w:val="left"/>
             </w:pPr>
             <w:r>
-              <w:t xml:space="preserve">digital × institutional × manager mới cho châu Á và Pacific</w:t>
+              <w:t xml:space="preserve">DAI × ICRV mới cho châu Á và Pacific; manager characteristics giữ vai trò kiểm soát quản trị nội sinh</w:t>
             </w:r>
           </w:p>
         </w:tc>

--- a/dist/luan_an/03_methodology_vi.docx
+++ b/dist/luan_an/03_methodology_vi.docx
@@ -10586,7 +10586,7 @@
             <m:t>,</m:t>
           </m:r>
           <m:r>
-            <m:t>677</m:t>
+            <m:t>671</m:t>
           </m:r>
           <m:r>
             <m:rPr>
@@ -10610,7 +10610,16 @@
             <m:t>≈</m:t>
           </m:r>
           <m:r>
-            <m:t>40</m:t>
+            <m:t>39</m:t>
+          </m:r>
+          <m:r>
+            <m:rPr>
+              <m:sty m:val="p"/>
+            </m:rPr>
+            <m:t>,</m:t>
+          </m:r>
+          <m:r>
+            <m:t>5</m:t>
           </m:r>
           <m:r>
             <m:rPr>
@@ -11878,7 +11887,7 @@
           <m:sSup>
             <m:e>
               <m:r>
-                <m:t>185</m:t>
+                <m:t>202</m:t>
               </m:r>
             </m:e>
             <m:sup>
@@ -11907,7 +11916,7 @@
               <m:nor/>
               <m:sty m:val="p"/>
             </m:rPr>
-            <m:t> (top manager nữ: hiệu ứng nâng mặt bằng, lợi thế hiệu quả  17–20%cross-context)</m:t>
+            <m:t> (top manager nữ: hiệu ứng nâng mặt bằng, lợi thế hiệu quả  22%cross-context)</m:t>
           </m:r>
         </m:oMath>
       </m:oMathPara>
@@ -14166,7 +14175,7 @@
           <w:iCs/>
           <w:i/>
         </w:rPr>
-        <w:t xml:space="preserve">Ghi chú: Mẫu phân tích giảm dần từ N = 82.302 (M2) → 38.342 (M3, thêm kiểm soát) → 28.500 (M11, thêm manager + ICRV + three-way). DAI P7 là Tier 1+2 khi k33 có mặt, Tier-1 only khi thiếu — khác với P3 Vietnam (Tier-1 only) và đồng nhất với P4 Singapore (Tier-1+2). ICRV là biến điều tiết liên tục (integer), không phải dummies, nhằm giữ N đủ lớn trong M10–M11.</w:t>
+        <w:t xml:space="preserve">Ghi chú: Mẫu phân tích giảm dần từ N = 82.302 (M2) → 36.772 (M3, thêm kiểm soát) → 28.500 (M11, thêm manager + ICRV + three-way). DAI P7 là Tier 1+2 khi k33 có mặt, Tier-1 only khi thiếu — khác với P3 Vietnam (Tier-1 only) và đồng nhất với P4 Singapore (Tier-1+2). ICRV là biến điều tiết liên tục (integer), không phải dummies, nhằm giữ N đủ lớn trong M10–M11.</w:t>
       </w:r>
     </w:p>
     <w:bookmarkEnd w:id="46"/>

--- a/dist/luan_an/03_methodology_vi.docx
+++ b/dist/luan_an/03_methodology_vi.docx
@@ -499,7 +499,7 @@
         <w:t xml:space="preserve">47 nền kinh tế châu Á và Pacific</w:t>
       </w:r>
       <w:r>
-        <w:t xml:space="preserve">, với 6 sub-regime ICRV (Advanced innovation-driven, Advanced resource-driven, Upper-middle, Emerging, Frontier, Pacific SIDS). Quy mô này là lớn nhất cho khu vực trong literature internationalization–performance, gồm cả boundary case Pacific SIDS (9 nước, n=1.469 (mẫu phân tích sau lọc missing)) cho phép kiểm định forced internationalization penalty (Đỗ &amp; Phan, 2026 — P8 manuscript).</w:t>
+        <w:t xml:space="preserve">, với 6 sub-regime ICRV (Advanced innovation-driven, Advanced resource-driven, Upper-middle, Emerging, Frontier, Pacific SIDS). Quy mô này là lớn nhất cho khu vực trong literature internationalization–performance, gồm cả boundary case Pacific SIDS (9 nước, n=1.469 (mẫu phân tích sau lọc missing)) cho phép kiểm định forced internationalization penalty (Đỗ &amp; Phan, 2026 — phân tích SIDS Thái Bình Dương manuscript).</w:t>
       </w:r>
     </w:p>
     <w:bookmarkEnd w:id="27"/>
@@ -1016,7 +1016,7 @@
         <w:t xml:space="preserve">Biến kiểm soát</w:t>
       </w:r>
       <w:r>
-        <w:t xml:space="preserve">: top manager experience (năm kinh nghiệm), top manager education, top manager gender (female / male). Ba biến này được đưa vào như nhóm biến kiểm soát quản trị nội sinh, ở dạng số hạng chính nâng mặt bằng hiệu quả, không phải nhân tố điều tiết trọng tâm định hình độ cong của đường quan hệ I-P. Để bảo vệ tính nhân quả thuần khiết của tương tác Thể chế × Công nghệ, các đặc điểm nhà quản trị (kinh nghiệm, học vấn, giới tính) được đưa vào như biến kiểm soát quản trị nội sinh, không phải nhân tố điều tiết trọng tâm của đường cong I-P; ký hiệu H4 được giữ nguyên để tương thích với các bản thảo đồng hành (P3/P4/P5). Số hạng tương tác với FSTS chỉ được báo cáo như chẩn đoán phụ trợ.</w:t>
+        <w:t xml:space="preserve">: top manager experience (năm kinh nghiệm), top manager education, top manager gender (female / male). Ba biến này được đưa vào như nhóm biến kiểm soát quản trị nội sinh, ở dạng số hạng chính nâng mặt bằng hiệu quả, không phải nhân tố điều tiết trọng tâm định hình độ cong của đường quan hệ I-P. Để bảo vệ tính nhân quả thuần khiết của tương tác Thể chế × Công nghệ, các đặc điểm nhà quản trị (kinh nghiệm, học vấn, giới tính) được đưa vào như biến kiểm soát quản trị nội sinh, không phải nhân tố điều tiết trọng tâm của đường cong I-P; ký hiệu H4 được giữ nguyên để tương thích với các bản thảo đồng hành (phân tích Việt Nam, Singapore và Trung Quốc). Số hạng tương tác với FSTS chỉ được báo cáo như chẩn đoán phụ trợ.</w:t>
       </w:r>
     </w:p>
     <w:p>
@@ -7498,7 +7498,7 @@
         <w:t xml:space="preserve"> </w:t>
       </w:r>
       <w:r>
-        <w:t xml:space="preserve">— z-std của trung bình(c22b₀₁, k33₀₁, k38₀₁); khác P3 ở chỗ bao gồm e-payment hai chiều (Tier-2)</w:t>
+        <w:t xml:space="preserve">— z-std của trung bình(c22b₀₁, k33₀₁, k38₀₁); khác phân tích Việt Nam ở chỗ bao gồm e-payment hai chiều (Tier-2)</w:t>
       </w:r>
     </w:p>
     <w:p>
@@ -7543,7 +7543,7 @@
         <w:t xml:space="preserve">SoHuuNN_i</w:t>
       </w:r>
       <w:r>
-        <w:t xml:space="preserve">: biến kiểm soát tương tự P3</w:t>
+        <w:t xml:space="preserve">: biến kiểm soát tương tự phân tích Việt Nam</w:t>
       </w:r>
     </w:p>
     <w:p>
@@ -8408,7 +8408,7 @@
         <w:t xml:space="preserve"> </w:t>
       </w:r>
       <w:r>
-        <w:t xml:space="preserve">= TCI_full_z_it: năng lực công nghệ toàn diện — z-std của TB(b8₀₁, e6₀₁, b4₀₁, b7a₀₁); mở rộng hơn P3</w:t>
+        <w:t xml:space="preserve">= TCI_full_z_it: năng lực công nghệ toàn diện — z-std của TB(b8₀₁, e6₀₁, b4₀₁, b7a₀₁); mở rộng hơn phân tích Việt Nam</w:t>
       </w:r>
     </w:p>
     <w:p>
@@ -9324,7 +9324,7 @@
           <w:iCs/>
           <w:i/>
         </w:rPr>
-        <w:t xml:space="preserve">) tạo thêm nhận dạng biến thiên trong mẫu trong khi clustered SE theo idstd xử lý tương quan nội nhóm. DAI Trung Quốc chỉ là Tier-1 đơn biến — không đủ để kiểm định CDCM; hàm ý chính sách và lý thuyết khác với P4 Singapore (Tier-1+2).</w:t>
+        <w:t xml:space="preserve">) tạo thêm nhận dạng biến thiên trong mẫu trong khi clustered SE theo idstd xử lý tương quan nội nhóm. DAI Trung Quốc chỉ là Tier-1 đơn biến — không đủ để kiểm định CDCM; hàm ý chính sách và lý thuyết khác với phân tích Singapore (Tier-1+2).</w:t>
       </w:r>
     </w:p>
     <w:p>
@@ -12524,7 +12524,7 @@
         <w:t xml:space="preserve"> </w:t>
       </w:r>
       <w:r>
-        <w:t xml:space="preserve">(full three-way — kiểm định H7-P7):</w:t>
+        <w:t xml:space="preserve">(full three-way — kiểm định H7-phân tích đa quốc gia):</w:t>
       </w:r>
     </w:p>
     <w:p>
@@ -14175,7 +14175,7 @@
           <w:iCs/>
           <w:i/>
         </w:rPr>
-        <w:t xml:space="preserve">Ghi chú: Mẫu phân tích giảm dần từ N = 82.302 (M2) → 36.772 (M3, thêm kiểm soát) → 28.500 (M11, thêm manager + ICRV + three-way). DAI P7 là Tier 1+2 khi k33 có mặt, Tier-1 only khi thiếu — khác với P3 Vietnam (Tier-1 only) và đồng nhất với P4 Singapore (Tier-1+2). ICRV là biến điều tiết liên tục (integer), không phải dummies, nhằm giữ N đủ lớn trong M10–M11.</w:t>
+        <w:t xml:space="preserve">Ghi chú: Mẫu phân tích giảm dần từ N = 82.302 (M2) → 36.772 (M3, thêm kiểm soát) → 28.500 (M11, thêm manager + ICRV + three-way). DAI phân tích đa quốc gia là Tier 1+2 khi k33 có mặt, Tier-1 only khi thiếu — khác với phân tích Việt Nam Vietnam (Tier-1 only) và đồng nhất với phân tích Singapore (Tier-1+2). ICRV là biến điều tiết liên tục (integer), không phải dummies, nhằm giữ N đủ lớn trong M10–M11.</w:t>
       </w:r>
     </w:p>
     <w:bookmarkEnd w:id="46"/>

--- a/dist/luan_an/03_methodology_vi.docx
+++ b/dist/luan_an/03_methodology_vi.docx
@@ -4962,7 +4962,7 @@
           <w:bCs/>
           <w:b/>
         </w:rPr>
-        <w:t xml:space="preserve">M4 — Điều tiết CSS/DAI (H4 thăm dò):</w:t>
+        <w:t xml:space="preserve">M4 — Điều tiết CSS/DAI (H3, thăm dò):</w:t>
       </w:r>
     </w:p>
     <w:p>
@@ -7101,7 +7101,7 @@
               <w:jc w:val="left"/>
             </w:pPr>
             <w:r>
-              <w:t xml:space="preserve">Số hoá Tier-1 (H4 thăm dò)</w:t>
+              <w:t xml:space="preserve">Số hoá Tier-1 (H3, thăm dò)</w:t>
             </w:r>
           </w:p>
         </w:tc>
@@ -8659,7 +8659,7 @@
         <w:pStyle w:val="BlockText"/>
       </w:pPr>
       <w:r>
-        <w:t xml:space="preserve">M6 (Điều tiết ba chiều — kiểm định H3/H4a/H4b):</w:t>
+        <w:t xml:space="preserve">M6 (Điều tiết ba chiều — kiểm định điều tiết DAI bậc nhất và bậc hai (H3)):</w:t>
       </w:r>
       <w:r>
         <w:t xml:space="preserve"> </w:t>
@@ -8689,7 +8689,7 @@
         <w:t xml:space="preserve"> </w:t>
       </w:r>
       <w:r>
-        <w:t xml:space="preserve">Kết quả: F2 = 3,26 (p = 0,039, không qua Bonferroni α* = 0,017) → H4b (null capability-curvature moderation) được chấp nhận</w:t>
+        <w:t xml:space="preserve">Kết quả: F2 = 3,26 (p = 0,039, không qua Bonferroni α* = 0,017) → điều tiết năng lực–độ cong không có ý nghĩa (null capability-curvature moderation)</w:t>
       </w:r>
     </w:p>
     <w:p>
